--- a/planet_it_vciso_template.docx
+++ b/planet_it_vciso_template.docx
@@ -2729,73 +2729,39 @@
       </w:r>
     </w:p>
     <w:p>
-      <w:pPr>
+      <w:r>
+        <w:t>{%p for gap in d.critical_gaps %} • {{ gap }} {%p endfor %}</w:t>
+      </w:r>
+    </w:p>
+    <w:p/>
+    <w:p>
+      <w:pPr>
+        <w:pStyle w:val="Heading3"/>
+      </w:pPr>
+      <w:r>
+        <w:t>Zero-Cost Quick Wins:</w:t>
+      </w:r>
+    </w:p>
+    <w:p>
+      <w:r>
         <w:rPr>
           <w:rStyle w:val="hljs-emphasis"/>
         </w:rPr>
-      </w:pPr>
-      <w:r>
-        <w:t>%p for gap in d.critical</w:t>
-      </w:r>
-      <w:r>
-        <w:rPr>
-          <w:rStyle w:val="hljs-emphasis"/>
-        </w:rPr>
-        <w:t>_gaps %} • {{ gap }} {%p endfor %}</w:t>
-      </w:r>
-    </w:p>
-    <w:p/>
-    <w:p>
-      <w:pPr>
-        <w:pStyle w:val="Heading3"/>
-      </w:pPr>
-      <w:r>
-        <w:t>Zero-Cost Quick Wins:</w:t>
+        <w:t>{%p for win in d.vendor_agnostic_quick_wins %} • {{ win }} {%p endfor %}</w:t>
       </w:r>
     </w:p>
     <w:p>
-      <w:r>
-        <w:rPr>
-          <w:rStyle w:val="hljs-emphasis"/>
-        </w:rPr>
-        <w:t>{%p for win in d.vendor_</w:t>
-      </w:r>
-      <w:r>
-        <w:t>agnostic</w:t>
-      </w:r>
-      <w:r>
-        <w:rPr>
-          <w:rStyle w:val="hljs-emphasis"/>
-        </w:rPr>
-        <w:t>_quick_</w:t>
-      </w:r>
-      <w:r>
-        <w:t>wins %} • {{ win }} {%p endfor %}</w:t>
-      </w:r>
-    </w:p>
-    <w:p/>
-    <w:p>
       <w:pPr>
         <w:pStyle w:val="Heading3"/>
       </w:pPr>
       <w:r>
+        <w:lastRenderedPageBreak/>
         <w:t>Recommended Solutions:</w:t>
       </w:r>
     </w:p>
     <w:p>
-      <w:pPr>
-        <w:rPr>
-          <w:rStyle w:val="hljs-emphasis"/>
-        </w:rPr>
-      </w:pPr>
-      <w:r>
-        <w:t>{%p for sol in d.recommended</w:t>
-      </w:r>
-      <w:r>
-        <w:rPr>
-          <w:rStyle w:val="hljs-emphasis"/>
-        </w:rPr>
-        <w:t>_solutions %} • {{ sol }} {%p endfor %}</w:t>
+      <w:r>
+        <w:t>{%p for sol in d.recommended_solutions %} • {{ sol }} {%p endfor %}</w:t>
       </w:r>
     </w:p>
     <w:p/>
@@ -2907,7 +2873,6 @@
         <w:t>{% endfor %}</w:t>
       </w:r>
     </w:p>
-    <w:p/>
     <w:p/>
     <w:p/>
     <w:p/>

--- a/planet_it_vciso_template.docx
+++ b/planet_it_vciso_template.docx
@@ -2730,7 +2730,7 @@
     </w:p>
     <w:p>
       <w:r>
-        <w:t>{%p for gap in d.critical_gaps %} • {{ gap }} {%p endfor %}</w:t>
+        <w:t>{% for gap in d.critical_gaps %}• {{ gap }}{% if not loop.last %} {% endif %}{% endfor %}</w:t>
       </w:r>
     </w:p>
     <w:p/>
@@ -2739,29 +2739,46 @@
         <w:pStyle w:val="Heading3"/>
       </w:pPr>
       <w:r>
+        <w:lastRenderedPageBreak/>
         <w:t>Zero-Cost Quick Wins:</w:t>
       </w:r>
     </w:p>
     <w:p>
-      <w:r>
+      <w:pPr>
+        <w:pStyle w:val="Heading3"/>
         <w:rPr>
-          <w:rStyle w:val="hljs-emphasis"/>
+          <w:rFonts w:ascii="Roboto" w:eastAsiaTheme="minorHAnsi" w:hAnsi="Roboto" w:cstheme="minorBidi"/>
+          <w:color w:val="auto"/>
         </w:rPr>
-        <w:t>{%p for win in d.vendor_agnostic_quick_wins %} • {{ win }} {%p endfor %}</w:t>
+      </w:pPr>
+      <w:r>
+        <w:rPr>
+          <w:rFonts w:ascii="Roboto" w:eastAsiaTheme="minorHAnsi" w:hAnsi="Roboto" w:cstheme="minorBidi"/>
+          <w:color w:val="auto"/>
+        </w:rPr>
+        <w:t>{% for win in d.vendor_agnostic_quick_wins %}• {{ win }}{% if not loop.last %} {% endif %}{% endfor %}</w:t>
       </w:r>
     </w:p>
     <w:p>
       <w:pPr>
         <w:pStyle w:val="Heading3"/>
-      </w:pPr>
-      <w:r>
-        <w:lastRenderedPageBreak/>
-        <w:t>Recommended Solutions:</w:t>
-      </w:r>
+        <w:rPr>
+          <w:rFonts w:ascii="Roboto" w:eastAsiaTheme="minorHAnsi" w:hAnsi="Roboto" w:cstheme="minorBidi"/>
+          <w:color w:val="auto"/>
+        </w:rPr>
+      </w:pPr>
     </w:p>
     <w:p>
-      <w:r>
-        <w:t>{%p for sol in d.recommended_solutions %} • {{ sol }} {%p endfor %}</w:t>
+      <w:pPr>
+        <w:pStyle w:val="Heading3"/>
+      </w:pPr>
+      <w:r>
+        <w:t>Recommended Solutions:</w:t>
+      </w:r>
+    </w:p>
+    <w:p>
+      <w:r>
+        <w:t>{% for sol in d.recommended_solutions %}• {{ sol }}{% if not loop.last %} {% endif %}{% endfor %}</w:t>
       </w:r>
     </w:p>
     <w:p/>
@@ -2774,23 +2791,21 @@
       </w:r>
     </w:p>
     <w:p>
-      <w:r>
-        <w:t>{{ d.remediation</w:t>
-      </w:r>
-      <w:r>
+      <w:pPr>
+        <w:pStyle w:val="Heading3"/>
         <w:rPr>
-          <w:rStyle w:val="hljs-emphasis"/>
+          <w:rFonts w:ascii="Roboto" w:eastAsiaTheme="minorHAnsi" w:hAnsi="Roboto" w:cstheme="minorBidi"/>
+          <w:color w:val="auto"/>
         </w:rPr>
-        <w:t>_rationale }}</w:t>
+      </w:pPr>
+      <w:r>
+        <w:rPr>
+          <w:rFonts w:ascii="Roboto" w:eastAsiaTheme="minorHAnsi" w:hAnsi="Roboto" w:cstheme="minorBidi"/>
+          <w:color w:val="auto"/>
+        </w:rPr>
+        <w:t>{{ d.remediation_rationale }} {% endfor %}</w:t>
       </w:r>
     </w:p>
-    <w:p/>
-    <w:p>
-      <w:r>
-        <w:t>{% endfor %}</w:t>
-      </w:r>
-    </w:p>
-    <w:p/>
     <w:p>
       <w:pPr>
         <w:pStyle w:val="Heading1"/>
@@ -2841,7 +2856,7 @@
     </w:p>
     <w:p>
       <w:r>
-        <w:t>{%p for m in r.milestones %} • {{ m }} {%p endfor %}</w:t>
+        <w:t>{% for m in r.milestones %}• {{ m }}{% if not loop.last %} {% endif %}{% endfor %}</w:t>
       </w:r>
     </w:p>
     <w:p/>
@@ -2868,13 +2883,12 @@
         <w:t xml:space="preserve"> {{ r.business_value_delivered }}</w:t>
       </w:r>
     </w:p>
+    <w:p/>
     <w:p>
       <w:r>
         <w:t>{% endfor %}</w:t>
       </w:r>
     </w:p>
-    <w:p/>
-    <w:p/>
     <w:p/>
     <w:p/>
     <w:p/>
@@ -17057,7 +17071,6 @@
   <w:style w:type="character" w:default="1" w:styleId="DefaultParagraphFont">
     <w:name w:val="Default Paragraph Font"/>
     <w:uiPriority w:val="1"/>
-    <w:semiHidden/>
     <w:unhideWhenUsed/>
   </w:style>
   <w:style w:type="table" w:default="1" w:styleId="TableNormal">
@@ -17948,10 +17961,6 @@
 </file>
 
 <file path=customXml/item1.xml><?xml version="1.0" encoding="utf-8"?>
-<b:Sources xmlns:b="http://schemas.openxmlformats.org/officeDocument/2006/bibliography" xmlns="http://schemas.openxmlformats.org/officeDocument/2006/bibliography" SelectedStyle="\APASixthEditionOfficeOnline.xsl" StyleName="APA" Version="6"/>
-</file>
-
-<file path=customXml/item2.xml><?xml version="1.0" encoding="utf-8"?>
 <?mso-contentType ?>
 <FormTemplates xmlns="http://schemas.microsoft.com/sharepoint/v3/contenttype/forms">
   <Display>DocumentLibraryForm</Display>
@@ -17960,47 +17969,11 @@
 </FormTemplates>
 </file>
 
-<file path=customXml/item3.xml><?xml version="1.0" encoding="utf-8"?>
-<p:properties xmlns:p="http://schemas.microsoft.com/office/2006/metadata/properties" xmlns:xsi="http://www.w3.org/2001/XMLSchema-instance" xmlns:pc="http://schemas.microsoft.com/office/infopath/2007/PartnerControls">
-  <documentManagement>
-    <_ip_UnifiedCompliancePolicyUIAction xmlns="http://schemas.microsoft.com/sharepoint/v3" xsi:nil="true"/>
-    <_ip_UnifiedCompliancePolicyProperties xmlns="http://schemas.microsoft.com/sharepoint/v3" xsi:nil="true"/>
-    <lcf76f155ced4ddcb4097134ff3c332f xmlns="bc555557-3e8b-4e67-83dc-4a843c87bf48">
-      <Terms xmlns="http://schemas.microsoft.com/office/infopath/2007/PartnerControls"/>
-    </lcf76f155ced4ddcb4097134ff3c332f>
-    <TaxCatchAll xmlns="13e5e634-19bb-4da3-8eb1-d732f895062a" xsi:nil="true"/>
-    <SharedWithUsers xmlns="13e5e634-19bb-4da3-8eb1-d732f895062a">
-      <UserInfo>
-        <DisplayName>James Dell</DisplayName>
-        <AccountId>10</AccountId>
-        <AccountType/>
-      </UserInfo>
-      <UserInfo>
-        <DisplayName>Luke Finch</DisplayName>
-        <AccountId>44</AccountId>
-        <AccountType/>
-      </UserInfo>
-      <UserInfo>
-        <DisplayName>Sam Wray</DisplayName>
-        <AccountId>39</AccountId>
-        <AccountType/>
-      </UserInfo>
-      <UserInfo>
-        <DisplayName>Nick Johns</DisplayName>
-        <AccountId>18</AccountId>
-        <AccountType/>
-      </UserInfo>
-      <UserInfo>
-        <DisplayName>Justin Towle</DisplayName>
-        <AccountId>70</AccountId>
-        <AccountType/>
-      </UserInfo>
-    </SharedWithUsers>
-  </documentManagement>
-</p:properties>
+<file path=customXml/item2.xml><?xml version="1.0" encoding="utf-8"?>
+<b:Sources xmlns:b="http://schemas.openxmlformats.org/officeDocument/2006/bibliography" xmlns="http://schemas.openxmlformats.org/officeDocument/2006/bibliography" SelectedStyle="\APASixthEditionOfficeOnline.xsl" StyleName="APA" Version="6"/>
 </file>
 
-<file path=customXml/item4.xml><?xml version="1.0" encoding="utf-8"?>
+<file path=customXml/item3.xml><?xml version="1.0" encoding="utf-8"?>
 <ct:contentTypeSchema xmlns:ct="http://schemas.microsoft.com/office/2006/metadata/contentType" xmlns:ma="http://schemas.microsoft.com/office/2006/metadata/properties/metaAttributes" ct:_="" ma:_="" ma:contentTypeName="Document" ma:contentTypeID="0x01010035785702D987474A98E5EB52BEDD3AA6" ma:contentTypeVersion="19" ma:contentTypeDescription="Create a new document." ma:contentTypeScope="" ma:versionID="7475e8a14b23e3b44613142ca3702c71">
   <xsd:schema xmlns:xsd="http://www.w3.org/2001/XMLSchema" xmlns:xs="http://www.w3.org/2001/XMLSchema" xmlns:p="http://schemas.microsoft.com/office/2006/metadata/properties" xmlns:ns1="http://schemas.microsoft.com/sharepoint/v3" xmlns:ns2="bc555557-3e8b-4e67-83dc-4a843c87bf48" xmlns:ns3="13e5e634-19bb-4da3-8eb1-d732f895062a" targetNamespace="http://schemas.microsoft.com/office/2006/metadata/properties" ma:root="true" ma:fieldsID="a0e591cb8f16aef1e2d445ad70521c76" ns1:_="" ns2:_="" ns3:_="">
     <xsd:import namespace="http://schemas.microsoft.com/sharepoint/v3"/>
@@ -18258,7 +18231,55 @@
 </ct:contentTypeSchema>
 </file>
 
+<file path=customXml/item4.xml><?xml version="1.0" encoding="utf-8"?>
+<p:properties xmlns:p="http://schemas.microsoft.com/office/2006/metadata/properties" xmlns:xsi="http://www.w3.org/2001/XMLSchema-instance" xmlns:pc="http://schemas.microsoft.com/office/infopath/2007/PartnerControls">
+  <documentManagement>
+    <_ip_UnifiedCompliancePolicyUIAction xmlns="http://schemas.microsoft.com/sharepoint/v3" xsi:nil="true"/>
+    <_ip_UnifiedCompliancePolicyProperties xmlns="http://schemas.microsoft.com/sharepoint/v3" xsi:nil="true"/>
+    <lcf76f155ced4ddcb4097134ff3c332f xmlns="bc555557-3e8b-4e67-83dc-4a843c87bf48">
+      <Terms xmlns="http://schemas.microsoft.com/office/infopath/2007/PartnerControls"/>
+    </lcf76f155ced4ddcb4097134ff3c332f>
+    <TaxCatchAll xmlns="13e5e634-19bb-4da3-8eb1-d732f895062a" xsi:nil="true"/>
+    <SharedWithUsers xmlns="13e5e634-19bb-4da3-8eb1-d732f895062a">
+      <UserInfo>
+        <DisplayName>James Dell</DisplayName>
+        <AccountId>10</AccountId>
+        <AccountType/>
+      </UserInfo>
+      <UserInfo>
+        <DisplayName>Luke Finch</DisplayName>
+        <AccountId>44</AccountId>
+        <AccountType/>
+      </UserInfo>
+      <UserInfo>
+        <DisplayName>Sam Wray</DisplayName>
+        <AccountId>39</AccountId>
+        <AccountType/>
+      </UserInfo>
+      <UserInfo>
+        <DisplayName>Nick Johns</DisplayName>
+        <AccountId>18</AccountId>
+        <AccountType/>
+      </UserInfo>
+      <UserInfo>
+        <DisplayName>Justin Towle</DisplayName>
+        <AccountId>70</AccountId>
+        <AccountType/>
+      </UserInfo>
+    </SharedWithUsers>
+  </documentManagement>
+</p:properties>
+</file>
+
 <file path=customXml/itemProps1.xml><?xml version="1.0" encoding="utf-8"?>
+<ds:datastoreItem xmlns:ds="http://schemas.openxmlformats.org/officeDocument/2006/customXml" ds:itemID="{02C30E68-946A-4504-B925-FF5230B8A4C3}">
+  <ds:schemaRefs>
+    <ds:schemaRef ds:uri="http://schemas.microsoft.com/sharepoint/v3/contenttype/forms"/>
+  </ds:schemaRefs>
+</ds:datastoreItem>
+</file>
+
+<file path=customXml/itemProps2.xml><?xml version="1.0" encoding="utf-8"?>
 <ds:datastoreItem xmlns:ds="http://schemas.openxmlformats.org/officeDocument/2006/customXml" ds:itemID="{41B34B53-803B-4600-951E-8C7B6ABDE6A5}">
   <ds:schemaRefs>
     <ds:schemaRef ds:uri="http://schemas.openxmlformats.org/officeDocument/2006/bibliography"/>
@@ -18266,27 +18287,7 @@
 </ds:datastoreItem>
 </file>
 
-<file path=customXml/itemProps2.xml><?xml version="1.0" encoding="utf-8"?>
-<ds:datastoreItem xmlns:ds="http://schemas.openxmlformats.org/officeDocument/2006/customXml" ds:itemID="{02C30E68-946A-4504-B925-FF5230B8A4C3}">
-  <ds:schemaRefs>
-    <ds:schemaRef ds:uri="http://schemas.microsoft.com/sharepoint/v3/contenttype/forms"/>
-  </ds:schemaRefs>
-</ds:datastoreItem>
-</file>
-
 <file path=customXml/itemProps3.xml><?xml version="1.0" encoding="utf-8"?>
-<ds:datastoreItem xmlns:ds="http://schemas.openxmlformats.org/officeDocument/2006/customXml" ds:itemID="{EDF12601-A8A7-4B7A-9481-1111248E774A}">
-  <ds:schemaRefs>
-    <ds:schemaRef ds:uri="http://schemas.microsoft.com/office/2006/metadata/properties"/>
-    <ds:schemaRef ds:uri="http://schemas.microsoft.com/office/infopath/2007/PartnerControls"/>
-    <ds:schemaRef ds:uri="http://schemas.microsoft.com/sharepoint/v3"/>
-    <ds:schemaRef ds:uri="bc555557-3e8b-4e67-83dc-4a843c87bf48"/>
-    <ds:schemaRef ds:uri="13e5e634-19bb-4da3-8eb1-d732f895062a"/>
-  </ds:schemaRefs>
-</ds:datastoreItem>
-</file>
-
-<file path=customXml/itemProps4.xml><?xml version="1.0" encoding="utf-8"?>
 <ds:datastoreItem xmlns:ds="http://schemas.openxmlformats.org/officeDocument/2006/customXml" ds:itemID="{7F9D1B01-7FEE-4553-9877-3B31209422E5}">
   <ds:schemaRefs>
     <ds:schemaRef ds:uri="http://schemas.microsoft.com/office/2006/metadata/contentType"/>
@@ -18304,4 +18305,16 @@
     <ds:schemaRef ds:uri="http://schemas.microsoft.com/internal/obd"/>
   </ds:schemaRefs>
 </ds:datastoreItem>
+</file>
+
+<file path=customXml/itemProps4.xml><?xml version="1.0" encoding="utf-8"?>
+<ds:datastoreItem xmlns:ds="http://schemas.openxmlformats.org/officeDocument/2006/customXml" ds:itemID="{EDF12601-A8A7-4B7A-9481-1111248E774A}">
+  <ds:schemaRefs>
+    <ds:schemaRef ds:uri="http://schemas.microsoft.com/office/2006/metadata/properties"/>
+    <ds:schemaRef ds:uri="http://schemas.microsoft.com/office/infopath/2007/PartnerControls"/>
+    <ds:schemaRef ds:uri="http://schemas.microsoft.com/sharepoint/v3"/>
+    <ds:schemaRef ds:uri="bc555557-3e8b-4e67-83dc-4a843c87bf48"/>
+    <ds:schemaRef ds:uri="13e5e634-19bb-4da3-8eb1-d732f895062a"/>
+  </ds:schemaRefs>
+</ds:datastoreItem>
 </file>
--- a/planet_it_vciso_template.docx
+++ b/planet_it_vciso_template.docx
@@ -2599,211 +2599,578 @@
     </w:p>
     <w:p>
       <w:r>
-        <w:t xml:space="preserve">{% for </w:t>
-      </w:r>
-      <w:r>
-        <w:t>d</w:t>
-      </w:r>
-      <w:r>
-        <w:t xml:space="preserve"> in domains %}</w:t>
+        <w:t>{% for d in domains %}</w:t>
       </w:r>
     </w:p>
+    <w:tbl>
+      <w:tblPr>
+        <w:tblW w:w="5000" w:type="pct"/>
+        <w:tblCellSpacing w:w="15" w:type="dxa"/>
+        <w:tblBorders>
+          <w:top w:val="single" w:sz="8" w:space="0" w:color="03546E"/>
+          <w:left w:val="single" w:sz="8" w:space="0" w:color="03546E"/>
+          <w:bottom w:val="single" w:sz="8" w:space="0" w:color="03546E"/>
+          <w:right w:val="single" w:sz="8" w:space="0" w:color="03546E"/>
+        </w:tblBorders>
+        <w:tblCellMar>
+          <w:top w:w="15" w:type="dxa"/>
+          <w:left w:w="15" w:type="dxa"/>
+          <w:bottom w:w="15" w:type="dxa"/>
+          <w:right w:w="15" w:type="dxa"/>
+        </w:tblCellMar>
+        <w:tblLook w:val="04A0" w:firstRow="1" w:lastRow="0" w:firstColumn="1" w:lastColumn="0" w:noHBand="0" w:noVBand="1"/>
+      </w:tblPr>
+      <w:tblGrid>
+        <w:gridCol w:w="2718"/>
+        <w:gridCol w:w="6282"/>
+      </w:tblGrid>
+      <w:tr>
+        <w:trPr>
+          <w:tblCellSpacing w:w="15" w:type="dxa"/>
+        </w:trPr>
+        <w:tc>
+          <w:tcPr>
+            <w:tcW w:w="1485" w:type="pct"/>
+            <w:tcBorders>
+              <w:top w:val="single" w:sz="8" w:space="0" w:color="03546E"/>
+              <w:left w:val="single" w:sz="8" w:space="0" w:color="03546E"/>
+              <w:bottom w:val="single" w:sz="8" w:space="0" w:color="03546E"/>
+              <w:right w:val="single" w:sz="8" w:space="0" w:color="03546E"/>
+            </w:tcBorders>
+            <w:shd w:val="clear" w:color="auto" w:fill="03546E"/>
+            <w:tcMar>
+              <w:top w:w="80" w:type="dxa"/>
+              <w:left w:w="80" w:type="dxa"/>
+              <w:bottom w:w="80" w:type="dxa"/>
+              <w:right w:w="80" w:type="dxa"/>
+            </w:tcMar>
+            <w:vAlign w:val="center"/>
+            <w:hideMark/>
+          </w:tcPr>
+          <w:p>
+            <w:pPr>
+              <w:rPr>
+                <w:szCs w:val="20"/>
+                <w:lang w:eastAsia="en-GB"/>
+              </w:rPr>
+            </w:pPr>
+            <w:r>
+              <w:rPr>
+                <w:b/>
+                <w:bCs/>
+                <w:color w:val="FFFFFF"/>
+              </w:rPr>
+              <w:t>Field</w:t>
+            </w:r>
+          </w:p>
+        </w:tc>
+        <w:tc>
+          <w:tcPr>
+            <w:tcW w:w="3465" w:type="pct"/>
+            <w:tcBorders>
+              <w:top w:val="single" w:sz="8" w:space="0" w:color="03546E"/>
+              <w:left w:val="single" w:sz="8" w:space="0" w:color="03546E"/>
+              <w:bottom w:val="single" w:sz="8" w:space="0" w:color="03546E"/>
+              <w:right w:val="single" w:sz="8" w:space="0" w:color="03546E"/>
+            </w:tcBorders>
+            <w:shd w:val="clear" w:color="auto" w:fill="03546E"/>
+            <w:tcMar>
+              <w:top w:w="80" w:type="dxa"/>
+              <w:left w:w="80" w:type="dxa"/>
+              <w:bottom w:w="80" w:type="dxa"/>
+              <w:right w:w="80" w:type="dxa"/>
+            </w:tcMar>
+            <w:vAlign w:val="center"/>
+            <w:hideMark/>
+          </w:tcPr>
+          <w:p>
+            <w:r>
+              <w:rPr>
+                <w:b/>
+                <w:bCs/>
+                <w:color w:val="FFFFFF"/>
+              </w:rPr>
+              <w:t>Details</w:t>
+            </w:r>
+          </w:p>
+        </w:tc>
+      </w:tr>
+      <w:tr>
+        <w:trPr>
+          <w:tblCellSpacing w:w="15" w:type="dxa"/>
+        </w:trPr>
+        <w:tc>
+          <w:tcPr>
+            <w:tcW w:w="0" w:type="auto"/>
+            <w:tcBorders>
+              <w:top w:val="single" w:sz="8" w:space="0" w:color="03546E"/>
+              <w:left w:val="single" w:sz="8" w:space="0" w:color="03546E"/>
+              <w:bottom w:val="single" w:sz="8" w:space="0" w:color="03546E"/>
+              <w:right w:val="single" w:sz="8" w:space="0" w:color="03546E"/>
+            </w:tcBorders>
+            <w:tcMar>
+              <w:top w:w="80" w:type="dxa"/>
+              <w:left w:w="80" w:type="dxa"/>
+              <w:bottom w:w="80" w:type="dxa"/>
+              <w:right w:w="80" w:type="dxa"/>
+            </w:tcMar>
+            <w:vAlign w:val="center"/>
+            <w:hideMark/>
+          </w:tcPr>
+          <w:p>
+            <w:r>
+              <w:rPr>
+                <w:b/>
+                <w:bCs/>
+              </w:rPr>
+              <w:t>Domain</w:t>
+            </w:r>
+          </w:p>
+        </w:tc>
+        <w:tc>
+          <w:tcPr>
+            <w:tcW w:w="0" w:type="auto"/>
+            <w:tcBorders>
+              <w:top w:val="single" w:sz="8" w:space="0" w:color="03546E"/>
+              <w:left w:val="single" w:sz="8" w:space="0" w:color="03546E"/>
+              <w:bottom w:val="single" w:sz="8" w:space="0" w:color="03546E"/>
+              <w:right w:val="single" w:sz="8" w:space="0" w:color="03546E"/>
+            </w:tcBorders>
+            <w:tcMar>
+              <w:top w:w="80" w:type="dxa"/>
+              <w:left w:w="80" w:type="dxa"/>
+              <w:bottom w:w="80" w:type="dxa"/>
+              <w:right w:w="80" w:type="dxa"/>
+            </w:tcMar>
+            <w:vAlign w:val="center"/>
+            <w:hideMark/>
+          </w:tcPr>
+          <w:p>
+            <w:r>
+              <w:t>{{ d.domain_name }}</w:t>
+            </w:r>
+          </w:p>
+        </w:tc>
+      </w:tr>
+      <w:tr>
+        <w:trPr>
+          <w:tblCellSpacing w:w="15" w:type="dxa"/>
+        </w:trPr>
+        <w:tc>
+          <w:tcPr>
+            <w:tcW w:w="0" w:type="auto"/>
+            <w:tcBorders>
+              <w:top w:val="single" w:sz="8" w:space="0" w:color="03546E"/>
+              <w:left w:val="single" w:sz="8" w:space="0" w:color="03546E"/>
+              <w:bottom w:val="single" w:sz="8" w:space="0" w:color="03546E"/>
+              <w:right w:val="single" w:sz="8" w:space="0" w:color="03546E"/>
+            </w:tcBorders>
+            <w:tcMar>
+              <w:top w:w="80" w:type="dxa"/>
+              <w:left w:w="80" w:type="dxa"/>
+              <w:bottom w:w="80" w:type="dxa"/>
+              <w:right w:w="80" w:type="dxa"/>
+            </w:tcMar>
+            <w:vAlign w:val="center"/>
+            <w:hideMark/>
+          </w:tcPr>
+          <w:p>
+            <w:r>
+              <w:rPr>
+                <w:b/>
+                <w:bCs/>
+              </w:rPr>
+              <w:t>Current Maturity</w:t>
+            </w:r>
+          </w:p>
+        </w:tc>
+        <w:tc>
+          <w:tcPr>
+            <w:tcW w:w="0" w:type="auto"/>
+            <w:tcBorders>
+              <w:top w:val="single" w:sz="8" w:space="0" w:color="03546E"/>
+              <w:left w:val="single" w:sz="8" w:space="0" w:color="03546E"/>
+              <w:bottom w:val="single" w:sz="8" w:space="0" w:color="03546E"/>
+              <w:right w:val="single" w:sz="8" w:space="0" w:color="03546E"/>
+            </w:tcBorders>
+            <w:tcMar>
+              <w:top w:w="80" w:type="dxa"/>
+              <w:left w:w="80" w:type="dxa"/>
+              <w:bottom w:w="80" w:type="dxa"/>
+              <w:right w:w="80" w:type="dxa"/>
+            </w:tcMar>
+            <w:vAlign w:val="center"/>
+            <w:hideMark/>
+          </w:tcPr>
+          <w:p>
+            <w:r>
+              <w:t>{{ d.current_maturity_level }}</w:t>
+            </w:r>
+          </w:p>
+        </w:tc>
+      </w:tr>
+      <w:tr>
+        <w:trPr>
+          <w:tblCellSpacing w:w="15" w:type="dxa"/>
+        </w:trPr>
+        <w:tc>
+          <w:tcPr>
+            <w:tcW w:w="0" w:type="auto"/>
+            <w:tcBorders>
+              <w:top w:val="single" w:sz="8" w:space="0" w:color="03546E"/>
+              <w:left w:val="single" w:sz="8" w:space="0" w:color="03546E"/>
+              <w:bottom w:val="single" w:sz="8" w:space="0" w:color="03546E"/>
+              <w:right w:val="single" w:sz="8" w:space="0" w:color="03546E"/>
+            </w:tcBorders>
+            <w:tcMar>
+              <w:top w:w="80" w:type="dxa"/>
+              <w:left w:w="80" w:type="dxa"/>
+              <w:bottom w:w="80" w:type="dxa"/>
+              <w:right w:w="80" w:type="dxa"/>
+            </w:tcMar>
+            <w:vAlign w:val="center"/>
+            <w:hideMark/>
+          </w:tcPr>
+          <w:p>
+            <w:r>
+              <w:rPr>
+                <w:b/>
+                <w:bCs/>
+              </w:rPr>
+              <w:t>Technical Analysis</w:t>
+            </w:r>
+          </w:p>
+        </w:tc>
+        <w:tc>
+          <w:tcPr>
+            <w:tcW w:w="0" w:type="auto"/>
+            <w:tcBorders>
+              <w:top w:val="single" w:sz="8" w:space="0" w:color="03546E"/>
+              <w:left w:val="single" w:sz="8" w:space="0" w:color="03546E"/>
+              <w:bottom w:val="single" w:sz="8" w:space="0" w:color="03546E"/>
+              <w:right w:val="single" w:sz="8" w:space="0" w:color="03546E"/>
+            </w:tcBorders>
+            <w:tcMar>
+              <w:top w:w="80" w:type="dxa"/>
+              <w:left w:w="80" w:type="dxa"/>
+              <w:bottom w:w="80" w:type="dxa"/>
+              <w:right w:w="80" w:type="dxa"/>
+            </w:tcMar>
+            <w:vAlign w:val="center"/>
+            <w:hideMark/>
+          </w:tcPr>
+          <w:p>
+            <w:r>
+              <w:t>{{ d.current_state_analysis }}</w:t>
+            </w:r>
+          </w:p>
+        </w:tc>
+      </w:tr>
+      <w:tr>
+        <w:trPr>
+          <w:tblCellSpacing w:w="15" w:type="dxa"/>
+        </w:trPr>
+        <w:tc>
+          <w:tcPr>
+            <w:tcW w:w="0" w:type="auto"/>
+            <w:tcBorders>
+              <w:top w:val="single" w:sz="8" w:space="0" w:color="03546E"/>
+              <w:left w:val="single" w:sz="8" w:space="0" w:color="03546E"/>
+              <w:bottom w:val="single" w:sz="8" w:space="0" w:color="03546E"/>
+              <w:right w:val="single" w:sz="8" w:space="0" w:color="03546E"/>
+            </w:tcBorders>
+            <w:tcMar>
+              <w:top w:w="80" w:type="dxa"/>
+              <w:left w:w="80" w:type="dxa"/>
+              <w:bottom w:w="80" w:type="dxa"/>
+              <w:right w:w="80" w:type="dxa"/>
+            </w:tcMar>
+            <w:vAlign w:val="center"/>
+            <w:hideMark/>
+          </w:tcPr>
+          <w:p>
+            <w:r>
+              <w:rPr>
+                <w:b/>
+                <w:bCs/>
+              </w:rPr>
+              <w:t>Business Impact &amp; Risk</w:t>
+            </w:r>
+          </w:p>
+        </w:tc>
+        <w:tc>
+          <w:tcPr>
+            <w:tcW w:w="0" w:type="auto"/>
+            <w:tcBorders>
+              <w:top w:val="single" w:sz="8" w:space="0" w:color="03546E"/>
+              <w:left w:val="single" w:sz="8" w:space="0" w:color="03546E"/>
+              <w:bottom w:val="single" w:sz="8" w:space="0" w:color="03546E"/>
+              <w:right w:val="single" w:sz="8" w:space="0" w:color="03546E"/>
+            </w:tcBorders>
+            <w:tcMar>
+              <w:top w:w="80" w:type="dxa"/>
+              <w:left w:w="80" w:type="dxa"/>
+              <w:bottom w:w="80" w:type="dxa"/>
+              <w:right w:w="80" w:type="dxa"/>
+            </w:tcMar>
+            <w:vAlign w:val="center"/>
+            <w:hideMark/>
+          </w:tcPr>
+          <w:p>
+            <w:r>
+              <w:t>{{ d.business_impact_narrative }}</w:t>
+            </w:r>
+          </w:p>
+        </w:tc>
+      </w:tr>
+      <w:tr>
+        <w:trPr>
+          <w:tblCellSpacing w:w="15" w:type="dxa"/>
+        </w:trPr>
+        <w:tc>
+          <w:tcPr>
+            <w:tcW w:w="0" w:type="auto"/>
+            <w:tcBorders>
+              <w:top w:val="single" w:sz="8" w:space="0" w:color="03546E"/>
+              <w:left w:val="single" w:sz="8" w:space="0" w:color="03546E"/>
+              <w:bottom w:val="single" w:sz="8" w:space="0" w:color="03546E"/>
+              <w:right w:val="single" w:sz="8" w:space="0" w:color="03546E"/>
+            </w:tcBorders>
+            <w:tcMar>
+              <w:top w:w="80" w:type="dxa"/>
+              <w:left w:w="80" w:type="dxa"/>
+              <w:bottom w:w="80" w:type="dxa"/>
+              <w:right w:w="80" w:type="dxa"/>
+            </w:tcMar>
+            <w:vAlign w:val="center"/>
+            <w:hideMark/>
+          </w:tcPr>
+          <w:p>
+            <w:r>
+              <w:rPr>
+                <w:b/>
+                <w:bCs/>
+              </w:rPr>
+              <w:t>Critical Gaps</w:t>
+            </w:r>
+          </w:p>
+        </w:tc>
+        <w:tc>
+          <w:tcPr>
+            <w:tcW w:w="0" w:type="auto"/>
+            <w:tcBorders>
+              <w:top w:val="single" w:sz="8" w:space="0" w:color="03546E"/>
+              <w:left w:val="single" w:sz="8" w:space="0" w:color="03546E"/>
+              <w:bottom w:val="single" w:sz="8" w:space="0" w:color="03546E"/>
+              <w:right w:val="single" w:sz="8" w:space="0" w:color="03546E"/>
+            </w:tcBorders>
+            <w:tcMar>
+              <w:top w:w="80" w:type="dxa"/>
+              <w:left w:w="80" w:type="dxa"/>
+              <w:bottom w:w="80" w:type="dxa"/>
+              <w:right w:w="80" w:type="dxa"/>
+            </w:tcMar>
+            <w:vAlign w:val="center"/>
+            <w:hideMark/>
+          </w:tcPr>
+          <w:p>
+            <w:r>
+              <w:t>{% for gap in d.critical_gaps %}• {{ gap }}{% if not loop.last %}</w:t>
+            </w:r>
+            <w:r>
+              <w:br/>
+              <w:t>{% endif %}{% endfor %}</w:t>
+            </w:r>
+          </w:p>
+        </w:tc>
+      </w:tr>
+      <w:tr>
+        <w:trPr>
+          <w:tblCellSpacing w:w="15" w:type="dxa"/>
+        </w:trPr>
+        <w:tc>
+          <w:tcPr>
+            <w:tcW w:w="0" w:type="auto"/>
+            <w:tcBorders>
+              <w:top w:val="single" w:sz="8" w:space="0" w:color="03546E"/>
+              <w:left w:val="single" w:sz="8" w:space="0" w:color="03546E"/>
+              <w:bottom w:val="single" w:sz="8" w:space="0" w:color="03546E"/>
+              <w:right w:val="single" w:sz="8" w:space="0" w:color="03546E"/>
+            </w:tcBorders>
+            <w:tcMar>
+              <w:top w:w="80" w:type="dxa"/>
+              <w:left w:w="80" w:type="dxa"/>
+              <w:bottom w:w="80" w:type="dxa"/>
+              <w:right w:w="80" w:type="dxa"/>
+            </w:tcMar>
+            <w:vAlign w:val="center"/>
+            <w:hideMark/>
+          </w:tcPr>
+          <w:p>
+            <w:r>
+              <w:rPr>
+                <w:b/>
+                <w:bCs/>
+              </w:rPr>
+              <w:lastRenderedPageBreak/>
+              <w:t>Zero-Cost Quick Wins</w:t>
+            </w:r>
+          </w:p>
+        </w:tc>
+        <w:tc>
+          <w:tcPr>
+            <w:tcW w:w="0" w:type="auto"/>
+            <w:tcBorders>
+              <w:top w:val="single" w:sz="8" w:space="0" w:color="03546E"/>
+              <w:left w:val="single" w:sz="8" w:space="0" w:color="03546E"/>
+              <w:bottom w:val="single" w:sz="8" w:space="0" w:color="03546E"/>
+              <w:right w:val="single" w:sz="8" w:space="0" w:color="03546E"/>
+            </w:tcBorders>
+            <w:tcMar>
+              <w:top w:w="80" w:type="dxa"/>
+              <w:left w:w="80" w:type="dxa"/>
+              <w:bottom w:w="80" w:type="dxa"/>
+              <w:right w:w="80" w:type="dxa"/>
+            </w:tcMar>
+            <w:vAlign w:val="center"/>
+            <w:hideMark/>
+          </w:tcPr>
+          <w:p>
+            <w:r>
+              <w:t>{% for win in d.vendor_agnostic_quick_wins %}• {{ win }}{% if not loop.last %}</w:t>
+            </w:r>
+            <w:r>
+              <w:br/>
+              <w:t>{% endif %}{% endfor %}</w:t>
+            </w:r>
+          </w:p>
+        </w:tc>
+      </w:tr>
+      <w:tr>
+        <w:trPr>
+          <w:tblCellSpacing w:w="15" w:type="dxa"/>
+        </w:trPr>
+        <w:tc>
+          <w:tcPr>
+            <w:tcW w:w="0" w:type="auto"/>
+            <w:tcBorders>
+              <w:top w:val="single" w:sz="8" w:space="0" w:color="03546E"/>
+              <w:left w:val="single" w:sz="8" w:space="0" w:color="03546E"/>
+              <w:bottom w:val="single" w:sz="8" w:space="0" w:color="03546E"/>
+              <w:right w:val="single" w:sz="8" w:space="0" w:color="03546E"/>
+            </w:tcBorders>
+            <w:tcMar>
+              <w:top w:w="80" w:type="dxa"/>
+              <w:left w:w="80" w:type="dxa"/>
+              <w:bottom w:w="80" w:type="dxa"/>
+              <w:right w:w="80" w:type="dxa"/>
+            </w:tcMar>
+            <w:vAlign w:val="center"/>
+            <w:hideMark/>
+          </w:tcPr>
+          <w:p>
+            <w:r>
+              <w:rPr>
+                <w:b/>
+                <w:bCs/>
+              </w:rPr>
+              <w:t>Recommended Solutions</w:t>
+            </w:r>
+          </w:p>
+        </w:tc>
+        <w:tc>
+          <w:tcPr>
+            <w:tcW w:w="0" w:type="auto"/>
+            <w:tcBorders>
+              <w:top w:val="single" w:sz="8" w:space="0" w:color="03546E"/>
+              <w:left w:val="single" w:sz="8" w:space="0" w:color="03546E"/>
+              <w:bottom w:val="single" w:sz="8" w:space="0" w:color="03546E"/>
+              <w:right w:val="single" w:sz="8" w:space="0" w:color="03546E"/>
+            </w:tcBorders>
+            <w:tcMar>
+              <w:top w:w="80" w:type="dxa"/>
+              <w:left w:w="80" w:type="dxa"/>
+              <w:bottom w:w="80" w:type="dxa"/>
+              <w:right w:w="80" w:type="dxa"/>
+            </w:tcMar>
+            <w:vAlign w:val="center"/>
+            <w:hideMark/>
+          </w:tcPr>
+          <w:p>
+            <w:r>
+              <w:t>{% for sol in d.recommended_solutions %}• {{ sol }}{% if not loop.last %}</w:t>
+            </w:r>
+            <w:r>
+              <w:br/>
+              <w:t>{% endif %}{% endfor %}</w:t>
+            </w:r>
+          </w:p>
+        </w:tc>
+      </w:tr>
+      <w:tr>
+        <w:trPr>
+          <w:tblCellSpacing w:w="15" w:type="dxa"/>
+        </w:trPr>
+        <w:tc>
+          <w:tcPr>
+            <w:tcW w:w="0" w:type="auto"/>
+            <w:tcBorders>
+              <w:top w:val="single" w:sz="8" w:space="0" w:color="03546E"/>
+              <w:left w:val="single" w:sz="8" w:space="0" w:color="03546E"/>
+              <w:bottom w:val="single" w:sz="8" w:space="0" w:color="03546E"/>
+              <w:right w:val="single" w:sz="8" w:space="0" w:color="03546E"/>
+            </w:tcBorders>
+            <w:tcMar>
+              <w:top w:w="80" w:type="dxa"/>
+              <w:left w:w="80" w:type="dxa"/>
+              <w:bottom w:w="80" w:type="dxa"/>
+              <w:right w:w="80" w:type="dxa"/>
+            </w:tcMar>
+            <w:vAlign w:val="center"/>
+            <w:hideMark/>
+          </w:tcPr>
+          <w:p>
+            <w:r>
+              <w:rPr>
+                <w:b/>
+                <w:bCs/>
+              </w:rPr>
+              <w:t>Strategic Remediation Rationale</w:t>
+            </w:r>
+          </w:p>
+        </w:tc>
+        <w:tc>
+          <w:tcPr>
+            <w:tcW w:w="0" w:type="auto"/>
+            <w:tcBorders>
+              <w:top w:val="single" w:sz="8" w:space="0" w:color="03546E"/>
+              <w:left w:val="single" w:sz="8" w:space="0" w:color="03546E"/>
+              <w:bottom w:val="single" w:sz="8" w:space="0" w:color="03546E"/>
+              <w:right w:val="single" w:sz="8" w:space="0" w:color="03546E"/>
+            </w:tcBorders>
+            <w:tcMar>
+              <w:top w:w="80" w:type="dxa"/>
+              <w:left w:w="80" w:type="dxa"/>
+              <w:bottom w:w="80" w:type="dxa"/>
+              <w:right w:w="80" w:type="dxa"/>
+            </w:tcMar>
+            <w:vAlign w:val="center"/>
+            <w:hideMark/>
+          </w:tcPr>
+          <w:p>
+            <w:r>
+              <w:t>{{ d.remediation_rationale }}</w:t>
+            </w:r>
+          </w:p>
+        </w:tc>
+      </w:tr>
+    </w:tbl>
     <w:p>
       <w:pPr>
-        <w:pStyle w:val="Heading2"/>
+        <w:pStyle w:val="BodyText"/>
       </w:pPr>
       <w:r>
-        <w:t xml:space="preserve">Domain: </w:t>
-      </w:r>
-      <w:r>
-        <w:t>{{ d.domain</w:t>
-      </w:r>
-      <w:r>
-        <w:rPr>
-          <w:rStyle w:val="hljs-emphasis"/>
-        </w:rPr>
-        <w:t>_name }}</w:t>
-      </w:r>
-    </w:p>
-    <w:p>
-      <w:pPr>
-        <w:pStyle w:val="Heading3"/>
-      </w:pPr>
-      <w:r>
-        <w:t xml:space="preserve">Current Maturity: </w:t>
-      </w:r>
-      <w:r>
-        <w:rPr>
-          <w:rStyle w:val="hljs-emphasis"/>
-        </w:rPr>
-        <w:t>{{ d.current_</w:t>
-      </w:r>
-      <w:r>
-        <w:t>maturity</w:t>
-      </w:r>
-      <w:r>
-        <w:rPr>
-          <w:rStyle w:val="hljs-emphasis"/>
-        </w:rPr>
-        <w:t>_level }}</w:t>
-      </w:r>
-    </w:p>
-    <w:p/>
-    <w:p>
-      <w:pPr>
-        <w:pStyle w:val="Heading3"/>
-      </w:pPr>
-      <w:r>
-        <w:t xml:space="preserve">Technical </w:t>
-      </w:r>
-      <w:r>
-        <w:t>Analysis:</w:t>
-      </w:r>
-    </w:p>
-    <w:p>
-      <w:pPr>
-        <w:rPr>
-          <w:rStyle w:val="hljs-emphasis"/>
-        </w:rPr>
-      </w:pPr>
-      <w:r>
-        <w:rPr>
-          <w:rStyle w:val="hljs-emphasis"/>
-        </w:rPr>
-        <w:t>{{ d.current_</w:t>
-      </w:r>
-      <w:r>
-        <w:t>state</w:t>
-      </w:r>
-      <w:r>
-        <w:rPr>
-          <w:rStyle w:val="hljs-emphasis"/>
-        </w:rPr>
-        <w:t>_analysis }}</w:t>
-      </w:r>
-    </w:p>
-    <w:p/>
-    <w:p>
-      <w:pPr>
-        <w:rPr>
-          <w:rStyle w:val="hljs-emphasis"/>
-        </w:rPr>
-      </w:pPr>
-      <w:r>
-        <w:rPr>
-          <w:rStyle w:val="Heading3Char"/>
-        </w:rPr>
-        <w:t>Business Impact &amp; Risk:</w:t>
-      </w:r>
-      <w:r>
-        <w:rPr>
-          <w:rStyle w:val="hljs-emphasis"/>
-        </w:rPr>
-        <w:t xml:space="preserve"> </w:t>
-      </w:r>
-    </w:p>
-    <w:p>
-      <w:r>
-        <w:rPr>
-          <w:rStyle w:val="hljs-emphasis"/>
-        </w:rPr>
-        <w:t>{{ d.business_</w:t>
-      </w:r>
-      <w:r>
-        <w:t>impact</w:t>
-      </w:r>
-      <w:r>
-        <w:rPr>
-          <w:rStyle w:val="hljs-emphasis"/>
-        </w:rPr>
-        <w:t>_narrative }}</w:t>
-      </w:r>
-    </w:p>
-    <w:p/>
-    <w:p>
-      <w:pPr>
-        <w:pStyle w:val="Heading3"/>
-      </w:pPr>
-      <w:r>
-        <w:t>Critical Gaps:</w:t>
-      </w:r>
-    </w:p>
-    <w:p>
-      <w:r>
-        <w:t>{% for gap in d.critical_gaps %}• {{ gap }}{% if not loop.last %} {% endif %}{% endfor %}</w:t>
-      </w:r>
-    </w:p>
-    <w:p/>
-    <w:p>
-      <w:pPr>
-        <w:pStyle w:val="Heading3"/>
-      </w:pPr>
-      <w:r>
-        <w:lastRenderedPageBreak/>
-        <w:t>Zero-Cost Quick Wins:</w:t>
-      </w:r>
-    </w:p>
-    <w:p>
-      <w:pPr>
-        <w:pStyle w:val="Heading3"/>
-        <w:rPr>
-          <w:rFonts w:ascii="Roboto" w:eastAsiaTheme="minorHAnsi" w:hAnsi="Roboto" w:cstheme="minorBidi"/>
-          <w:color w:val="auto"/>
-        </w:rPr>
-      </w:pPr>
-      <w:r>
-        <w:rPr>
-          <w:rFonts w:ascii="Roboto" w:eastAsiaTheme="minorHAnsi" w:hAnsi="Roboto" w:cstheme="minorBidi"/>
-          <w:color w:val="auto"/>
-        </w:rPr>
-        <w:t>{% for win in d.vendor_agnostic_quick_wins %}• {{ win }}{% if not loop.last %} {% endif %}{% endfor %}</w:t>
-      </w:r>
-    </w:p>
-    <w:p>
-      <w:pPr>
-        <w:pStyle w:val="Heading3"/>
-        <w:rPr>
-          <w:rFonts w:ascii="Roboto" w:eastAsiaTheme="minorHAnsi" w:hAnsi="Roboto" w:cstheme="minorBidi"/>
-          <w:color w:val="auto"/>
-        </w:rPr>
-      </w:pPr>
-    </w:p>
-    <w:p>
-      <w:pPr>
-        <w:pStyle w:val="Heading3"/>
-      </w:pPr>
-      <w:r>
-        <w:t>Recommended Solutions:</w:t>
-      </w:r>
-    </w:p>
-    <w:p>
-      <w:r>
-        <w:t>{% for sol in d.recommended_solutions %}• {{ sol }}{% if not loop.last %} {% endif %}{% endfor %}</w:t>
-      </w:r>
-    </w:p>
-    <w:p/>
-    <w:p>
-      <w:pPr>
-        <w:pStyle w:val="Heading3"/>
-      </w:pPr>
-      <w:r>
-        <w:t xml:space="preserve">Strategic Remediation Rationale: </w:t>
-      </w:r>
-    </w:p>
-    <w:p>
-      <w:pPr>
-        <w:pStyle w:val="Heading3"/>
-        <w:rPr>
-          <w:rFonts w:ascii="Roboto" w:eastAsiaTheme="minorHAnsi" w:hAnsi="Roboto" w:cstheme="minorBidi"/>
-          <w:color w:val="auto"/>
-        </w:rPr>
-      </w:pPr>
-      <w:r>
-        <w:rPr>
-          <w:rFonts w:ascii="Roboto" w:eastAsiaTheme="minorHAnsi" w:hAnsi="Roboto" w:cstheme="minorBidi"/>
-          <w:color w:val="auto"/>
-        </w:rPr>
-        <w:t>{{ d.remediation_rationale }} {% endfor %}</w:t>
+        <w:t>{% endfor %}</w:t>
       </w:r>
     </w:p>
     <w:p>

--- a/planet_it_vciso_template.docx
+++ b/planet_it_vciso_template.docx
@@ -3187,72 +3187,505 @@
         <w:t xml:space="preserve"> Implementation Roadmap</w:t>
       </w:r>
     </w:p>
-    <w:p/>
     <w:p>
+      <w:pPr>
+        <w:pStyle w:val="NormalWeb"/>
+      </w:pPr>
       <w:r>
+        <w:rPr>
+          <w:rStyle w:val="HTMLCode"/>
+        </w:rPr>
         <w:t>{% for r in roadmap %}</w:t>
       </w:r>
     </w:p>
-    <w:p>
-      <w:pPr>
-        <w:pStyle w:val="Heading2"/>
-      </w:pPr>
-      <w:r>
-        <w:t>Phase: {{ r.phase_name }}</w:t>
-      </w:r>
-    </w:p>
-    <w:p>
-      <w:pPr>
-        <w:pStyle w:val="Heading3"/>
-      </w:pPr>
-      <w:r>
-        <w:t>Primary Objective: {{ r.primary_objective }}</w:t>
-      </w:r>
-    </w:p>
+    <w:p/>
+    <w:tbl>
+      <w:tblPr>
+        <w:tblW w:w="5000" w:type="pct"/>
+        <w:tblCellSpacing w:w="15" w:type="dxa"/>
+        <w:tblBorders>
+          <w:top w:val="single" w:sz="8" w:space="0" w:color="03546E"/>
+          <w:left w:val="single" w:sz="8" w:space="0" w:color="03546E"/>
+          <w:bottom w:val="single" w:sz="8" w:space="0" w:color="03546E"/>
+          <w:right w:val="single" w:sz="8" w:space="0" w:color="03546E"/>
+        </w:tblBorders>
+        <w:tblCellMar>
+          <w:top w:w="15" w:type="dxa"/>
+          <w:left w:w="15" w:type="dxa"/>
+          <w:bottom w:w="15" w:type="dxa"/>
+          <w:right w:w="15" w:type="dxa"/>
+        </w:tblCellMar>
+        <w:tblLook w:val="04A0" w:firstRow="1" w:lastRow="0" w:firstColumn="1" w:lastColumn="0" w:noHBand="0" w:noVBand="1"/>
+      </w:tblPr>
+      <w:tblGrid>
+        <w:gridCol w:w="2718"/>
+        <w:gridCol w:w="6282"/>
+      </w:tblGrid>
+      <w:tr>
+        <w:trPr>
+          <w:tblCellSpacing w:w="15" w:type="dxa"/>
+        </w:trPr>
+        <w:tc>
+          <w:tcPr>
+            <w:tcW w:w="1485" w:type="pct"/>
+            <w:tcBorders>
+              <w:top w:val="single" w:sz="8" w:space="0" w:color="03546E"/>
+              <w:left w:val="single" w:sz="8" w:space="0" w:color="03546E"/>
+              <w:bottom w:val="single" w:sz="8" w:space="0" w:color="03546E"/>
+              <w:right w:val="single" w:sz="8" w:space="0" w:color="03546E"/>
+            </w:tcBorders>
+            <w:shd w:val="clear" w:color="auto" w:fill="03546E"/>
+            <w:tcMar>
+              <w:top w:w="80" w:type="dxa"/>
+              <w:left w:w="80" w:type="dxa"/>
+              <w:bottom w:w="80" w:type="dxa"/>
+              <w:right w:w="80" w:type="dxa"/>
+            </w:tcMar>
+            <w:vAlign w:val="center"/>
+            <w:hideMark/>
+          </w:tcPr>
+          <w:p>
+            <w:pPr>
+              <w:rPr>
+                <w:szCs w:val="20"/>
+                <w:lang w:eastAsia="en-GB"/>
+              </w:rPr>
+            </w:pPr>
+            <w:r>
+              <w:rPr>
+                <w:b/>
+                <w:bCs/>
+                <w:color w:val="FFFFFF"/>
+              </w:rPr>
+              <w:t>Field</w:t>
+            </w:r>
+          </w:p>
+        </w:tc>
+        <w:tc>
+          <w:tcPr>
+            <w:tcW w:w="3465" w:type="pct"/>
+            <w:tcBorders>
+              <w:top w:val="single" w:sz="8" w:space="0" w:color="03546E"/>
+              <w:left w:val="single" w:sz="8" w:space="0" w:color="03546E"/>
+              <w:bottom w:val="single" w:sz="8" w:space="0" w:color="03546E"/>
+              <w:right w:val="single" w:sz="8" w:space="0" w:color="03546E"/>
+            </w:tcBorders>
+            <w:shd w:val="clear" w:color="auto" w:fill="03546E"/>
+            <w:tcMar>
+              <w:top w:w="80" w:type="dxa"/>
+              <w:left w:w="80" w:type="dxa"/>
+              <w:bottom w:w="80" w:type="dxa"/>
+              <w:right w:w="80" w:type="dxa"/>
+            </w:tcMar>
+            <w:vAlign w:val="center"/>
+            <w:hideMark/>
+          </w:tcPr>
+          <w:p>
+            <w:r>
+              <w:rPr>
+                <w:b/>
+                <w:bCs/>
+                <w:color w:val="FFFFFF"/>
+              </w:rPr>
+              <w:t>Details</w:t>
+            </w:r>
+          </w:p>
+        </w:tc>
+      </w:tr>
+      <w:tr>
+        <w:trPr>
+          <w:tblCellSpacing w:w="15" w:type="dxa"/>
+        </w:trPr>
+        <w:tc>
+          <w:tcPr>
+            <w:tcW w:w="0" w:type="auto"/>
+            <w:tcBorders>
+              <w:top w:val="single" w:sz="8" w:space="0" w:color="03546E"/>
+              <w:left w:val="single" w:sz="8" w:space="0" w:color="03546E"/>
+              <w:bottom w:val="single" w:sz="8" w:space="0" w:color="03546E"/>
+              <w:right w:val="single" w:sz="8" w:space="0" w:color="03546E"/>
+            </w:tcBorders>
+            <w:tcMar>
+              <w:top w:w="80" w:type="dxa"/>
+              <w:left w:w="80" w:type="dxa"/>
+              <w:bottom w:w="80" w:type="dxa"/>
+              <w:right w:w="80" w:type="dxa"/>
+            </w:tcMar>
+            <w:vAlign w:val="center"/>
+            <w:hideMark/>
+          </w:tcPr>
+          <w:p>
+            <w:r>
+              <w:rPr>
+                <w:b/>
+                <w:bCs/>
+              </w:rPr>
+              <w:t>Phase &amp; Timeline</w:t>
+            </w:r>
+          </w:p>
+        </w:tc>
+        <w:tc>
+          <w:tcPr>
+            <w:tcW w:w="0" w:type="auto"/>
+            <w:tcBorders>
+              <w:top w:val="single" w:sz="8" w:space="0" w:color="03546E"/>
+              <w:left w:val="single" w:sz="8" w:space="0" w:color="03546E"/>
+              <w:bottom w:val="single" w:sz="8" w:space="0" w:color="03546E"/>
+              <w:right w:val="single" w:sz="8" w:space="0" w:color="03546E"/>
+            </w:tcBorders>
+            <w:tcMar>
+              <w:top w:w="80" w:type="dxa"/>
+              <w:left w:w="80" w:type="dxa"/>
+              <w:bottom w:w="80" w:type="dxa"/>
+              <w:right w:w="80" w:type="dxa"/>
+            </w:tcMar>
+            <w:vAlign w:val="center"/>
+            <w:hideMark/>
+          </w:tcPr>
+          <w:p>
+            <w:r>
+              <w:rPr>
+                <w:rFonts w:ascii="Courier New" w:hAnsi="Courier New" w:cs="Courier New"/>
+              </w:rPr>
+              <w:t>{{ r.phase_name }}</w:t>
+            </w:r>
+          </w:p>
+        </w:tc>
+      </w:tr>
+      <w:tr>
+        <w:trPr>
+          <w:tblCellSpacing w:w="15" w:type="dxa"/>
+        </w:trPr>
+        <w:tc>
+          <w:tcPr>
+            <w:tcW w:w="0" w:type="auto"/>
+            <w:tcBorders>
+              <w:top w:val="single" w:sz="8" w:space="0" w:color="03546E"/>
+              <w:left w:val="single" w:sz="8" w:space="0" w:color="03546E"/>
+              <w:bottom w:val="single" w:sz="8" w:space="0" w:color="03546E"/>
+              <w:right w:val="single" w:sz="8" w:space="0" w:color="03546E"/>
+            </w:tcBorders>
+            <w:tcMar>
+              <w:top w:w="80" w:type="dxa"/>
+              <w:left w:w="80" w:type="dxa"/>
+              <w:bottom w:w="80" w:type="dxa"/>
+              <w:right w:w="80" w:type="dxa"/>
+            </w:tcMar>
+            <w:vAlign w:val="center"/>
+            <w:hideMark/>
+          </w:tcPr>
+          <w:p>
+            <w:r>
+              <w:rPr>
+                <w:b/>
+                <w:bCs/>
+              </w:rPr>
+              <w:t>Strategic Objective</w:t>
+            </w:r>
+          </w:p>
+        </w:tc>
+        <w:tc>
+          <w:tcPr>
+            <w:tcW w:w="0" w:type="auto"/>
+            <w:tcBorders>
+              <w:top w:val="single" w:sz="8" w:space="0" w:color="03546E"/>
+              <w:left w:val="single" w:sz="8" w:space="0" w:color="03546E"/>
+              <w:bottom w:val="single" w:sz="8" w:space="0" w:color="03546E"/>
+              <w:right w:val="single" w:sz="8" w:space="0" w:color="03546E"/>
+            </w:tcBorders>
+            <w:tcMar>
+              <w:top w:w="80" w:type="dxa"/>
+              <w:left w:w="80" w:type="dxa"/>
+              <w:bottom w:w="80" w:type="dxa"/>
+              <w:right w:w="80" w:type="dxa"/>
+            </w:tcMar>
+            <w:vAlign w:val="center"/>
+            <w:hideMark/>
+          </w:tcPr>
+          <w:p>
+            <w:r>
+              <w:rPr>
+                <w:rFonts w:ascii="Courier New" w:hAnsi="Courier New" w:cs="Courier New"/>
+              </w:rPr>
+              <w:t>{{ r.primary_objective }}</w:t>
+            </w:r>
+          </w:p>
+        </w:tc>
+      </w:tr>
+      <w:tr>
+        <w:trPr>
+          <w:tblCellSpacing w:w="15" w:type="dxa"/>
+        </w:trPr>
+        <w:tc>
+          <w:tcPr>
+            <w:tcW w:w="0" w:type="auto"/>
+            <w:tcBorders>
+              <w:top w:val="single" w:sz="8" w:space="0" w:color="03546E"/>
+              <w:left w:val="single" w:sz="8" w:space="0" w:color="03546E"/>
+              <w:bottom w:val="single" w:sz="8" w:space="0" w:color="03546E"/>
+              <w:right w:val="single" w:sz="8" w:space="0" w:color="03546E"/>
+            </w:tcBorders>
+            <w:tcMar>
+              <w:top w:w="80" w:type="dxa"/>
+              <w:left w:w="80" w:type="dxa"/>
+              <w:bottom w:w="80" w:type="dxa"/>
+              <w:right w:w="80" w:type="dxa"/>
+            </w:tcMar>
+            <w:vAlign w:val="center"/>
+            <w:hideMark/>
+          </w:tcPr>
+          <w:p>
+            <w:r>
+              <w:rPr>
+                <w:b/>
+                <w:bCs/>
+              </w:rPr>
+              <w:t>Estimated Effort</w:t>
+            </w:r>
+          </w:p>
+        </w:tc>
+        <w:tc>
+          <w:tcPr>
+            <w:tcW w:w="0" w:type="auto"/>
+            <w:tcBorders>
+              <w:top w:val="single" w:sz="8" w:space="0" w:color="03546E"/>
+              <w:left w:val="single" w:sz="8" w:space="0" w:color="03546E"/>
+              <w:bottom w:val="single" w:sz="8" w:space="0" w:color="03546E"/>
+              <w:right w:val="single" w:sz="8" w:space="0" w:color="03546E"/>
+            </w:tcBorders>
+            <w:tcMar>
+              <w:top w:w="80" w:type="dxa"/>
+              <w:left w:w="80" w:type="dxa"/>
+              <w:bottom w:w="80" w:type="dxa"/>
+              <w:right w:w="80" w:type="dxa"/>
+            </w:tcMar>
+            <w:vAlign w:val="center"/>
+            <w:hideMark/>
+          </w:tcPr>
+          <w:p>
+            <w:r>
+              <w:rPr>
+                <w:rFonts w:ascii="Courier New" w:hAnsi="Courier New" w:cs="Courier New"/>
+              </w:rPr>
+              <w:t>{{ r.estimated_effort }}</w:t>
+            </w:r>
+          </w:p>
+        </w:tc>
+      </w:tr>
+      <w:tr>
+        <w:trPr>
+          <w:tblCellSpacing w:w="15" w:type="dxa"/>
+        </w:trPr>
+        <w:tc>
+          <w:tcPr>
+            <w:tcW w:w="0" w:type="auto"/>
+            <w:tcBorders>
+              <w:top w:val="single" w:sz="8" w:space="0" w:color="03546E"/>
+              <w:left w:val="single" w:sz="8" w:space="0" w:color="03546E"/>
+              <w:bottom w:val="single" w:sz="8" w:space="0" w:color="03546E"/>
+              <w:right w:val="single" w:sz="8" w:space="0" w:color="03546E"/>
+            </w:tcBorders>
+            <w:tcMar>
+              <w:top w:w="80" w:type="dxa"/>
+              <w:left w:w="80" w:type="dxa"/>
+              <w:bottom w:w="80" w:type="dxa"/>
+              <w:right w:w="80" w:type="dxa"/>
+            </w:tcMar>
+            <w:vAlign w:val="center"/>
+            <w:hideMark/>
+          </w:tcPr>
+          <w:p>
+            <w:r>
+              <w:rPr>
+                <w:b/>
+                <w:bCs/>
+              </w:rPr>
+              <w:t>Key Milestones</w:t>
+            </w:r>
+          </w:p>
+        </w:tc>
+        <w:tc>
+          <w:tcPr>
+            <w:tcW w:w="0" w:type="auto"/>
+            <w:tcBorders>
+              <w:top w:val="single" w:sz="8" w:space="0" w:color="03546E"/>
+              <w:left w:val="single" w:sz="8" w:space="0" w:color="03546E"/>
+              <w:bottom w:val="single" w:sz="8" w:space="0" w:color="03546E"/>
+              <w:right w:val="single" w:sz="8" w:space="0" w:color="03546E"/>
+            </w:tcBorders>
+            <w:tcMar>
+              <w:top w:w="80" w:type="dxa"/>
+              <w:left w:w="80" w:type="dxa"/>
+              <w:bottom w:w="80" w:type="dxa"/>
+              <w:right w:w="80" w:type="dxa"/>
+            </w:tcMar>
+            <w:vAlign w:val="center"/>
+            <w:hideMark/>
+          </w:tcPr>
+          <w:p>
+            <w:r>
+              <w:rPr>
+                <w:rFonts w:ascii="Courier New" w:hAnsi="Courier New" w:cs="Courier New"/>
+              </w:rPr>
+              <w:t>{% for m in r.milestones %}</w:t>
+            </w:r>
+          </w:p>
+          <w:p>
+            <w:r>
+              <w:rPr>
+                <w:rFonts w:ascii="Courier New" w:hAnsi="Courier New" w:cs="Courier New"/>
+              </w:rPr>
+              <w:t>• {{ m }}</w:t>
+            </w:r>
+          </w:p>
+          <w:p>
+            <w:r>
+              <w:rPr>
+                <w:rFonts w:ascii="Courier New" w:hAnsi="Courier New" w:cs="Courier New"/>
+              </w:rPr>
+              <w:t>[SHIFT+ENTER]</w:t>
+            </w:r>
+          </w:p>
+          <w:p>
+            <w:r>
+              <w:rPr>
+                <w:rFonts w:ascii="Courier New" w:hAnsi="Courier New" w:cs="Courier New"/>
+              </w:rPr>
+              <w:t>{% endfor %}</w:t>
+            </w:r>
+          </w:p>
+        </w:tc>
+      </w:tr>
+      <w:tr>
+        <w:trPr>
+          <w:tblCellSpacing w:w="15" w:type="dxa"/>
+        </w:trPr>
+        <w:tc>
+          <w:tcPr>
+            <w:tcW w:w="0" w:type="auto"/>
+            <w:tcBorders>
+              <w:top w:val="single" w:sz="8" w:space="0" w:color="03546E"/>
+              <w:left w:val="single" w:sz="8" w:space="0" w:color="03546E"/>
+              <w:bottom w:val="single" w:sz="8" w:space="0" w:color="03546E"/>
+              <w:right w:val="single" w:sz="8" w:space="0" w:color="03546E"/>
+            </w:tcBorders>
+            <w:tcMar>
+              <w:top w:w="80" w:type="dxa"/>
+              <w:left w:w="80" w:type="dxa"/>
+              <w:bottom w:w="80" w:type="dxa"/>
+              <w:right w:w="80" w:type="dxa"/>
+            </w:tcMar>
+            <w:vAlign w:val="center"/>
+            <w:hideMark/>
+          </w:tcPr>
+          <w:p>
+            <w:r>
+              <w:rPr>
+                <w:b/>
+                <w:bCs/>
+              </w:rPr>
+              <w:t>Business Value Delivered</w:t>
+            </w:r>
+          </w:p>
+        </w:tc>
+        <w:tc>
+          <w:tcPr>
+            <w:tcW w:w="0" w:type="auto"/>
+            <w:tcBorders>
+              <w:top w:val="single" w:sz="8" w:space="0" w:color="03546E"/>
+              <w:left w:val="single" w:sz="8" w:space="0" w:color="03546E"/>
+              <w:bottom w:val="single" w:sz="8" w:space="0" w:color="03546E"/>
+              <w:right w:val="single" w:sz="8" w:space="0" w:color="03546E"/>
+            </w:tcBorders>
+            <w:tcMar>
+              <w:top w:w="80" w:type="dxa"/>
+              <w:left w:w="80" w:type="dxa"/>
+              <w:bottom w:w="80" w:type="dxa"/>
+              <w:right w:w="80" w:type="dxa"/>
+            </w:tcMar>
+            <w:vAlign w:val="center"/>
+            <w:hideMark/>
+          </w:tcPr>
+          <w:p>
+            <w:r>
+              <w:rPr>
+                <w:rFonts w:ascii="Courier New" w:hAnsi="Courier New" w:cs="Courier New"/>
+              </w:rPr>
+              <w:t>{{ r.business_value_delivered }}</w:t>
+            </w:r>
+          </w:p>
+        </w:tc>
+      </w:tr>
+      <w:tr>
+        <w:trPr>
+          <w:tblCellSpacing w:w="15" w:type="dxa"/>
+        </w:trPr>
+        <w:tc>
+          <w:tcPr>
+            <w:tcW w:w="0" w:type="auto"/>
+            <w:tcBorders>
+              <w:top w:val="single" w:sz="8" w:space="0" w:color="03546E"/>
+              <w:left w:val="single" w:sz="8" w:space="0" w:color="03546E"/>
+              <w:bottom w:val="single" w:sz="8" w:space="0" w:color="03546E"/>
+              <w:right w:val="single" w:sz="8" w:space="0" w:color="03546E"/>
+            </w:tcBorders>
+            <w:tcMar>
+              <w:top w:w="80" w:type="dxa"/>
+              <w:left w:w="80" w:type="dxa"/>
+              <w:bottom w:w="80" w:type="dxa"/>
+              <w:right w:w="80" w:type="dxa"/>
+            </w:tcMar>
+            <w:vAlign w:val="center"/>
+            <w:hideMark/>
+          </w:tcPr>
+          <w:p>
+            <w:r>
+              <w:rPr>
+                <w:b/>
+                <w:bCs/>
+              </w:rPr>
+              <w:t>Resource Requirements</w:t>
+            </w:r>
+          </w:p>
+        </w:tc>
+        <w:tc>
+          <w:tcPr>
+            <w:tcW w:w="0" w:type="auto"/>
+            <w:tcBorders>
+              <w:top w:val="single" w:sz="8" w:space="0" w:color="03546E"/>
+              <w:left w:val="single" w:sz="8" w:space="0" w:color="03546E"/>
+              <w:bottom w:val="single" w:sz="8" w:space="0" w:color="03546E"/>
+              <w:right w:val="single" w:sz="8" w:space="0" w:color="03546E"/>
+            </w:tcBorders>
+            <w:tcMar>
+              <w:top w:w="80" w:type="dxa"/>
+              <w:left w:w="80" w:type="dxa"/>
+              <w:bottom w:w="80" w:type="dxa"/>
+              <w:right w:w="80" w:type="dxa"/>
+            </w:tcMar>
+            <w:vAlign w:val="center"/>
+            <w:hideMark/>
+          </w:tcPr>
+          <w:p>
+            <w:r>
+              <w:rPr>
+                <w:rFonts w:ascii="Courier New" w:hAnsi="Courier New" w:cs="Courier New"/>
+              </w:rPr>
+              <w:t>{{ r.resource_requirements }}</w:t>
+            </w:r>
+          </w:p>
+        </w:tc>
+      </w:tr>
+    </w:tbl>
     <w:p/>
     <w:p>
+      <w:pPr>
+        <w:pStyle w:val="NormalWeb"/>
+      </w:pPr>
       <w:r>
         <w:rPr>
-          <w:rStyle w:val="Heading3Char"/>
+          <w:rStyle w:val="HTMLCode"/>
         </w:rPr>
-        <w:t>Milestones</w:t>
-      </w:r>
-      <w:r>
-        <w:t>:</w:t>
-      </w:r>
-    </w:p>
-    <w:p>
-      <w:r>
-        <w:t>{% for m in r.milestones %}• {{ m }}{% if not loop.last %} {% endif %}{% endfor %}</w:t>
-      </w:r>
-    </w:p>
-    <w:p/>
-    <w:p>
-      <w:r>
-        <w:rPr>
-          <w:rStyle w:val="Heading3Char"/>
-        </w:rPr>
-        <w:t xml:space="preserve">Resource Requirements: </w:t>
-      </w:r>
-      <w:r>
-        <w:t>{{ r.resource_requirements }}</w:t>
-      </w:r>
-    </w:p>
-    <w:p/>
-    <w:p>
-      <w:r>
-        <w:rPr>
-          <w:rStyle w:val="Heading3Char"/>
-        </w:rPr>
-        <w:t>Business Value Delivered:</w:t>
-      </w:r>
-      <w:r>
-        <w:t xml:space="preserve"> {{ r.business_value_delivered }}</w:t>
-      </w:r>
-    </w:p>
-    <w:p/>
-    <w:p>
-      <w:r>
         <w:t>{% endfor %}</w:t>
       </w:r>
     </w:p>
@@ -3273,11 +3706,6 @@
     <w:p/>
     <w:p/>
     <w:p/>
-    <w:p/>
-    <w:p/>
-    <w:p/>
-    <w:p/>
-    <w:p/>
     <w:p>
       <w:pPr>
         <w:pStyle w:val="Heading1"/>
@@ -3286,6 +3714,7 @@
         </w:rPr>
       </w:pPr>
       <w:r>
+        <w:lastRenderedPageBreak/>
         <w:t>Why Planet IT</w:t>
       </w:r>
     </w:p>
@@ -3323,7 +3752,6 @@
           <w:sz w:val="20"/>
           <w:szCs w:val="24"/>
         </w:rPr>
-        <w:lastRenderedPageBreak/>
         <w:t xml:space="preserve">Our </w:t>
       </w:r>
       <w:r>
@@ -3678,6 +4106,7 @@
         <w:spacing w:after="240"/>
       </w:pPr>
       <w:r>
+        <w:lastRenderedPageBreak/>
         <w:t>Our Pedigree</w:t>
       </w:r>
     </w:p>
@@ -3698,7 +4127,6 @@
     <w:p/>
     <w:p>
       <w:r>
-        <w:lastRenderedPageBreak/>
         <w:t xml:space="preserve">Since the beginning, we have built our business on first-class customer service and employing the best people available. We continue that ethos today, constantly building and maintaining our </w:t>
       </w:r>
     </w:p>
@@ -4881,7 +5309,7 @@
           </mc:Choice>
           <mc:Fallback>
             <w:pict>
-              <v:shape w14:anchorId="37D5DB8D" id="Text Box 1395801432" o:spid="_x0000_s1082" type="#_x0000_t202" style="position:absolute;margin-left:234.55pt;margin-top:10.6pt;width:228.1pt;height:486.2pt;z-index:251657225;visibility:visible;mso-wrap-style:square;mso-height-percent:0;mso-wrap-distance-left:9pt;mso-wrap-distance-top:0;mso-wrap-distance-right:9pt;mso-wrap-distance-bottom:0;mso-position-horizontal:absolute;mso-position-horizontal-relative:text;mso-position-vertical:absolute;mso-position-vertical-relative:text;mso-height-percent:0;mso-height-relative:margin;v-text-anchor:top" o:gfxdata="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" fillcolor="white [3201]" stroked="f" strokeweight=".5pt">
+              <v:shape w14:anchorId="37D5DB8D" id="Text Box 1395801432" o:spid="_x0000_s1029" type="#_x0000_t202" style="position:absolute;margin-left:234.55pt;margin-top:10.6pt;width:228.1pt;height:486.2pt;z-index:251657225;visibility:visible;mso-wrap-style:square;mso-height-percent:0;mso-wrap-distance-left:9pt;mso-wrap-distance-top:0;mso-wrap-distance-right:9pt;mso-wrap-distance-bottom:0;mso-position-horizontal:absolute;mso-position-horizontal-relative:text;mso-position-vertical:absolute;mso-position-vertical-relative:text;mso-height-percent:0;mso-height-relative:margin;v-text-anchor:top" o:gfxdata="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" fillcolor="white [3201]" stroked="f" strokeweight=".5pt">
                 <v:textbox>
                   <w:txbxContent>
                     <w:p>
@@ -6537,7 +6965,7 @@
           </mc:Choice>
           <mc:Fallback>
             <w:pict>
-              <v:shape w14:anchorId="0BFEBFDA" id="Text Box 1749209667" o:spid="_x0000_s1083" type="#_x0000_t202" style="position:absolute;margin-left:-20.7pt;margin-top:10.6pt;width:228.1pt;height:532.35pt;z-index:251657224;visibility:visible;mso-wrap-style:square;mso-height-percent:0;mso-wrap-distance-left:9pt;mso-wrap-distance-top:0;mso-wrap-distance-right:9pt;mso-wrap-distance-bottom:0;mso-position-horizontal:absolute;mso-position-horizontal-relative:text;mso-position-vertical:absolute;mso-position-vertical-relative:text;mso-height-percent:0;mso-height-relative:margin;v-text-anchor:top" o:gfxdata="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" fillcolor="white [3201]" stroked="f" strokeweight=".5pt">
+              <v:shape w14:anchorId="0BFEBFDA" id="Text Box 1749209667" o:spid="_x0000_s1030" type="#_x0000_t202" style="position:absolute;margin-left:-20.7pt;margin-top:10.6pt;width:228.1pt;height:532.35pt;z-index:251657224;visibility:visible;mso-wrap-style:square;mso-height-percent:0;mso-wrap-distance-left:9pt;mso-wrap-distance-top:0;mso-wrap-distance-right:9pt;mso-wrap-distance-bottom:0;mso-position-horizontal:absolute;mso-position-horizontal-relative:text;mso-position-vertical:absolute;mso-position-vertical-relative:text;mso-height-percent:0;mso-height-relative:margin;v-text-anchor:top" o:gfxdata="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" fillcolor="white [3201]" stroked="f" strokeweight=".5pt">
                 <v:textbox>
                   <w:txbxContent>
                     <w:p>
@@ -9060,11 +9488,30 @@
           </mc:Choice>
           <mc:Fallback>
             <w:pict>
-              <v:group w14:anchorId="392E5ACB" id="_x0000_s1084" style="position:absolute;margin-left:-61.9pt;margin-top:20.9pt;width:576.4pt;height:333.5pt;z-index:251657228;mso-position-horizontal-relative:text;mso-position-vertical-relative:text;mso-height-relative:margin" coordsize="73205,42355" o:gfxdata="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">
-                <v:shape id="Picture 522" o:spid="_x0000_s1085" type="#_x0000_t75" style="position:absolute;left:18765;width:37179;height:5842;visibility:visible;mso-wrap-style:square" o:gfxdata="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">
+              <v:group w14:anchorId="392E5ACB" id="Group 32" o:spid="_x0000_s1031" style="position:absolute;margin-left:-61.9pt;margin-top:20.9pt;width:576.4pt;height:333.5pt;z-index:251657228;mso-height-relative:margin" coordsize="73205,42355" o:gfxdata="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">
+                <v:shapetype id="_x0000_t75" coordsize="21600,21600" o:spt="75" o:preferrelative="t" path="m@4@5l@4@11@9@11@9@5xe" filled="f" stroked="f">
+                  <v:stroke joinstyle="miter"/>
+                  <v:formulas>
+                    <v:f eqn="if lineDrawn pixelLineWidth 0"/>
+                    <v:f eqn="sum @0 1 0"/>
+                    <v:f eqn="sum 0 0 @1"/>
+                    <v:f eqn="prod @2 1 2"/>
+                    <v:f eqn="prod @3 21600 pixelWidth"/>
+                    <v:f eqn="prod @3 21600 pixelHeight"/>
+                    <v:f eqn="sum @0 0 1"/>
+                    <v:f eqn="prod @6 1 2"/>
+                    <v:f eqn="prod @7 21600 pixelWidth"/>
+                    <v:f eqn="sum @8 21600 0"/>
+                    <v:f eqn="prod @7 21600 pixelHeight"/>
+                    <v:f eqn="sum @10 21600 0"/>
+                  </v:formulas>
+                  <v:path o:extrusionok="f" gradientshapeok="t" o:connecttype="rect"/>
+                  <o:lock v:ext="edit" aspectratio="t"/>
+                </v:shapetype>
+                <v:shape id="Picture 522" o:spid="_x0000_s1032" type="#_x0000_t75" style="position:absolute;left:18765;width:37179;height:5842;visibility:visible;mso-wrap-style:square" o:gfxdata="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">
                   <v:imagedata r:id="rId43" o:title=""/>
                 </v:shape>
-                <v:shape id="Text Box 363991275" o:spid="_x0000_s1086" type="#_x0000_t202" style="position:absolute;top:27750;width:24384;height:4064;visibility:visible;mso-wrap-style:square;v-text-anchor:top" o:gfxdata="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" filled="f" stroked="f" strokeweight=".5pt">
+                <v:shape id="Text Box 363991275" o:spid="_x0000_s1033" type="#_x0000_t202" style="position:absolute;top:27750;width:24384;height:4064;visibility:visible;mso-wrap-style:square;v-text-anchor:top" o:gfxdata="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" filled="f" stroked="f" strokeweight=".5pt">
                   <v:textbox>
                     <w:txbxContent>
                       <w:p>
@@ -9088,7 +9535,7 @@
                     </w:txbxContent>
                   </v:textbox>
                 </v:shape>
-                <v:shape id="Text Box 573268449" o:spid="_x0000_s1087" type="#_x0000_t202" style="position:absolute;left:48821;top:27352;width:24384;height:4064;visibility:visible;mso-wrap-style:square;v-text-anchor:top" o:gfxdata="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" filled="f" stroked="f" strokeweight=".5pt">
+                <v:shape id="Text Box 573268449" o:spid="_x0000_s1034" type="#_x0000_t202" style="position:absolute;left:48821;top:27352;width:24384;height:4064;visibility:visible;mso-wrap-style:square;v-text-anchor:top" o:gfxdata="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" filled="f" stroked="f" strokeweight=".5pt">
                   <v:textbox>
                     <w:txbxContent>
                       <w:p>
@@ -9112,7 +9559,7 @@
                     </w:txbxContent>
                   </v:textbox>
                 </v:shape>
-                <v:shape id="Text Box 532173996" o:spid="_x0000_s1088" type="#_x0000_t202" style="position:absolute;left:25364;top:27750;width:24384;height:14605;visibility:visible;mso-wrap-style:square;v-text-anchor:top" o:gfxdata="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" filled="f" stroked="f" strokeweight=".5pt">
+                <v:shape id="Text Box 532173996" o:spid="_x0000_s1035" type="#_x0000_t202" style="position:absolute;left:25364;top:27750;width:24384;height:14605;visibility:visible;mso-wrap-style:square;v-text-anchor:top" o:gfxdata="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" filled="f" stroked="f" strokeweight=".5pt">
                   <v:textbox>
                     <w:txbxContent>
                       <w:p>
@@ -9228,13 +9675,13 @@
                     </w:txbxContent>
                   </v:textbox>
                 </v:shape>
-                <v:shape id="Picture 529" o:spid="_x0000_s1089" type="#_x0000_t75" alt="A picture containing text, clipart, tableware, light&#10;&#10;Description automatically generated" style="position:absolute;left:9859;top:22979;width:4445;height:4445;visibility:visible;mso-wrap-style:square" o:gfxdata="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">
+                <v:shape id="Picture 529" o:spid="_x0000_s1036" type="#_x0000_t75" alt="A picture containing text, clipart, tableware, light&#10;&#10;Description automatically generated" style="position:absolute;left:9859;top:22979;width:4445;height:4445;visibility:visible;mso-wrap-style:square" o:gfxdata="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">
                   <v:imagedata r:id="rId44" o:title="A picture containing text, clipart, tableware, light&#10;&#10;Description automatically generated"/>
                 </v:shape>
-                <v:shape id="Picture 530" o:spid="_x0000_s1090" type="#_x0000_t75" alt="Icon&#10;&#10;Description automatically generated" style="position:absolute;left:34985;top:22740;width:4445;height:4445;visibility:visible;mso-wrap-style:square" o:gfxdata="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">
+                <v:shape id="Picture 530" o:spid="_x0000_s1037" type="#_x0000_t75" alt="Icon&#10;&#10;Description automatically generated" style="position:absolute;left:34985;top:22740;width:4445;height:4445;visibility:visible;mso-wrap-style:square" o:gfxdata="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">
                   <v:imagedata r:id="rId45" o:title="Icon&#10;&#10;Description automatically generated"/>
                 </v:shape>
-                <v:shape id="Picture 533" o:spid="_x0000_s1091" type="#_x0000_t75" alt="Icon&#10;&#10;Description automatically generated" style="position:absolute;left:57805;top:22661;width:4445;height:4445;visibility:visible;mso-wrap-style:square" o:gfxdata="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">
+                <v:shape id="Picture 533" o:spid="_x0000_s1038" type="#_x0000_t75" alt="Icon&#10;&#10;Description automatically generated" style="position:absolute;left:57805;top:22661;width:4445;height:4445;visibility:visible;mso-wrap-style:square" o:gfxdata="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">
                   <v:imagedata r:id="rId46" o:title="Icon&#10;&#10;Description automatically generated"/>
                 </v:shape>
               </v:group>
@@ -9664,7 +10111,7 @@
           </mc:Choice>
           <mc:Fallback>
             <w:pict>
-              <v:shape w14:anchorId="2B49E626" id="Text Box 11" o:spid="_x0000_s1092" type="#_x0000_t202" style="position:absolute;margin-left:-30.45pt;margin-top:7.6pt;width:512.85pt;height:224pt;z-index:251657221;visibility:visible;mso-wrap-style:square;mso-width-percent:0;mso-height-percent:0;mso-wrap-distance-left:9pt;mso-wrap-distance-top:0;mso-wrap-distance-right:9pt;mso-wrap-distance-bottom:0;mso-position-horizontal:absolute;mso-position-horizontal-relative:margin;mso-position-vertical:absolute;mso-position-vertical-relative:text;mso-width-percent:0;mso-height-percent:0;mso-width-relative:margin;mso-height-relative:margin;v-text-anchor:top" o:gfxdata="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" filled="f" stroked="f" strokeweight=".5pt">
+              <v:shape w14:anchorId="2B49E626" id="Text Box 11" o:spid="_x0000_s1039" type="#_x0000_t202" style="position:absolute;margin-left:-30.45pt;margin-top:7.6pt;width:512.85pt;height:224pt;z-index:251657221;visibility:visible;mso-wrap-style:square;mso-width-percent:0;mso-height-percent:0;mso-wrap-distance-left:9pt;mso-wrap-distance-top:0;mso-wrap-distance-right:9pt;mso-wrap-distance-bottom:0;mso-position-horizontal:absolute;mso-position-horizontal-relative:margin;mso-position-vertical:absolute;mso-position-vertical-relative:text;mso-width-percent:0;mso-height-percent:0;mso-width-relative:margin;mso-height-relative:margin;v-text-anchor:top" o:gfxdata="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" filled="f" stroked="f" strokeweight=".5pt">
                 <v:textbox>
                   <w:txbxContent>
                     <w:p>
@@ -17438,6 +17885,7 @@
   <w:style w:type="character" w:default="1" w:styleId="DefaultParagraphFont">
     <w:name w:val="Default Paragraph Font"/>
     <w:uiPriority w:val="1"/>
+    <w:semiHidden/>
     <w:unhideWhenUsed/>
   </w:style>
   <w:style w:type="table" w:default="1" w:styleId="TableNormal">
@@ -17838,7 +18286,6 @@
     <w:name w:val="Normal (Web)"/>
     <w:basedOn w:val="Normal"/>
     <w:uiPriority w:val="99"/>
-    <w:semiHidden/>
     <w:unhideWhenUsed/>
     <w:rsid w:val="00E029A5"/>
     <w:pPr>
@@ -17931,6 +18378,30 @@
     <w:name w:val="hljs-emphasis"/>
     <w:basedOn w:val="DefaultParagraphFont"/>
     <w:rsid w:val="004906CA"/>
+  </w:style>
+  <w:style w:type="character" w:styleId="HTMLCode">
+    <w:name w:val="HTML Code"/>
+    <w:basedOn w:val="DefaultParagraphFont"/>
+    <w:uiPriority w:val="99"/>
+    <w:semiHidden/>
+    <w:unhideWhenUsed/>
+    <w:rsid w:val="00E26BFF"/>
+    <w:rPr>
+      <w:rFonts w:ascii="Courier New" w:eastAsia="Times New Roman" w:hAnsi="Courier New" w:cs="Courier New"/>
+      <w:sz w:val="20"/>
+      <w:szCs w:val="20"/>
+    </w:rPr>
+  </w:style>
+  <w:style w:type="character" w:styleId="Strong">
+    <w:name w:val="Strong"/>
+    <w:basedOn w:val="DefaultParagraphFont"/>
+    <w:uiPriority w:val="22"/>
+    <w:qFormat/>
+    <w:rsid w:val="00E26BFF"/>
+    <w:rPr>
+      <w:b/>
+      <w:bCs/>
+    </w:rPr>
   </w:style>
 </w:styles>
 </file>

--- a/planet_it_vciso_template.docx
+++ b/planet_it_vciso_template.docx
@@ -3345,7 +3345,7 @@
           <w:p>
             <w:r>
               <w:rPr>
-                <w:rFonts w:ascii="Courier New" w:hAnsi="Courier New" w:cs="Courier New"/>
+                <w:rFonts w:cs="Courier New"/>
               </w:rPr>
               <w:t>{{ r.phase_name }}</w:t>
             </w:r>
@@ -3405,7 +3405,7 @@
           <w:p>
             <w:r>
               <w:rPr>
-                <w:rFonts w:ascii="Courier New" w:hAnsi="Courier New" w:cs="Courier New"/>
+                <w:rFonts w:cs="Courier New"/>
               </w:rPr>
               <w:t>{{ r.primary_objective }}</w:t>
             </w:r>
@@ -3465,7 +3465,7 @@
           <w:p>
             <w:r>
               <w:rPr>
-                <w:rFonts w:ascii="Courier New" w:hAnsi="Courier New" w:cs="Courier New"/>
+                <w:rFonts w:cs="Courier New"/>
               </w:rPr>
               <w:t>{{ r.estimated_effort }}</w:t>
             </w:r>
@@ -3525,7 +3525,7 @@
           <w:p>
             <w:r>
               <w:rPr>
-                <w:rFonts w:ascii="Courier New" w:hAnsi="Courier New" w:cs="Courier New"/>
+                <w:rFonts w:cs="Courier New"/>
               </w:rPr>
               <w:t>{% for m in r.milestones %}</w:t>
             </w:r>
@@ -3533,7 +3533,7 @@
           <w:p>
             <w:r>
               <w:rPr>
-                <w:rFonts w:ascii="Courier New" w:hAnsi="Courier New" w:cs="Courier New"/>
+                <w:rFonts w:cs="Courier New"/>
               </w:rPr>
               <w:t>• {{ m }}</w:t>
             </w:r>
@@ -3541,15 +3541,13 @@
           <w:p>
             <w:r>
               <w:rPr>
-                <w:rFonts w:ascii="Courier New" w:hAnsi="Courier New" w:cs="Courier New"/>
+                <w:rFonts w:cs="Courier New"/>
               </w:rPr>
-              <w:t>[SHIFT+ENTER]</w:t>
+              <w:br/>
             </w:r>
-          </w:p>
-          <w:p>
             <w:r>
               <w:rPr>
-                <w:rFonts w:ascii="Courier New" w:hAnsi="Courier New" w:cs="Courier New"/>
+                <w:rFonts w:cs="Courier New"/>
               </w:rPr>
               <w:t>{% endfor %}</w:t>
             </w:r>
@@ -3609,7 +3607,7 @@
           <w:p>
             <w:r>
               <w:rPr>
-                <w:rFonts w:ascii="Courier New" w:hAnsi="Courier New" w:cs="Courier New"/>
+                <w:rFonts w:cs="Courier New"/>
               </w:rPr>
               <w:t>{{ r.business_value_delivered }}</w:t>
             </w:r>
@@ -3669,7 +3667,7 @@
           <w:p>
             <w:r>
               <w:rPr>
-                <w:rFonts w:ascii="Courier New" w:hAnsi="Courier New" w:cs="Courier New"/>
+                <w:rFonts w:cs="Courier New"/>
               </w:rPr>
               <w:t>{{ r.resource_requirements }}</w:t>
             </w:r>

--- a/planet_it_vciso_template.docx
+++ b/planet_it_vciso_template.docx
@@ -802,7 +802,7 @@
         <w:pStyle w:val="ListParagraph"/>
         <w:numPr>
           <w:ilvl w:val="0"/>
-          <w:numId w:val="50"/>
+          <w:numId w:val="3"/>
         </w:numPr>
       </w:pPr>
       <w:r>
@@ -821,7 +821,7 @@
         <w:pStyle w:val="ListParagraph"/>
         <w:numPr>
           <w:ilvl w:val="0"/>
-          <w:numId w:val="50"/>
+          <w:numId w:val="3"/>
         </w:numPr>
       </w:pPr>
       <w:r>
@@ -840,7 +840,7 @@
         <w:pStyle w:val="ListParagraph"/>
         <w:numPr>
           <w:ilvl w:val="0"/>
-          <w:numId w:val="50"/>
+          <w:numId w:val="3"/>
         </w:numPr>
       </w:pPr>
       <w:r>
@@ -859,7 +859,7 @@
         <w:pStyle w:val="ListParagraph"/>
         <w:numPr>
           <w:ilvl w:val="0"/>
-          <w:numId w:val="50"/>
+          <w:numId w:val="3"/>
         </w:numPr>
       </w:pPr>
       <w:r>
@@ -878,7 +878,7 @@
         <w:pStyle w:val="ListParagraph"/>
         <w:numPr>
           <w:ilvl w:val="0"/>
-          <w:numId w:val="50"/>
+          <w:numId w:val="3"/>
         </w:numPr>
       </w:pPr>
       <w:r>
@@ -897,7 +897,7 @@
         <w:pStyle w:val="ListParagraph"/>
         <w:numPr>
           <w:ilvl w:val="0"/>
-          <w:numId w:val="50"/>
+          <w:numId w:val="3"/>
         </w:numPr>
       </w:pPr>
       <w:r>
@@ -916,7 +916,7 @@
         <w:pStyle w:val="ListParagraph"/>
         <w:numPr>
           <w:ilvl w:val="0"/>
-          <w:numId w:val="50"/>
+          <w:numId w:val="3"/>
         </w:numPr>
       </w:pPr>
       <w:r>
@@ -935,7 +935,7 @@
         <w:pStyle w:val="ListParagraph"/>
         <w:numPr>
           <w:ilvl w:val="0"/>
-          <w:numId w:val="50"/>
+          <w:numId w:val="3"/>
         </w:numPr>
       </w:pPr>
       <w:r>
@@ -954,7 +954,7 @@
         <w:pStyle w:val="ListParagraph"/>
         <w:numPr>
           <w:ilvl w:val="0"/>
-          <w:numId w:val="50"/>
+          <w:numId w:val="3"/>
         </w:numPr>
       </w:pPr>
       <w:r>
@@ -3187,6 +3187,468 @@
         <w:t xml:space="preserve"> Implementation Roadmap</w:t>
       </w:r>
     </w:p>
+    <w:p/>
+    <w:p>
+      <w:r>
+        <w:t>At Planet IT we map our suggested and prospective implementation roadmaps to three distinct phases:</w:t>
+      </w:r>
+    </w:p>
+    <w:p/>
+    <w:p>
+      <w:pPr>
+        <w:pStyle w:val="ListParagraph"/>
+        <w:numPr>
+          <w:ilvl w:val="0"/>
+          <w:numId w:val="4"/>
+        </w:numPr>
+      </w:pPr>
+      <w:r>
+        <w:t>Foundational Hygeine</w:t>
+      </w:r>
+    </w:p>
+    <w:p>
+      <w:pPr>
+        <w:pStyle w:val="ListParagraph"/>
+        <w:numPr>
+          <w:ilvl w:val="0"/>
+          <w:numId w:val="4"/>
+        </w:numPr>
+      </w:pPr>
+      <w:r>
+        <w:t>Active Managed Defence</w:t>
+      </w:r>
+    </w:p>
+    <w:p>
+      <w:pPr>
+        <w:pStyle w:val="ListParagraph"/>
+        <w:numPr>
+          <w:ilvl w:val="0"/>
+          <w:numId w:val="4"/>
+        </w:numPr>
+      </w:pPr>
+      <w:r>
+        <w:t>Adaptive Governance</w:t>
+      </w:r>
+    </w:p>
+    <w:p/>
+    <w:p>
+      <w:r>
+        <w:t>These phases delineate the strategies required to implement a robust security, goveneance and compliance solution to effectively defend {{ customer_name }} moving forward.  The phases are made up as such:</w:t>
+      </w:r>
+    </w:p>
+    <w:p/>
+    <w:tbl>
+      <w:tblPr>
+        <w:tblW w:w="5000" w:type="pct"/>
+        <w:tblCellSpacing w:w="15" w:type="dxa"/>
+        <w:tblBorders>
+          <w:top w:val="single" w:sz="8" w:space="0" w:color="03546E"/>
+          <w:left w:val="single" w:sz="8" w:space="0" w:color="03546E"/>
+          <w:bottom w:val="single" w:sz="8" w:space="0" w:color="03546E"/>
+          <w:right w:val="single" w:sz="8" w:space="0" w:color="03546E"/>
+        </w:tblBorders>
+        <w:tblCellMar>
+          <w:top w:w="15" w:type="dxa"/>
+          <w:left w:w="15" w:type="dxa"/>
+          <w:bottom w:w="15" w:type="dxa"/>
+          <w:right w:w="15" w:type="dxa"/>
+        </w:tblCellMar>
+        <w:tblLook w:val="04A0" w:firstRow="1" w:lastRow="0" w:firstColumn="1" w:lastColumn="0" w:noHBand="0" w:noVBand="1"/>
+      </w:tblPr>
+      <w:tblGrid>
+        <w:gridCol w:w="2177"/>
+        <w:gridCol w:w="2516"/>
+        <w:gridCol w:w="4307"/>
+      </w:tblGrid>
+      <w:tr>
+        <w:trPr>
+          <w:tblCellSpacing w:w="15" w:type="dxa"/>
+        </w:trPr>
+        <w:tc>
+          <w:tcPr>
+            <w:tcW w:w="1200" w:type="pct"/>
+            <w:tcBorders>
+              <w:top w:val="single" w:sz="8" w:space="0" w:color="03546E"/>
+              <w:left w:val="single" w:sz="8" w:space="0" w:color="03546E"/>
+              <w:bottom w:val="single" w:sz="8" w:space="0" w:color="03546E"/>
+              <w:right w:val="single" w:sz="8" w:space="0" w:color="03546E"/>
+            </w:tcBorders>
+            <w:shd w:val="clear" w:color="auto" w:fill="03506D"/>
+            <w:tcMar>
+              <w:top w:w="80" w:type="dxa"/>
+              <w:left w:w="80" w:type="dxa"/>
+              <w:bottom w:w="80" w:type="dxa"/>
+              <w:right w:w="80" w:type="dxa"/>
+            </w:tcMar>
+            <w:vAlign w:val="center"/>
+            <w:hideMark/>
+          </w:tcPr>
+          <w:p>
+            <w:pPr>
+              <w:rPr>
+                <w:szCs w:val="20"/>
+                <w:lang w:eastAsia="en-GB"/>
+              </w:rPr>
+            </w:pPr>
+            <w:r>
+              <w:rPr>
+                <w:b/>
+                <w:bCs/>
+                <w:color w:val="FFFFFF"/>
+              </w:rPr>
+              <w:t>Phase &amp; Timeline</w:t>
+            </w:r>
+          </w:p>
+        </w:tc>
+        <w:tc>
+          <w:tcPr>
+            <w:tcW w:w="1400" w:type="pct"/>
+            <w:tcBorders>
+              <w:top w:val="single" w:sz="8" w:space="0" w:color="03546E"/>
+              <w:left w:val="nil"/>
+              <w:bottom w:val="single" w:sz="8" w:space="0" w:color="03546E"/>
+              <w:right w:val="single" w:sz="8" w:space="0" w:color="03546E"/>
+            </w:tcBorders>
+            <w:shd w:val="clear" w:color="auto" w:fill="03506D"/>
+            <w:tcMar>
+              <w:top w:w="80" w:type="dxa"/>
+              <w:left w:w="80" w:type="dxa"/>
+              <w:bottom w:w="80" w:type="dxa"/>
+              <w:right w:w="80" w:type="dxa"/>
+            </w:tcMar>
+            <w:vAlign w:val="center"/>
+            <w:hideMark/>
+          </w:tcPr>
+          <w:p>
+            <w:r>
+              <w:rPr>
+                <w:b/>
+                <w:bCs/>
+                <w:color w:val="FFFFFF"/>
+              </w:rPr>
+              <w:t>Primary Strategic Objective</w:t>
+            </w:r>
+          </w:p>
+        </w:tc>
+        <w:tc>
+          <w:tcPr>
+            <w:tcW w:w="2400" w:type="pct"/>
+            <w:tcBorders>
+              <w:top w:val="single" w:sz="8" w:space="0" w:color="03546E"/>
+              <w:left w:val="nil"/>
+              <w:bottom w:val="single" w:sz="8" w:space="0" w:color="03546E"/>
+              <w:right w:val="single" w:sz="8" w:space="0" w:color="03546E"/>
+            </w:tcBorders>
+            <w:shd w:val="clear" w:color="auto" w:fill="03506D"/>
+            <w:tcMar>
+              <w:top w:w="80" w:type="dxa"/>
+              <w:left w:w="80" w:type="dxa"/>
+              <w:bottom w:w="80" w:type="dxa"/>
+              <w:right w:w="80" w:type="dxa"/>
+            </w:tcMar>
+            <w:vAlign w:val="center"/>
+            <w:hideMark/>
+          </w:tcPr>
+          <w:p>
+            <w:r>
+              <w:rPr>
+                <w:b/>
+                <w:bCs/>
+                <w:color w:val="FFFFFF"/>
+              </w:rPr>
+              <w:t>Strategic Capability Overview</w:t>
+            </w:r>
+          </w:p>
+        </w:tc>
+      </w:tr>
+      <w:tr>
+        <w:trPr>
+          <w:tblCellSpacing w:w="15" w:type="dxa"/>
+        </w:trPr>
+        <w:tc>
+          <w:tcPr>
+            <w:tcW w:w="0" w:type="auto"/>
+            <w:tcBorders>
+              <w:top w:val="nil"/>
+              <w:left w:val="single" w:sz="8" w:space="0" w:color="03546E"/>
+              <w:bottom w:val="single" w:sz="8" w:space="0" w:color="03546E"/>
+              <w:right w:val="single" w:sz="8" w:space="0" w:color="03546E"/>
+            </w:tcBorders>
+            <w:tcMar>
+              <w:top w:w="80" w:type="dxa"/>
+              <w:left w:w="80" w:type="dxa"/>
+              <w:bottom w:w="80" w:type="dxa"/>
+              <w:right w:w="80" w:type="dxa"/>
+            </w:tcMar>
+            <w:vAlign w:val="center"/>
+            <w:hideMark/>
+          </w:tcPr>
+          <w:p>
+            <w:r>
+              <w:rPr>
+                <w:b/>
+                <w:bCs/>
+              </w:rPr>
+              <w:t>Phase 1: Foundational Hygiene</w:t>
+            </w:r>
+            <w:r>
+              <w:br/>
+              <w:t>(0-3 Months)</w:t>
+            </w:r>
+          </w:p>
+        </w:tc>
+        <w:tc>
+          <w:tcPr>
+            <w:tcW w:w="0" w:type="auto"/>
+            <w:tcBorders>
+              <w:top w:val="nil"/>
+              <w:left w:val="nil"/>
+              <w:bottom w:val="single" w:sz="8" w:space="0" w:color="03546E"/>
+              <w:right w:val="single" w:sz="8" w:space="0" w:color="03546E"/>
+            </w:tcBorders>
+            <w:tcMar>
+              <w:top w:w="80" w:type="dxa"/>
+              <w:left w:w="80" w:type="dxa"/>
+              <w:bottom w:w="80" w:type="dxa"/>
+              <w:right w:w="80" w:type="dxa"/>
+            </w:tcMar>
+            <w:vAlign w:val="center"/>
+            <w:hideMark/>
+          </w:tcPr>
+          <w:p>
+            <w:r>
+              <w:t>Stabilisation, perimeter hardening, and the elimination of baseline technical debt.</w:t>
+            </w:r>
+          </w:p>
+        </w:tc>
+        <w:tc>
+          <w:tcPr>
+            <w:tcW w:w="0" w:type="auto"/>
+            <w:tcBorders>
+              <w:top w:val="nil"/>
+              <w:left w:val="nil"/>
+              <w:bottom w:val="single" w:sz="8" w:space="0" w:color="03546E"/>
+              <w:right w:val="single" w:sz="8" w:space="0" w:color="03546E"/>
+            </w:tcBorders>
+            <w:tcMar>
+              <w:top w:w="80" w:type="dxa"/>
+              <w:left w:w="80" w:type="dxa"/>
+              <w:bottom w:w="80" w:type="dxa"/>
+              <w:right w:w="80" w:type="dxa"/>
+            </w:tcMar>
+            <w:vAlign w:val="center"/>
+            <w:hideMark/>
+          </w:tcPr>
+          <w:p>
+            <w:r>
+              <w:t>Establishing identity authentication enforcement, baseline network and endpoint hardening, fundamental data recoverability assurance, and initial risk visibility aligned to introductory compliance standards.</w:t>
+            </w:r>
+          </w:p>
+        </w:tc>
+      </w:tr>
+      <w:tr>
+        <w:trPr>
+          <w:tblCellSpacing w:w="15" w:type="dxa"/>
+        </w:trPr>
+        <w:tc>
+          <w:tcPr>
+            <w:tcW w:w="0" w:type="auto"/>
+            <w:tcBorders>
+              <w:top w:val="nil"/>
+              <w:left w:val="single" w:sz="8" w:space="0" w:color="03546E"/>
+              <w:bottom w:val="single" w:sz="8" w:space="0" w:color="03546E"/>
+              <w:right w:val="single" w:sz="8" w:space="0" w:color="03546E"/>
+            </w:tcBorders>
+            <w:tcMar>
+              <w:top w:w="80" w:type="dxa"/>
+              <w:left w:w="80" w:type="dxa"/>
+              <w:bottom w:w="80" w:type="dxa"/>
+              <w:right w:w="80" w:type="dxa"/>
+            </w:tcMar>
+            <w:vAlign w:val="center"/>
+            <w:hideMark/>
+          </w:tcPr>
+          <w:p>
+            <w:r>
+              <w:rPr>
+                <w:b/>
+                <w:bCs/>
+              </w:rPr>
+              <w:t>Phase 2: Active Managed Defence</w:t>
+            </w:r>
+            <w:r>
+              <w:br/>
+              <w:t>(3-9 Months)</w:t>
+            </w:r>
+          </w:p>
+        </w:tc>
+        <w:tc>
+          <w:tcPr>
+            <w:tcW w:w="0" w:type="auto"/>
+            <w:tcBorders>
+              <w:top w:val="nil"/>
+              <w:left w:val="nil"/>
+              <w:bottom w:val="single" w:sz="8" w:space="0" w:color="03546E"/>
+              <w:right w:val="single" w:sz="8" w:space="0" w:color="03546E"/>
+            </w:tcBorders>
+            <w:tcMar>
+              <w:top w:w="80" w:type="dxa"/>
+              <w:left w:w="80" w:type="dxa"/>
+              <w:bottom w:w="80" w:type="dxa"/>
+              <w:right w:w="80" w:type="dxa"/>
+            </w:tcMar>
+            <w:vAlign w:val="center"/>
+            <w:hideMark/>
+          </w:tcPr>
+          <w:p>
+            <w:r>
+              <w:t>Transitioning from passive protective tools to active, 24/7 threat hunting and validated defence.</w:t>
+            </w:r>
+          </w:p>
+        </w:tc>
+        <w:tc>
+          <w:tcPr>
+            <w:tcW w:w="0" w:type="auto"/>
+            <w:tcBorders>
+              <w:top w:val="nil"/>
+              <w:left w:val="nil"/>
+              <w:bottom w:val="single" w:sz="8" w:space="0" w:color="03546E"/>
+              <w:right w:val="single" w:sz="8" w:space="0" w:color="03546E"/>
+            </w:tcBorders>
+            <w:tcMar>
+              <w:top w:w="80" w:type="dxa"/>
+              <w:left w:w="80" w:type="dxa"/>
+              <w:bottom w:w="80" w:type="dxa"/>
+              <w:right w:w="80" w:type="dxa"/>
+            </w:tcMar>
+            <w:vAlign w:val="center"/>
+            <w:hideMark/>
+          </w:tcPr>
+          <w:p>
+            <w:r>
+              <w:t>Deploying continuous threat telemetry and incident response capabilities, offensive security validation, human risk mitigation programmes, and centralising security intelligence for broader framework alignment.</w:t>
+            </w:r>
+          </w:p>
+        </w:tc>
+      </w:tr>
+      <w:tr>
+        <w:trPr>
+          <w:tblCellSpacing w:w="15" w:type="dxa"/>
+        </w:trPr>
+        <w:tc>
+          <w:tcPr>
+            <w:tcW w:w="0" w:type="auto"/>
+            <w:tcBorders>
+              <w:top w:val="nil"/>
+              <w:left w:val="single" w:sz="8" w:space="0" w:color="03546E"/>
+              <w:bottom w:val="single" w:sz="8" w:space="0" w:color="03546E"/>
+              <w:right w:val="single" w:sz="8" w:space="0" w:color="03546E"/>
+            </w:tcBorders>
+            <w:tcMar>
+              <w:top w:w="80" w:type="dxa"/>
+              <w:left w:w="80" w:type="dxa"/>
+              <w:bottom w:w="80" w:type="dxa"/>
+              <w:right w:w="80" w:type="dxa"/>
+            </w:tcMar>
+            <w:vAlign w:val="center"/>
+            <w:hideMark/>
+          </w:tcPr>
+          <w:p>
+            <w:r>
+              <w:rPr>
+                <w:b/>
+                <w:bCs/>
+              </w:rPr>
+              <w:t>Phase 3: Adaptive Governance &amp; Resilience</w:t>
+            </w:r>
+            <w:r>
+              <w:br/>
+              <w:t>(10-18+ Months)</w:t>
+            </w:r>
+          </w:p>
+        </w:tc>
+        <w:tc>
+          <w:tcPr>
+            <w:tcW w:w="0" w:type="auto"/>
+            <w:tcBorders>
+              <w:top w:val="nil"/>
+              <w:left w:val="nil"/>
+              <w:bottom w:val="single" w:sz="8" w:space="0" w:color="03546E"/>
+              <w:right w:val="single" w:sz="8" w:space="0" w:color="03546E"/>
+            </w:tcBorders>
+            <w:tcMar>
+              <w:top w:w="80" w:type="dxa"/>
+              <w:left w:w="80" w:type="dxa"/>
+              <w:bottom w:w="80" w:type="dxa"/>
+              <w:right w:w="80" w:type="dxa"/>
+            </w:tcMar>
+            <w:vAlign w:val="center"/>
+            <w:hideMark/>
+          </w:tcPr>
+          <w:p>
+            <w:r>
+              <w:t>Driving the long tail of the roadmap to achieve sustainable enterprise resilience, advanced automation, and board-level assurance.</w:t>
+            </w:r>
+          </w:p>
+        </w:tc>
+        <w:tc>
+          <w:tcPr>
+            <w:tcW w:w="0" w:type="auto"/>
+            <w:tcBorders>
+              <w:top w:val="nil"/>
+              <w:left w:val="nil"/>
+              <w:bottom w:val="single" w:sz="8" w:space="0" w:color="03546E"/>
+              <w:right w:val="single" w:sz="8" w:space="0" w:color="03546E"/>
+            </w:tcBorders>
+            <w:tcMar>
+              <w:top w:w="80" w:type="dxa"/>
+              <w:left w:w="80" w:type="dxa"/>
+              <w:bottom w:w="80" w:type="dxa"/>
+              <w:right w:w="80" w:type="dxa"/>
+            </w:tcMar>
+            <w:vAlign w:val="center"/>
+            <w:hideMark/>
+          </w:tcPr>
+          <w:p>
+            <w:r>
+              <w:t>Implementing zero-trust architectural principles, automated incident orchestration and response workflows, behavioural anomaly detection, and proactive threat deception and hunting capabilities.</w:t>
+            </w:r>
+          </w:p>
+        </w:tc>
+      </w:tr>
+    </w:tbl>
+    <w:p>
+      <w:pPr>
+        <w:pStyle w:val="NormalWeb"/>
+        <w:rPr>
+          <w:rStyle w:val="HTMLCode"/>
+          <w:rFonts w:ascii="Roboto" w:hAnsi="Roboto"/>
+        </w:rPr>
+      </w:pPr>
+      <w:r>
+        <w:rPr>
+          <w:rStyle w:val="HTMLCode"/>
+          <w:rFonts w:ascii="Roboto" w:hAnsi="Roboto"/>
+        </w:rPr>
+        <w:t xml:space="preserve">Please find below a bespoke roadmap of suggested improvements tailored for </w:t>
+      </w:r>
+      <w:r>
+        <w:rPr>
+          <w:rFonts w:ascii="Roboto" w:hAnsi="Roboto"/>
+          <w:sz w:val="20"/>
+          <w:szCs w:val="20"/>
+        </w:rPr>
+        <w:t>{{ customer_name }}</w:t>
+      </w:r>
+      <w:r>
+        <w:rPr>
+          <w:rFonts w:ascii="Roboto" w:hAnsi="Roboto"/>
+          <w:sz w:val="20"/>
+          <w:szCs w:val="20"/>
+        </w:rPr>
+        <w:t>:</w:t>
+      </w:r>
+    </w:p>
     <w:p>
       <w:pPr>
         <w:pStyle w:val="NormalWeb"/>
@@ -3320,6 +3782,7 @@
                 <w:b/>
                 <w:bCs/>
               </w:rPr>
+              <w:lastRenderedPageBreak/>
               <w:t>Phase &amp; Timeline</w:t>
             </w:r>
           </w:p>
@@ -3689,7 +4152,62 @@
     </w:p>
     <w:p/>
     <w:p/>
+    <w:p>
+      <w:pPr>
+        <w:pStyle w:val="Heading1"/>
+      </w:pPr>
+      <w:r>
+        <w:t>Partnership &amp; Success Criteria</w:t>
+      </w:r>
+    </w:p>
     <w:p/>
+    <w:p>
+      <w:r>
+        <w:t>12-Month Success Metrics:</w:t>
+      </w:r>
+    </w:p>
+    <w:p>
+      <w:r>
+        <w:t>{% for metric in success_metrics %}• {{ metric }}</w:t>
+      </w:r>
+    </w:p>
+    <w:p>
+      <w:r>
+        <w:t>{% endfor %}</w:t>
+      </w:r>
+    </w:p>
+    <w:p/>
+    <w:p>
+      <w:r>
+        <w:t>Ongoing Engagement Cadence:</w:t>
+      </w:r>
+    </w:p>
+    <w:p>
+      <w:r>
+        <w:t>{% for cadence in engagement_cadence %}• {{ cadence }}</w:t>
+      </w:r>
+    </w:p>
+    <w:p>
+      <w:r>
+        <w:t>{% endfor %}</w:t>
+      </w:r>
+    </w:p>
+    <w:p/>
+    <w:p>
+      <w:r>
+        <w:t>Internal Discovery Guide (Consultant Only - Remove Before Sending):</w:t>
+      </w:r>
+    </w:p>
+    <w:p>
+      <w:r>
+        <w:t>{% for guide in consultant_discovery_guide %}• {{ guide }}</w:t>
+      </w:r>
+    </w:p>
+    <w:p>
+      <w:r>
+        <w:t>{% endfor %}</w:t>
+      </w:r>
+    </w:p>
     <w:p/>
     <w:p/>
     <w:p/>
@@ -3712,7 +4230,6 @@
         </w:rPr>
       </w:pPr>
       <w:r>
-        <w:lastRenderedPageBreak/>
         <w:t>Why Planet IT</w:t>
       </w:r>
     </w:p>
@@ -3750,6 +4267,7 @@
           <w:sz w:val="20"/>
           <w:szCs w:val="24"/>
         </w:rPr>
+        <w:lastRenderedPageBreak/>
         <w:t xml:space="preserve">Our </w:t>
       </w:r>
       <w:r>
@@ -4104,7 +4622,6 @@
         <w:spacing w:after="240"/>
       </w:pPr>
       <w:r>
-        <w:lastRenderedPageBreak/>
         <w:t>Our Pedigree</w:t>
       </w:r>
     </w:p>
@@ -4125,6 +4642,7 @@
     <w:p/>
     <w:p>
       <w:r>
+        <w:lastRenderedPageBreak/>
         <w:t xml:space="preserve">Since the beginning, we have built our business on first-class customer service and employing the best people available. We continue that ethos today, constantly building and maintaining our </w:t>
       </w:r>
     </w:p>
@@ -4397,7 +4915,7 @@
         <w:pStyle w:val="ListParagraph"/>
         <w:numPr>
           <w:ilvl w:val="0"/>
-          <w:numId w:val="49"/>
+          <w:numId w:val="2"/>
         </w:numPr>
         <w:rPr>
           <w:sz w:val="13"/>
@@ -4438,7 +4956,7 @@
         <w:pStyle w:val="ListParagraph"/>
         <w:numPr>
           <w:ilvl w:val="0"/>
-          <w:numId w:val="49"/>
+          <w:numId w:val="2"/>
         </w:numPr>
         <w:rPr>
           <w:sz w:val="13"/>
@@ -4590,7 +5108,7 @@
                             <w:pPr>
                               <w:numPr>
                                 <w:ilvl w:val="0"/>
-                                <w:numId w:val="3"/>
+                                <w:numId w:val="1"/>
                               </w:numPr>
                               <w:pBdr>
                                 <w:top w:val="nil"/>
@@ -4633,7 +5151,7 @@
                             <w:pPr>
                               <w:numPr>
                                 <w:ilvl w:val="0"/>
-                                <w:numId w:val="3"/>
+                                <w:numId w:val="1"/>
                               </w:numPr>
                               <w:pBdr>
                                 <w:top w:val="nil"/>
@@ -4676,7 +5194,7 @@
                             <w:pPr>
                               <w:numPr>
                                 <w:ilvl w:val="0"/>
-                                <w:numId w:val="3"/>
+                                <w:numId w:val="1"/>
                               </w:numPr>
                               <w:pBdr>
                                 <w:top w:val="nil"/>
@@ -4712,7 +5230,7 @@
                             <w:pPr>
                               <w:numPr>
                                 <w:ilvl w:val="0"/>
-                                <w:numId w:val="3"/>
+                                <w:numId w:val="1"/>
                               </w:numPr>
                               <w:pBdr>
                                 <w:top w:val="nil"/>
@@ -4748,7 +5266,7 @@
                             <w:pPr>
                               <w:numPr>
                                 <w:ilvl w:val="0"/>
-                                <w:numId w:val="3"/>
+                                <w:numId w:val="1"/>
                               </w:numPr>
                               <w:pBdr>
                                 <w:top w:val="nil"/>
@@ -4784,7 +5302,7 @@
                             <w:pPr>
                               <w:numPr>
                                 <w:ilvl w:val="0"/>
-                                <w:numId w:val="3"/>
+                                <w:numId w:val="1"/>
                               </w:numPr>
                               <w:pBdr>
                                 <w:top w:val="nil"/>
@@ -4820,7 +5338,7 @@
                             <w:pPr>
                               <w:numPr>
                                 <w:ilvl w:val="0"/>
-                                <w:numId w:val="3"/>
+                                <w:numId w:val="1"/>
                               </w:numPr>
                               <w:pBdr>
                                 <w:top w:val="nil"/>
@@ -4856,7 +5374,7 @@
                             <w:pPr>
                               <w:numPr>
                                 <w:ilvl w:val="1"/>
-                                <w:numId w:val="3"/>
+                                <w:numId w:val="1"/>
                               </w:numPr>
                               <w:pBdr>
                                 <w:top w:val="nil"/>
@@ -4900,7 +5418,7 @@
                             <w:pPr>
                               <w:numPr>
                                 <w:ilvl w:val="1"/>
-                                <w:numId w:val="3"/>
+                                <w:numId w:val="1"/>
                               </w:numPr>
                               <w:pBdr>
                                 <w:top w:val="nil"/>
@@ -4944,7 +5462,7 @@
                             <w:pPr>
                               <w:numPr>
                                 <w:ilvl w:val="1"/>
-                                <w:numId w:val="3"/>
+                                <w:numId w:val="1"/>
                               </w:numPr>
                               <w:pBdr>
                                 <w:top w:val="nil"/>
@@ -4974,7 +5492,7 @@
                             <w:pPr>
                               <w:numPr>
                                 <w:ilvl w:val="1"/>
-                                <w:numId w:val="3"/>
+                                <w:numId w:val="1"/>
                               </w:numPr>
                               <w:pBdr>
                                 <w:top w:val="nil"/>
@@ -5004,7 +5522,7 @@
                             <w:pPr>
                               <w:numPr>
                                 <w:ilvl w:val="1"/>
-                                <w:numId w:val="3"/>
+                                <w:numId w:val="1"/>
                               </w:numPr>
                               <w:pBdr>
                                 <w:top w:val="nil"/>
@@ -5034,7 +5552,7 @@
                             <w:pPr>
                               <w:numPr>
                                 <w:ilvl w:val="1"/>
-                                <w:numId w:val="3"/>
+                                <w:numId w:val="1"/>
                               </w:numPr>
                               <w:pBdr>
                                 <w:top w:val="nil"/>
@@ -5064,7 +5582,7 @@
                             <w:pPr>
                               <w:numPr>
                                 <w:ilvl w:val="0"/>
-                                <w:numId w:val="3"/>
+                                <w:numId w:val="1"/>
                               </w:numPr>
                               <w:pBdr>
                                 <w:top w:val="nil"/>
@@ -5101,7 +5619,7 @@
                             <w:pPr>
                               <w:numPr>
                                 <w:ilvl w:val="0"/>
-                                <w:numId w:val="3"/>
+                                <w:numId w:val="1"/>
                               </w:numPr>
                               <w:pBdr>
                                 <w:top w:val="nil"/>
@@ -5145,7 +5663,7 @@
                             <w:pPr>
                               <w:numPr>
                                 <w:ilvl w:val="0"/>
-                                <w:numId w:val="3"/>
+                                <w:numId w:val="1"/>
                               </w:numPr>
                               <w:pBdr>
                                 <w:top w:val="nil"/>
@@ -5189,7 +5707,7 @@
                             <w:pPr>
                               <w:numPr>
                                 <w:ilvl w:val="0"/>
-                                <w:numId w:val="3"/>
+                                <w:numId w:val="1"/>
                               </w:numPr>
                               <w:pBdr>
                                 <w:top w:val="nil"/>
@@ -5226,7 +5744,7 @@
                             <w:pPr>
                               <w:numPr>
                                 <w:ilvl w:val="0"/>
-                                <w:numId w:val="3"/>
+                                <w:numId w:val="1"/>
                               </w:numPr>
                               <w:pBdr>
                                 <w:top w:val="nil"/>
@@ -6129,7 +6647,7 @@
                             <w:pPr>
                               <w:numPr>
                                 <w:ilvl w:val="0"/>
-                                <w:numId w:val="3"/>
+                                <w:numId w:val="1"/>
                               </w:numPr>
                               <w:pBdr>
                                 <w:top w:val="nil"/>
@@ -6187,7 +6705,7 @@
                             <w:pPr>
                               <w:numPr>
                                 <w:ilvl w:val="0"/>
-                                <w:numId w:val="3"/>
+                                <w:numId w:val="1"/>
                               </w:numPr>
                               <w:pBdr>
                                 <w:top w:val="nil"/>
@@ -6231,7 +6749,7 @@
                             <w:pPr>
                               <w:numPr>
                                 <w:ilvl w:val="0"/>
-                                <w:numId w:val="3"/>
+                                <w:numId w:val="1"/>
                               </w:numPr>
                               <w:pBdr>
                                 <w:top w:val="nil"/>
@@ -6275,7 +6793,7 @@
                             <w:pPr>
                               <w:numPr>
                                 <w:ilvl w:val="0"/>
-                                <w:numId w:val="3"/>
+                                <w:numId w:val="1"/>
                               </w:numPr>
                               <w:pBdr>
                                 <w:top w:val="nil"/>
@@ -6319,7 +6837,7 @@
                             <w:pPr>
                               <w:numPr>
                                 <w:ilvl w:val="0"/>
-                                <w:numId w:val="3"/>
+                                <w:numId w:val="1"/>
                               </w:numPr>
                               <w:pBdr>
                                 <w:top w:val="nil"/>
@@ -6349,7 +6867,7 @@
                             <w:pPr>
                               <w:numPr>
                                 <w:ilvl w:val="0"/>
-                                <w:numId w:val="3"/>
+                                <w:numId w:val="1"/>
                               </w:numPr>
                               <w:pBdr>
                                 <w:top w:val="nil"/>
@@ -6393,7 +6911,7 @@
                             <w:pPr>
                               <w:numPr>
                                 <w:ilvl w:val="0"/>
-                                <w:numId w:val="3"/>
+                                <w:numId w:val="1"/>
                               </w:numPr>
                               <w:pBdr>
                                 <w:top w:val="nil"/>
@@ -6430,7 +6948,7 @@
                             <w:pPr>
                               <w:numPr>
                                 <w:ilvl w:val="0"/>
-                                <w:numId w:val="3"/>
+                                <w:numId w:val="1"/>
                               </w:numPr>
                               <w:pBdr>
                                 <w:top w:val="nil"/>
@@ -6467,7 +6985,7 @@
                             <w:pPr>
                               <w:numPr>
                                 <w:ilvl w:val="0"/>
-                                <w:numId w:val="3"/>
+                                <w:numId w:val="1"/>
                               </w:numPr>
                               <w:pBdr>
                                 <w:top w:val="nil"/>
@@ -6497,7 +7015,7 @@
                             <w:pPr>
                               <w:numPr>
                                 <w:ilvl w:val="0"/>
-                                <w:numId w:val="3"/>
+                                <w:numId w:val="1"/>
                               </w:numPr>
                               <w:pBdr>
                                 <w:top w:val="nil"/>
@@ -6555,7 +7073,7 @@
                             <w:pPr>
                               <w:numPr>
                                 <w:ilvl w:val="0"/>
-                                <w:numId w:val="3"/>
+                                <w:numId w:val="1"/>
                               </w:numPr>
                               <w:pBdr>
                                 <w:top w:val="nil"/>
@@ -6599,7 +7117,7 @@
                             <w:pPr>
                               <w:numPr>
                                 <w:ilvl w:val="0"/>
-                                <w:numId w:val="3"/>
+                                <w:numId w:val="1"/>
                               </w:numPr>
                               <w:pBdr>
                                 <w:top w:val="nil"/>
@@ -6643,7 +7161,7 @@
                             <w:pPr>
                               <w:numPr>
                                 <w:ilvl w:val="0"/>
-                                <w:numId w:val="3"/>
+                                <w:numId w:val="1"/>
                               </w:numPr>
                               <w:pBdr>
                                 <w:top w:val="nil"/>
@@ -6687,7 +7205,7 @@
                             <w:pPr>
                               <w:numPr>
                                 <w:ilvl w:val="0"/>
-                                <w:numId w:val="3"/>
+                                <w:numId w:val="1"/>
                               </w:numPr>
                               <w:pBdr>
                                 <w:top w:val="nil"/>
@@ -6724,7 +7242,7 @@
                             <w:pPr>
                               <w:numPr>
                                 <w:ilvl w:val="0"/>
-                                <w:numId w:val="3"/>
+                                <w:numId w:val="1"/>
                               </w:numPr>
                               <w:pBdr>
                                 <w:top w:val="nil"/>
@@ -6768,7 +7286,7 @@
                             <w:pPr>
                               <w:numPr>
                                 <w:ilvl w:val="0"/>
-                                <w:numId w:val="3"/>
+                                <w:numId w:val="1"/>
                               </w:numPr>
                               <w:pBdr>
                                 <w:top w:val="nil"/>
@@ -6798,7 +7316,7 @@
                             <w:pPr>
                               <w:numPr>
                                 <w:ilvl w:val="0"/>
-                                <w:numId w:val="3"/>
+                                <w:numId w:val="1"/>
                               </w:numPr>
                               <w:pBdr>
                                 <w:top w:val="nil"/>
@@ -6835,7 +7353,7 @@
                             <w:pPr>
                               <w:numPr>
                                 <w:ilvl w:val="0"/>
-                                <w:numId w:val="3"/>
+                                <w:numId w:val="1"/>
                               </w:numPr>
                               <w:pBdr>
                                 <w:top w:val="nil"/>
@@ -6872,7 +7390,7 @@
                             <w:pPr>
                               <w:numPr>
                                 <w:ilvl w:val="0"/>
-                                <w:numId w:val="3"/>
+                                <w:numId w:val="1"/>
                               </w:numPr>
                               <w:pBdr>
                                 <w:top w:val="nil"/>
@@ -10806,9 +11324,9 @@
 <file path=word/numbering.xml><?xml version="1.0" encoding="utf-8"?>
 <w:numbering xmlns:wpc="http://schemas.microsoft.com/office/word/2010/wordprocessingCanvas" xmlns:cx="http://schemas.microsoft.com/office/drawing/2014/chartex" xmlns:cx1="http://schemas.microsoft.com/office/drawing/2015/9/8/chartex" xmlns:cx2="http://schemas.microsoft.com/office/drawing/2015/10/21/chartex" xmlns:cx3="http://schemas.microsoft.com/office/drawing/2016/5/9/chartex" xmlns:cx4="http://schemas.microsoft.com/office/drawing/2016/5/10/chartex" xmlns:cx5="http://schemas.microsoft.com/office/drawing/2016/5/11/chartex" xmlns:cx6="http://schemas.microsoft.com/office/drawing/2016/5/12/chartex" xmlns:cx7="http://schemas.microsoft.com/office/drawing/2016/5/13/chartex" xmlns:cx8="http://schemas.microsoft.com/office/drawing/2016/5/14/chartex" xmlns:mc="http://schemas.openxmlformats.org/markup-compatibility/2006" xmlns:aink="http://schemas.microsoft.com/office/drawing/2016/ink" xmlns:am3d="http://schemas.microsoft.com/office/drawing/2017/model3d" xmlns:o="urn:schemas-microsoft-com:office:office" xmlns:oel="http://schemas.microsoft.com/office/2019/extlst" xmlns:r="http://schemas.openxmlformats.org/officeDocument/2006/relationships" xmlns:m="http://schemas.openxmlformats.org/officeDocument/2006/math" xmlns:v="urn:schemas-microsoft-com:vml" xmlns:wp14="http://schemas.microsoft.com/office/word/2010/wordprocessingDrawing" xmlns:wp="http://schemas.openxmlformats.org/drawingml/2006/wordprocessingDrawing" xmlns:w10="urn:schemas-microsoft-com:office:word" xmlns:w="http://schemas.openxmlformats.org/wordprocessingml/2006/main" xmlns:w14="http://schemas.microsoft.com/office/word/2010/wordml" xmlns:w15="http://schemas.microsoft.com/office/word/2012/wordml" xmlns:w16cex="http://schemas.microsoft.com/office/word/2018/wordml/cex" xmlns:w16cid="http://schemas.microsoft.com/office/word/2016/wordml/cid" xmlns:w16="http://schemas.microsoft.com/office/word/2018/wordml" xmlns:w16du="http://schemas.microsoft.com/office/word/2023/wordml/word16du" xmlns:w16sdtdh="http://schemas.microsoft.com/office/word/2020/wordml/sdtdatahash" xmlns:w16sdtfl="http://schemas.microsoft.com/office/word/2024/wordml/sdtformatlock" xmlns:w16se="http://schemas.microsoft.com/office/word/2015/wordml/symex" xmlns:wpg="http://schemas.microsoft.com/office/word/2010/wordprocessingGroup" xmlns:wpi="http://schemas.microsoft.com/office/word/2010/wordprocessingInk" xmlns:wne="http://schemas.microsoft.com/office/word/2006/wordml" xmlns:wps="http://schemas.microsoft.com/office/word/2010/wordprocessingShape" mc:Ignorable="w14 w15 w16se w16cid w16 w16cex w16sdtdh w16sdtfl w16du wp14">
   <w:abstractNum w:abstractNumId="0" w15:restartNumberingAfterBreak="0">
-    <w:nsid w:val="07045DF9"/>
+    <w:nsid w:val="15145751"/>
     <w:multiLevelType w:val="hybridMultilevel"/>
-    <w:tmpl w:val="D6423944"/>
+    <w:tmpl w:val="20F47FF8"/>
     <w:lvl w:ilvl="0" w:tplc="08090001">
       <w:start w:val="1"/>
       <w:numFmt w:val="bullet"/>
@@ -10919,973 +11437,6 @@
     </w:lvl>
   </w:abstractNum>
   <w:abstractNum w:abstractNumId="1" w15:restartNumberingAfterBreak="0">
-    <w:nsid w:val="07484681"/>
-    <w:multiLevelType w:val="hybridMultilevel"/>
-    <w:tmpl w:val="FFFFFFFF"/>
-    <w:lvl w:ilvl="0" w:tplc="8D4897F0">
-      <w:start w:val="1"/>
-      <w:numFmt w:val="bullet"/>
-      <w:lvlText w:val=""/>
-      <w:lvlJc w:val="left"/>
-      <w:pPr>
-        <w:ind w:left="1080" w:hanging="360"/>
-      </w:pPr>
-      <w:rPr>
-        <w:rFonts w:ascii="Symbol" w:hAnsi="Symbol" w:hint="default"/>
-      </w:rPr>
-    </w:lvl>
-    <w:lvl w:ilvl="1" w:tplc="5CDCC03C">
-      <w:start w:val="1"/>
-      <w:numFmt w:val="bullet"/>
-      <w:lvlText w:val="o"/>
-      <w:lvlJc w:val="left"/>
-      <w:pPr>
-        <w:ind w:left="1800" w:hanging="360"/>
-      </w:pPr>
-      <w:rPr>
-        <w:rFonts w:ascii="Courier New" w:hAnsi="Courier New" w:hint="default"/>
-      </w:rPr>
-    </w:lvl>
-    <w:lvl w:ilvl="2" w:tplc="48961156">
-      <w:start w:val="1"/>
-      <w:numFmt w:val="bullet"/>
-      <w:lvlText w:val=""/>
-      <w:lvlJc w:val="left"/>
-      <w:pPr>
-        <w:ind w:left="2520" w:hanging="360"/>
-      </w:pPr>
-      <w:rPr>
-        <w:rFonts w:ascii="Wingdings" w:hAnsi="Wingdings" w:hint="default"/>
-      </w:rPr>
-    </w:lvl>
-    <w:lvl w:ilvl="3" w:tplc="70504DC6">
-      <w:start w:val="1"/>
-      <w:numFmt w:val="bullet"/>
-      <w:lvlText w:val=""/>
-      <w:lvlJc w:val="left"/>
-      <w:pPr>
-        <w:ind w:left="3240" w:hanging="360"/>
-      </w:pPr>
-      <w:rPr>
-        <w:rFonts w:ascii="Symbol" w:hAnsi="Symbol" w:hint="default"/>
-      </w:rPr>
-    </w:lvl>
-    <w:lvl w:ilvl="4" w:tplc="21701FFE">
-      <w:start w:val="1"/>
-      <w:numFmt w:val="bullet"/>
-      <w:lvlText w:val="o"/>
-      <w:lvlJc w:val="left"/>
-      <w:pPr>
-        <w:ind w:left="3960" w:hanging="360"/>
-      </w:pPr>
-      <w:rPr>
-        <w:rFonts w:ascii="Courier New" w:hAnsi="Courier New" w:hint="default"/>
-      </w:rPr>
-    </w:lvl>
-    <w:lvl w:ilvl="5" w:tplc="B9989D04">
-      <w:start w:val="1"/>
-      <w:numFmt w:val="bullet"/>
-      <w:lvlText w:val=""/>
-      <w:lvlJc w:val="left"/>
-      <w:pPr>
-        <w:ind w:left="4680" w:hanging="360"/>
-      </w:pPr>
-      <w:rPr>
-        <w:rFonts w:ascii="Wingdings" w:hAnsi="Wingdings" w:hint="default"/>
-      </w:rPr>
-    </w:lvl>
-    <w:lvl w:ilvl="6" w:tplc="0816907E">
-      <w:start w:val="1"/>
-      <w:numFmt w:val="bullet"/>
-      <w:lvlText w:val=""/>
-      <w:lvlJc w:val="left"/>
-      <w:pPr>
-        <w:ind w:left="5400" w:hanging="360"/>
-      </w:pPr>
-      <w:rPr>
-        <w:rFonts w:ascii="Symbol" w:hAnsi="Symbol" w:hint="default"/>
-      </w:rPr>
-    </w:lvl>
-    <w:lvl w:ilvl="7" w:tplc="A4BEBDFC">
-      <w:start w:val="1"/>
-      <w:numFmt w:val="bullet"/>
-      <w:lvlText w:val="o"/>
-      <w:lvlJc w:val="left"/>
-      <w:pPr>
-        <w:ind w:left="6120" w:hanging="360"/>
-      </w:pPr>
-      <w:rPr>
-        <w:rFonts w:ascii="Courier New" w:hAnsi="Courier New" w:hint="default"/>
-      </w:rPr>
-    </w:lvl>
-    <w:lvl w:ilvl="8" w:tplc="0BB6AAF0">
-      <w:start w:val="1"/>
-      <w:numFmt w:val="bullet"/>
-      <w:lvlText w:val=""/>
-      <w:lvlJc w:val="left"/>
-      <w:pPr>
-        <w:ind w:left="6840" w:hanging="360"/>
-      </w:pPr>
-      <w:rPr>
-        <w:rFonts w:ascii="Wingdings" w:hAnsi="Wingdings" w:hint="default"/>
-      </w:rPr>
-    </w:lvl>
-  </w:abstractNum>
-  <w:abstractNum w:abstractNumId="2" w15:restartNumberingAfterBreak="0">
-    <w:nsid w:val="0CA42274"/>
-    <w:multiLevelType w:val="hybridMultilevel"/>
-    <w:tmpl w:val="F3466188"/>
-    <w:lvl w:ilvl="0" w:tplc="08090001">
-      <w:start w:val="1"/>
-      <w:numFmt w:val="bullet"/>
-      <w:lvlText w:val=""/>
-      <w:lvlJc w:val="left"/>
-      <w:pPr>
-        <w:ind w:left="720" w:hanging="360"/>
-      </w:pPr>
-      <w:rPr>
-        <w:rFonts w:ascii="Symbol" w:hAnsi="Symbol" w:hint="default"/>
-      </w:rPr>
-    </w:lvl>
-    <w:lvl w:ilvl="1" w:tplc="08090003">
-      <w:start w:val="1"/>
-      <w:numFmt w:val="bullet"/>
-      <w:lvlText w:val="o"/>
-      <w:lvlJc w:val="left"/>
-      <w:pPr>
-        <w:ind w:left="1440" w:hanging="360"/>
-      </w:pPr>
-      <w:rPr>
-        <w:rFonts w:ascii="Courier New" w:hAnsi="Courier New" w:cs="Courier New" w:hint="default"/>
-      </w:rPr>
-    </w:lvl>
-    <w:lvl w:ilvl="2" w:tplc="0809001B" w:tentative="1">
-      <w:start w:val="1"/>
-      <w:numFmt w:val="lowerRoman"/>
-      <w:lvlText w:val="%3."/>
-      <w:lvlJc w:val="right"/>
-      <w:pPr>
-        <w:ind w:left="2160" w:hanging="180"/>
-      </w:pPr>
-    </w:lvl>
-    <w:lvl w:ilvl="3" w:tplc="0809000F" w:tentative="1">
-      <w:start w:val="1"/>
-      <w:numFmt w:val="decimal"/>
-      <w:lvlText w:val="%4."/>
-      <w:lvlJc w:val="left"/>
-      <w:pPr>
-        <w:ind w:left="2880" w:hanging="360"/>
-      </w:pPr>
-    </w:lvl>
-    <w:lvl w:ilvl="4" w:tplc="08090019" w:tentative="1">
-      <w:start w:val="1"/>
-      <w:numFmt w:val="lowerLetter"/>
-      <w:lvlText w:val="%5."/>
-      <w:lvlJc w:val="left"/>
-      <w:pPr>
-        <w:ind w:left="3600" w:hanging="360"/>
-      </w:pPr>
-    </w:lvl>
-    <w:lvl w:ilvl="5" w:tplc="0809001B" w:tentative="1">
-      <w:start w:val="1"/>
-      <w:numFmt w:val="lowerRoman"/>
-      <w:lvlText w:val="%6."/>
-      <w:lvlJc w:val="right"/>
-      <w:pPr>
-        <w:ind w:left="4320" w:hanging="180"/>
-      </w:pPr>
-    </w:lvl>
-    <w:lvl w:ilvl="6" w:tplc="0809000F" w:tentative="1">
-      <w:start w:val="1"/>
-      <w:numFmt w:val="decimal"/>
-      <w:lvlText w:val="%7."/>
-      <w:lvlJc w:val="left"/>
-      <w:pPr>
-        <w:ind w:left="5040" w:hanging="360"/>
-      </w:pPr>
-    </w:lvl>
-    <w:lvl w:ilvl="7" w:tplc="08090019" w:tentative="1">
-      <w:start w:val="1"/>
-      <w:numFmt w:val="lowerLetter"/>
-      <w:lvlText w:val="%8."/>
-      <w:lvlJc w:val="left"/>
-      <w:pPr>
-        <w:ind w:left="5760" w:hanging="360"/>
-      </w:pPr>
-    </w:lvl>
-    <w:lvl w:ilvl="8" w:tplc="0809001B" w:tentative="1">
-      <w:start w:val="1"/>
-      <w:numFmt w:val="lowerRoman"/>
-      <w:lvlText w:val="%9."/>
-      <w:lvlJc w:val="right"/>
-      <w:pPr>
-        <w:ind w:left="6480" w:hanging="180"/>
-      </w:pPr>
-    </w:lvl>
-  </w:abstractNum>
-  <w:abstractNum w:abstractNumId="3" w15:restartNumberingAfterBreak="0">
-    <w:nsid w:val="0DF81A49"/>
-    <w:multiLevelType w:val="multilevel"/>
-    <w:tmpl w:val="313AFD1C"/>
-    <w:lvl w:ilvl="0">
-      <w:start w:val="1"/>
-      <w:numFmt w:val="bullet"/>
-      <w:lvlText w:val="o"/>
-      <w:lvlJc w:val="left"/>
-      <w:pPr>
-        <w:tabs>
-          <w:tab w:val="num" w:pos="720"/>
-        </w:tabs>
-        <w:ind w:left="720" w:hanging="360"/>
-      </w:pPr>
-      <w:rPr>
-        <w:rFonts w:ascii="Courier New" w:hAnsi="Courier New" w:hint="default"/>
-        <w:sz w:val="20"/>
-      </w:rPr>
-    </w:lvl>
-    <w:lvl w:ilvl="1" w:tentative="1">
-      <w:start w:val="1"/>
-      <w:numFmt w:val="bullet"/>
-      <w:lvlText w:val="o"/>
-      <w:lvlJc w:val="left"/>
-      <w:pPr>
-        <w:tabs>
-          <w:tab w:val="num" w:pos="1440"/>
-        </w:tabs>
-        <w:ind w:left="1440" w:hanging="360"/>
-      </w:pPr>
-      <w:rPr>
-        <w:rFonts w:ascii="Courier New" w:hAnsi="Courier New" w:hint="default"/>
-        <w:sz w:val="20"/>
-      </w:rPr>
-    </w:lvl>
-    <w:lvl w:ilvl="2" w:tentative="1">
-      <w:start w:val="1"/>
-      <w:numFmt w:val="bullet"/>
-      <w:lvlText w:val="o"/>
-      <w:lvlJc w:val="left"/>
-      <w:pPr>
-        <w:tabs>
-          <w:tab w:val="num" w:pos="2160"/>
-        </w:tabs>
-        <w:ind w:left="2160" w:hanging="360"/>
-      </w:pPr>
-      <w:rPr>
-        <w:rFonts w:ascii="Courier New" w:hAnsi="Courier New" w:hint="default"/>
-        <w:sz w:val="20"/>
-      </w:rPr>
-    </w:lvl>
-    <w:lvl w:ilvl="3" w:tentative="1">
-      <w:start w:val="1"/>
-      <w:numFmt w:val="bullet"/>
-      <w:lvlText w:val="o"/>
-      <w:lvlJc w:val="left"/>
-      <w:pPr>
-        <w:tabs>
-          <w:tab w:val="num" w:pos="2880"/>
-        </w:tabs>
-        <w:ind w:left="2880" w:hanging="360"/>
-      </w:pPr>
-      <w:rPr>
-        <w:rFonts w:ascii="Courier New" w:hAnsi="Courier New" w:hint="default"/>
-        <w:sz w:val="20"/>
-      </w:rPr>
-    </w:lvl>
-    <w:lvl w:ilvl="4" w:tentative="1">
-      <w:start w:val="1"/>
-      <w:numFmt w:val="bullet"/>
-      <w:lvlText w:val="o"/>
-      <w:lvlJc w:val="left"/>
-      <w:pPr>
-        <w:tabs>
-          <w:tab w:val="num" w:pos="3600"/>
-        </w:tabs>
-        <w:ind w:left="3600" w:hanging="360"/>
-      </w:pPr>
-      <w:rPr>
-        <w:rFonts w:ascii="Courier New" w:hAnsi="Courier New" w:hint="default"/>
-        <w:sz w:val="20"/>
-      </w:rPr>
-    </w:lvl>
-    <w:lvl w:ilvl="5" w:tentative="1">
-      <w:start w:val="1"/>
-      <w:numFmt w:val="bullet"/>
-      <w:lvlText w:val="o"/>
-      <w:lvlJc w:val="left"/>
-      <w:pPr>
-        <w:tabs>
-          <w:tab w:val="num" w:pos="4320"/>
-        </w:tabs>
-        <w:ind w:left="4320" w:hanging="360"/>
-      </w:pPr>
-      <w:rPr>
-        <w:rFonts w:ascii="Courier New" w:hAnsi="Courier New" w:hint="default"/>
-        <w:sz w:val="20"/>
-      </w:rPr>
-    </w:lvl>
-    <w:lvl w:ilvl="6" w:tentative="1">
-      <w:start w:val="1"/>
-      <w:numFmt w:val="bullet"/>
-      <w:lvlText w:val="o"/>
-      <w:lvlJc w:val="left"/>
-      <w:pPr>
-        <w:tabs>
-          <w:tab w:val="num" w:pos="5040"/>
-        </w:tabs>
-        <w:ind w:left="5040" w:hanging="360"/>
-      </w:pPr>
-      <w:rPr>
-        <w:rFonts w:ascii="Courier New" w:hAnsi="Courier New" w:hint="default"/>
-        <w:sz w:val="20"/>
-      </w:rPr>
-    </w:lvl>
-    <w:lvl w:ilvl="7" w:tentative="1">
-      <w:start w:val="1"/>
-      <w:numFmt w:val="bullet"/>
-      <w:lvlText w:val="o"/>
-      <w:lvlJc w:val="left"/>
-      <w:pPr>
-        <w:tabs>
-          <w:tab w:val="num" w:pos="5760"/>
-        </w:tabs>
-        <w:ind w:left="5760" w:hanging="360"/>
-      </w:pPr>
-      <w:rPr>
-        <w:rFonts w:ascii="Courier New" w:hAnsi="Courier New" w:hint="default"/>
-        <w:sz w:val="20"/>
-      </w:rPr>
-    </w:lvl>
-    <w:lvl w:ilvl="8" w:tentative="1">
-      <w:start w:val="1"/>
-      <w:numFmt w:val="bullet"/>
-      <w:lvlText w:val="o"/>
-      <w:lvlJc w:val="left"/>
-      <w:pPr>
-        <w:tabs>
-          <w:tab w:val="num" w:pos="6480"/>
-        </w:tabs>
-        <w:ind w:left="6480" w:hanging="360"/>
-      </w:pPr>
-      <w:rPr>
-        <w:rFonts w:ascii="Courier New" w:hAnsi="Courier New" w:hint="default"/>
-        <w:sz w:val="20"/>
-      </w:rPr>
-    </w:lvl>
-  </w:abstractNum>
-  <w:abstractNum w:abstractNumId="4" w15:restartNumberingAfterBreak="0">
-    <w:nsid w:val="0EE52AEB"/>
-    <w:multiLevelType w:val="hybridMultilevel"/>
-    <w:tmpl w:val="7FFA0894"/>
-    <w:lvl w:ilvl="0" w:tplc="08090001">
-      <w:start w:val="1"/>
-      <w:numFmt w:val="bullet"/>
-      <w:lvlText w:val=""/>
-      <w:lvlJc w:val="left"/>
-      <w:pPr>
-        <w:ind w:left="720" w:hanging="360"/>
-      </w:pPr>
-      <w:rPr>
-        <w:rFonts w:ascii="Symbol" w:hAnsi="Symbol" w:hint="default"/>
-      </w:rPr>
-    </w:lvl>
-    <w:lvl w:ilvl="1" w:tplc="08090003" w:tentative="1">
-      <w:start w:val="1"/>
-      <w:numFmt w:val="bullet"/>
-      <w:lvlText w:val="o"/>
-      <w:lvlJc w:val="left"/>
-      <w:pPr>
-        <w:ind w:left="1440" w:hanging="360"/>
-      </w:pPr>
-      <w:rPr>
-        <w:rFonts w:ascii="Courier New" w:hAnsi="Courier New" w:cs="Courier New" w:hint="default"/>
-      </w:rPr>
-    </w:lvl>
-    <w:lvl w:ilvl="2" w:tplc="08090005" w:tentative="1">
-      <w:start w:val="1"/>
-      <w:numFmt w:val="bullet"/>
-      <w:lvlText w:val=""/>
-      <w:lvlJc w:val="left"/>
-      <w:pPr>
-        <w:ind w:left="2160" w:hanging="360"/>
-      </w:pPr>
-      <w:rPr>
-        <w:rFonts w:ascii="Wingdings" w:hAnsi="Wingdings" w:hint="default"/>
-      </w:rPr>
-    </w:lvl>
-    <w:lvl w:ilvl="3" w:tplc="08090001" w:tentative="1">
-      <w:start w:val="1"/>
-      <w:numFmt w:val="bullet"/>
-      <w:lvlText w:val=""/>
-      <w:lvlJc w:val="left"/>
-      <w:pPr>
-        <w:ind w:left="2880" w:hanging="360"/>
-      </w:pPr>
-      <w:rPr>
-        <w:rFonts w:ascii="Symbol" w:hAnsi="Symbol" w:hint="default"/>
-      </w:rPr>
-    </w:lvl>
-    <w:lvl w:ilvl="4" w:tplc="08090003" w:tentative="1">
-      <w:start w:val="1"/>
-      <w:numFmt w:val="bullet"/>
-      <w:lvlText w:val="o"/>
-      <w:lvlJc w:val="left"/>
-      <w:pPr>
-        <w:ind w:left="3600" w:hanging="360"/>
-      </w:pPr>
-      <w:rPr>
-        <w:rFonts w:ascii="Courier New" w:hAnsi="Courier New" w:cs="Courier New" w:hint="default"/>
-      </w:rPr>
-    </w:lvl>
-    <w:lvl w:ilvl="5" w:tplc="08090005" w:tentative="1">
-      <w:start w:val="1"/>
-      <w:numFmt w:val="bullet"/>
-      <w:lvlText w:val=""/>
-      <w:lvlJc w:val="left"/>
-      <w:pPr>
-        <w:ind w:left="4320" w:hanging="360"/>
-      </w:pPr>
-      <w:rPr>
-        <w:rFonts w:ascii="Wingdings" w:hAnsi="Wingdings" w:hint="default"/>
-      </w:rPr>
-    </w:lvl>
-    <w:lvl w:ilvl="6" w:tplc="08090001" w:tentative="1">
-      <w:start w:val="1"/>
-      <w:numFmt w:val="bullet"/>
-      <w:lvlText w:val=""/>
-      <w:lvlJc w:val="left"/>
-      <w:pPr>
-        <w:ind w:left="5040" w:hanging="360"/>
-      </w:pPr>
-      <w:rPr>
-        <w:rFonts w:ascii="Symbol" w:hAnsi="Symbol" w:hint="default"/>
-      </w:rPr>
-    </w:lvl>
-    <w:lvl w:ilvl="7" w:tplc="08090003" w:tentative="1">
-      <w:start w:val="1"/>
-      <w:numFmt w:val="bullet"/>
-      <w:lvlText w:val="o"/>
-      <w:lvlJc w:val="left"/>
-      <w:pPr>
-        <w:ind w:left="5760" w:hanging="360"/>
-      </w:pPr>
-      <w:rPr>
-        <w:rFonts w:ascii="Courier New" w:hAnsi="Courier New" w:cs="Courier New" w:hint="default"/>
-      </w:rPr>
-    </w:lvl>
-    <w:lvl w:ilvl="8" w:tplc="08090005" w:tentative="1">
-      <w:start w:val="1"/>
-      <w:numFmt w:val="bullet"/>
-      <w:lvlText w:val=""/>
-      <w:lvlJc w:val="left"/>
-      <w:pPr>
-        <w:ind w:left="6480" w:hanging="360"/>
-      </w:pPr>
-      <w:rPr>
-        <w:rFonts w:ascii="Wingdings" w:hAnsi="Wingdings" w:hint="default"/>
-      </w:rPr>
-    </w:lvl>
-  </w:abstractNum>
-  <w:abstractNum w:abstractNumId="5" w15:restartNumberingAfterBreak="0">
-    <w:nsid w:val="10117FB3"/>
-    <w:multiLevelType w:val="multilevel"/>
-    <w:tmpl w:val="A3E40238"/>
-    <w:lvl w:ilvl="0">
-      <w:start w:val="1"/>
-      <w:numFmt w:val="bullet"/>
-      <w:lvlText w:val=""/>
-      <w:lvlJc w:val="left"/>
-      <w:pPr>
-        <w:tabs>
-          <w:tab w:val="num" w:pos="720"/>
-        </w:tabs>
-        <w:ind w:left="720" w:hanging="360"/>
-      </w:pPr>
-      <w:rPr>
-        <w:rFonts w:ascii="Symbol" w:hAnsi="Symbol" w:hint="default"/>
-        <w:sz w:val="20"/>
-      </w:rPr>
-    </w:lvl>
-    <w:lvl w:ilvl="1" w:tentative="1">
-      <w:start w:val="1"/>
-      <w:numFmt w:val="bullet"/>
-      <w:lvlText w:val=""/>
-      <w:lvlJc w:val="left"/>
-      <w:pPr>
-        <w:tabs>
-          <w:tab w:val="num" w:pos="1440"/>
-        </w:tabs>
-        <w:ind w:left="1440" w:hanging="360"/>
-      </w:pPr>
-      <w:rPr>
-        <w:rFonts w:ascii="Symbol" w:hAnsi="Symbol" w:hint="default"/>
-        <w:sz w:val="20"/>
-      </w:rPr>
-    </w:lvl>
-    <w:lvl w:ilvl="2" w:tentative="1">
-      <w:start w:val="1"/>
-      <w:numFmt w:val="bullet"/>
-      <w:lvlText w:val=""/>
-      <w:lvlJc w:val="left"/>
-      <w:pPr>
-        <w:tabs>
-          <w:tab w:val="num" w:pos="2160"/>
-        </w:tabs>
-        <w:ind w:left="2160" w:hanging="360"/>
-      </w:pPr>
-      <w:rPr>
-        <w:rFonts w:ascii="Symbol" w:hAnsi="Symbol" w:hint="default"/>
-        <w:sz w:val="20"/>
-      </w:rPr>
-    </w:lvl>
-    <w:lvl w:ilvl="3" w:tentative="1">
-      <w:start w:val="1"/>
-      <w:numFmt w:val="bullet"/>
-      <w:lvlText w:val=""/>
-      <w:lvlJc w:val="left"/>
-      <w:pPr>
-        <w:tabs>
-          <w:tab w:val="num" w:pos="2880"/>
-        </w:tabs>
-        <w:ind w:left="2880" w:hanging="360"/>
-      </w:pPr>
-      <w:rPr>
-        <w:rFonts w:ascii="Symbol" w:hAnsi="Symbol" w:hint="default"/>
-        <w:sz w:val="20"/>
-      </w:rPr>
-    </w:lvl>
-    <w:lvl w:ilvl="4" w:tentative="1">
-      <w:start w:val="1"/>
-      <w:numFmt w:val="bullet"/>
-      <w:lvlText w:val=""/>
-      <w:lvlJc w:val="left"/>
-      <w:pPr>
-        <w:tabs>
-          <w:tab w:val="num" w:pos="3600"/>
-        </w:tabs>
-        <w:ind w:left="3600" w:hanging="360"/>
-      </w:pPr>
-      <w:rPr>
-        <w:rFonts w:ascii="Symbol" w:hAnsi="Symbol" w:hint="default"/>
-        <w:sz w:val="20"/>
-      </w:rPr>
-    </w:lvl>
-    <w:lvl w:ilvl="5" w:tentative="1">
-      <w:start w:val="1"/>
-      <w:numFmt w:val="bullet"/>
-      <w:lvlText w:val=""/>
-      <w:lvlJc w:val="left"/>
-      <w:pPr>
-        <w:tabs>
-          <w:tab w:val="num" w:pos="4320"/>
-        </w:tabs>
-        <w:ind w:left="4320" w:hanging="360"/>
-      </w:pPr>
-      <w:rPr>
-        <w:rFonts w:ascii="Symbol" w:hAnsi="Symbol" w:hint="default"/>
-        <w:sz w:val="20"/>
-      </w:rPr>
-    </w:lvl>
-    <w:lvl w:ilvl="6" w:tentative="1">
-      <w:start w:val="1"/>
-      <w:numFmt w:val="bullet"/>
-      <w:lvlText w:val=""/>
-      <w:lvlJc w:val="left"/>
-      <w:pPr>
-        <w:tabs>
-          <w:tab w:val="num" w:pos="5040"/>
-        </w:tabs>
-        <w:ind w:left="5040" w:hanging="360"/>
-      </w:pPr>
-      <w:rPr>
-        <w:rFonts w:ascii="Symbol" w:hAnsi="Symbol" w:hint="default"/>
-        <w:sz w:val="20"/>
-      </w:rPr>
-    </w:lvl>
-    <w:lvl w:ilvl="7" w:tentative="1">
-      <w:start w:val="1"/>
-      <w:numFmt w:val="bullet"/>
-      <w:lvlText w:val=""/>
-      <w:lvlJc w:val="left"/>
-      <w:pPr>
-        <w:tabs>
-          <w:tab w:val="num" w:pos="5760"/>
-        </w:tabs>
-        <w:ind w:left="5760" w:hanging="360"/>
-      </w:pPr>
-      <w:rPr>
-        <w:rFonts w:ascii="Symbol" w:hAnsi="Symbol" w:hint="default"/>
-        <w:sz w:val="20"/>
-      </w:rPr>
-    </w:lvl>
-    <w:lvl w:ilvl="8" w:tentative="1">
-      <w:start w:val="1"/>
-      <w:numFmt w:val="bullet"/>
-      <w:lvlText w:val=""/>
-      <w:lvlJc w:val="left"/>
-      <w:pPr>
-        <w:tabs>
-          <w:tab w:val="num" w:pos="6480"/>
-        </w:tabs>
-        <w:ind w:left="6480" w:hanging="360"/>
-      </w:pPr>
-      <w:rPr>
-        <w:rFonts w:ascii="Symbol" w:hAnsi="Symbol" w:hint="default"/>
-        <w:sz w:val="20"/>
-      </w:rPr>
-    </w:lvl>
-  </w:abstractNum>
-  <w:abstractNum w:abstractNumId="6" w15:restartNumberingAfterBreak="0">
-    <w:nsid w:val="11E52F6B"/>
-    <w:multiLevelType w:val="hybridMultilevel"/>
-    <w:tmpl w:val="F530F008"/>
-    <w:lvl w:ilvl="0" w:tplc="04090001">
-      <w:start w:val="1"/>
-      <w:numFmt w:val="bullet"/>
-      <w:lvlText w:val=""/>
-      <w:lvlJc w:val="left"/>
-      <w:pPr>
-        <w:ind w:left="720" w:hanging="360"/>
-      </w:pPr>
-      <w:rPr>
-        <w:rFonts w:ascii="Symbol" w:hAnsi="Symbol" w:hint="default"/>
-      </w:rPr>
-    </w:lvl>
-    <w:lvl w:ilvl="1" w:tplc="04090003" w:tentative="1">
-      <w:start w:val="1"/>
-      <w:numFmt w:val="bullet"/>
-      <w:lvlText w:val="o"/>
-      <w:lvlJc w:val="left"/>
-      <w:pPr>
-        <w:ind w:left="1440" w:hanging="360"/>
-      </w:pPr>
-      <w:rPr>
-        <w:rFonts w:ascii="Courier New" w:hAnsi="Courier New" w:cs="Courier New" w:hint="default"/>
-      </w:rPr>
-    </w:lvl>
-    <w:lvl w:ilvl="2" w:tplc="04090005" w:tentative="1">
-      <w:start w:val="1"/>
-      <w:numFmt w:val="bullet"/>
-      <w:lvlText w:val=""/>
-      <w:lvlJc w:val="left"/>
-      <w:pPr>
-        <w:ind w:left="2160" w:hanging="360"/>
-      </w:pPr>
-      <w:rPr>
-        <w:rFonts w:ascii="Wingdings" w:hAnsi="Wingdings" w:hint="default"/>
-      </w:rPr>
-    </w:lvl>
-    <w:lvl w:ilvl="3" w:tplc="04090001" w:tentative="1">
-      <w:start w:val="1"/>
-      <w:numFmt w:val="bullet"/>
-      <w:lvlText w:val=""/>
-      <w:lvlJc w:val="left"/>
-      <w:pPr>
-        <w:ind w:left="2880" w:hanging="360"/>
-      </w:pPr>
-      <w:rPr>
-        <w:rFonts w:ascii="Symbol" w:hAnsi="Symbol" w:hint="default"/>
-      </w:rPr>
-    </w:lvl>
-    <w:lvl w:ilvl="4" w:tplc="04090003" w:tentative="1">
-      <w:start w:val="1"/>
-      <w:numFmt w:val="bullet"/>
-      <w:lvlText w:val="o"/>
-      <w:lvlJc w:val="left"/>
-      <w:pPr>
-        <w:ind w:left="3600" w:hanging="360"/>
-      </w:pPr>
-      <w:rPr>
-        <w:rFonts w:ascii="Courier New" w:hAnsi="Courier New" w:cs="Courier New" w:hint="default"/>
-      </w:rPr>
-    </w:lvl>
-    <w:lvl w:ilvl="5" w:tplc="04090005" w:tentative="1">
-      <w:start w:val="1"/>
-      <w:numFmt w:val="bullet"/>
-      <w:lvlText w:val=""/>
-      <w:lvlJc w:val="left"/>
-      <w:pPr>
-        <w:ind w:left="4320" w:hanging="360"/>
-      </w:pPr>
-      <w:rPr>
-        <w:rFonts w:ascii="Wingdings" w:hAnsi="Wingdings" w:hint="default"/>
-      </w:rPr>
-    </w:lvl>
-    <w:lvl w:ilvl="6" w:tplc="04090001" w:tentative="1">
-      <w:start w:val="1"/>
-      <w:numFmt w:val="bullet"/>
-      <w:lvlText w:val=""/>
-      <w:lvlJc w:val="left"/>
-      <w:pPr>
-        <w:ind w:left="5040" w:hanging="360"/>
-      </w:pPr>
-      <w:rPr>
-        <w:rFonts w:ascii="Symbol" w:hAnsi="Symbol" w:hint="default"/>
-      </w:rPr>
-    </w:lvl>
-    <w:lvl w:ilvl="7" w:tplc="04090003" w:tentative="1">
-      <w:start w:val="1"/>
-      <w:numFmt w:val="bullet"/>
-      <w:lvlText w:val="o"/>
-      <w:lvlJc w:val="left"/>
-      <w:pPr>
-        <w:ind w:left="5760" w:hanging="360"/>
-      </w:pPr>
-      <w:rPr>
-        <w:rFonts w:ascii="Courier New" w:hAnsi="Courier New" w:cs="Courier New" w:hint="default"/>
-      </w:rPr>
-    </w:lvl>
-    <w:lvl w:ilvl="8" w:tplc="04090005" w:tentative="1">
-      <w:start w:val="1"/>
-      <w:numFmt w:val="bullet"/>
-      <w:lvlText w:val=""/>
-      <w:lvlJc w:val="left"/>
-      <w:pPr>
-        <w:ind w:left="6480" w:hanging="360"/>
-      </w:pPr>
-      <w:rPr>
-        <w:rFonts w:ascii="Wingdings" w:hAnsi="Wingdings" w:hint="default"/>
-      </w:rPr>
-    </w:lvl>
-  </w:abstractNum>
-  <w:abstractNum w:abstractNumId="7" w15:restartNumberingAfterBreak="0">
-    <w:nsid w:val="158B2FF7"/>
-    <w:multiLevelType w:val="hybridMultilevel"/>
-    <w:tmpl w:val="9E7C72E4"/>
-    <w:lvl w:ilvl="0" w:tplc="08090001">
-      <w:start w:val="1"/>
-      <w:numFmt w:val="bullet"/>
-      <w:lvlText w:val=""/>
-      <w:lvlJc w:val="left"/>
-      <w:pPr>
-        <w:ind w:left="720" w:hanging="360"/>
-      </w:pPr>
-      <w:rPr>
-        <w:rFonts w:ascii="Symbol" w:hAnsi="Symbol" w:hint="default"/>
-      </w:rPr>
-    </w:lvl>
-    <w:lvl w:ilvl="1" w:tplc="08090019">
-      <w:start w:val="1"/>
-      <w:numFmt w:val="lowerLetter"/>
-      <w:lvlText w:val="%2."/>
-      <w:lvlJc w:val="left"/>
-      <w:pPr>
-        <w:ind w:left="1440" w:hanging="360"/>
-      </w:pPr>
-    </w:lvl>
-    <w:lvl w:ilvl="2" w:tplc="0809001B" w:tentative="1">
-      <w:start w:val="1"/>
-      <w:numFmt w:val="lowerRoman"/>
-      <w:lvlText w:val="%3."/>
-      <w:lvlJc w:val="right"/>
-      <w:pPr>
-        <w:ind w:left="2160" w:hanging="180"/>
-      </w:pPr>
-    </w:lvl>
-    <w:lvl w:ilvl="3" w:tplc="0809000F" w:tentative="1">
-      <w:start w:val="1"/>
-      <w:numFmt w:val="decimal"/>
-      <w:lvlText w:val="%4."/>
-      <w:lvlJc w:val="left"/>
-      <w:pPr>
-        <w:ind w:left="2880" w:hanging="360"/>
-      </w:pPr>
-    </w:lvl>
-    <w:lvl w:ilvl="4" w:tplc="08090019" w:tentative="1">
-      <w:start w:val="1"/>
-      <w:numFmt w:val="lowerLetter"/>
-      <w:lvlText w:val="%5."/>
-      <w:lvlJc w:val="left"/>
-      <w:pPr>
-        <w:ind w:left="3600" w:hanging="360"/>
-      </w:pPr>
-    </w:lvl>
-    <w:lvl w:ilvl="5" w:tplc="0809001B" w:tentative="1">
-      <w:start w:val="1"/>
-      <w:numFmt w:val="lowerRoman"/>
-      <w:lvlText w:val="%6."/>
-      <w:lvlJc w:val="right"/>
-      <w:pPr>
-        <w:ind w:left="4320" w:hanging="180"/>
-      </w:pPr>
-    </w:lvl>
-    <w:lvl w:ilvl="6" w:tplc="0809000F" w:tentative="1">
-      <w:start w:val="1"/>
-      <w:numFmt w:val="decimal"/>
-      <w:lvlText w:val="%7."/>
-      <w:lvlJc w:val="left"/>
-      <w:pPr>
-        <w:ind w:left="5040" w:hanging="360"/>
-      </w:pPr>
-    </w:lvl>
-    <w:lvl w:ilvl="7" w:tplc="08090019" w:tentative="1">
-      <w:start w:val="1"/>
-      <w:numFmt w:val="lowerLetter"/>
-      <w:lvlText w:val="%8."/>
-      <w:lvlJc w:val="left"/>
-      <w:pPr>
-        <w:ind w:left="5760" w:hanging="360"/>
-      </w:pPr>
-    </w:lvl>
-    <w:lvl w:ilvl="8" w:tplc="0809001B" w:tentative="1">
-      <w:start w:val="1"/>
-      <w:numFmt w:val="lowerRoman"/>
-      <w:lvlText w:val="%9."/>
-      <w:lvlJc w:val="right"/>
-      <w:pPr>
-        <w:ind w:left="6480" w:hanging="180"/>
-      </w:pPr>
-    </w:lvl>
-  </w:abstractNum>
-  <w:abstractNum w:abstractNumId="8" w15:restartNumberingAfterBreak="0">
-    <w:nsid w:val="1BB345B8"/>
-    <w:multiLevelType w:val="multilevel"/>
-    <w:tmpl w:val="AC76BA0C"/>
-    <w:lvl w:ilvl="0">
-      <w:start w:val="1"/>
-      <w:numFmt w:val="bullet"/>
-      <w:lvlText w:val=""/>
-      <w:lvlJc w:val="left"/>
-      <w:pPr>
-        <w:tabs>
-          <w:tab w:val="num" w:pos="720"/>
-        </w:tabs>
-        <w:ind w:left="720" w:hanging="360"/>
-      </w:pPr>
-      <w:rPr>
-        <w:rFonts w:ascii="Symbol" w:hAnsi="Symbol" w:hint="default"/>
-        <w:sz w:val="20"/>
-      </w:rPr>
-    </w:lvl>
-    <w:lvl w:ilvl="1" w:tentative="1">
-      <w:start w:val="1"/>
-      <w:numFmt w:val="bullet"/>
-      <w:lvlText w:val=""/>
-      <w:lvlJc w:val="left"/>
-      <w:pPr>
-        <w:tabs>
-          <w:tab w:val="num" w:pos="1440"/>
-        </w:tabs>
-        <w:ind w:left="1440" w:hanging="360"/>
-      </w:pPr>
-      <w:rPr>
-        <w:rFonts w:ascii="Symbol" w:hAnsi="Symbol" w:hint="default"/>
-        <w:sz w:val="20"/>
-      </w:rPr>
-    </w:lvl>
-    <w:lvl w:ilvl="2" w:tentative="1">
-      <w:start w:val="1"/>
-      <w:numFmt w:val="bullet"/>
-      <w:lvlText w:val=""/>
-      <w:lvlJc w:val="left"/>
-      <w:pPr>
-        <w:tabs>
-          <w:tab w:val="num" w:pos="2160"/>
-        </w:tabs>
-        <w:ind w:left="2160" w:hanging="360"/>
-      </w:pPr>
-      <w:rPr>
-        <w:rFonts w:ascii="Symbol" w:hAnsi="Symbol" w:hint="default"/>
-        <w:sz w:val="20"/>
-      </w:rPr>
-    </w:lvl>
-    <w:lvl w:ilvl="3" w:tentative="1">
-      <w:start w:val="1"/>
-      <w:numFmt w:val="bullet"/>
-      <w:lvlText w:val=""/>
-      <w:lvlJc w:val="left"/>
-      <w:pPr>
-        <w:tabs>
-          <w:tab w:val="num" w:pos="2880"/>
-        </w:tabs>
-        <w:ind w:left="2880" w:hanging="360"/>
-      </w:pPr>
-      <w:rPr>
-        <w:rFonts w:ascii="Symbol" w:hAnsi="Symbol" w:hint="default"/>
-        <w:sz w:val="20"/>
-      </w:rPr>
-    </w:lvl>
-    <w:lvl w:ilvl="4" w:tentative="1">
-      <w:start w:val="1"/>
-      <w:numFmt w:val="bullet"/>
-      <w:lvlText w:val=""/>
-      <w:lvlJc w:val="left"/>
-      <w:pPr>
-        <w:tabs>
-          <w:tab w:val="num" w:pos="3600"/>
-        </w:tabs>
-        <w:ind w:left="3600" w:hanging="360"/>
-      </w:pPr>
-      <w:rPr>
-        <w:rFonts w:ascii="Symbol" w:hAnsi="Symbol" w:hint="default"/>
-        <w:sz w:val="20"/>
-      </w:rPr>
-    </w:lvl>
-    <w:lvl w:ilvl="5" w:tentative="1">
-      <w:start w:val="1"/>
-      <w:numFmt w:val="bullet"/>
-      <w:lvlText w:val=""/>
-      <w:lvlJc w:val="left"/>
-      <w:pPr>
-        <w:tabs>
-          <w:tab w:val="num" w:pos="4320"/>
-        </w:tabs>
-        <w:ind w:left="4320" w:hanging="360"/>
-      </w:pPr>
-      <w:rPr>
-        <w:rFonts w:ascii="Symbol" w:hAnsi="Symbol" w:hint="default"/>
-        <w:sz w:val="20"/>
-      </w:rPr>
-    </w:lvl>
-    <w:lvl w:ilvl="6" w:tentative="1">
-      <w:start w:val="1"/>
-      <w:numFmt w:val="bullet"/>
-      <w:lvlText w:val=""/>
-      <w:lvlJc w:val="left"/>
-      <w:pPr>
-        <w:tabs>
-          <w:tab w:val="num" w:pos="5040"/>
-        </w:tabs>
-        <w:ind w:left="5040" w:hanging="360"/>
-      </w:pPr>
-      <w:rPr>
-        <w:rFonts w:ascii="Symbol" w:hAnsi="Symbol" w:hint="default"/>
-        <w:sz w:val="20"/>
-      </w:rPr>
-    </w:lvl>
-    <w:lvl w:ilvl="7" w:tentative="1">
-      <w:start w:val="1"/>
-      <w:numFmt w:val="bullet"/>
-      <w:lvlText w:val=""/>
-      <w:lvlJc w:val="left"/>
-      <w:pPr>
-        <w:tabs>
-          <w:tab w:val="num" w:pos="5760"/>
-        </w:tabs>
-        <w:ind w:left="5760" w:hanging="360"/>
-      </w:pPr>
-      <w:rPr>
-        <w:rFonts w:ascii="Symbol" w:hAnsi="Symbol" w:hint="default"/>
-        <w:sz w:val="20"/>
-      </w:rPr>
-    </w:lvl>
-    <w:lvl w:ilvl="8" w:tentative="1">
-      <w:start w:val="1"/>
-      <w:numFmt w:val="bullet"/>
-      <w:lvlText w:val=""/>
-      <w:lvlJc w:val="left"/>
-      <w:pPr>
-        <w:tabs>
-          <w:tab w:val="num" w:pos="6480"/>
-        </w:tabs>
-        <w:ind w:left="6480" w:hanging="360"/>
-      </w:pPr>
-      <w:rPr>
-        <w:rFonts w:ascii="Symbol" w:hAnsi="Symbol" w:hint="default"/>
-        <w:sz w:val="20"/>
-      </w:rPr>
-    </w:lvl>
-  </w:abstractNum>
-  <w:abstractNum w:abstractNumId="9" w15:restartNumberingAfterBreak="0">
     <w:nsid w:val="1EE0318D"/>
     <w:multiLevelType w:val="hybridMultilevel"/>
     <w:tmpl w:val="5CACB296"/>
@@ -11998,7 +11549,7 @@
       </w:rPr>
     </w:lvl>
   </w:abstractNum>
-  <w:abstractNum w:abstractNumId="10" w15:restartNumberingAfterBreak="0">
+  <w:abstractNum w:abstractNumId="2" w15:restartNumberingAfterBreak="0">
     <w:nsid w:val="24C97EB3"/>
     <w:multiLevelType w:val="multilevel"/>
     <w:tmpl w:val="D770A550"/>
@@ -12111,4205 +11662,7 @@
       </w:rPr>
     </w:lvl>
   </w:abstractNum>
-  <w:abstractNum w:abstractNumId="11" w15:restartNumberingAfterBreak="0">
-    <w:nsid w:val="28DE7E82"/>
-    <w:multiLevelType w:val="multilevel"/>
-    <w:tmpl w:val="0BEA81A2"/>
-    <w:lvl w:ilvl="0">
-      <w:start w:val="1"/>
-      <w:numFmt w:val="bullet"/>
-      <w:lvlText w:val="o"/>
-      <w:lvlJc w:val="left"/>
-      <w:pPr>
-        <w:tabs>
-          <w:tab w:val="num" w:pos="720"/>
-        </w:tabs>
-        <w:ind w:left="720" w:hanging="360"/>
-      </w:pPr>
-      <w:rPr>
-        <w:rFonts w:ascii="Courier New" w:hAnsi="Courier New" w:hint="default"/>
-        <w:sz w:val="20"/>
-      </w:rPr>
-    </w:lvl>
-    <w:lvl w:ilvl="1" w:tentative="1">
-      <w:start w:val="1"/>
-      <w:numFmt w:val="bullet"/>
-      <w:lvlText w:val="o"/>
-      <w:lvlJc w:val="left"/>
-      <w:pPr>
-        <w:tabs>
-          <w:tab w:val="num" w:pos="1440"/>
-        </w:tabs>
-        <w:ind w:left="1440" w:hanging="360"/>
-      </w:pPr>
-      <w:rPr>
-        <w:rFonts w:ascii="Courier New" w:hAnsi="Courier New" w:hint="default"/>
-        <w:sz w:val="20"/>
-      </w:rPr>
-    </w:lvl>
-    <w:lvl w:ilvl="2" w:tentative="1">
-      <w:start w:val="1"/>
-      <w:numFmt w:val="bullet"/>
-      <w:lvlText w:val="o"/>
-      <w:lvlJc w:val="left"/>
-      <w:pPr>
-        <w:tabs>
-          <w:tab w:val="num" w:pos="2160"/>
-        </w:tabs>
-        <w:ind w:left="2160" w:hanging="360"/>
-      </w:pPr>
-      <w:rPr>
-        <w:rFonts w:ascii="Courier New" w:hAnsi="Courier New" w:hint="default"/>
-        <w:sz w:val="20"/>
-      </w:rPr>
-    </w:lvl>
-    <w:lvl w:ilvl="3" w:tentative="1">
-      <w:start w:val="1"/>
-      <w:numFmt w:val="bullet"/>
-      <w:lvlText w:val="o"/>
-      <w:lvlJc w:val="left"/>
-      <w:pPr>
-        <w:tabs>
-          <w:tab w:val="num" w:pos="2880"/>
-        </w:tabs>
-        <w:ind w:left="2880" w:hanging="360"/>
-      </w:pPr>
-      <w:rPr>
-        <w:rFonts w:ascii="Courier New" w:hAnsi="Courier New" w:hint="default"/>
-        <w:sz w:val="20"/>
-      </w:rPr>
-    </w:lvl>
-    <w:lvl w:ilvl="4" w:tentative="1">
-      <w:start w:val="1"/>
-      <w:numFmt w:val="bullet"/>
-      <w:lvlText w:val="o"/>
-      <w:lvlJc w:val="left"/>
-      <w:pPr>
-        <w:tabs>
-          <w:tab w:val="num" w:pos="3600"/>
-        </w:tabs>
-        <w:ind w:left="3600" w:hanging="360"/>
-      </w:pPr>
-      <w:rPr>
-        <w:rFonts w:ascii="Courier New" w:hAnsi="Courier New" w:hint="default"/>
-        <w:sz w:val="20"/>
-      </w:rPr>
-    </w:lvl>
-    <w:lvl w:ilvl="5" w:tentative="1">
-      <w:start w:val="1"/>
-      <w:numFmt w:val="bullet"/>
-      <w:lvlText w:val="o"/>
-      <w:lvlJc w:val="left"/>
-      <w:pPr>
-        <w:tabs>
-          <w:tab w:val="num" w:pos="4320"/>
-        </w:tabs>
-        <w:ind w:left="4320" w:hanging="360"/>
-      </w:pPr>
-      <w:rPr>
-        <w:rFonts w:ascii="Courier New" w:hAnsi="Courier New" w:hint="default"/>
-        <w:sz w:val="20"/>
-      </w:rPr>
-    </w:lvl>
-    <w:lvl w:ilvl="6" w:tentative="1">
-      <w:start w:val="1"/>
-      <w:numFmt w:val="bullet"/>
-      <w:lvlText w:val="o"/>
-      <w:lvlJc w:val="left"/>
-      <w:pPr>
-        <w:tabs>
-          <w:tab w:val="num" w:pos="5040"/>
-        </w:tabs>
-        <w:ind w:left="5040" w:hanging="360"/>
-      </w:pPr>
-      <w:rPr>
-        <w:rFonts w:ascii="Courier New" w:hAnsi="Courier New" w:hint="default"/>
-        <w:sz w:val="20"/>
-      </w:rPr>
-    </w:lvl>
-    <w:lvl w:ilvl="7" w:tentative="1">
-      <w:start w:val="1"/>
-      <w:numFmt w:val="bullet"/>
-      <w:lvlText w:val="o"/>
-      <w:lvlJc w:val="left"/>
-      <w:pPr>
-        <w:tabs>
-          <w:tab w:val="num" w:pos="5760"/>
-        </w:tabs>
-        <w:ind w:left="5760" w:hanging="360"/>
-      </w:pPr>
-      <w:rPr>
-        <w:rFonts w:ascii="Courier New" w:hAnsi="Courier New" w:hint="default"/>
-        <w:sz w:val="20"/>
-      </w:rPr>
-    </w:lvl>
-    <w:lvl w:ilvl="8" w:tentative="1">
-      <w:start w:val="1"/>
-      <w:numFmt w:val="bullet"/>
-      <w:lvlText w:val="o"/>
-      <w:lvlJc w:val="left"/>
-      <w:pPr>
-        <w:tabs>
-          <w:tab w:val="num" w:pos="6480"/>
-        </w:tabs>
-        <w:ind w:left="6480" w:hanging="360"/>
-      </w:pPr>
-      <w:rPr>
-        <w:rFonts w:ascii="Courier New" w:hAnsi="Courier New" w:hint="default"/>
-        <w:sz w:val="20"/>
-      </w:rPr>
-    </w:lvl>
-  </w:abstractNum>
-  <w:abstractNum w:abstractNumId="12" w15:restartNumberingAfterBreak="0">
-    <w:nsid w:val="2B1B6092"/>
-    <w:multiLevelType w:val="multilevel"/>
-    <w:tmpl w:val="F5F08D9C"/>
-    <w:lvl w:ilvl="0">
-      <w:start w:val="1"/>
-      <w:numFmt w:val="bullet"/>
-      <w:lvlText w:val=""/>
-      <w:lvlJc w:val="left"/>
-      <w:pPr>
-        <w:tabs>
-          <w:tab w:val="num" w:pos="720"/>
-        </w:tabs>
-        <w:ind w:left="720" w:hanging="360"/>
-      </w:pPr>
-      <w:rPr>
-        <w:rFonts w:ascii="Symbol" w:hAnsi="Symbol" w:hint="default"/>
-        <w:sz w:val="20"/>
-      </w:rPr>
-    </w:lvl>
-    <w:lvl w:ilvl="1" w:tentative="1">
-      <w:start w:val="1"/>
-      <w:numFmt w:val="bullet"/>
-      <w:lvlText w:val=""/>
-      <w:lvlJc w:val="left"/>
-      <w:pPr>
-        <w:tabs>
-          <w:tab w:val="num" w:pos="1440"/>
-        </w:tabs>
-        <w:ind w:left="1440" w:hanging="360"/>
-      </w:pPr>
-      <w:rPr>
-        <w:rFonts w:ascii="Symbol" w:hAnsi="Symbol" w:hint="default"/>
-        <w:sz w:val="20"/>
-      </w:rPr>
-    </w:lvl>
-    <w:lvl w:ilvl="2" w:tentative="1">
-      <w:start w:val="1"/>
-      <w:numFmt w:val="bullet"/>
-      <w:lvlText w:val=""/>
-      <w:lvlJc w:val="left"/>
-      <w:pPr>
-        <w:tabs>
-          <w:tab w:val="num" w:pos="2160"/>
-        </w:tabs>
-        <w:ind w:left="2160" w:hanging="360"/>
-      </w:pPr>
-      <w:rPr>
-        <w:rFonts w:ascii="Symbol" w:hAnsi="Symbol" w:hint="default"/>
-        <w:sz w:val="20"/>
-      </w:rPr>
-    </w:lvl>
-    <w:lvl w:ilvl="3" w:tentative="1">
-      <w:start w:val="1"/>
-      <w:numFmt w:val="bullet"/>
-      <w:lvlText w:val=""/>
-      <w:lvlJc w:val="left"/>
-      <w:pPr>
-        <w:tabs>
-          <w:tab w:val="num" w:pos="2880"/>
-        </w:tabs>
-        <w:ind w:left="2880" w:hanging="360"/>
-      </w:pPr>
-      <w:rPr>
-        <w:rFonts w:ascii="Symbol" w:hAnsi="Symbol" w:hint="default"/>
-        <w:sz w:val="20"/>
-      </w:rPr>
-    </w:lvl>
-    <w:lvl w:ilvl="4" w:tentative="1">
-      <w:start w:val="1"/>
-      <w:numFmt w:val="bullet"/>
-      <w:lvlText w:val=""/>
-      <w:lvlJc w:val="left"/>
-      <w:pPr>
-        <w:tabs>
-          <w:tab w:val="num" w:pos="3600"/>
-        </w:tabs>
-        <w:ind w:left="3600" w:hanging="360"/>
-      </w:pPr>
-      <w:rPr>
-        <w:rFonts w:ascii="Symbol" w:hAnsi="Symbol" w:hint="default"/>
-        <w:sz w:val="20"/>
-      </w:rPr>
-    </w:lvl>
-    <w:lvl w:ilvl="5" w:tentative="1">
-      <w:start w:val="1"/>
-      <w:numFmt w:val="bullet"/>
-      <w:lvlText w:val=""/>
-      <w:lvlJc w:val="left"/>
-      <w:pPr>
-        <w:tabs>
-          <w:tab w:val="num" w:pos="4320"/>
-        </w:tabs>
-        <w:ind w:left="4320" w:hanging="360"/>
-      </w:pPr>
-      <w:rPr>
-        <w:rFonts w:ascii="Symbol" w:hAnsi="Symbol" w:hint="default"/>
-        <w:sz w:val="20"/>
-      </w:rPr>
-    </w:lvl>
-    <w:lvl w:ilvl="6" w:tentative="1">
-      <w:start w:val="1"/>
-      <w:numFmt w:val="bullet"/>
-      <w:lvlText w:val=""/>
-      <w:lvlJc w:val="left"/>
-      <w:pPr>
-        <w:tabs>
-          <w:tab w:val="num" w:pos="5040"/>
-        </w:tabs>
-        <w:ind w:left="5040" w:hanging="360"/>
-      </w:pPr>
-      <w:rPr>
-        <w:rFonts w:ascii="Symbol" w:hAnsi="Symbol" w:hint="default"/>
-        <w:sz w:val="20"/>
-      </w:rPr>
-    </w:lvl>
-    <w:lvl w:ilvl="7" w:tentative="1">
-      <w:start w:val="1"/>
-      <w:numFmt w:val="bullet"/>
-      <w:lvlText w:val=""/>
-      <w:lvlJc w:val="left"/>
-      <w:pPr>
-        <w:tabs>
-          <w:tab w:val="num" w:pos="5760"/>
-        </w:tabs>
-        <w:ind w:left="5760" w:hanging="360"/>
-      </w:pPr>
-      <w:rPr>
-        <w:rFonts w:ascii="Symbol" w:hAnsi="Symbol" w:hint="default"/>
-        <w:sz w:val="20"/>
-      </w:rPr>
-    </w:lvl>
-    <w:lvl w:ilvl="8" w:tentative="1">
-      <w:start w:val="1"/>
-      <w:numFmt w:val="bullet"/>
-      <w:lvlText w:val=""/>
-      <w:lvlJc w:val="left"/>
-      <w:pPr>
-        <w:tabs>
-          <w:tab w:val="num" w:pos="6480"/>
-        </w:tabs>
-        <w:ind w:left="6480" w:hanging="360"/>
-      </w:pPr>
-      <w:rPr>
-        <w:rFonts w:ascii="Symbol" w:hAnsi="Symbol" w:hint="default"/>
-        <w:sz w:val="20"/>
-      </w:rPr>
-    </w:lvl>
-  </w:abstractNum>
-  <w:abstractNum w:abstractNumId="13" w15:restartNumberingAfterBreak="0">
-    <w:nsid w:val="2E62330F"/>
-    <w:multiLevelType w:val="multilevel"/>
-    <w:tmpl w:val="F350DC8A"/>
-    <w:lvl w:ilvl="0">
-      <w:start w:val="1"/>
-      <w:numFmt w:val="bullet"/>
-      <w:lvlText w:val="o"/>
-      <w:lvlJc w:val="left"/>
-      <w:pPr>
-        <w:tabs>
-          <w:tab w:val="num" w:pos="720"/>
-        </w:tabs>
-        <w:ind w:left="720" w:hanging="360"/>
-      </w:pPr>
-      <w:rPr>
-        <w:rFonts w:ascii="Courier New" w:hAnsi="Courier New" w:hint="default"/>
-        <w:sz w:val="20"/>
-      </w:rPr>
-    </w:lvl>
-    <w:lvl w:ilvl="1" w:tentative="1">
-      <w:start w:val="1"/>
-      <w:numFmt w:val="bullet"/>
-      <w:lvlText w:val="o"/>
-      <w:lvlJc w:val="left"/>
-      <w:pPr>
-        <w:tabs>
-          <w:tab w:val="num" w:pos="1440"/>
-        </w:tabs>
-        <w:ind w:left="1440" w:hanging="360"/>
-      </w:pPr>
-      <w:rPr>
-        <w:rFonts w:ascii="Courier New" w:hAnsi="Courier New" w:hint="default"/>
-        <w:sz w:val="20"/>
-      </w:rPr>
-    </w:lvl>
-    <w:lvl w:ilvl="2" w:tentative="1">
-      <w:start w:val="1"/>
-      <w:numFmt w:val="bullet"/>
-      <w:lvlText w:val="o"/>
-      <w:lvlJc w:val="left"/>
-      <w:pPr>
-        <w:tabs>
-          <w:tab w:val="num" w:pos="2160"/>
-        </w:tabs>
-        <w:ind w:left="2160" w:hanging="360"/>
-      </w:pPr>
-      <w:rPr>
-        <w:rFonts w:ascii="Courier New" w:hAnsi="Courier New" w:hint="default"/>
-        <w:sz w:val="20"/>
-      </w:rPr>
-    </w:lvl>
-    <w:lvl w:ilvl="3" w:tentative="1">
-      <w:start w:val="1"/>
-      <w:numFmt w:val="bullet"/>
-      <w:lvlText w:val="o"/>
-      <w:lvlJc w:val="left"/>
-      <w:pPr>
-        <w:tabs>
-          <w:tab w:val="num" w:pos="2880"/>
-        </w:tabs>
-        <w:ind w:left="2880" w:hanging="360"/>
-      </w:pPr>
-      <w:rPr>
-        <w:rFonts w:ascii="Courier New" w:hAnsi="Courier New" w:hint="default"/>
-        <w:sz w:val="20"/>
-      </w:rPr>
-    </w:lvl>
-    <w:lvl w:ilvl="4" w:tentative="1">
-      <w:start w:val="1"/>
-      <w:numFmt w:val="bullet"/>
-      <w:lvlText w:val="o"/>
-      <w:lvlJc w:val="left"/>
-      <w:pPr>
-        <w:tabs>
-          <w:tab w:val="num" w:pos="3600"/>
-        </w:tabs>
-        <w:ind w:left="3600" w:hanging="360"/>
-      </w:pPr>
-      <w:rPr>
-        <w:rFonts w:ascii="Courier New" w:hAnsi="Courier New" w:hint="default"/>
-        <w:sz w:val="20"/>
-      </w:rPr>
-    </w:lvl>
-    <w:lvl w:ilvl="5" w:tentative="1">
-      <w:start w:val="1"/>
-      <w:numFmt w:val="bullet"/>
-      <w:lvlText w:val="o"/>
-      <w:lvlJc w:val="left"/>
-      <w:pPr>
-        <w:tabs>
-          <w:tab w:val="num" w:pos="4320"/>
-        </w:tabs>
-        <w:ind w:left="4320" w:hanging="360"/>
-      </w:pPr>
-      <w:rPr>
-        <w:rFonts w:ascii="Courier New" w:hAnsi="Courier New" w:hint="default"/>
-        <w:sz w:val="20"/>
-      </w:rPr>
-    </w:lvl>
-    <w:lvl w:ilvl="6" w:tentative="1">
-      <w:start w:val="1"/>
-      <w:numFmt w:val="bullet"/>
-      <w:lvlText w:val="o"/>
-      <w:lvlJc w:val="left"/>
-      <w:pPr>
-        <w:tabs>
-          <w:tab w:val="num" w:pos="5040"/>
-        </w:tabs>
-        <w:ind w:left="5040" w:hanging="360"/>
-      </w:pPr>
-      <w:rPr>
-        <w:rFonts w:ascii="Courier New" w:hAnsi="Courier New" w:hint="default"/>
-        <w:sz w:val="20"/>
-      </w:rPr>
-    </w:lvl>
-    <w:lvl w:ilvl="7" w:tentative="1">
-      <w:start w:val="1"/>
-      <w:numFmt w:val="bullet"/>
-      <w:lvlText w:val="o"/>
-      <w:lvlJc w:val="left"/>
-      <w:pPr>
-        <w:tabs>
-          <w:tab w:val="num" w:pos="5760"/>
-        </w:tabs>
-        <w:ind w:left="5760" w:hanging="360"/>
-      </w:pPr>
-      <w:rPr>
-        <w:rFonts w:ascii="Courier New" w:hAnsi="Courier New" w:hint="default"/>
-        <w:sz w:val="20"/>
-      </w:rPr>
-    </w:lvl>
-    <w:lvl w:ilvl="8" w:tentative="1">
-      <w:start w:val="1"/>
-      <w:numFmt w:val="bullet"/>
-      <w:lvlText w:val="o"/>
-      <w:lvlJc w:val="left"/>
-      <w:pPr>
-        <w:tabs>
-          <w:tab w:val="num" w:pos="6480"/>
-        </w:tabs>
-        <w:ind w:left="6480" w:hanging="360"/>
-      </w:pPr>
-      <w:rPr>
-        <w:rFonts w:ascii="Courier New" w:hAnsi="Courier New" w:hint="default"/>
-        <w:sz w:val="20"/>
-      </w:rPr>
-    </w:lvl>
-  </w:abstractNum>
-  <w:abstractNum w:abstractNumId="14" w15:restartNumberingAfterBreak="0">
-    <w:nsid w:val="3108329D"/>
-    <w:multiLevelType w:val="multilevel"/>
-    <w:tmpl w:val="F140A5A2"/>
-    <w:lvl w:ilvl="0">
-      <w:start w:val="1"/>
-      <w:numFmt w:val="bullet"/>
-      <w:lvlText w:val=""/>
-      <w:lvlJc w:val="left"/>
-      <w:pPr>
-        <w:tabs>
-          <w:tab w:val="num" w:pos="720"/>
-        </w:tabs>
-        <w:ind w:left="720" w:hanging="360"/>
-      </w:pPr>
-      <w:rPr>
-        <w:rFonts w:ascii="Symbol" w:hAnsi="Symbol" w:hint="default"/>
-        <w:sz w:val="20"/>
-      </w:rPr>
-    </w:lvl>
-    <w:lvl w:ilvl="1" w:tentative="1">
-      <w:start w:val="1"/>
-      <w:numFmt w:val="bullet"/>
-      <w:lvlText w:val=""/>
-      <w:lvlJc w:val="left"/>
-      <w:pPr>
-        <w:tabs>
-          <w:tab w:val="num" w:pos="1440"/>
-        </w:tabs>
-        <w:ind w:left="1440" w:hanging="360"/>
-      </w:pPr>
-      <w:rPr>
-        <w:rFonts w:ascii="Symbol" w:hAnsi="Symbol" w:hint="default"/>
-        <w:sz w:val="20"/>
-      </w:rPr>
-    </w:lvl>
-    <w:lvl w:ilvl="2" w:tentative="1">
-      <w:start w:val="1"/>
-      <w:numFmt w:val="bullet"/>
-      <w:lvlText w:val=""/>
-      <w:lvlJc w:val="left"/>
-      <w:pPr>
-        <w:tabs>
-          <w:tab w:val="num" w:pos="2160"/>
-        </w:tabs>
-        <w:ind w:left="2160" w:hanging="360"/>
-      </w:pPr>
-      <w:rPr>
-        <w:rFonts w:ascii="Symbol" w:hAnsi="Symbol" w:hint="default"/>
-        <w:sz w:val="20"/>
-      </w:rPr>
-    </w:lvl>
-    <w:lvl w:ilvl="3" w:tentative="1">
-      <w:start w:val="1"/>
-      <w:numFmt w:val="bullet"/>
-      <w:lvlText w:val=""/>
-      <w:lvlJc w:val="left"/>
-      <w:pPr>
-        <w:tabs>
-          <w:tab w:val="num" w:pos="2880"/>
-        </w:tabs>
-        <w:ind w:left="2880" w:hanging="360"/>
-      </w:pPr>
-      <w:rPr>
-        <w:rFonts w:ascii="Symbol" w:hAnsi="Symbol" w:hint="default"/>
-        <w:sz w:val="20"/>
-      </w:rPr>
-    </w:lvl>
-    <w:lvl w:ilvl="4" w:tentative="1">
-      <w:start w:val="1"/>
-      <w:numFmt w:val="bullet"/>
-      <w:lvlText w:val=""/>
-      <w:lvlJc w:val="left"/>
-      <w:pPr>
-        <w:tabs>
-          <w:tab w:val="num" w:pos="3600"/>
-        </w:tabs>
-        <w:ind w:left="3600" w:hanging="360"/>
-      </w:pPr>
-      <w:rPr>
-        <w:rFonts w:ascii="Symbol" w:hAnsi="Symbol" w:hint="default"/>
-        <w:sz w:val="20"/>
-      </w:rPr>
-    </w:lvl>
-    <w:lvl w:ilvl="5" w:tentative="1">
-      <w:start w:val="1"/>
-      <w:numFmt w:val="bullet"/>
-      <w:lvlText w:val=""/>
-      <w:lvlJc w:val="left"/>
-      <w:pPr>
-        <w:tabs>
-          <w:tab w:val="num" w:pos="4320"/>
-        </w:tabs>
-        <w:ind w:left="4320" w:hanging="360"/>
-      </w:pPr>
-      <w:rPr>
-        <w:rFonts w:ascii="Symbol" w:hAnsi="Symbol" w:hint="default"/>
-        <w:sz w:val="20"/>
-      </w:rPr>
-    </w:lvl>
-    <w:lvl w:ilvl="6" w:tentative="1">
-      <w:start w:val="1"/>
-      <w:numFmt w:val="bullet"/>
-      <w:lvlText w:val=""/>
-      <w:lvlJc w:val="left"/>
-      <w:pPr>
-        <w:tabs>
-          <w:tab w:val="num" w:pos="5040"/>
-        </w:tabs>
-        <w:ind w:left="5040" w:hanging="360"/>
-      </w:pPr>
-      <w:rPr>
-        <w:rFonts w:ascii="Symbol" w:hAnsi="Symbol" w:hint="default"/>
-        <w:sz w:val="20"/>
-      </w:rPr>
-    </w:lvl>
-    <w:lvl w:ilvl="7" w:tentative="1">
-      <w:start w:val="1"/>
-      <w:numFmt w:val="bullet"/>
-      <w:lvlText w:val=""/>
-      <w:lvlJc w:val="left"/>
-      <w:pPr>
-        <w:tabs>
-          <w:tab w:val="num" w:pos="5760"/>
-        </w:tabs>
-        <w:ind w:left="5760" w:hanging="360"/>
-      </w:pPr>
-      <w:rPr>
-        <w:rFonts w:ascii="Symbol" w:hAnsi="Symbol" w:hint="default"/>
-        <w:sz w:val="20"/>
-      </w:rPr>
-    </w:lvl>
-    <w:lvl w:ilvl="8" w:tentative="1">
-      <w:start w:val="1"/>
-      <w:numFmt w:val="bullet"/>
-      <w:lvlText w:val=""/>
-      <w:lvlJc w:val="left"/>
-      <w:pPr>
-        <w:tabs>
-          <w:tab w:val="num" w:pos="6480"/>
-        </w:tabs>
-        <w:ind w:left="6480" w:hanging="360"/>
-      </w:pPr>
-      <w:rPr>
-        <w:rFonts w:ascii="Symbol" w:hAnsi="Symbol" w:hint="default"/>
-        <w:sz w:val="20"/>
-      </w:rPr>
-    </w:lvl>
-  </w:abstractNum>
-  <w:abstractNum w:abstractNumId="15" w15:restartNumberingAfterBreak="0">
-    <w:nsid w:val="345C7061"/>
-    <w:multiLevelType w:val="multilevel"/>
-    <w:tmpl w:val="F0FA6A26"/>
-    <w:lvl w:ilvl="0">
-      <w:start w:val="1"/>
-      <w:numFmt w:val="bullet"/>
-      <w:lvlText w:val=""/>
-      <w:lvlJc w:val="left"/>
-      <w:pPr>
-        <w:tabs>
-          <w:tab w:val="num" w:pos="720"/>
-        </w:tabs>
-        <w:ind w:left="720" w:hanging="360"/>
-      </w:pPr>
-      <w:rPr>
-        <w:rFonts w:ascii="Wingdings" w:hAnsi="Wingdings" w:hint="default"/>
-        <w:sz w:val="20"/>
-      </w:rPr>
-    </w:lvl>
-    <w:lvl w:ilvl="1" w:tentative="1">
-      <w:start w:val="1"/>
-      <w:numFmt w:val="bullet"/>
-      <w:lvlText w:val=""/>
-      <w:lvlJc w:val="left"/>
-      <w:pPr>
-        <w:tabs>
-          <w:tab w:val="num" w:pos="1440"/>
-        </w:tabs>
-        <w:ind w:left="1440" w:hanging="360"/>
-      </w:pPr>
-      <w:rPr>
-        <w:rFonts w:ascii="Wingdings" w:hAnsi="Wingdings" w:hint="default"/>
-        <w:sz w:val="20"/>
-      </w:rPr>
-    </w:lvl>
-    <w:lvl w:ilvl="2" w:tentative="1">
-      <w:start w:val="1"/>
-      <w:numFmt w:val="bullet"/>
-      <w:lvlText w:val=""/>
-      <w:lvlJc w:val="left"/>
-      <w:pPr>
-        <w:tabs>
-          <w:tab w:val="num" w:pos="2160"/>
-        </w:tabs>
-        <w:ind w:left="2160" w:hanging="360"/>
-      </w:pPr>
-      <w:rPr>
-        <w:rFonts w:ascii="Wingdings" w:hAnsi="Wingdings" w:hint="default"/>
-        <w:sz w:val="20"/>
-      </w:rPr>
-    </w:lvl>
-    <w:lvl w:ilvl="3" w:tentative="1">
-      <w:start w:val="1"/>
-      <w:numFmt w:val="bullet"/>
-      <w:lvlText w:val=""/>
-      <w:lvlJc w:val="left"/>
-      <w:pPr>
-        <w:tabs>
-          <w:tab w:val="num" w:pos="2880"/>
-        </w:tabs>
-        <w:ind w:left="2880" w:hanging="360"/>
-      </w:pPr>
-      <w:rPr>
-        <w:rFonts w:ascii="Wingdings" w:hAnsi="Wingdings" w:hint="default"/>
-        <w:sz w:val="20"/>
-      </w:rPr>
-    </w:lvl>
-    <w:lvl w:ilvl="4" w:tentative="1">
-      <w:start w:val="1"/>
-      <w:numFmt w:val="bullet"/>
-      <w:lvlText w:val=""/>
-      <w:lvlJc w:val="left"/>
-      <w:pPr>
-        <w:tabs>
-          <w:tab w:val="num" w:pos="3600"/>
-        </w:tabs>
-        <w:ind w:left="3600" w:hanging="360"/>
-      </w:pPr>
-      <w:rPr>
-        <w:rFonts w:ascii="Wingdings" w:hAnsi="Wingdings" w:hint="default"/>
-        <w:sz w:val="20"/>
-      </w:rPr>
-    </w:lvl>
-    <w:lvl w:ilvl="5" w:tentative="1">
-      <w:start w:val="1"/>
-      <w:numFmt w:val="bullet"/>
-      <w:lvlText w:val=""/>
-      <w:lvlJc w:val="left"/>
-      <w:pPr>
-        <w:tabs>
-          <w:tab w:val="num" w:pos="4320"/>
-        </w:tabs>
-        <w:ind w:left="4320" w:hanging="360"/>
-      </w:pPr>
-      <w:rPr>
-        <w:rFonts w:ascii="Wingdings" w:hAnsi="Wingdings" w:hint="default"/>
-        <w:sz w:val="20"/>
-      </w:rPr>
-    </w:lvl>
-    <w:lvl w:ilvl="6" w:tentative="1">
-      <w:start w:val="1"/>
-      <w:numFmt w:val="bullet"/>
-      <w:lvlText w:val=""/>
-      <w:lvlJc w:val="left"/>
-      <w:pPr>
-        <w:tabs>
-          <w:tab w:val="num" w:pos="5040"/>
-        </w:tabs>
-        <w:ind w:left="5040" w:hanging="360"/>
-      </w:pPr>
-      <w:rPr>
-        <w:rFonts w:ascii="Wingdings" w:hAnsi="Wingdings" w:hint="default"/>
-        <w:sz w:val="20"/>
-      </w:rPr>
-    </w:lvl>
-    <w:lvl w:ilvl="7" w:tentative="1">
-      <w:start w:val="1"/>
-      <w:numFmt w:val="bullet"/>
-      <w:lvlText w:val=""/>
-      <w:lvlJc w:val="left"/>
-      <w:pPr>
-        <w:tabs>
-          <w:tab w:val="num" w:pos="5760"/>
-        </w:tabs>
-        <w:ind w:left="5760" w:hanging="360"/>
-      </w:pPr>
-      <w:rPr>
-        <w:rFonts w:ascii="Wingdings" w:hAnsi="Wingdings" w:hint="default"/>
-        <w:sz w:val="20"/>
-      </w:rPr>
-    </w:lvl>
-    <w:lvl w:ilvl="8" w:tentative="1">
-      <w:start w:val="1"/>
-      <w:numFmt w:val="bullet"/>
-      <w:lvlText w:val=""/>
-      <w:lvlJc w:val="left"/>
-      <w:pPr>
-        <w:tabs>
-          <w:tab w:val="num" w:pos="6480"/>
-        </w:tabs>
-        <w:ind w:left="6480" w:hanging="360"/>
-      </w:pPr>
-      <w:rPr>
-        <w:rFonts w:ascii="Wingdings" w:hAnsi="Wingdings" w:hint="default"/>
-        <w:sz w:val="20"/>
-      </w:rPr>
-    </w:lvl>
-  </w:abstractNum>
-  <w:abstractNum w:abstractNumId="16" w15:restartNumberingAfterBreak="0">
-    <w:nsid w:val="34A27A72"/>
-    <w:multiLevelType w:val="hybridMultilevel"/>
-    <w:tmpl w:val="7C100D2A"/>
-    <w:lvl w:ilvl="0" w:tplc="08090001">
-      <w:start w:val="1"/>
-      <w:numFmt w:val="bullet"/>
-      <w:lvlText w:val=""/>
-      <w:lvlJc w:val="left"/>
-      <w:pPr>
-        <w:ind w:left="720" w:hanging="360"/>
-      </w:pPr>
-      <w:rPr>
-        <w:rFonts w:ascii="Symbol" w:hAnsi="Symbol" w:hint="default"/>
-      </w:rPr>
-    </w:lvl>
-    <w:lvl w:ilvl="1" w:tplc="08090003" w:tentative="1">
-      <w:start w:val="1"/>
-      <w:numFmt w:val="bullet"/>
-      <w:lvlText w:val="o"/>
-      <w:lvlJc w:val="left"/>
-      <w:pPr>
-        <w:ind w:left="1440" w:hanging="360"/>
-      </w:pPr>
-      <w:rPr>
-        <w:rFonts w:ascii="Courier New" w:hAnsi="Courier New" w:cs="Courier New" w:hint="default"/>
-      </w:rPr>
-    </w:lvl>
-    <w:lvl w:ilvl="2" w:tplc="08090005" w:tentative="1">
-      <w:start w:val="1"/>
-      <w:numFmt w:val="bullet"/>
-      <w:lvlText w:val=""/>
-      <w:lvlJc w:val="left"/>
-      <w:pPr>
-        <w:ind w:left="2160" w:hanging="360"/>
-      </w:pPr>
-      <w:rPr>
-        <w:rFonts w:ascii="Wingdings" w:hAnsi="Wingdings" w:hint="default"/>
-      </w:rPr>
-    </w:lvl>
-    <w:lvl w:ilvl="3" w:tplc="08090001" w:tentative="1">
-      <w:start w:val="1"/>
-      <w:numFmt w:val="bullet"/>
-      <w:lvlText w:val=""/>
-      <w:lvlJc w:val="left"/>
-      <w:pPr>
-        <w:ind w:left="2880" w:hanging="360"/>
-      </w:pPr>
-      <w:rPr>
-        <w:rFonts w:ascii="Symbol" w:hAnsi="Symbol" w:hint="default"/>
-      </w:rPr>
-    </w:lvl>
-    <w:lvl w:ilvl="4" w:tplc="08090003" w:tentative="1">
-      <w:start w:val="1"/>
-      <w:numFmt w:val="bullet"/>
-      <w:lvlText w:val="o"/>
-      <w:lvlJc w:val="left"/>
-      <w:pPr>
-        <w:ind w:left="3600" w:hanging="360"/>
-      </w:pPr>
-      <w:rPr>
-        <w:rFonts w:ascii="Courier New" w:hAnsi="Courier New" w:cs="Courier New" w:hint="default"/>
-      </w:rPr>
-    </w:lvl>
-    <w:lvl w:ilvl="5" w:tplc="08090005" w:tentative="1">
-      <w:start w:val="1"/>
-      <w:numFmt w:val="bullet"/>
-      <w:lvlText w:val=""/>
-      <w:lvlJc w:val="left"/>
-      <w:pPr>
-        <w:ind w:left="4320" w:hanging="360"/>
-      </w:pPr>
-      <w:rPr>
-        <w:rFonts w:ascii="Wingdings" w:hAnsi="Wingdings" w:hint="default"/>
-      </w:rPr>
-    </w:lvl>
-    <w:lvl w:ilvl="6" w:tplc="08090001" w:tentative="1">
-      <w:start w:val="1"/>
-      <w:numFmt w:val="bullet"/>
-      <w:lvlText w:val=""/>
-      <w:lvlJc w:val="left"/>
-      <w:pPr>
-        <w:ind w:left="5040" w:hanging="360"/>
-      </w:pPr>
-      <w:rPr>
-        <w:rFonts w:ascii="Symbol" w:hAnsi="Symbol" w:hint="default"/>
-      </w:rPr>
-    </w:lvl>
-    <w:lvl w:ilvl="7" w:tplc="08090003" w:tentative="1">
-      <w:start w:val="1"/>
-      <w:numFmt w:val="bullet"/>
-      <w:lvlText w:val="o"/>
-      <w:lvlJc w:val="left"/>
-      <w:pPr>
-        <w:ind w:left="5760" w:hanging="360"/>
-      </w:pPr>
-      <w:rPr>
-        <w:rFonts w:ascii="Courier New" w:hAnsi="Courier New" w:cs="Courier New" w:hint="default"/>
-      </w:rPr>
-    </w:lvl>
-    <w:lvl w:ilvl="8" w:tplc="08090005" w:tentative="1">
-      <w:start w:val="1"/>
-      <w:numFmt w:val="bullet"/>
-      <w:lvlText w:val=""/>
-      <w:lvlJc w:val="left"/>
-      <w:pPr>
-        <w:ind w:left="6480" w:hanging="360"/>
-      </w:pPr>
-      <w:rPr>
-        <w:rFonts w:ascii="Wingdings" w:hAnsi="Wingdings" w:hint="default"/>
-      </w:rPr>
-    </w:lvl>
-  </w:abstractNum>
-  <w:abstractNum w:abstractNumId="17" w15:restartNumberingAfterBreak="0">
-    <w:nsid w:val="36DB1EF3"/>
-    <w:multiLevelType w:val="multilevel"/>
-    <w:tmpl w:val="F87A23EA"/>
-    <w:lvl w:ilvl="0">
-      <w:start w:val="1"/>
-      <w:numFmt w:val="bullet"/>
-      <w:lvlText w:val=""/>
-      <w:lvlJc w:val="left"/>
-      <w:pPr>
-        <w:tabs>
-          <w:tab w:val="num" w:pos="720"/>
-        </w:tabs>
-        <w:ind w:left="720" w:hanging="360"/>
-      </w:pPr>
-      <w:rPr>
-        <w:rFonts w:ascii="Symbol" w:hAnsi="Symbol" w:hint="default"/>
-        <w:sz w:val="20"/>
-      </w:rPr>
-    </w:lvl>
-    <w:lvl w:ilvl="1" w:tentative="1">
-      <w:start w:val="1"/>
-      <w:numFmt w:val="bullet"/>
-      <w:lvlText w:val=""/>
-      <w:lvlJc w:val="left"/>
-      <w:pPr>
-        <w:tabs>
-          <w:tab w:val="num" w:pos="1440"/>
-        </w:tabs>
-        <w:ind w:left="1440" w:hanging="360"/>
-      </w:pPr>
-      <w:rPr>
-        <w:rFonts w:ascii="Symbol" w:hAnsi="Symbol" w:hint="default"/>
-        <w:sz w:val="20"/>
-      </w:rPr>
-    </w:lvl>
-    <w:lvl w:ilvl="2" w:tentative="1">
-      <w:start w:val="1"/>
-      <w:numFmt w:val="bullet"/>
-      <w:lvlText w:val=""/>
-      <w:lvlJc w:val="left"/>
-      <w:pPr>
-        <w:tabs>
-          <w:tab w:val="num" w:pos="2160"/>
-        </w:tabs>
-        <w:ind w:left="2160" w:hanging="360"/>
-      </w:pPr>
-      <w:rPr>
-        <w:rFonts w:ascii="Symbol" w:hAnsi="Symbol" w:hint="default"/>
-        <w:sz w:val="20"/>
-      </w:rPr>
-    </w:lvl>
-    <w:lvl w:ilvl="3" w:tentative="1">
-      <w:start w:val="1"/>
-      <w:numFmt w:val="bullet"/>
-      <w:lvlText w:val=""/>
-      <w:lvlJc w:val="left"/>
-      <w:pPr>
-        <w:tabs>
-          <w:tab w:val="num" w:pos="2880"/>
-        </w:tabs>
-        <w:ind w:left="2880" w:hanging="360"/>
-      </w:pPr>
-      <w:rPr>
-        <w:rFonts w:ascii="Symbol" w:hAnsi="Symbol" w:hint="default"/>
-        <w:sz w:val="20"/>
-      </w:rPr>
-    </w:lvl>
-    <w:lvl w:ilvl="4" w:tentative="1">
-      <w:start w:val="1"/>
-      <w:numFmt w:val="bullet"/>
-      <w:lvlText w:val=""/>
-      <w:lvlJc w:val="left"/>
-      <w:pPr>
-        <w:tabs>
-          <w:tab w:val="num" w:pos="3600"/>
-        </w:tabs>
-        <w:ind w:left="3600" w:hanging="360"/>
-      </w:pPr>
-      <w:rPr>
-        <w:rFonts w:ascii="Symbol" w:hAnsi="Symbol" w:hint="default"/>
-        <w:sz w:val="20"/>
-      </w:rPr>
-    </w:lvl>
-    <w:lvl w:ilvl="5" w:tentative="1">
-      <w:start w:val="1"/>
-      <w:numFmt w:val="bullet"/>
-      <w:lvlText w:val=""/>
-      <w:lvlJc w:val="left"/>
-      <w:pPr>
-        <w:tabs>
-          <w:tab w:val="num" w:pos="4320"/>
-        </w:tabs>
-        <w:ind w:left="4320" w:hanging="360"/>
-      </w:pPr>
-      <w:rPr>
-        <w:rFonts w:ascii="Symbol" w:hAnsi="Symbol" w:hint="default"/>
-        <w:sz w:val="20"/>
-      </w:rPr>
-    </w:lvl>
-    <w:lvl w:ilvl="6" w:tentative="1">
-      <w:start w:val="1"/>
-      <w:numFmt w:val="bullet"/>
-      <w:lvlText w:val=""/>
-      <w:lvlJc w:val="left"/>
-      <w:pPr>
-        <w:tabs>
-          <w:tab w:val="num" w:pos="5040"/>
-        </w:tabs>
-        <w:ind w:left="5040" w:hanging="360"/>
-      </w:pPr>
-      <w:rPr>
-        <w:rFonts w:ascii="Symbol" w:hAnsi="Symbol" w:hint="default"/>
-        <w:sz w:val="20"/>
-      </w:rPr>
-    </w:lvl>
-    <w:lvl w:ilvl="7" w:tentative="1">
-      <w:start w:val="1"/>
-      <w:numFmt w:val="bullet"/>
-      <w:lvlText w:val=""/>
-      <w:lvlJc w:val="left"/>
-      <w:pPr>
-        <w:tabs>
-          <w:tab w:val="num" w:pos="5760"/>
-        </w:tabs>
-        <w:ind w:left="5760" w:hanging="360"/>
-      </w:pPr>
-      <w:rPr>
-        <w:rFonts w:ascii="Symbol" w:hAnsi="Symbol" w:hint="default"/>
-        <w:sz w:val="20"/>
-      </w:rPr>
-    </w:lvl>
-    <w:lvl w:ilvl="8" w:tentative="1">
-      <w:start w:val="1"/>
-      <w:numFmt w:val="bullet"/>
-      <w:lvlText w:val=""/>
-      <w:lvlJc w:val="left"/>
-      <w:pPr>
-        <w:tabs>
-          <w:tab w:val="num" w:pos="6480"/>
-        </w:tabs>
-        <w:ind w:left="6480" w:hanging="360"/>
-      </w:pPr>
-      <w:rPr>
-        <w:rFonts w:ascii="Symbol" w:hAnsi="Symbol" w:hint="default"/>
-        <w:sz w:val="20"/>
-      </w:rPr>
-    </w:lvl>
-  </w:abstractNum>
-  <w:abstractNum w:abstractNumId="18" w15:restartNumberingAfterBreak="0">
-    <w:nsid w:val="37F85D1C"/>
-    <w:multiLevelType w:val="hybridMultilevel"/>
-    <w:tmpl w:val="6E32E410"/>
-    <w:lvl w:ilvl="0" w:tplc="08090001">
-      <w:start w:val="1"/>
-      <w:numFmt w:val="bullet"/>
-      <w:lvlText w:val=""/>
-      <w:lvlJc w:val="left"/>
-      <w:pPr>
-        <w:ind w:left="720" w:hanging="360"/>
-      </w:pPr>
-      <w:rPr>
-        <w:rFonts w:ascii="Symbol" w:hAnsi="Symbol" w:hint="default"/>
-      </w:rPr>
-    </w:lvl>
-    <w:lvl w:ilvl="1" w:tplc="08090003" w:tentative="1">
-      <w:start w:val="1"/>
-      <w:numFmt w:val="bullet"/>
-      <w:lvlText w:val="o"/>
-      <w:lvlJc w:val="left"/>
-      <w:pPr>
-        <w:ind w:left="1440" w:hanging="360"/>
-      </w:pPr>
-      <w:rPr>
-        <w:rFonts w:ascii="Courier New" w:hAnsi="Courier New" w:cs="Courier New" w:hint="default"/>
-      </w:rPr>
-    </w:lvl>
-    <w:lvl w:ilvl="2" w:tplc="08090005" w:tentative="1">
-      <w:start w:val="1"/>
-      <w:numFmt w:val="bullet"/>
-      <w:lvlText w:val=""/>
-      <w:lvlJc w:val="left"/>
-      <w:pPr>
-        <w:ind w:left="2160" w:hanging="360"/>
-      </w:pPr>
-      <w:rPr>
-        <w:rFonts w:ascii="Wingdings" w:hAnsi="Wingdings" w:hint="default"/>
-      </w:rPr>
-    </w:lvl>
-    <w:lvl w:ilvl="3" w:tplc="08090001" w:tentative="1">
-      <w:start w:val="1"/>
-      <w:numFmt w:val="bullet"/>
-      <w:lvlText w:val=""/>
-      <w:lvlJc w:val="left"/>
-      <w:pPr>
-        <w:ind w:left="2880" w:hanging="360"/>
-      </w:pPr>
-      <w:rPr>
-        <w:rFonts w:ascii="Symbol" w:hAnsi="Symbol" w:hint="default"/>
-      </w:rPr>
-    </w:lvl>
-    <w:lvl w:ilvl="4" w:tplc="08090003" w:tentative="1">
-      <w:start w:val="1"/>
-      <w:numFmt w:val="bullet"/>
-      <w:lvlText w:val="o"/>
-      <w:lvlJc w:val="left"/>
-      <w:pPr>
-        <w:ind w:left="3600" w:hanging="360"/>
-      </w:pPr>
-      <w:rPr>
-        <w:rFonts w:ascii="Courier New" w:hAnsi="Courier New" w:cs="Courier New" w:hint="default"/>
-      </w:rPr>
-    </w:lvl>
-    <w:lvl w:ilvl="5" w:tplc="08090005" w:tentative="1">
-      <w:start w:val="1"/>
-      <w:numFmt w:val="bullet"/>
-      <w:lvlText w:val=""/>
-      <w:lvlJc w:val="left"/>
-      <w:pPr>
-        <w:ind w:left="4320" w:hanging="360"/>
-      </w:pPr>
-      <w:rPr>
-        <w:rFonts w:ascii="Wingdings" w:hAnsi="Wingdings" w:hint="default"/>
-      </w:rPr>
-    </w:lvl>
-    <w:lvl w:ilvl="6" w:tplc="08090001" w:tentative="1">
-      <w:start w:val="1"/>
-      <w:numFmt w:val="bullet"/>
-      <w:lvlText w:val=""/>
-      <w:lvlJc w:val="left"/>
-      <w:pPr>
-        <w:ind w:left="5040" w:hanging="360"/>
-      </w:pPr>
-      <w:rPr>
-        <w:rFonts w:ascii="Symbol" w:hAnsi="Symbol" w:hint="default"/>
-      </w:rPr>
-    </w:lvl>
-    <w:lvl w:ilvl="7" w:tplc="08090003" w:tentative="1">
-      <w:start w:val="1"/>
-      <w:numFmt w:val="bullet"/>
-      <w:lvlText w:val="o"/>
-      <w:lvlJc w:val="left"/>
-      <w:pPr>
-        <w:ind w:left="5760" w:hanging="360"/>
-      </w:pPr>
-      <w:rPr>
-        <w:rFonts w:ascii="Courier New" w:hAnsi="Courier New" w:cs="Courier New" w:hint="default"/>
-      </w:rPr>
-    </w:lvl>
-    <w:lvl w:ilvl="8" w:tplc="08090005" w:tentative="1">
-      <w:start w:val="1"/>
-      <w:numFmt w:val="bullet"/>
-      <w:lvlText w:val=""/>
-      <w:lvlJc w:val="left"/>
-      <w:pPr>
-        <w:ind w:left="6480" w:hanging="360"/>
-      </w:pPr>
-      <w:rPr>
-        <w:rFonts w:ascii="Wingdings" w:hAnsi="Wingdings" w:hint="default"/>
-      </w:rPr>
-    </w:lvl>
-  </w:abstractNum>
-  <w:abstractNum w:abstractNumId="19" w15:restartNumberingAfterBreak="0">
-    <w:nsid w:val="39647DF7"/>
-    <w:multiLevelType w:val="hybridMultilevel"/>
-    <w:tmpl w:val="43741D34"/>
-    <w:lvl w:ilvl="0" w:tplc="08090001">
-      <w:start w:val="1"/>
-      <w:numFmt w:val="bullet"/>
-      <w:lvlText w:val=""/>
-      <w:lvlJc w:val="left"/>
-      <w:pPr>
-        <w:ind w:left="720" w:hanging="360"/>
-      </w:pPr>
-      <w:rPr>
-        <w:rFonts w:ascii="Symbol" w:hAnsi="Symbol" w:hint="default"/>
-      </w:rPr>
-    </w:lvl>
-    <w:lvl w:ilvl="1" w:tplc="08090003" w:tentative="1">
-      <w:start w:val="1"/>
-      <w:numFmt w:val="bullet"/>
-      <w:lvlText w:val="o"/>
-      <w:lvlJc w:val="left"/>
-      <w:pPr>
-        <w:ind w:left="1440" w:hanging="360"/>
-      </w:pPr>
-      <w:rPr>
-        <w:rFonts w:ascii="Courier New" w:hAnsi="Courier New" w:cs="Courier New" w:hint="default"/>
-      </w:rPr>
-    </w:lvl>
-    <w:lvl w:ilvl="2" w:tplc="08090005" w:tentative="1">
-      <w:start w:val="1"/>
-      <w:numFmt w:val="bullet"/>
-      <w:lvlText w:val=""/>
-      <w:lvlJc w:val="left"/>
-      <w:pPr>
-        <w:ind w:left="2160" w:hanging="360"/>
-      </w:pPr>
-      <w:rPr>
-        <w:rFonts w:ascii="Wingdings" w:hAnsi="Wingdings" w:hint="default"/>
-      </w:rPr>
-    </w:lvl>
-    <w:lvl w:ilvl="3" w:tplc="08090001" w:tentative="1">
-      <w:start w:val="1"/>
-      <w:numFmt w:val="bullet"/>
-      <w:lvlText w:val=""/>
-      <w:lvlJc w:val="left"/>
-      <w:pPr>
-        <w:ind w:left="2880" w:hanging="360"/>
-      </w:pPr>
-      <w:rPr>
-        <w:rFonts w:ascii="Symbol" w:hAnsi="Symbol" w:hint="default"/>
-      </w:rPr>
-    </w:lvl>
-    <w:lvl w:ilvl="4" w:tplc="08090003" w:tentative="1">
-      <w:start w:val="1"/>
-      <w:numFmt w:val="bullet"/>
-      <w:lvlText w:val="o"/>
-      <w:lvlJc w:val="left"/>
-      <w:pPr>
-        <w:ind w:left="3600" w:hanging="360"/>
-      </w:pPr>
-      <w:rPr>
-        <w:rFonts w:ascii="Courier New" w:hAnsi="Courier New" w:cs="Courier New" w:hint="default"/>
-      </w:rPr>
-    </w:lvl>
-    <w:lvl w:ilvl="5" w:tplc="08090005" w:tentative="1">
-      <w:start w:val="1"/>
-      <w:numFmt w:val="bullet"/>
-      <w:lvlText w:val=""/>
-      <w:lvlJc w:val="left"/>
-      <w:pPr>
-        <w:ind w:left="4320" w:hanging="360"/>
-      </w:pPr>
-      <w:rPr>
-        <w:rFonts w:ascii="Wingdings" w:hAnsi="Wingdings" w:hint="default"/>
-      </w:rPr>
-    </w:lvl>
-    <w:lvl w:ilvl="6" w:tplc="08090001" w:tentative="1">
-      <w:start w:val="1"/>
-      <w:numFmt w:val="bullet"/>
-      <w:lvlText w:val=""/>
-      <w:lvlJc w:val="left"/>
-      <w:pPr>
-        <w:ind w:left="5040" w:hanging="360"/>
-      </w:pPr>
-      <w:rPr>
-        <w:rFonts w:ascii="Symbol" w:hAnsi="Symbol" w:hint="default"/>
-      </w:rPr>
-    </w:lvl>
-    <w:lvl w:ilvl="7" w:tplc="08090003" w:tentative="1">
-      <w:start w:val="1"/>
-      <w:numFmt w:val="bullet"/>
-      <w:lvlText w:val="o"/>
-      <w:lvlJc w:val="left"/>
-      <w:pPr>
-        <w:ind w:left="5760" w:hanging="360"/>
-      </w:pPr>
-      <w:rPr>
-        <w:rFonts w:ascii="Courier New" w:hAnsi="Courier New" w:cs="Courier New" w:hint="default"/>
-      </w:rPr>
-    </w:lvl>
-    <w:lvl w:ilvl="8" w:tplc="08090005" w:tentative="1">
-      <w:start w:val="1"/>
-      <w:numFmt w:val="bullet"/>
-      <w:lvlText w:val=""/>
-      <w:lvlJc w:val="left"/>
-      <w:pPr>
-        <w:ind w:left="6480" w:hanging="360"/>
-      </w:pPr>
-      <w:rPr>
-        <w:rFonts w:ascii="Wingdings" w:hAnsi="Wingdings" w:hint="default"/>
-      </w:rPr>
-    </w:lvl>
-  </w:abstractNum>
-  <w:abstractNum w:abstractNumId="20" w15:restartNumberingAfterBreak="0">
-    <w:nsid w:val="3A2B53F1"/>
-    <w:multiLevelType w:val="multilevel"/>
-    <w:tmpl w:val="1F2C4EE8"/>
-    <w:lvl w:ilvl="0">
-      <w:start w:val="1"/>
-      <w:numFmt w:val="bullet"/>
-      <w:lvlText w:val=""/>
-      <w:lvlJc w:val="left"/>
-      <w:pPr>
-        <w:tabs>
-          <w:tab w:val="num" w:pos="720"/>
-        </w:tabs>
-        <w:ind w:left="720" w:hanging="360"/>
-      </w:pPr>
-      <w:rPr>
-        <w:rFonts w:ascii="Symbol" w:hAnsi="Symbol" w:hint="default"/>
-        <w:sz w:val="20"/>
-      </w:rPr>
-    </w:lvl>
-    <w:lvl w:ilvl="1" w:tentative="1">
-      <w:start w:val="1"/>
-      <w:numFmt w:val="bullet"/>
-      <w:lvlText w:val=""/>
-      <w:lvlJc w:val="left"/>
-      <w:pPr>
-        <w:tabs>
-          <w:tab w:val="num" w:pos="1440"/>
-        </w:tabs>
-        <w:ind w:left="1440" w:hanging="360"/>
-      </w:pPr>
-      <w:rPr>
-        <w:rFonts w:ascii="Symbol" w:hAnsi="Symbol" w:hint="default"/>
-        <w:sz w:val="20"/>
-      </w:rPr>
-    </w:lvl>
-    <w:lvl w:ilvl="2" w:tentative="1">
-      <w:start w:val="1"/>
-      <w:numFmt w:val="bullet"/>
-      <w:lvlText w:val=""/>
-      <w:lvlJc w:val="left"/>
-      <w:pPr>
-        <w:tabs>
-          <w:tab w:val="num" w:pos="2160"/>
-        </w:tabs>
-        <w:ind w:left="2160" w:hanging="360"/>
-      </w:pPr>
-      <w:rPr>
-        <w:rFonts w:ascii="Symbol" w:hAnsi="Symbol" w:hint="default"/>
-        <w:sz w:val="20"/>
-      </w:rPr>
-    </w:lvl>
-    <w:lvl w:ilvl="3" w:tentative="1">
-      <w:start w:val="1"/>
-      <w:numFmt w:val="bullet"/>
-      <w:lvlText w:val=""/>
-      <w:lvlJc w:val="left"/>
-      <w:pPr>
-        <w:tabs>
-          <w:tab w:val="num" w:pos="2880"/>
-        </w:tabs>
-        <w:ind w:left="2880" w:hanging="360"/>
-      </w:pPr>
-      <w:rPr>
-        <w:rFonts w:ascii="Symbol" w:hAnsi="Symbol" w:hint="default"/>
-        <w:sz w:val="20"/>
-      </w:rPr>
-    </w:lvl>
-    <w:lvl w:ilvl="4" w:tentative="1">
-      <w:start w:val="1"/>
-      <w:numFmt w:val="bullet"/>
-      <w:lvlText w:val=""/>
-      <w:lvlJc w:val="left"/>
-      <w:pPr>
-        <w:tabs>
-          <w:tab w:val="num" w:pos="3600"/>
-        </w:tabs>
-        <w:ind w:left="3600" w:hanging="360"/>
-      </w:pPr>
-      <w:rPr>
-        <w:rFonts w:ascii="Symbol" w:hAnsi="Symbol" w:hint="default"/>
-        <w:sz w:val="20"/>
-      </w:rPr>
-    </w:lvl>
-    <w:lvl w:ilvl="5" w:tentative="1">
-      <w:start w:val="1"/>
-      <w:numFmt w:val="bullet"/>
-      <w:lvlText w:val=""/>
-      <w:lvlJc w:val="left"/>
-      <w:pPr>
-        <w:tabs>
-          <w:tab w:val="num" w:pos="4320"/>
-        </w:tabs>
-        <w:ind w:left="4320" w:hanging="360"/>
-      </w:pPr>
-      <w:rPr>
-        <w:rFonts w:ascii="Symbol" w:hAnsi="Symbol" w:hint="default"/>
-        <w:sz w:val="20"/>
-      </w:rPr>
-    </w:lvl>
-    <w:lvl w:ilvl="6" w:tentative="1">
-      <w:start w:val="1"/>
-      <w:numFmt w:val="bullet"/>
-      <w:lvlText w:val=""/>
-      <w:lvlJc w:val="left"/>
-      <w:pPr>
-        <w:tabs>
-          <w:tab w:val="num" w:pos="5040"/>
-        </w:tabs>
-        <w:ind w:left="5040" w:hanging="360"/>
-      </w:pPr>
-      <w:rPr>
-        <w:rFonts w:ascii="Symbol" w:hAnsi="Symbol" w:hint="default"/>
-        <w:sz w:val="20"/>
-      </w:rPr>
-    </w:lvl>
-    <w:lvl w:ilvl="7" w:tentative="1">
-      <w:start w:val="1"/>
-      <w:numFmt w:val="bullet"/>
-      <w:lvlText w:val=""/>
-      <w:lvlJc w:val="left"/>
-      <w:pPr>
-        <w:tabs>
-          <w:tab w:val="num" w:pos="5760"/>
-        </w:tabs>
-        <w:ind w:left="5760" w:hanging="360"/>
-      </w:pPr>
-      <w:rPr>
-        <w:rFonts w:ascii="Symbol" w:hAnsi="Symbol" w:hint="default"/>
-        <w:sz w:val="20"/>
-      </w:rPr>
-    </w:lvl>
-    <w:lvl w:ilvl="8" w:tentative="1">
-      <w:start w:val="1"/>
-      <w:numFmt w:val="bullet"/>
-      <w:lvlText w:val=""/>
-      <w:lvlJc w:val="left"/>
-      <w:pPr>
-        <w:tabs>
-          <w:tab w:val="num" w:pos="6480"/>
-        </w:tabs>
-        <w:ind w:left="6480" w:hanging="360"/>
-      </w:pPr>
-      <w:rPr>
-        <w:rFonts w:ascii="Symbol" w:hAnsi="Symbol" w:hint="default"/>
-        <w:sz w:val="20"/>
-      </w:rPr>
-    </w:lvl>
-  </w:abstractNum>
-  <w:abstractNum w:abstractNumId="21" w15:restartNumberingAfterBreak="0">
-    <w:nsid w:val="3A870804"/>
-    <w:multiLevelType w:val="multilevel"/>
-    <w:tmpl w:val="E5F0AE50"/>
-    <w:lvl w:ilvl="0">
-      <w:start w:val="1"/>
-      <w:numFmt w:val="bullet"/>
-      <w:lvlText w:val=""/>
-      <w:lvlJc w:val="left"/>
-      <w:pPr>
-        <w:ind w:left="720" w:hanging="360"/>
-      </w:pPr>
-      <w:rPr>
-        <w:rFonts w:ascii="Symbol" w:hAnsi="Symbol" w:hint="default"/>
-        <w:sz w:val="20"/>
-      </w:rPr>
-    </w:lvl>
-    <w:lvl w:ilvl="1">
-      <w:start w:val="1"/>
-      <w:numFmt w:val="bullet"/>
-      <w:lvlText w:val="o"/>
-      <w:lvlJc w:val="left"/>
-      <w:pPr>
-        <w:tabs>
-          <w:tab w:val="num" w:pos="1440"/>
-        </w:tabs>
-        <w:ind w:left="1440" w:hanging="360"/>
-      </w:pPr>
-      <w:rPr>
-        <w:rFonts w:ascii="Courier New" w:hAnsi="Courier New" w:hint="default"/>
-        <w:sz w:val="20"/>
-      </w:rPr>
-    </w:lvl>
-    <w:lvl w:ilvl="2" w:tentative="1">
-      <w:start w:val="1"/>
-      <w:numFmt w:val="bullet"/>
-      <w:lvlText w:val="o"/>
-      <w:lvlJc w:val="left"/>
-      <w:pPr>
-        <w:tabs>
-          <w:tab w:val="num" w:pos="2160"/>
-        </w:tabs>
-        <w:ind w:left="2160" w:hanging="360"/>
-      </w:pPr>
-      <w:rPr>
-        <w:rFonts w:ascii="Courier New" w:hAnsi="Courier New" w:hint="default"/>
-        <w:sz w:val="20"/>
-      </w:rPr>
-    </w:lvl>
-    <w:lvl w:ilvl="3" w:tentative="1">
-      <w:start w:val="1"/>
-      <w:numFmt w:val="bullet"/>
-      <w:lvlText w:val="o"/>
-      <w:lvlJc w:val="left"/>
-      <w:pPr>
-        <w:tabs>
-          <w:tab w:val="num" w:pos="2880"/>
-        </w:tabs>
-        <w:ind w:left="2880" w:hanging="360"/>
-      </w:pPr>
-      <w:rPr>
-        <w:rFonts w:ascii="Courier New" w:hAnsi="Courier New" w:hint="default"/>
-        <w:sz w:val="20"/>
-      </w:rPr>
-    </w:lvl>
-    <w:lvl w:ilvl="4" w:tentative="1">
-      <w:start w:val="1"/>
-      <w:numFmt w:val="bullet"/>
-      <w:lvlText w:val="o"/>
-      <w:lvlJc w:val="left"/>
-      <w:pPr>
-        <w:tabs>
-          <w:tab w:val="num" w:pos="3600"/>
-        </w:tabs>
-        <w:ind w:left="3600" w:hanging="360"/>
-      </w:pPr>
-      <w:rPr>
-        <w:rFonts w:ascii="Courier New" w:hAnsi="Courier New" w:hint="default"/>
-        <w:sz w:val="20"/>
-      </w:rPr>
-    </w:lvl>
-    <w:lvl w:ilvl="5" w:tentative="1">
-      <w:start w:val="1"/>
-      <w:numFmt w:val="bullet"/>
-      <w:lvlText w:val="o"/>
-      <w:lvlJc w:val="left"/>
-      <w:pPr>
-        <w:tabs>
-          <w:tab w:val="num" w:pos="4320"/>
-        </w:tabs>
-        <w:ind w:left="4320" w:hanging="360"/>
-      </w:pPr>
-      <w:rPr>
-        <w:rFonts w:ascii="Courier New" w:hAnsi="Courier New" w:hint="default"/>
-        <w:sz w:val="20"/>
-      </w:rPr>
-    </w:lvl>
-    <w:lvl w:ilvl="6" w:tentative="1">
-      <w:start w:val="1"/>
-      <w:numFmt w:val="bullet"/>
-      <w:lvlText w:val="o"/>
-      <w:lvlJc w:val="left"/>
-      <w:pPr>
-        <w:tabs>
-          <w:tab w:val="num" w:pos="5040"/>
-        </w:tabs>
-        <w:ind w:left="5040" w:hanging="360"/>
-      </w:pPr>
-      <w:rPr>
-        <w:rFonts w:ascii="Courier New" w:hAnsi="Courier New" w:hint="default"/>
-        <w:sz w:val="20"/>
-      </w:rPr>
-    </w:lvl>
-    <w:lvl w:ilvl="7" w:tentative="1">
-      <w:start w:val="1"/>
-      <w:numFmt w:val="bullet"/>
-      <w:lvlText w:val="o"/>
-      <w:lvlJc w:val="left"/>
-      <w:pPr>
-        <w:tabs>
-          <w:tab w:val="num" w:pos="5760"/>
-        </w:tabs>
-        <w:ind w:left="5760" w:hanging="360"/>
-      </w:pPr>
-      <w:rPr>
-        <w:rFonts w:ascii="Courier New" w:hAnsi="Courier New" w:hint="default"/>
-        <w:sz w:val="20"/>
-      </w:rPr>
-    </w:lvl>
-    <w:lvl w:ilvl="8" w:tentative="1">
-      <w:start w:val="1"/>
-      <w:numFmt w:val="bullet"/>
-      <w:lvlText w:val="o"/>
-      <w:lvlJc w:val="left"/>
-      <w:pPr>
-        <w:tabs>
-          <w:tab w:val="num" w:pos="6480"/>
-        </w:tabs>
-        <w:ind w:left="6480" w:hanging="360"/>
-      </w:pPr>
-      <w:rPr>
-        <w:rFonts w:ascii="Courier New" w:hAnsi="Courier New" w:hint="default"/>
-        <w:sz w:val="20"/>
-      </w:rPr>
-    </w:lvl>
-  </w:abstractNum>
-  <w:abstractNum w:abstractNumId="22" w15:restartNumberingAfterBreak="0">
-    <w:nsid w:val="3B52727C"/>
-    <w:multiLevelType w:val="multilevel"/>
-    <w:tmpl w:val="7C2AB85C"/>
-    <w:lvl w:ilvl="0">
-      <w:start w:val="1"/>
-      <w:numFmt w:val="bullet"/>
-      <w:lvlText w:val="o"/>
-      <w:lvlJc w:val="left"/>
-      <w:pPr>
-        <w:tabs>
-          <w:tab w:val="num" w:pos="720"/>
-        </w:tabs>
-        <w:ind w:left="720" w:hanging="360"/>
-      </w:pPr>
-      <w:rPr>
-        <w:rFonts w:ascii="Courier New" w:hAnsi="Courier New" w:hint="default"/>
-        <w:sz w:val="20"/>
-      </w:rPr>
-    </w:lvl>
-    <w:lvl w:ilvl="1" w:tentative="1">
-      <w:start w:val="1"/>
-      <w:numFmt w:val="bullet"/>
-      <w:lvlText w:val="o"/>
-      <w:lvlJc w:val="left"/>
-      <w:pPr>
-        <w:tabs>
-          <w:tab w:val="num" w:pos="1440"/>
-        </w:tabs>
-        <w:ind w:left="1440" w:hanging="360"/>
-      </w:pPr>
-      <w:rPr>
-        <w:rFonts w:ascii="Courier New" w:hAnsi="Courier New" w:hint="default"/>
-        <w:sz w:val="20"/>
-      </w:rPr>
-    </w:lvl>
-    <w:lvl w:ilvl="2" w:tentative="1">
-      <w:start w:val="1"/>
-      <w:numFmt w:val="bullet"/>
-      <w:lvlText w:val="o"/>
-      <w:lvlJc w:val="left"/>
-      <w:pPr>
-        <w:tabs>
-          <w:tab w:val="num" w:pos="2160"/>
-        </w:tabs>
-        <w:ind w:left="2160" w:hanging="360"/>
-      </w:pPr>
-      <w:rPr>
-        <w:rFonts w:ascii="Courier New" w:hAnsi="Courier New" w:hint="default"/>
-        <w:sz w:val="20"/>
-      </w:rPr>
-    </w:lvl>
-    <w:lvl w:ilvl="3" w:tentative="1">
-      <w:start w:val="1"/>
-      <w:numFmt w:val="bullet"/>
-      <w:lvlText w:val="o"/>
-      <w:lvlJc w:val="left"/>
-      <w:pPr>
-        <w:tabs>
-          <w:tab w:val="num" w:pos="2880"/>
-        </w:tabs>
-        <w:ind w:left="2880" w:hanging="360"/>
-      </w:pPr>
-      <w:rPr>
-        <w:rFonts w:ascii="Courier New" w:hAnsi="Courier New" w:hint="default"/>
-        <w:sz w:val="20"/>
-      </w:rPr>
-    </w:lvl>
-    <w:lvl w:ilvl="4" w:tentative="1">
-      <w:start w:val="1"/>
-      <w:numFmt w:val="bullet"/>
-      <w:lvlText w:val="o"/>
-      <w:lvlJc w:val="left"/>
-      <w:pPr>
-        <w:tabs>
-          <w:tab w:val="num" w:pos="3600"/>
-        </w:tabs>
-        <w:ind w:left="3600" w:hanging="360"/>
-      </w:pPr>
-      <w:rPr>
-        <w:rFonts w:ascii="Courier New" w:hAnsi="Courier New" w:hint="default"/>
-        <w:sz w:val="20"/>
-      </w:rPr>
-    </w:lvl>
-    <w:lvl w:ilvl="5" w:tentative="1">
-      <w:start w:val="1"/>
-      <w:numFmt w:val="bullet"/>
-      <w:lvlText w:val="o"/>
-      <w:lvlJc w:val="left"/>
-      <w:pPr>
-        <w:tabs>
-          <w:tab w:val="num" w:pos="4320"/>
-        </w:tabs>
-        <w:ind w:left="4320" w:hanging="360"/>
-      </w:pPr>
-      <w:rPr>
-        <w:rFonts w:ascii="Courier New" w:hAnsi="Courier New" w:hint="default"/>
-        <w:sz w:val="20"/>
-      </w:rPr>
-    </w:lvl>
-    <w:lvl w:ilvl="6" w:tentative="1">
-      <w:start w:val="1"/>
-      <w:numFmt w:val="bullet"/>
-      <w:lvlText w:val="o"/>
-      <w:lvlJc w:val="left"/>
-      <w:pPr>
-        <w:tabs>
-          <w:tab w:val="num" w:pos="5040"/>
-        </w:tabs>
-        <w:ind w:left="5040" w:hanging="360"/>
-      </w:pPr>
-      <w:rPr>
-        <w:rFonts w:ascii="Courier New" w:hAnsi="Courier New" w:hint="default"/>
-        <w:sz w:val="20"/>
-      </w:rPr>
-    </w:lvl>
-    <w:lvl w:ilvl="7" w:tentative="1">
-      <w:start w:val="1"/>
-      <w:numFmt w:val="bullet"/>
-      <w:lvlText w:val="o"/>
-      <w:lvlJc w:val="left"/>
-      <w:pPr>
-        <w:tabs>
-          <w:tab w:val="num" w:pos="5760"/>
-        </w:tabs>
-        <w:ind w:left="5760" w:hanging="360"/>
-      </w:pPr>
-      <w:rPr>
-        <w:rFonts w:ascii="Courier New" w:hAnsi="Courier New" w:hint="default"/>
-        <w:sz w:val="20"/>
-      </w:rPr>
-    </w:lvl>
-    <w:lvl w:ilvl="8" w:tentative="1">
-      <w:start w:val="1"/>
-      <w:numFmt w:val="bullet"/>
-      <w:lvlText w:val="o"/>
-      <w:lvlJc w:val="left"/>
-      <w:pPr>
-        <w:tabs>
-          <w:tab w:val="num" w:pos="6480"/>
-        </w:tabs>
-        <w:ind w:left="6480" w:hanging="360"/>
-      </w:pPr>
-      <w:rPr>
-        <w:rFonts w:ascii="Courier New" w:hAnsi="Courier New" w:hint="default"/>
-        <w:sz w:val="20"/>
-      </w:rPr>
-    </w:lvl>
-  </w:abstractNum>
-  <w:abstractNum w:abstractNumId="23" w15:restartNumberingAfterBreak="0">
-    <w:nsid w:val="3BAC72DF"/>
-    <w:multiLevelType w:val="multilevel"/>
-    <w:tmpl w:val="DF6A7BEE"/>
-    <w:lvl w:ilvl="0">
-      <w:start w:val="1"/>
-      <w:numFmt w:val="bullet"/>
-      <w:lvlText w:val="o"/>
-      <w:lvlJc w:val="left"/>
-      <w:pPr>
-        <w:tabs>
-          <w:tab w:val="num" w:pos="720"/>
-        </w:tabs>
-        <w:ind w:left="720" w:hanging="360"/>
-      </w:pPr>
-      <w:rPr>
-        <w:rFonts w:ascii="Courier New" w:hAnsi="Courier New" w:hint="default"/>
-        <w:sz w:val="20"/>
-      </w:rPr>
-    </w:lvl>
-    <w:lvl w:ilvl="1" w:tentative="1">
-      <w:start w:val="1"/>
-      <w:numFmt w:val="bullet"/>
-      <w:lvlText w:val="o"/>
-      <w:lvlJc w:val="left"/>
-      <w:pPr>
-        <w:tabs>
-          <w:tab w:val="num" w:pos="1440"/>
-        </w:tabs>
-        <w:ind w:left="1440" w:hanging="360"/>
-      </w:pPr>
-      <w:rPr>
-        <w:rFonts w:ascii="Courier New" w:hAnsi="Courier New" w:hint="default"/>
-        <w:sz w:val="20"/>
-      </w:rPr>
-    </w:lvl>
-    <w:lvl w:ilvl="2" w:tentative="1">
-      <w:start w:val="1"/>
-      <w:numFmt w:val="bullet"/>
-      <w:lvlText w:val="o"/>
-      <w:lvlJc w:val="left"/>
-      <w:pPr>
-        <w:tabs>
-          <w:tab w:val="num" w:pos="2160"/>
-        </w:tabs>
-        <w:ind w:left="2160" w:hanging="360"/>
-      </w:pPr>
-      <w:rPr>
-        <w:rFonts w:ascii="Courier New" w:hAnsi="Courier New" w:hint="default"/>
-        <w:sz w:val="20"/>
-      </w:rPr>
-    </w:lvl>
-    <w:lvl w:ilvl="3" w:tentative="1">
-      <w:start w:val="1"/>
-      <w:numFmt w:val="bullet"/>
-      <w:lvlText w:val="o"/>
-      <w:lvlJc w:val="left"/>
-      <w:pPr>
-        <w:tabs>
-          <w:tab w:val="num" w:pos="2880"/>
-        </w:tabs>
-        <w:ind w:left="2880" w:hanging="360"/>
-      </w:pPr>
-      <w:rPr>
-        <w:rFonts w:ascii="Courier New" w:hAnsi="Courier New" w:hint="default"/>
-        <w:sz w:val="20"/>
-      </w:rPr>
-    </w:lvl>
-    <w:lvl w:ilvl="4" w:tentative="1">
-      <w:start w:val="1"/>
-      <w:numFmt w:val="bullet"/>
-      <w:lvlText w:val="o"/>
-      <w:lvlJc w:val="left"/>
-      <w:pPr>
-        <w:tabs>
-          <w:tab w:val="num" w:pos="3600"/>
-        </w:tabs>
-        <w:ind w:left="3600" w:hanging="360"/>
-      </w:pPr>
-      <w:rPr>
-        <w:rFonts w:ascii="Courier New" w:hAnsi="Courier New" w:hint="default"/>
-        <w:sz w:val="20"/>
-      </w:rPr>
-    </w:lvl>
-    <w:lvl w:ilvl="5" w:tentative="1">
-      <w:start w:val="1"/>
-      <w:numFmt w:val="bullet"/>
-      <w:lvlText w:val="o"/>
-      <w:lvlJc w:val="left"/>
-      <w:pPr>
-        <w:tabs>
-          <w:tab w:val="num" w:pos="4320"/>
-        </w:tabs>
-        <w:ind w:left="4320" w:hanging="360"/>
-      </w:pPr>
-      <w:rPr>
-        <w:rFonts w:ascii="Courier New" w:hAnsi="Courier New" w:hint="default"/>
-        <w:sz w:val="20"/>
-      </w:rPr>
-    </w:lvl>
-    <w:lvl w:ilvl="6" w:tentative="1">
-      <w:start w:val="1"/>
-      <w:numFmt w:val="bullet"/>
-      <w:lvlText w:val="o"/>
-      <w:lvlJc w:val="left"/>
-      <w:pPr>
-        <w:tabs>
-          <w:tab w:val="num" w:pos="5040"/>
-        </w:tabs>
-        <w:ind w:left="5040" w:hanging="360"/>
-      </w:pPr>
-      <w:rPr>
-        <w:rFonts w:ascii="Courier New" w:hAnsi="Courier New" w:hint="default"/>
-        <w:sz w:val="20"/>
-      </w:rPr>
-    </w:lvl>
-    <w:lvl w:ilvl="7" w:tentative="1">
-      <w:start w:val="1"/>
-      <w:numFmt w:val="bullet"/>
-      <w:lvlText w:val="o"/>
-      <w:lvlJc w:val="left"/>
-      <w:pPr>
-        <w:tabs>
-          <w:tab w:val="num" w:pos="5760"/>
-        </w:tabs>
-        <w:ind w:left="5760" w:hanging="360"/>
-      </w:pPr>
-      <w:rPr>
-        <w:rFonts w:ascii="Courier New" w:hAnsi="Courier New" w:hint="default"/>
-        <w:sz w:val="20"/>
-      </w:rPr>
-    </w:lvl>
-    <w:lvl w:ilvl="8" w:tentative="1">
-      <w:start w:val="1"/>
-      <w:numFmt w:val="bullet"/>
-      <w:lvlText w:val="o"/>
-      <w:lvlJc w:val="left"/>
-      <w:pPr>
-        <w:tabs>
-          <w:tab w:val="num" w:pos="6480"/>
-        </w:tabs>
-        <w:ind w:left="6480" w:hanging="360"/>
-      </w:pPr>
-      <w:rPr>
-        <w:rFonts w:ascii="Courier New" w:hAnsi="Courier New" w:hint="default"/>
-        <w:sz w:val="20"/>
-      </w:rPr>
-    </w:lvl>
-  </w:abstractNum>
-  <w:abstractNum w:abstractNumId="24" w15:restartNumberingAfterBreak="0">
-    <w:nsid w:val="4000757A"/>
-    <w:multiLevelType w:val="multilevel"/>
-    <w:tmpl w:val="2C008A10"/>
-    <w:lvl w:ilvl="0">
-      <w:start w:val="1"/>
-      <w:numFmt w:val="bullet"/>
-      <w:lvlText w:val=""/>
-      <w:lvlJc w:val="left"/>
-      <w:pPr>
-        <w:tabs>
-          <w:tab w:val="num" w:pos="720"/>
-        </w:tabs>
-        <w:ind w:left="720" w:hanging="360"/>
-      </w:pPr>
-      <w:rPr>
-        <w:rFonts w:ascii="Symbol" w:hAnsi="Symbol" w:hint="default"/>
-        <w:sz w:val="20"/>
-      </w:rPr>
-    </w:lvl>
-    <w:lvl w:ilvl="1" w:tentative="1">
-      <w:start w:val="1"/>
-      <w:numFmt w:val="bullet"/>
-      <w:lvlText w:val=""/>
-      <w:lvlJc w:val="left"/>
-      <w:pPr>
-        <w:tabs>
-          <w:tab w:val="num" w:pos="1440"/>
-        </w:tabs>
-        <w:ind w:left="1440" w:hanging="360"/>
-      </w:pPr>
-      <w:rPr>
-        <w:rFonts w:ascii="Symbol" w:hAnsi="Symbol" w:hint="default"/>
-        <w:sz w:val="20"/>
-      </w:rPr>
-    </w:lvl>
-    <w:lvl w:ilvl="2" w:tentative="1">
-      <w:start w:val="1"/>
-      <w:numFmt w:val="bullet"/>
-      <w:lvlText w:val=""/>
-      <w:lvlJc w:val="left"/>
-      <w:pPr>
-        <w:tabs>
-          <w:tab w:val="num" w:pos="2160"/>
-        </w:tabs>
-        <w:ind w:left="2160" w:hanging="360"/>
-      </w:pPr>
-      <w:rPr>
-        <w:rFonts w:ascii="Symbol" w:hAnsi="Symbol" w:hint="default"/>
-        <w:sz w:val="20"/>
-      </w:rPr>
-    </w:lvl>
-    <w:lvl w:ilvl="3" w:tentative="1">
-      <w:start w:val="1"/>
-      <w:numFmt w:val="bullet"/>
-      <w:lvlText w:val=""/>
-      <w:lvlJc w:val="left"/>
-      <w:pPr>
-        <w:tabs>
-          <w:tab w:val="num" w:pos="2880"/>
-        </w:tabs>
-        <w:ind w:left="2880" w:hanging="360"/>
-      </w:pPr>
-      <w:rPr>
-        <w:rFonts w:ascii="Symbol" w:hAnsi="Symbol" w:hint="default"/>
-        <w:sz w:val="20"/>
-      </w:rPr>
-    </w:lvl>
-    <w:lvl w:ilvl="4" w:tentative="1">
-      <w:start w:val="1"/>
-      <w:numFmt w:val="bullet"/>
-      <w:lvlText w:val=""/>
-      <w:lvlJc w:val="left"/>
-      <w:pPr>
-        <w:tabs>
-          <w:tab w:val="num" w:pos="3600"/>
-        </w:tabs>
-        <w:ind w:left="3600" w:hanging="360"/>
-      </w:pPr>
-      <w:rPr>
-        <w:rFonts w:ascii="Symbol" w:hAnsi="Symbol" w:hint="default"/>
-        <w:sz w:val="20"/>
-      </w:rPr>
-    </w:lvl>
-    <w:lvl w:ilvl="5" w:tentative="1">
-      <w:start w:val="1"/>
-      <w:numFmt w:val="bullet"/>
-      <w:lvlText w:val=""/>
-      <w:lvlJc w:val="left"/>
-      <w:pPr>
-        <w:tabs>
-          <w:tab w:val="num" w:pos="4320"/>
-        </w:tabs>
-        <w:ind w:left="4320" w:hanging="360"/>
-      </w:pPr>
-      <w:rPr>
-        <w:rFonts w:ascii="Symbol" w:hAnsi="Symbol" w:hint="default"/>
-        <w:sz w:val="20"/>
-      </w:rPr>
-    </w:lvl>
-    <w:lvl w:ilvl="6" w:tentative="1">
-      <w:start w:val="1"/>
-      <w:numFmt w:val="bullet"/>
-      <w:lvlText w:val=""/>
-      <w:lvlJc w:val="left"/>
-      <w:pPr>
-        <w:tabs>
-          <w:tab w:val="num" w:pos="5040"/>
-        </w:tabs>
-        <w:ind w:left="5040" w:hanging="360"/>
-      </w:pPr>
-      <w:rPr>
-        <w:rFonts w:ascii="Symbol" w:hAnsi="Symbol" w:hint="default"/>
-        <w:sz w:val="20"/>
-      </w:rPr>
-    </w:lvl>
-    <w:lvl w:ilvl="7" w:tentative="1">
-      <w:start w:val="1"/>
-      <w:numFmt w:val="bullet"/>
-      <w:lvlText w:val=""/>
-      <w:lvlJc w:val="left"/>
-      <w:pPr>
-        <w:tabs>
-          <w:tab w:val="num" w:pos="5760"/>
-        </w:tabs>
-        <w:ind w:left="5760" w:hanging="360"/>
-      </w:pPr>
-      <w:rPr>
-        <w:rFonts w:ascii="Symbol" w:hAnsi="Symbol" w:hint="default"/>
-        <w:sz w:val="20"/>
-      </w:rPr>
-    </w:lvl>
-    <w:lvl w:ilvl="8" w:tentative="1">
-      <w:start w:val="1"/>
-      <w:numFmt w:val="bullet"/>
-      <w:lvlText w:val=""/>
-      <w:lvlJc w:val="left"/>
-      <w:pPr>
-        <w:tabs>
-          <w:tab w:val="num" w:pos="6480"/>
-        </w:tabs>
-        <w:ind w:left="6480" w:hanging="360"/>
-      </w:pPr>
-      <w:rPr>
-        <w:rFonts w:ascii="Symbol" w:hAnsi="Symbol" w:hint="default"/>
-        <w:sz w:val="20"/>
-      </w:rPr>
-    </w:lvl>
-  </w:abstractNum>
-  <w:abstractNum w:abstractNumId="25" w15:restartNumberingAfterBreak="0">
-    <w:nsid w:val="407502A3"/>
-    <w:multiLevelType w:val="multilevel"/>
-    <w:tmpl w:val="A8C2C7B8"/>
-    <w:lvl w:ilvl="0">
-      <w:start w:val="1"/>
-      <w:numFmt w:val="bullet"/>
-      <w:lvlText w:val="o"/>
-      <w:lvlJc w:val="left"/>
-      <w:pPr>
-        <w:tabs>
-          <w:tab w:val="num" w:pos="720"/>
-        </w:tabs>
-        <w:ind w:left="720" w:hanging="360"/>
-      </w:pPr>
-      <w:rPr>
-        <w:rFonts w:ascii="Courier New" w:hAnsi="Courier New" w:hint="default"/>
-        <w:sz w:val="20"/>
-      </w:rPr>
-    </w:lvl>
-    <w:lvl w:ilvl="1" w:tentative="1">
-      <w:start w:val="1"/>
-      <w:numFmt w:val="bullet"/>
-      <w:lvlText w:val="o"/>
-      <w:lvlJc w:val="left"/>
-      <w:pPr>
-        <w:tabs>
-          <w:tab w:val="num" w:pos="1440"/>
-        </w:tabs>
-        <w:ind w:left="1440" w:hanging="360"/>
-      </w:pPr>
-      <w:rPr>
-        <w:rFonts w:ascii="Courier New" w:hAnsi="Courier New" w:hint="default"/>
-        <w:sz w:val="20"/>
-      </w:rPr>
-    </w:lvl>
-    <w:lvl w:ilvl="2" w:tentative="1">
-      <w:start w:val="1"/>
-      <w:numFmt w:val="bullet"/>
-      <w:lvlText w:val="o"/>
-      <w:lvlJc w:val="left"/>
-      <w:pPr>
-        <w:tabs>
-          <w:tab w:val="num" w:pos="2160"/>
-        </w:tabs>
-        <w:ind w:left="2160" w:hanging="360"/>
-      </w:pPr>
-      <w:rPr>
-        <w:rFonts w:ascii="Courier New" w:hAnsi="Courier New" w:hint="default"/>
-        <w:sz w:val="20"/>
-      </w:rPr>
-    </w:lvl>
-    <w:lvl w:ilvl="3" w:tentative="1">
-      <w:start w:val="1"/>
-      <w:numFmt w:val="bullet"/>
-      <w:lvlText w:val="o"/>
-      <w:lvlJc w:val="left"/>
-      <w:pPr>
-        <w:tabs>
-          <w:tab w:val="num" w:pos="2880"/>
-        </w:tabs>
-        <w:ind w:left="2880" w:hanging="360"/>
-      </w:pPr>
-      <w:rPr>
-        <w:rFonts w:ascii="Courier New" w:hAnsi="Courier New" w:hint="default"/>
-        <w:sz w:val="20"/>
-      </w:rPr>
-    </w:lvl>
-    <w:lvl w:ilvl="4" w:tentative="1">
-      <w:start w:val="1"/>
-      <w:numFmt w:val="bullet"/>
-      <w:lvlText w:val="o"/>
-      <w:lvlJc w:val="left"/>
-      <w:pPr>
-        <w:tabs>
-          <w:tab w:val="num" w:pos="3600"/>
-        </w:tabs>
-        <w:ind w:left="3600" w:hanging="360"/>
-      </w:pPr>
-      <w:rPr>
-        <w:rFonts w:ascii="Courier New" w:hAnsi="Courier New" w:hint="default"/>
-        <w:sz w:val="20"/>
-      </w:rPr>
-    </w:lvl>
-    <w:lvl w:ilvl="5" w:tentative="1">
-      <w:start w:val="1"/>
-      <w:numFmt w:val="bullet"/>
-      <w:lvlText w:val="o"/>
-      <w:lvlJc w:val="left"/>
-      <w:pPr>
-        <w:tabs>
-          <w:tab w:val="num" w:pos="4320"/>
-        </w:tabs>
-        <w:ind w:left="4320" w:hanging="360"/>
-      </w:pPr>
-      <w:rPr>
-        <w:rFonts w:ascii="Courier New" w:hAnsi="Courier New" w:hint="default"/>
-        <w:sz w:val="20"/>
-      </w:rPr>
-    </w:lvl>
-    <w:lvl w:ilvl="6" w:tentative="1">
-      <w:start w:val="1"/>
-      <w:numFmt w:val="bullet"/>
-      <w:lvlText w:val="o"/>
-      <w:lvlJc w:val="left"/>
-      <w:pPr>
-        <w:tabs>
-          <w:tab w:val="num" w:pos="5040"/>
-        </w:tabs>
-        <w:ind w:left="5040" w:hanging="360"/>
-      </w:pPr>
-      <w:rPr>
-        <w:rFonts w:ascii="Courier New" w:hAnsi="Courier New" w:hint="default"/>
-        <w:sz w:val="20"/>
-      </w:rPr>
-    </w:lvl>
-    <w:lvl w:ilvl="7" w:tentative="1">
-      <w:start w:val="1"/>
-      <w:numFmt w:val="bullet"/>
-      <w:lvlText w:val="o"/>
-      <w:lvlJc w:val="left"/>
-      <w:pPr>
-        <w:tabs>
-          <w:tab w:val="num" w:pos="5760"/>
-        </w:tabs>
-        <w:ind w:left="5760" w:hanging="360"/>
-      </w:pPr>
-      <w:rPr>
-        <w:rFonts w:ascii="Courier New" w:hAnsi="Courier New" w:hint="default"/>
-        <w:sz w:val="20"/>
-      </w:rPr>
-    </w:lvl>
-    <w:lvl w:ilvl="8" w:tentative="1">
-      <w:start w:val="1"/>
-      <w:numFmt w:val="bullet"/>
-      <w:lvlText w:val="o"/>
-      <w:lvlJc w:val="left"/>
-      <w:pPr>
-        <w:tabs>
-          <w:tab w:val="num" w:pos="6480"/>
-        </w:tabs>
-        <w:ind w:left="6480" w:hanging="360"/>
-      </w:pPr>
-      <w:rPr>
-        <w:rFonts w:ascii="Courier New" w:hAnsi="Courier New" w:hint="default"/>
-        <w:sz w:val="20"/>
-      </w:rPr>
-    </w:lvl>
-  </w:abstractNum>
-  <w:abstractNum w:abstractNumId="26" w15:restartNumberingAfterBreak="0">
-    <w:nsid w:val="421F631C"/>
-    <w:multiLevelType w:val="hybridMultilevel"/>
-    <w:tmpl w:val="C7548342"/>
-    <w:lvl w:ilvl="0" w:tplc="FFFFFFFF">
-      <w:start w:val="1"/>
-      <w:numFmt w:val="bullet"/>
-      <w:lvlText w:val=""/>
-      <w:lvlJc w:val="left"/>
-      <w:pPr>
-        <w:ind w:left="720" w:hanging="360"/>
-      </w:pPr>
-      <w:rPr>
-        <w:rFonts w:ascii="Symbol" w:hAnsi="Symbol" w:hint="default"/>
-      </w:rPr>
-    </w:lvl>
-    <w:lvl w:ilvl="1" w:tplc="08090003">
-      <w:start w:val="1"/>
-      <w:numFmt w:val="bullet"/>
-      <w:lvlText w:val="o"/>
-      <w:lvlJc w:val="left"/>
-      <w:pPr>
-        <w:ind w:left="1440" w:hanging="360"/>
-      </w:pPr>
-      <w:rPr>
-        <w:rFonts w:ascii="Courier New" w:hAnsi="Courier New" w:cs="Courier New" w:hint="default"/>
-      </w:rPr>
-    </w:lvl>
-    <w:lvl w:ilvl="2" w:tplc="FFFFFFFF" w:tentative="1">
-      <w:start w:val="1"/>
-      <w:numFmt w:val="lowerRoman"/>
-      <w:lvlText w:val="%3."/>
-      <w:lvlJc w:val="right"/>
-      <w:pPr>
-        <w:ind w:left="2160" w:hanging="180"/>
-      </w:pPr>
-    </w:lvl>
-    <w:lvl w:ilvl="3" w:tplc="FFFFFFFF" w:tentative="1">
-      <w:start w:val="1"/>
-      <w:numFmt w:val="decimal"/>
-      <w:lvlText w:val="%4."/>
-      <w:lvlJc w:val="left"/>
-      <w:pPr>
-        <w:ind w:left="2880" w:hanging="360"/>
-      </w:pPr>
-    </w:lvl>
-    <w:lvl w:ilvl="4" w:tplc="FFFFFFFF" w:tentative="1">
-      <w:start w:val="1"/>
-      <w:numFmt w:val="lowerLetter"/>
-      <w:lvlText w:val="%5."/>
-      <w:lvlJc w:val="left"/>
-      <w:pPr>
-        <w:ind w:left="3600" w:hanging="360"/>
-      </w:pPr>
-    </w:lvl>
-    <w:lvl w:ilvl="5" w:tplc="FFFFFFFF" w:tentative="1">
-      <w:start w:val="1"/>
-      <w:numFmt w:val="lowerRoman"/>
-      <w:lvlText w:val="%6."/>
-      <w:lvlJc w:val="right"/>
-      <w:pPr>
-        <w:ind w:left="4320" w:hanging="180"/>
-      </w:pPr>
-    </w:lvl>
-    <w:lvl w:ilvl="6" w:tplc="FFFFFFFF" w:tentative="1">
-      <w:start w:val="1"/>
-      <w:numFmt w:val="decimal"/>
-      <w:lvlText w:val="%7."/>
-      <w:lvlJc w:val="left"/>
-      <w:pPr>
-        <w:ind w:left="5040" w:hanging="360"/>
-      </w:pPr>
-    </w:lvl>
-    <w:lvl w:ilvl="7" w:tplc="FFFFFFFF" w:tentative="1">
-      <w:start w:val="1"/>
-      <w:numFmt w:val="lowerLetter"/>
-      <w:lvlText w:val="%8."/>
-      <w:lvlJc w:val="left"/>
-      <w:pPr>
-        <w:ind w:left="5760" w:hanging="360"/>
-      </w:pPr>
-    </w:lvl>
-    <w:lvl w:ilvl="8" w:tplc="FFFFFFFF" w:tentative="1">
-      <w:start w:val="1"/>
-      <w:numFmt w:val="lowerRoman"/>
-      <w:lvlText w:val="%9."/>
-      <w:lvlJc w:val="right"/>
-      <w:pPr>
-        <w:ind w:left="6480" w:hanging="180"/>
-      </w:pPr>
-    </w:lvl>
-  </w:abstractNum>
-  <w:abstractNum w:abstractNumId="27" w15:restartNumberingAfterBreak="0">
-    <w:nsid w:val="436D5D04"/>
-    <w:multiLevelType w:val="multilevel"/>
-    <w:tmpl w:val="5A98FD6C"/>
-    <w:lvl w:ilvl="0">
-      <w:start w:val="1"/>
-      <w:numFmt w:val="bullet"/>
-      <w:lvlText w:val=""/>
-      <w:lvlJc w:val="left"/>
-      <w:pPr>
-        <w:tabs>
-          <w:tab w:val="num" w:pos="720"/>
-        </w:tabs>
-        <w:ind w:left="720" w:hanging="360"/>
-      </w:pPr>
-      <w:rPr>
-        <w:rFonts w:ascii="Wingdings" w:hAnsi="Wingdings" w:hint="default"/>
-        <w:sz w:val="20"/>
-      </w:rPr>
-    </w:lvl>
-    <w:lvl w:ilvl="1" w:tentative="1">
-      <w:start w:val="1"/>
-      <w:numFmt w:val="bullet"/>
-      <w:lvlText w:val=""/>
-      <w:lvlJc w:val="left"/>
-      <w:pPr>
-        <w:tabs>
-          <w:tab w:val="num" w:pos="1440"/>
-        </w:tabs>
-        <w:ind w:left="1440" w:hanging="360"/>
-      </w:pPr>
-      <w:rPr>
-        <w:rFonts w:ascii="Wingdings" w:hAnsi="Wingdings" w:hint="default"/>
-        <w:sz w:val="20"/>
-      </w:rPr>
-    </w:lvl>
-    <w:lvl w:ilvl="2" w:tentative="1">
-      <w:start w:val="1"/>
-      <w:numFmt w:val="bullet"/>
-      <w:lvlText w:val=""/>
-      <w:lvlJc w:val="left"/>
-      <w:pPr>
-        <w:tabs>
-          <w:tab w:val="num" w:pos="2160"/>
-        </w:tabs>
-        <w:ind w:left="2160" w:hanging="360"/>
-      </w:pPr>
-      <w:rPr>
-        <w:rFonts w:ascii="Wingdings" w:hAnsi="Wingdings" w:hint="default"/>
-        <w:sz w:val="20"/>
-      </w:rPr>
-    </w:lvl>
-    <w:lvl w:ilvl="3" w:tentative="1">
-      <w:start w:val="1"/>
-      <w:numFmt w:val="bullet"/>
-      <w:lvlText w:val=""/>
-      <w:lvlJc w:val="left"/>
-      <w:pPr>
-        <w:tabs>
-          <w:tab w:val="num" w:pos="2880"/>
-        </w:tabs>
-        <w:ind w:left="2880" w:hanging="360"/>
-      </w:pPr>
-      <w:rPr>
-        <w:rFonts w:ascii="Wingdings" w:hAnsi="Wingdings" w:hint="default"/>
-        <w:sz w:val="20"/>
-      </w:rPr>
-    </w:lvl>
-    <w:lvl w:ilvl="4" w:tentative="1">
-      <w:start w:val="1"/>
-      <w:numFmt w:val="bullet"/>
-      <w:lvlText w:val=""/>
-      <w:lvlJc w:val="left"/>
-      <w:pPr>
-        <w:tabs>
-          <w:tab w:val="num" w:pos="3600"/>
-        </w:tabs>
-        <w:ind w:left="3600" w:hanging="360"/>
-      </w:pPr>
-      <w:rPr>
-        <w:rFonts w:ascii="Wingdings" w:hAnsi="Wingdings" w:hint="default"/>
-        <w:sz w:val="20"/>
-      </w:rPr>
-    </w:lvl>
-    <w:lvl w:ilvl="5" w:tentative="1">
-      <w:start w:val="1"/>
-      <w:numFmt w:val="bullet"/>
-      <w:lvlText w:val=""/>
-      <w:lvlJc w:val="left"/>
-      <w:pPr>
-        <w:tabs>
-          <w:tab w:val="num" w:pos="4320"/>
-        </w:tabs>
-        <w:ind w:left="4320" w:hanging="360"/>
-      </w:pPr>
-      <w:rPr>
-        <w:rFonts w:ascii="Wingdings" w:hAnsi="Wingdings" w:hint="default"/>
-        <w:sz w:val="20"/>
-      </w:rPr>
-    </w:lvl>
-    <w:lvl w:ilvl="6" w:tentative="1">
-      <w:start w:val="1"/>
-      <w:numFmt w:val="bullet"/>
-      <w:lvlText w:val=""/>
-      <w:lvlJc w:val="left"/>
-      <w:pPr>
-        <w:tabs>
-          <w:tab w:val="num" w:pos="5040"/>
-        </w:tabs>
-        <w:ind w:left="5040" w:hanging="360"/>
-      </w:pPr>
-      <w:rPr>
-        <w:rFonts w:ascii="Wingdings" w:hAnsi="Wingdings" w:hint="default"/>
-        <w:sz w:val="20"/>
-      </w:rPr>
-    </w:lvl>
-    <w:lvl w:ilvl="7" w:tentative="1">
-      <w:start w:val="1"/>
-      <w:numFmt w:val="bullet"/>
-      <w:lvlText w:val=""/>
-      <w:lvlJc w:val="left"/>
-      <w:pPr>
-        <w:tabs>
-          <w:tab w:val="num" w:pos="5760"/>
-        </w:tabs>
-        <w:ind w:left="5760" w:hanging="360"/>
-      </w:pPr>
-      <w:rPr>
-        <w:rFonts w:ascii="Wingdings" w:hAnsi="Wingdings" w:hint="default"/>
-        <w:sz w:val="20"/>
-      </w:rPr>
-    </w:lvl>
-    <w:lvl w:ilvl="8" w:tentative="1">
-      <w:start w:val="1"/>
-      <w:numFmt w:val="bullet"/>
-      <w:lvlText w:val=""/>
-      <w:lvlJc w:val="left"/>
-      <w:pPr>
-        <w:tabs>
-          <w:tab w:val="num" w:pos="6480"/>
-        </w:tabs>
-        <w:ind w:left="6480" w:hanging="360"/>
-      </w:pPr>
-      <w:rPr>
-        <w:rFonts w:ascii="Wingdings" w:hAnsi="Wingdings" w:hint="default"/>
-        <w:sz w:val="20"/>
-      </w:rPr>
-    </w:lvl>
-  </w:abstractNum>
-  <w:abstractNum w:abstractNumId="28" w15:restartNumberingAfterBreak="0">
-    <w:nsid w:val="46B96484"/>
-    <w:multiLevelType w:val="hybridMultilevel"/>
-    <w:tmpl w:val="CBD6721A"/>
-    <w:lvl w:ilvl="0" w:tplc="08090001">
-      <w:start w:val="1"/>
-      <w:numFmt w:val="bullet"/>
-      <w:lvlText w:val=""/>
-      <w:lvlJc w:val="left"/>
-      <w:pPr>
-        <w:ind w:left="720" w:hanging="360"/>
-      </w:pPr>
-      <w:rPr>
-        <w:rFonts w:ascii="Symbol" w:hAnsi="Symbol" w:hint="default"/>
-      </w:rPr>
-    </w:lvl>
-    <w:lvl w:ilvl="1" w:tplc="08090003" w:tentative="1">
-      <w:start w:val="1"/>
-      <w:numFmt w:val="bullet"/>
-      <w:lvlText w:val="o"/>
-      <w:lvlJc w:val="left"/>
-      <w:pPr>
-        <w:ind w:left="1440" w:hanging="360"/>
-      </w:pPr>
-      <w:rPr>
-        <w:rFonts w:ascii="Courier New" w:hAnsi="Courier New" w:cs="Courier New" w:hint="default"/>
-      </w:rPr>
-    </w:lvl>
-    <w:lvl w:ilvl="2" w:tplc="08090005" w:tentative="1">
-      <w:start w:val="1"/>
-      <w:numFmt w:val="bullet"/>
-      <w:lvlText w:val=""/>
-      <w:lvlJc w:val="left"/>
-      <w:pPr>
-        <w:ind w:left="2160" w:hanging="360"/>
-      </w:pPr>
-      <w:rPr>
-        <w:rFonts w:ascii="Wingdings" w:hAnsi="Wingdings" w:hint="default"/>
-      </w:rPr>
-    </w:lvl>
-    <w:lvl w:ilvl="3" w:tplc="08090001" w:tentative="1">
-      <w:start w:val="1"/>
-      <w:numFmt w:val="bullet"/>
-      <w:lvlText w:val=""/>
-      <w:lvlJc w:val="left"/>
-      <w:pPr>
-        <w:ind w:left="2880" w:hanging="360"/>
-      </w:pPr>
-      <w:rPr>
-        <w:rFonts w:ascii="Symbol" w:hAnsi="Symbol" w:hint="default"/>
-      </w:rPr>
-    </w:lvl>
-    <w:lvl w:ilvl="4" w:tplc="08090003" w:tentative="1">
-      <w:start w:val="1"/>
-      <w:numFmt w:val="bullet"/>
-      <w:lvlText w:val="o"/>
-      <w:lvlJc w:val="left"/>
-      <w:pPr>
-        <w:ind w:left="3600" w:hanging="360"/>
-      </w:pPr>
-      <w:rPr>
-        <w:rFonts w:ascii="Courier New" w:hAnsi="Courier New" w:cs="Courier New" w:hint="default"/>
-      </w:rPr>
-    </w:lvl>
-    <w:lvl w:ilvl="5" w:tplc="08090005" w:tentative="1">
-      <w:start w:val="1"/>
-      <w:numFmt w:val="bullet"/>
-      <w:lvlText w:val=""/>
-      <w:lvlJc w:val="left"/>
-      <w:pPr>
-        <w:ind w:left="4320" w:hanging="360"/>
-      </w:pPr>
-      <w:rPr>
-        <w:rFonts w:ascii="Wingdings" w:hAnsi="Wingdings" w:hint="default"/>
-      </w:rPr>
-    </w:lvl>
-    <w:lvl w:ilvl="6" w:tplc="08090001" w:tentative="1">
-      <w:start w:val="1"/>
-      <w:numFmt w:val="bullet"/>
-      <w:lvlText w:val=""/>
-      <w:lvlJc w:val="left"/>
-      <w:pPr>
-        <w:ind w:left="5040" w:hanging="360"/>
-      </w:pPr>
-      <w:rPr>
-        <w:rFonts w:ascii="Symbol" w:hAnsi="Symbol" w:hint="default"/>
-      </w:rPr>
-    </w:lvl>
-    <w:lvl w:ilvl="7" w:tplc="08090003" w:tentative="1">
-      <w:start w:val="1"/>
-      <w:numFmt w:val="bullet"/>
-      <w:lvlText w:val="o"/>
-      <w:lvlJc w:val="left"/>
-      <w:pPr>
-        <w:ind w:left="5760" w:hanging="360"/>
-      </w:pPr>
-      <w:rPr>
-        <w:rFonts w:ascii="Courier New" w:hAnsi="Courier New" w:cs="Courier New" w:hint="default"/>
-      </w:rPr>
-    </w:lvl>
-    <w:lvl w:ilvl="8" w:tplc="08090005" w:tentative="1">
-      <w:start w:val="1"/>
-      <w:numFmt w:val="bullet"/>
-      <w:lvlText w:val=""/>
-      <w:lvlJc w:val="left"/>
-      <w:pPr>
-        <w:ind w:left="6480" w:hanging="360"/>
-      </w:pPr>
-      <w:rPr>
-        <w:rFonts w:ascii="Wingdings" w:hAnsi="Wingdings" w:hint="default"/>
-      </w:rPr>
-    </w:lvl>
-  </w:abstractNum>
-  <w:abstractNum w:abstractNumId="29" w15:restartNumberingAfterBreak="0">
-    <w:nsid w:val="47FA7E5E"/>
-    <w:multiLevelType w:val="hybridMultilevel"/>
-    <w:tmpl w:val="CE32F7E8"/>
-    <w:lvl w:ilvl="0" w:tplc="FFFFFFFF">
-      <w:start w:val="1"/>
-      <w:numFmt w:val="bullet"/>
-      <w:lvlText w:val=""/>
-      <w:lvlJc w:val="left"/>
-      <w:pPr>
-        <w:ind w:left="720" w:hanging="360"/>
-      </w:pPr>
-      <w:rPr>
-        <w:rFonts w:ascii="Symbol" w:hAnsi="Symbol" w:hint="default"/>
-      </w:rPr>
-    </w:lvl>
-    <w:lvl w:ilvl="1" w:tplc="08090003">
-      <w:start w:val="1"/>
-      <w:numFmt w:val="bullet"/>
-      <w:lvlText w:val="o"/>
-      <w:lvlJc w:val="left"/>
-      <w:pPr>
-        <w:ind w:left="1440" w:hanging="360"/>
-      </w:pPr>
-      <w:rPr>
-        <w:rFonts w:ascii="Courier New" w:hAnsi="Courier New" w:cs="Courier New" w:hint="default"/>
-      </w:rPr>
-    </w:lvl>
-    <w:lvl w:ilvl="2" w:tplc="FFFFFFFF" w:tentative="1">
-      <w:start w:val="1"/>
-      <w:numFmt w:val="lowerRoman"/>
-      <w:lvlText w:val="%3."/>
-      <w:lvlJc w:val="right"/>
-      <w:pPr>
-        <w:ind w:left="2160" w:hanging="180"/>
-      </w:pPr>
-    </w:lvl>
-    <w:lvl w:ilvl="3" w:tplc="FFFFFFFF" w:tentative="1">
-      <w:start w:val="1"/>
-      <w:numFmt w:val="decimal"/>
-      <w:lvlText w:val="%4."/>
-      <w:lvlJc w:val="left"/>
-      <w:pPr>
-        <w:ind w:left="2880" w:hanging="360"/>
-      </w:pPr>
-    </w:lvl>
-    <w:lvl w:ilvl="4" w:tplc="FFFFFFFF" w:tentative="1">
-      <w:start w:val="1"/>
-      <w:numFmt w:val="lowerLetter"/>
-      <w:lvlText w:val="%5."/>
-      <w:lvlJc w:val="left"/>
-      <w:pPr>
-        <w:ind w:left="3600" w:hanging="360"/>
-      </w:pPr>
-    </w:lvl>
-    <w:lvl w:ilvl="5" w:tplc="FFFFFFFF" w:tentative="1">
-      <w:start w:val="1"/>
-      <w:numFmt w:val="lowerRoman"/>
-      <w:lvlText w:val="%6."/>
-      <w:lvlJc w:val="right"/>
-      <w:pPr>
-        <w:ind w:left="4320" w:hanging="180"/>
-      </w:pPr>
-    </w:lvl>
-    <w:lvl w:ilvl="6" w:tplc="FFFFFFFF" w:tentative="1">
-      <w:start w:val="1"/>
-      <w:numFmt w:val="decimal"/>
-      <w:lvlText w:val="%7."/>
-      <w:lvlJc w:val="left"/>
-      <w:pPr>
-        <w:ind w:left="5040" w:hanging="360"/>
-      </w:pPr>
-    </w:lvl>
-    <w:lvl w:ilvl="7" w:tplc="FFFFFFFF" w:tentative="1">
-      <w:start w:val="1"/>
-      <w:numFmt w:val="lowerLetter"/>
-      <w:lvlText w:val="%8."/>
-      <w:lvlJc w:val="left"/>
-      <w:pPr>
-        <w:ind w:left="5760" w:hanging="360"/>
-      </w:pPr>
-    </w:lvl>
-    <w:lvl w:ilvl="8" w:tplc="FFFFFFFF" w:tentative="1">
-      <w:start w:val="1"/>
-      <w:numFmt w:val="lowerRoman"/>
-      <w:lvlText w:val="%9."/>
-      <w:lvlJc w:val="right"/>
-      <w:pPr>
-        <w:ind w:left="6480" w:hanging="180"/>
-      </w:pPr>
-    </w:lvl>
-  </w:abstractNum>
-  <w:abstractNum w:abstractNumId="30" w15:restartNumberingAfterBreak="0">
-    <w:nsid w:val="48A829A1"/>
-    <w:multiLevelType w:val="multilevel"/>
-    <w:tmpl w:val="5EDC8082"/>
-    <w:lvl w:ilvl="0">
-      <w:start w:val="1"/>
-      <w:numFmt w:val="bullet"/>
-      <w:lvlText w:val="o"/>
-      <w:lvlJc w:val="left"/>
-      <w:pPr>
-        <w:tabs>
-          <w:tab w:val="num" w:pos="720"/>
-        </w:tabs>
-        <w:ind w:left="720" w:hanging="360"/>
-      </w:pPr>
-      <w:rPr>
-        <w:rFonts w:ascii="Courier New" w:hAnsi="Courier New" w:hint="default"/>
-        <w:sz w:val="20"/>
-      </w:rPr>
-    </w:lvl>
-    <w:lvl w:ilvl="1" w:tentative="1">
-      <w:start w:val="1"/>
-      <w:numFmt w:val="bullet"/>
-      <w:lvlText w:val="o"/>
-      <w:lvlJc w:val="left"/>
-      <w:pPr>
-        <w:tabs>
-          <w:tab w:val="num" w:pos="1440"/>
-        </w:tabs>
-        <w:ind w:left="1440" w:hanging="360"/>
-      </w:pPr>
-      <w:rPr>
-        <w:rFonts w:ascii="Courier New" w:hAnsi="Courier New" w:hint="default"/>
-        <w:sz w:val="20"/>
-      </w:rPr>
-    </w:lvl>
-    <w:lvl w:ilvl="2" w:tentative="1">
-      <w:start w:val="1"/>
-      <w:numFmt w:val="bullet"/>
-      <w:lvlText w:val="o"/>
-      <w:lvlJc w:val="left"/>
-      <w:pPr>
-        <w:tabs>
-          <w:tab w:val="num" w:pos="2160"/>
-        </w:tabs>
-        <w:ind w:left="2160" w:hanging="360"/>
-      </w:pPr>
-      <w:rPr>
-        <w:rFonts w:ascii="Courier New" w:hAnsi="Courier New" w:hint="default"/>
-        <w:sz w:val="20"/>
-      </w:rPr>
-    </w:lvl>
-    <w:lvl w:ilvl="3" w:tentative="1">
-      <w:start w:val="1"/>
-      <w:numFmt w:val="bullet"/>
-      <w:lvlText w:val="o"/>
-      <w:lvlJc w:val="left"/>
-      <w:pPr>
-        <w:tabs>
-          <w:tab w:val="num" w:pos="2880"/>
-        </w:tabs>
-        <w:ind w:left="2880" w:hanging="360"/>
-      </w:pPr>
-      <w:rPr>
-        <w:rFonts w:ascii="Courier New" w:hAnsi="Courier New" w:hint="default"/>
-        <w:sz w:val="20"/>
-      </w:rPr>
-    </w:lvl>
-    <w:lvl w:ilvl="4" w:tentative="1">
-      <w:start w:val="1"/>
-      <w:numFmt w:val="bullet"/>
-      <w:lvlText w:val="o"/>
-      <w:lvlJc w:val="left"/>
-      <w:pPr>
-        <w:tabs>
-          <w:tab w:val="num" w:pos="3600"/>
-        </w:tabs>
-        <w:ind w:left="3600" w:hanging="360"/>
-      </w:pPr>
-      <w:rPr>
-        <w:rFonts w:ascii="Courier New" w:hAnsi="Courier New" w:hint="default"/>
-        <w:sz w:val="20"/>
-      </w:rPr>
-    </w:lvl>
-    <w:lvl w:ilvl="5" w:tentative="1">
-      <w:start w:val="1"/>
-      <w:numFmt w:val="bullet"/>
-      <w:lvlText w:val="o"/>
-      <w:lvlJc w:val="left"/>
-      <w:pPr>
-        <w:tabs>
-          <w:tab w:val="num" w:pos="4320"/>
-        </w:tabs>
-        <w:ind w:left="4320" w:hanging="360"/>
-      </w:pPr>
-      <w:rPr>
-        <w:rFonts w:ascii="Courier New" w:hAnsi="Courier New" w:hint="default"/>
-        <w:sz w:val="20"/>
-      </w:rPr>
-    </w:lvl>
-    <w:lvl w:ilvl="6" w:tentative="1">
-      <w:start w:val="1"/>
-      <w:numFmt w:val="bullet"/>
-      <w:lvlText w:val="o"/>
-      <w:lvlJc w:val="left"/>
-      <w:pPr>
-        <w:tabs>
-          <w:tab w:val="num" w:pos="5040"/>
-        </w:tabs>
-        <w:ind w:left="5040" w:hanging="360"/>
-      </w:pPr>
-      <w:rPr>
-        <w:rFonts w:ascii="Courier New" w:hAnsi="Courier New" w:hint="default"/>
-        <w:sz w:val="20"/>
-      </w:rPr>
-    </w:lvl>
-    <w:lvl w:ilvl="7" w:tentative="1">
-      <w:start w:val="1"/>
-      <w:numFmt w:val="bullet"/>
-      <w:lvlText w:val="o"/>
-      <w:lvlJc w:val="left"/>
-      <w:pPr>
-        <w:tabs>
-          <w:tab w:val="num" w:pos="5760"/>
-        </w:tabs>
-        <w:ind w:left="5760" w:hanging="360"/>
-      </w:pPr>
-      <w:rPr>
-        <w:rFonts w:ascii="Courier New" w:hAnsi="Courier New" w:hint="default"/>
-        <w:sz w:val="20"/>
-      </w:rPr>
-    </w:lvl>
-    <w:lvl w:ilvl="8" w:tentative="1">
-      <w:start w:val="1"/>
-      <w:numFmt w:val="bullet"/>
-      <w:lvlText w:val="o"/>
-      <w:lvlJc w:val="left"/>
-      <w:pPr>
-        <w:tabs>
-          <w:tab w:val="num" w:pos="6480"/>
-        </w:tabs>
-        <w:ind w:left="6480" w:hanging="360"/>
-      </w:pPr>
-      <w:rPr>
-        <w:rFonts w:ascii="Courier New" w:hAnsi="Courier New" w:hint="default"/>
-        <w:sz w:val="20"/>
-      </w:rPr>
-    </w:lvl>
-  </w:abstractNum>
-  <w:abstractNum w:abstractNumId="31" w15:restartNumberingAfterBreak="0">
-    <w:nsid w:val="4FF24842"/>
-    <w:multiLevelType w:val="hybridMultilevel"/>
-    <w:tmpl w:val="C1320DC6"/>
-    <w:lvl w:ilvl="0" w:tplc="08090001">
-      <w:start w:val="1"/>
-      <w:numFmt w:val="bullet"/>
-      <w:lvlText w:val=""/>
-      <w:lvlJc w:val="left"/>
-      <w:pPr>
-        <w:ind w:left="720" w:hanging="360"/>
-      </w:pPr>
-      <w:rPr>
-        <w:rFonts w:ascii="Symbol" w:hAnsi="Symbol" w:hint="default"/>
-      </w:rPr>
-    </w:lvl>
-    <w:lvl w:ilvl="1" w:tplc="08090003" w:tentative="1">
-      <w:start w:val="1"/>
-      <w:numFmt w:val="bullet"/>
-      <w:lvlText w:val="o"/>
-      <w:lvlJc w:val="left"/>
-      <w:pPr>
-        <w:ind w:left="1440" w:hanging="360"/>
-      </w:pPr>
-      <w:rPr>
-        <w:rFonts w:ascii="Courier New" w:hAnsi="Courier New" w:cs="Courier New" w:hint="default"/>
-      </w:rPr>
-    </w:lvl>
-    <w:lvl w:ilvl="2" w:tplc="08090005" w:tentative="1">
-      <w:start w:val="1"/>
-      <w:numFmt w:val="bullet"/>
-      <w:lvlText w:val=""/>
-      <w:lvlJc w:val="left"/>
-      <w:pPr>
-        <w:ind w:left="2160" w:hanging="360"/>
-      </w:pPr>
-      <w:rPr>
-        <w:rFonts w:ascii="Wingdings" w:hAnsi="Wingdings" w:hint="default"/>
-      </w:rPr>
-    </w:lvl>
-    <w:lvl w:ilvl="3" w:tplc="08090001" w:tentative="1">
-      <w:start w:val="1"/>
-      <w:numFmt w:val="bullet"/>
-      <w:lvlText w:val=""/>
-      <w:lvlJc w:val="left"/>
-      <w:pPr>
-        <w:ind w:left="2880" w:hanging="360"/>
-      </w:pPr>
-      <w:rPr>
-        <w:rFonts w:ascii="Symbol" w:hAnsi="Symbol" w:hint="default"/>
-      </w:rPr>
-    </w:lvl>
-    <w:lvl w:ilvl="4" w:tplc="08090003" w:tentative="1">
-      <w:start w:val="1"/>
-      <w:numFmt w:val="bullet"/>
-      <w:lvlText w:val="o"/>
-      <w:lvlJc w:val="left"/>
-      <w:pPr>
-        <w:ind w:left="3600" w:hanging="360"/>
-      </w:pPr>
-      <w:rPr>
-        <w:rFonts w:ascii="Courier New" w:hAnsi="Courier New" w:cs="Courier New" w:hint="default"/>
-      </w:rPr>
-    </w:lvl>
-    <w:lvl w:ilvl="5" w:tplc="08090005" w:tentative="1">
-      <w:start w:val="1"/>
-      <w:numFmt w:val="bullet"/>
-      <w:lvlText w:val=""/>
-      <w:lvlJc w:val="left"/>
-      <w:pPr>
-        <w:ind w:left="4320" w:hanging="360"/>
-      </w:pPr>
-      <w:rPr>
-        <w:rFonts w:ascii="Wingdings" w:hAnsi="Wingdings" w:hint="default"/>
-      </w:rPr>
-    </w:lvl>
-    <w:lvl w:ilvl="6" w:tplc="08090001" w:tentative="1">
-      <w:start w:val="1"/>
-      <w:numFmt w:val="bullet"/>
-      <w:lvlText w:val=""/>
-      <w:lvlJc w:val="left"/>
-      <w:pPr>
-        <w:ind w:left="5040" w:hanging="360"/>
-      </w:pPr>
-      <w:rPr>
-        <w:rFonts w:ascii="Symbol" w:hAnsi="Symbol" w:hint="default"/>
-      </w:rPr>
-    </w:lvl>
-    <w:lvl w:ilvl="7" w:tplc="08090003" w:tentative="1">
-      <w:start w:val="1"/>
-      <w:numFmt w:val="bullet"/>
-      <w:lvlText w:val="o"/>
-      <w:lvlJc w:val="left"/>
-      <w:pPr>
-        <w:ind w:left="5760" w:hanging="360"/>
-      </w:pPr>
-      <w:rPr>
-        <w:rFonts w:ascii="Courier New" w:hAnsi="Courier New" w:cs="Courier New" w:hint="default"/>
-      </w:rPr>
-    </w:lvl>
-    <w:lvl w:ilvl="8" w:tplc="08090005" w:tentative="1">
-      <w:start w:val="1"/>
-      <w:numFmt w:val="bullet"/>
-      <w:lvlText w:val=""/>
-      <w:lvlJc w:val="left"/>
-      <w:pPr>
-        <w:ind w:left="6480" w:hanging="360"/>
-      </w:pPr>
-      <w:rPr>
-        <w:rFonts w:ascii="Wingdings" w:hAnsi="Wingdings" w:hint="default"/>
-      </w:rPr>
-    </w:lvl>
-  </w:abstractNum>
-  <w:abstractNum w:abstractNumId="32" w15:restartNumberingAfterBreak="0">
-    <w:nsid w:val="5145C8BB"/>
-    <w:multiLevelType w:val="hybridMultilevel"/>
-    <w:tmpl w:val="FFFFFFFF"/>
-    <w:lvl w:ilvl="0" w:tplc="20A6F480">
-      <w:start w:val="1"/>
-      <w:numFmt w:val="bullet"/>
-      <w:lvlText w:val=""/>
-      <w:lvlJc w:val="left"/>
-      <w:pPr>
-        <w:ind w:left="1080" w:hanging="360"/>
-      </w:pPr>
-      <w:rPr>
-        <w:rFonts w:ascii="Symbol" w:hAnsi="Symbol" w:hint="default"/>
-      </w:rPr>
-    </w:lvl>
-    <w:lvl w:ilvl="1" w:tplc="6E6A6D7C">
-      <w:start w:val="1"/>
-      <w:numFmt w:val="bullet"/>
-      <w:lvlText w:val="o"/>
-      <w:lvlJc w:val="left"/>
-      <w:pPr>
-        <w:ind w:left="1800" w:hanging="360"/>
-      </w:pPr>
-      <w:rPr>
-        <w:rFonts w:ascii="Courier New" w:hAnsi="Courier New" w:hint="default"/>
-      </w:rPr>
-    </w:lvl>
-    <w:lvl w:ilvl="2" w:tplc="8EF2560E">
-      <w:start w:val="1"/>
-      <w:numFmt w:val="bullet"/>
-      <w:lvlText w:val=""/>
-      <w:lvlJc w:val="left"/>
-      <w:pPr>
-        <w:ind w:left="2520" w:hanging="360"/>
-      </w:pPr>
-      <w:rPr>
-        <w:rFonts w:ascii="Wingdings" w:hAnsi="Wingdings" w:hint="default"/>
-      </w:rPr>
-    </w:lvl>
-    <w:lvl w:ilvl="3" w:tplc="ACA23ABA">
-      <w:start w:val="1"/>
-      <w:numFmt w:val="bullet"/>
-      <w:lvlText w:val=""/>
-      <w:lvlJc w:val="left"/>
-      <w:pPr>
-        <w:ind w:left="3240" w:hanging="360"/>
-      </w:pPr>
-      <w:rPr>
-        <w:rFonts w:ascii="Symbol" w:hAnsi="Symbol" w:hint="default"/>
-      </w:rPr>
-    </w:lvl>
-    <w:lvl w:ilvl="4" w:tplc="7E224F02">
-      <w:start w:val="1"/>
-      <w:numFmt w:val="bullet"/>
-      <w:lvlText w:val="o"/>
-      <w:lvlJc w:val="left"/>
-      <w:pPr>
-        <w:ind w:left="3960" w:hanging="360"/>
-      </w:pPr>
-      <w:rPr>
-        <w:rFonts w:ascii="Courier New" w:hAnsi="Courier New" w:hint="default"/>
-      </w:rPr>
-    </w:lvl>
-    <w:lvl w:ilvl="5" w:tplc="625AAEB4">
-      <w:start w:val="1"/>
-      <w:numFmt w:val="bullet"/>
-      <w:lvlText w:val=""/>
-      <w:lvlJc w:val="left"/>
-      <w:pPr>
-        <w:ind w:left="4680" w:hanging="360"/>
-      </w:pPr>
-      <w:rPr>
-        <w:rFonts w:ascii="Wingdings" w:hAnsi="Wingdings" w:hint="default"/>
-      </w:rPr>
-    </w:lvl>
-    <w:lvl w:ilvl="6" w:tplc="DF50A554">
-      <w:start w:val="1"/>
-      <w:numFmt w:val="bullet"/>
-      <w:lvlText w:val=""/>
-      <w:lvlJc w:val="left"/>
-      <w:pPr>
-        <w:ind w:left="5400" w:hanging="360"/>
-      </w:pPr>
-      <w:rPr>
-        <w:rFonts w:ascii="Symbol" w:hAnsi="Symbol" w:hint="default"/>
-      </w:rPr>
-    </w:lvl>
-    <w:lvl w:ilvl="7" w:tplc="0D92D9E4">
-      <w:start w:val="1"/>
-      <w:numFmt w:val="bullet"/>
-      <w:lvlText w:val="o"/>
-      <w:lvlJc w:val="left"/>
-      <w:pPr>
-        <w:ind w:left="6120" w:hanging="360"/>
-      </w:pPr>
-      <w:rPr>
-        <w:rFonts w:ascii="Courier New" w:hAnsi="Courier New" w:hint="default"/>
-      </w:rPr>
-    </w:lvl>
-    <w:lvl w:ilvl="8" w:tplc="AD66CBDA">
-      <w:start w:val="1"/>
-      <w:numFmt w:val="bullet"/>
-      <w:lvlText w:val=""/>
-      <w:lvlJc w:val="left"/>
-      <w:pPr>
-        <w:ind w:left="6840" w:hanging="360"/>
-      </w:pPr>
-      <w:rPr>
-        <w:rFonts w:ascii="Wingdings" w:hAnsi="Wingdings" w:hint="default"/>
-      </w:rPr>
-    </w:lvl>
-  </w:abstractNum>
-  <w:abstractNum w:abstractNumId="33" w15:restartNumberingAfterBreak="0">
-    <w:nsid w:val="557938F4"/>
-    <w:multiLevelType w:val="multilevel"/>
-    <w:tmpl w:val="29DC468A"/>
-    <w:lvl w:ilvl="0">
-      <w:start w:val="1"/>
-      <w:numFmt w:val="bullet"/>
-      <w:lvlText w:val=""/>
-      <w:lvlJc w:val="left"/>
-      <w:pPr>
-        <w:tabs>
-          <w:tab w:val="num" w:pos="720"/>
-        </w:tabs>
-        <w:ind w:left="720" w:hanging="360"/>
-      </w:pPr>
-      <w:rPr>
-        <w:rFonts w:ascii="Symbol" w:hAnsi="Symbol" w:hint="default"/>
-        <w:sz w:val="20"/>
-      </w:rPr>
-    </w:lvl>
-    <w:lvl w:ilvl="1" w:tentative="1">
-      <w:start w:val="1"/>
-      <w:numFmt w:val="bullet"/>
-      <w:lvlText w:val=""/>
-      <w:lvlJc w:val="left"/>
-      <w:pPr>
-        <w:tabs>
-          <w:tab w:val="num" w:pos="1440"/>
-        </w:tabs>
-        <w:ind w:left="1440" w:hanging="360"/>
-      </w:pPr>
-      <w:rPr>
-        <w:rFonts w:ascii="Symbol" w:hAnsi="Symbol" w:hint="default"/>
-        <w:sz w:val="20"/>
-      </w:rPr>
-    </w:lvl>
-    <w:lvl w:ilvl="2" w:tentative="1">
-      <w:start w:val="1"/>
-      <w:numFmt w:val="bullet"/>
-      <w:lvlText w:val=""/>
-      <w:lvlJc w:val="left"/>
-      <w:pPr>
-        <w:tabs>
-          <w:tab w:val="num" w:pos="2160"/>
-        </w:tabs>
-        <w:ind w:left="2160" w:hanging="360"/>
-      </w:pPr>
-      <w:rPr>
-        <w:rFonts w:ascii="Symbol" w:hAnsi="Symbol" w:hint="default"/>
-        <w:sz w:val="20"/>
-      </w:rPr>
-    </w:lvl>
-    <w:lvl w:ilvl="3" w:tentative="1">
-      <w:start w:val="1"/>
-      <w:numFmt w:val="bullet"/>
-      <w:lvlText w:val=""/>
-      <w:lvlJc w:val="left"/>
-      <w:pPr>
-        <w:tabs>
-          <w:tab w:val="num" w:pos="2880"/>
-        </w:tabs>
-        <w:ind w:left="2880" w:hanging="360"/>
-      </w:pPr>
-      <w:rPr>
-        <w:rFonts w:ascii="Symbol" w:hAnsi="Symbol" w:hint="default"/>
-        <w:sz w:val="20"/>
-      </w:rPr>
-    </w:lvl>
-    <w:lvl w:ilvl="4" w:tentative="1">
-      <w:start w:val="1"/>
-      <w:numFmt w:val="bullet"/>
-      <w:lvlText w:val=""/>
-      <w:lvlJc w:val="left"/>
-      <w:pPr>
-        <w:tabs>
-          <w:tab w:val="num" w:pos="3600"/>
-        </w:tabs>
-        <w:ind w:left="3600" w:hanging="360"/>
-      </w:pPr>
-      <w:rPr>
-        <w:rFonts w:ascii="Symbol" w:hAnsi="Symbol" w:hint="default"/>
-        <w:sz w:val="20"/>
-      </w:rPr>
-    </w:lvl>
-    <w:lvl w:ilvl="5" w:tentative="1">
-      <w:start w:val="1"/>
-      <w:numFmt w:val="bullet"/>
-      <w:lvlText w:val=""/>
-      <w:lvlJc w:val="left"/>
-      <w:pPr>
-        <w:tabs>
-          <w:tab w:val="num" w:pos="4320"/>
-        </w:tabs>
-        <w:ind w:left="4320" w:hanging="360"/>
-      </w:pPr>
-      <w:rPr>
-        <w:rFonts w:ascii="Symbol" w:hAnsi="Symbol" w:hint="default"/>
-        <w:sz w:val="20"/>
-      </w:rPr>
-    </w:lvl>
-    <w:lvl w:ilvl="6" w:tentative="1">
-      <w:start w:val="1"/>
-      <w:numFmt w:val="bullet"/>
-      <w:lvlText w:val=""/>
-      <w:lvlJc w:val="left"/>
-      <w:pPr>
-        <w:tabs>
-          <w:tab w:val="num" w:pos="5040"/>
-        </w:tabs>
-        <w:ind w:left="5040" w:hanging="360"/>
-      </w:pPr>
-      <w:rPr>
-        <w:rFonts w:ascii="Symbol" w:hAnsi="Symbol" w:hint="default"/>
-        <w:sz w:val="20"/>
-      </w:rPr>
-    </w:lvl>
-    <w:lvl w:ilvl="7" w:tentative="1">
-      <w:start w:val="1"/>
-      <w:numFmt w:val="bullet"/>
-      <w:lvlText w:val=""/>
-      <w:lvlJc w:val="left"/>
-      <w:pPr>
-        <w:tabs>
-          <w:tab w:val="num" w:pos="5760"/>
-        </w:tabs>
-        <w:ind w:left="5760" w:hanging="360"/>
-      </w:pPr>
-      <w:rPr>
-        <w:rFonts w:ascii="Symbol" w:hAnsi="Symbol" w:hint="default"/>
-        <w:sz w:val="20"/>
-      </w:rPr>
-    </w:lvl>
-    <w:lvl w:ilvl="8" w:tentative="1">
-      <w:start w:val="1"/>
-      <w:numFmt w:val="bullet"/>
-      <w:lvlText w:val=""/>
-      <w:lvlJc w:val="left"/>
-      <w:pPr>
-        <w:tabs>
-          <w:tab w:val="num" w:pos="6480"/>
-        </w:tabs>
-        <w:ind w:left="6480" w:hanging="360"/>
-      </w:pPr>
-      <w:rPr>
-        <w:rFonts w:ascii="Symbol" w:hAnsi="Symbol" w:hint="default"/>
-        <w:sz w:val="20"/>
-      </w:rPr>
-    </w:lvl>
-  </w:abstractNum>
-  <w:abstractNum w:abstractNumId="34" w15:restartNumberingAfterBreak="0">
-    <w:nsid w:val="55BE1324"/>
-    <w:multiLevelType w:val="hybridMultilevel"/>
-    <w:tmpl w:val="DDC8ECF2"/>
-    <w:lvl w:ilvl="0" w:tplc="08090001">
-      <w:start w:val="1"/>
-      <w:numFmt w:val="bullet"/>
-      <w:lvlText w:val=""/>
-      <w:lvlJc w:val="left"/>
-      <w:pPr>
-        <w:ind w:left="720" w:hanging="360"/>
-      </w:pPr>
-      <w:rPr>
-        <w:rFonts w:ascii="Symbol" w:hAnsi="Symbol" w:hint="default"/>
-      </w:rPr>
-    </w:lvl>
-    <w:lvl w:ilvl="1" w:tplc="08090003" w:tentative="1">
-      <w:start w:val="1"/>
-      <w:numFmt w:val="bullet"/>
-      <w:lvlText w:val="o"/>
-      <w:lvlJc w:val="left"/>
-      <w:pPr>
-        <w:ind w:left="1440" w:hanging="360"/>
-      </w:pPr>
-      <w:rPr>
-        <w:rFonts w:ascii="Courier New" w:hAnsi="Courier New" w:cs="Courier New" w:hint="default"/>
-      </w:rPr>
-    </w:lvl>
-    <w:lvl w:ilvl="2" w:tplc="08090005" w:tentative="1">
-      <w:start w:val="1"/>
-      <w:numFmt w:val="bullet"/>
-      <w:lvlText w:val=""/>
-      <w:lvlJc w:val="left"/>
-      <w:pPr>
-        <w:ind w:left="2160" w:hanging="360"/>
-      </w:pPr>
-      <w:rPr>
-        <w:rFonts w:ascii="Wingdings" w:hAnsi="Wingdings" w:hint="default"/>
-      </w:rPr>
-    </w:lvl>
-    <w:lvl w:ilvl="3" w:tplc="08090001" w:tentative="1">
-      <w:start w:val="1"/>
-      <w:numFmt w:val="bullet"/>
-      <w:lvlText w:val=""/>
-      <w:lvlJc w:val="left"/>
-      <w:pPr>
-        <w:ind w:left="2880" w:hanging="360"/>
-      </w:pPr>
-      <w:rPr>
-        <w:rFonts w:ascii="Symbol" w:hAnsi="Symbol" w:hint="default"/>
-      </w:rPr>
-    </w:lvl>
-    <w:lvl w:ilvl="4" w:tplc="08090003" w:tentative="1">
-      <w:start w:val="1"/>
-      <w:numFmt w:val="bullet"/>
-      <w:lvlText w:val="o"/>
-      <w:lvlJc w:val="left"/>
-      <w:pPr>
-        <w:ind w:left="3600" w:hanging="360"/>
-      </w:pPr>
-      <w:rPr>
-        <w:rFonts w:ascii="Courier New" w:hAnsi="Courier New" w:cs="Courier New" w:hint="default"/>
-      </w:rPr>
-    </w:lvl>
-    <w:lvl w:ilvl="5" w:tplc="08090005" w:tentative="1">
-      <w:start w:val="1"/>
-      <w:numFmt w:val="bullet"/>
-      <w:lvlText w:val=""/>
-      <w:lvlJc w:val="left"/>
-      <w:pPr>
-        <w:ind w:left="4320" w:hanging="360"/>
-      </w:pPr>
-      <w:rPr>
-        <w:rFonts w:ascii="Wingdings" w:hAnsi="Wingdings" w:hint="default"/>
-      </w:rPr>
-    </w:lvl>
-    <w:lvl w:ilvl="6" w:tplc="08090001" w:tentative="1">
-      <w:start w:val="1"/>
-      <w:numFmt w:val="bullet"/>
-      <w:lvlText w:val=""/>
-      <w:lvlJc w:val="left"/>
-      <w:pPr>
-        <w:ind w:left="5040" w:hanging="360"/>
-      </w:pPr>
-      <w:rPr>
-        <w:rFonts w:ascii="Symbol" w:hAnsi="Symbol" w:hint="default"/>
-      </w:rPr>
-    </w:lvl>
-    <w:lvl w:ilvl="7" w:tplc="08090003" w:tentative="1">
-      <w:start w:val="1"/>
-      <w:numFmt w:val="bullet"/>
-      <w:lvlText w:val="o"/>
-      <w:lvlJc w:val="left"/>
-      <w:pPr>
-        <w:ind w:left="5760" w:hanging="360"/>
-      </w:pPr>
-      <w:rPr>
-        <w:rFonts w:ascii="Courier New" w:hAnsi="Courier New" w:cs="Courier New" w:hint="default"/>
-      </w:rPr>
-    </w:lvl>
-    <w:lvl w:ilvl="8" w:tplc="08090005" w:tentative="1">
-      <w:start w:val="1"/>
-      <w:numFmt w:val="bullet"/>
-      <w:lvlText w:val=""/>
-      <w:lvlJc w:val="left"/>
-      <w:pPr>
-        <w:ind w:left="6480" w:hanging="360"/>
-      </w:pPr>
-      <w:rPr>
-        <w:rFonts w:ascii="Wingdings" w:hAnsi="Wingdings" w:hint="default"/>
-      </w:rPr>
-    </w:lvl>
-  </w:abstractNum>
-  <w:abstractNum w:abstractNumId="35" w15:restartNumberingAfterBreak="0">
-    <w:nsid w:val="579B2D88"/>
-    <w:multiLevelType w:val="multilevel"/>
-    <w:tmpl w:val="05E4438C"/>
-    <w:lvl w:ilvl="0">
-      <w:start w:val="1"/>
-      <w:numFmt w:val="bullet"/>
-      <w:lvlText w:val=""/>
-      <w:lvlJc w:val="left"/>
-      <w:pPr>
-        <w:tabs>
-          <w:tab w:val="num" w:pos="720"/>
-        </w:tabs>
-        <w:ind w:left="720" w:hanging="360"/>
-      </w:pPr>
-      <w:rPr>
-        <w:rFonts w:ascii="Symbol" w:hAnsi="Symbol" w:hint="default"/>
-        <w:sz w:val="20"/>
-      </w:rPr>
-    </w:lvl>
-    <w:lvl w:ilvl="1" w:tentative="1">
-      <w:start w:val="1"/>
-      <w:numFmt w:val="bullet"/>
-      <w:lvlText w:val=""/>
-      <w:lvlJc w:val="left"/>
-      <w:pPr>
-        <w:tabs>
-          <w:tab w:val="num" w:pos="1440"/>
-        </w:tabs>
-        <w:ind w:left="1440" w:hanging="360"/>
-      </w:pPr>
-      <w:rPr>
-        <w:rFonts w:ascii="Symbol" w:hAnsi="Symbol" w:hint="default"/>
-        <w:sz w:val="20"/>
-      </w:rPr>
-    </w:lvl>
-    <w:lvl w:ilvl="2" w:tentative="1">
-      <w:start w:val="1"/>
-      <w:numFmt w:val="bullet"/>
-      <w:lvlText w:val=""/>
-      <w:lvlJc w:val="left"/>
-      <w:pPr>
-        <w:tabs>
-          <w:tab w:val="num" w:pos="2160"/>
-        </w:tabs>
-        <w:ind w:left="2160" w:hanging="360"/>
-      </w:pPr>
-      <w:rPr>
-        <w:rFonts w:ascii="Symbol" w:hAnsi="Symbol" w:hint="default"/>
-        <w:sz w:val="20"/>
-      </w:rPr>
-    </w:lvl>
-    <w:lvl w:ilvl="3" w:tentative="1">
-      <w:start w:val="1"/>
-      <w:numFmt w:val="bullet"/>
-      <w:lvlText w:val=""/>
-      <w:lvlJc w:val="left"/>
-      <w:pPr>
-        <w:tabs>
-          <w:tab w:val="num" w:pos="2880"/>
-        </w:tabs>
-        <w:ind w:left="2880" w:hanging="360"/>
-      </w:pPr>
-      <w:rPr>
-        <w:rFonts w:ascii="Symbol" w:hAnsi="Symbol" w:hint="default"/>
-        <w:sz w:val="20"/>
-      </w:rPr>
-    </w:lvl>
-    <w:lvl w:ilvl="4" w:tentative="1">
-      <w:start w:val="1"/>
-      <w:numFmt w:val="bullet"/>
-      <w:lvlText w:val=""/>
-      <w:lvlJc w:val="left"/>
-      <w:pPr>
-        <w:tabs>
-          <w:tab w:val="num" w:pos="3600"/>
-        </w:tabs>
-        <w:ind w:left="3600" w:hanging="360"/>
-      </w:pPr>
-      <w:rPr>
-        <w:rFonts w:ascii="Symbol" w:hAnsi="Symbol" w:hint="default"/>
-        <w:sz w:val="20"/>
-      </w:rPr>
-    </w:lvl>
-    <w:lvl w:ilvl="5" w:tentative="1">
-      <w:start w:val="1"/>
-      <w:numFmt w:val="bullet"/>
-      <w:lvlText w:val=""/>
-      <w:lvlJc w:val="left"/>
-      <w:pPr>
-        <w:tabs>
-          <w:tab w:val="num" w:pos="4320"/>
-        </w:tabs>
-        <w:ind w:left="4320" w:hanging="360"/>
-      </w:pPr>
-      <w:rPr>
-        <w:rFonts w:ascii="Symbol" w:hAnsi="Symbol" w:hint="default"/>
-        <w:sz w:val="20"/>
-      </w:rPr>
-    </w:lvl>
-    <w:lvl w:ilvl="6" w:tentative="1">
-      <w:start w:val="1"/>
-      <w:numFmt w:val="bullet"/>
-      <w:lvlText w:val=""/>
-      <w:lvlJc w:val="left"/>
-      <w:pPr>
-        <w:tabs>
-          <w:tab w:val="num" w:pos="5040"/>
-        </w:tabs>
-        <w:ind w:left="5040" w:hanging="360"/>
-      </w:pPr>
-      <w:rPr>
-        <w:rFonts w:ascii="Symbol" w:hAnsi="Symbol" w:hint="default"/>
-        <w:sz w:val="20"/>
-      </w:rPr>
-    </w:lvl>
-    <w:lvl w:ilvl="7" w:tentative="1">
-      <w:start w:val="1"/>
-      <w:numFmt w:val="bullet"/>
-      <w:lvlText w:val=""/>
-      <w:lvlJc w:val="left"/>
-      <w:pPr>
-        <w:tabs>
-          <w:tab w:val="num" w:pos="5760"/>
-        </w:tabs>
-        <w:ind w:left="5760" w:hanging="360"/>
-      </w:pPr>
-      <w:rPr>
-        <w:rFonts w:ascii="Symbol" w:hAnsi="Symbol" w:hint="default"/>
-        <w:sz w:val="20"/>
-      </w:rPr>
-    </w:lvl>
-    <w:lvl w:ilvl="8" w:tentative="1">
-      <w:start w:val="1"/>
-      <w:numFmt w:val="bullet"/>
-      <w:lvlText w:val=""/>
-      <w:lvlJc w:val="left"/>
-      <w:pPr>
-        <w:tabs>
-          <w:tab w:val="num" w:pos="6480"/>
-        </w:tabs>
-        <w:ind w:left="6480" w:hanging="360"/>
-      </w:pPr>
-      <w:rPr>
-        <w:rFonts w:ascii="Symbol" w:hAnsi="Symbol" w:hint="default"/>
-        <w:sz w:val="20"/>
-      </w:rPr>
-    </w:lvl>
-  </w:abstractNum>
-  <w:abstractNum w:abstractNumId="36" w15:restartNumberingAfterBreak="0">
-    <w:nsid w:val="5C2251A7"/>
-    <w:multiLevelType w:val="hybridMultilevel"/>
-    <w:tmpl w:val="9006B5A6"/>
-    <w:lvl w:ilvl="0" w:tplc="08090001">
-      <w:start w:val="1"/>
-      <w:numFmt w:val="bullet"/>
-      <w:lvlText w:val=""/>
-      <w:lvlJc w:val="left"/>
-      <w:pPr>
-        <w:ind w:left="1080" w:hanging="360"/>
-      </w:pPr>
-      <w:rPr>
-        <w:rFonts w:ascii="Symbol" w:hAnsi="Symbol" w:hint="default"/>
-      </w:rPr>
-    </w:lvl>
-    <w:lvl w:ilvl="1" w:tplc="08090003" w:tentative="1">
-      <w:start w:val="1"/>
-      <w:numFmt w:val="bullet"/>
-      <w:lvlText w:val="o"/>
-      <w:lvlJc w:val="left"/>
-      <w:pPr>
-        <w:ind w:left="1800" w:hanging="360"/>
-      </w:pPr>
-      <w:rPr>
-        <w:rFonts w:ascii="Courier New" w:hAnsi="Courier New" w:cs="Courier New" w:hint="default"/>
-      </w:rPr>
-    </w:lvl>
-    <w:lvl w:ilvl="2" w:tplc="08090005" w:tentative="1">
-      <w:start w:val="1"/>
-      <w:numFmt w:val="bullet"/>
-      <w:lvlText w:val=""/>
-      <w:lvlJc w:val="left"/>
-      <w:pPr>
-        <w:ind w:left="2520" w:hanging="360"/>
-      </w:pPr>
-      <w:rPr>
-        <w:rFonts w:ascii="Wingdings" w:hAnsi="Wingdings" w:hint="default"/>
-      </w:rPr>
-    </w:lvl>
-    <w:lvl w:ilvl="3" w:tplc="08090001" w:tentative="1">
-      <w:start w:val="1"/>
-      <w:numFmt w:val="bullet"/>
-      <w:lvlText w:val=""/>
-      <w:lvlJc w:val="left"/>
-      <w:pPr>
-        <w:ind w:left="3240" w:hanging="360"/>
-      </w:pPr>
-      <w:rPr>
-        <w:rFonts w:ascii="Symbol" w:hAnsi="Symbol" w:hint="default"/>
-      </w:rPr>
-    </w:lvl>
-    <w:lvl w:ilvl="4" w:tplc="08090003" w:tentative="1">
-      <w:start w:val="1"/>
-      <w:numFmt w:val="bullet"/>
-      <w:lvlText w:val="o"/>
-      <w:lvlJc w:val="left"/>
-      <w:pPr>
-        <w:ind w:left="3960" w:hanging="360"/>
-      </w:pPr>
-      <w:rPr>
-        <w:rFonts w:ascii="Courier New" w:hAnsi="Courier New" w:cs="Courier New" w:hint="default"/>
-      </w:rPr>
-    </w:lvl>
-    <w:lvl w:ilvl="5" w:tplc="08090005" w:tentative="1">
-      <w:start w:val="1"/>
-      <w:numFmt w:val="bullet"/>
-      <w:lvlText w:val=""/>
-      <w:lvlJc w:val="left"/>
-      <w:pPr>
-        <w:ind w:left="4680" w:hanging="360"/>
-      </w:pPr>
-      <w:rPr>
-        <w:rFonts w:ascii="Wingdings" w:hAnsi="Wingdings" w:hint="default"/>
-      </w:rPr>
-    </w:lvl>
-    <w:lvl w:ilvl="6" w:tplc="08090001" w:tentative="1">
-      <w:start w:val="1"/>
-      <w:numFmt w:val="bullet"/>
-      <w:lvlText w:val=""/>
-      <w:lvlJc w:val="left"/>
-      <w:pPr>
-        <w:ind w:left="5400" w:hanging="360"/>
-      </w:pPr>
-      <w:rPr>
-        <w:rFonts w:ascii="Symbol" w:hAnsi="Symbol" w:hint="default"/>
-      </w:rPr>
-    </w:lvl>
-    <w:lvl w:ilvl="7" w:tplc="08090003" w:tentative="1">
-      <w:start w:val="1"/>
-      <w:numFmt w:val="bullet"/>
-      <w:lvlText w:val="o"/>
-      <w:lvlJc w:val="left"/>
-      <w:pPr>
-        <w:ind w:left="6120" w:hanging="360"/>
-      </w:pPr>
-      <w:rPr>
-        <w:rFonts w:ascii="Courier New" w:hAnsi="Courier New" w:cs="Courier New" w:hint="default"/>
-      </w:rPr>
-    </w:lvl>
-    <w:lvl w:ilvl="8" w:tplc="08090005" w:tentative="1">
-      <w:start w:val="1"/>
-      <w:numFmt w:val="bullet"/>
-      <w:lvlText w:val=""/>
-      <w:lvlJc w:val="left"/>
-      <w:pPr>
-        <w:ind w:left="6840" w:hanging="360"/>
-      </w:pPr>
-      <w:rPr>
-        <w:rFonts w:ascii="Wingdings" w:hAnsi="Wingdings" w:hint="default"/>
-      </w:rPr>
-    </w:lvl>
-  </w:abstractNum>
-  <w:abstractNum w:abstractNumId="37" w15:restartNumberingAfterBreak="0">
-    <w:nsid w:val="5D607C2E"/>
-    <w:multiLevelType w:val="hybridMultilevel"/>
-    <w:tmpl w:val="6CA2EEF6"/>
-    <w:lvl w:ilvl="0" w:tplc="04090001">
-      <w:start w:val="1"/>
-      <w:numFmt w:val="bullet"/>
-      <w:lvlText w:val=""/>
-      <w:lvlJc w:val="left"/>
-      <w:pPr>
-        <w:ind w:left="720" w:hanging="360"/>
-      </w:pPr>
-      <w:rPr>
-        <w:rFonts w:ascii="Symbol" w:hAnsi="Symbol" w:hint="default"/>
-      </w:rPr>
-    </w:lvl>
-    <w:lvl w:ilvl="1" w:tplc="04090003" w:tentative="1">
-      <w:start w:val="1"/>
-      <w:numFmt w:val="bullet"/>
-      <w:lvlText w:val="o"/>
-      <w:lvlJc w:val="left"/>
-      <w:pPr>
-        <w:ind w:left="1440" w:hanging="360"/>
-      </w:pPr>
-      <w:rPr>
-        <w:rFonts w:ascii="Courier New" w:hAnsi="Courier New" w:cs="Courier New" w:hint="default"/>
-      </w:rPr>
-    </w:lvl>
-    <w:lvl w:ilvl="2" w:tplc="04090005" w:tentative="1">
-      <w:start w:val="1"/>
-      <w:numFmt w:val="bullet"/>
-      <w:lvlText w:val=""/>
-      <w:lvlJc w:val="left"/>
-      <w:pPr>
-        <w:ind w:left="2160" w:hanging="360"/>
-      </w:pPr>
-      <w:rPr>
-        <w:rFonts w:ascii="Wingdings" w:hAnsi="Wingdings" w:hint="default"/>
-      </w:rPr>
-    </w:lvl>
-    <w:lvl w:ilvl="3" w:tplc="04090001" w:tentative="1">
-      <w:start w:val="1"/>
-      <w:numFmt w:val="bullet"/>
-      <w:lvlText w:val=""/>
-      <w:lvlJc w:val="left"/>
-      <w:pPr>
-        <w:ind w:left="2880" w:hanging="360"/>
-      </w:pPr>
-      <w:rPr>
-        <w:rFonts w:ascii="Symbol" w:hAnsi="Symbol" w:hint="default"/>
-      </w:rPr>
-    </w:lvl>
-    <w:lvl w:ilvl="4" w:tplc="04090003" w:tentative="1">
-      <w:start w:val="1"/>
-      <w:numFmt w:val="bullet"/>
-      <w:lvlText w:val="o"/>
-      <w:lvlJc w:val="left"/>
-      <w:pPr>
-        <w:ind w:left="3600" w:hanging="360"/>
-      </w:pPr>
-      <w:rPr>
-        <w:rFonts w:ascii="Courier New" w:hAnsi="Courier New" w:cs="Courier New" w:hint="default"/>
-      </w:rPr>
-    </w:lvl>
-    <w:lvl w:ilvl="5" w:tplc="04090005" w:tentative="1">
-      <w:start w:val="1"/>
-      <w:numFmt w:val="bullet"/>
-      <w:lvlText w:val=""/>
-      <w:lvlJc w:val="left"/>
-      <w:pPr>
-        <w:ind w:left="4320" w:hanging="360"/>
-      </w:pPr>
-      <w:rPr>
-        <w:rFonts w:ascii="Wingdings" w:hAnsi="Wingdings" w:hint="default"/>
-      </w:rPr>
-    </w:lvl>
-    <w:lvl w:ilvl="6" w:tplc="04090001" w:tentative="1">
-      <w:start w:val="1"/>
-      <w:numFmt w:val="bullet"/>
-      <w:lvlText w:val=""/>
-      <w:lvlJc w:val="left"/>
-      <w:pPr>
-        <w:ind w:left="5040" w:hanging="360"/>
-      </w:pPr>
-      <w:rPr>
-        <w:rFonts w:ascii="Symbol" w:hAnsi="Symbol" w:hint="default"/>
-      </w:rPr>
-    </w:lvl>
-    <w:lvl w:ilvl="7" w:tplc="04090003" w:tentative="1">
-      <w:start w:val="1"/>
-      <w:numFmt w:val="bullet"/>
-      <w:lvlText w:val="o"/>
-      <w:lvlJc w:val="left"/>
-      <w:pPr>
-        <w:ind w:left="5760" w:hanging="360"/>
-      </w:pPr>
-      <w:rPr>
-        <w:rFonts w:ascii="Courier New" w:hAnsi="Courier New" w:cs="Courier New" w:hint="default"/>
-      </w:rPr>
-    </w:lvl>
-    <w:lvl w:ilvl="8" w:tplc="04090005" w:tentative="1">
-      <w:start w:val="1"/>
-      <w:numFmt w:val="bullet"/>
-      <w:lvlText w:val=""/>
-      <w:lvlJc w:val="left"/>
-      <w:pPr>
-        <w:ind w:left="6480" w:hanging="360"/>
-      </w:pPr>
-      <w:rPr>
-        <w:rFonts w:ascii="Wingdings" w:hAnsi="Wingdings" w:hint="default"/>
-      </w:rPr>
-    </w:lvl>
-  </w:abstractNum>
-  <w:abstractNum w:abstractNumId="38" w15:restartNumberingAfterBreak="0">
-    <w:nsid w:val="63366ACC"/>
-    <w:multiLevelType w:val="hybridMultilevel"/>
-    <w:tmpl w:val="BC9AD23C"/>
-    <w:lvl w:ilvl="0" w:tplc="08090001">
-      <w:start w:val="1"/>
-      <w:numFmt w:val="bullet"/>
-      <w:lvlText w:val=""/>
-      <w:lvlJc w:val="left"/>
-      <w:pPr>
-        <w:ind w:left="720" w:hanging="360"/>
-      </w:pPr>
-      <w:rPr>
-        <w:rFonts w:ascii="Symbol" w:hAnsi="Symbol" w:hint="default"/>
-      </w:rPr>
-    </w:lvl>
-    <w:lvl w:ilvl="1" w:tplc="08090003">
-      <w:start w:val="1"/>
-      <w:numFmt w:val="bullet"/>
-      <w:lvlText w:val="o"/>
-      <w:lvlJc w:val="left"/>
-      <w:pPr>
-        <w:ind w:left="1440" w:hanging="360"/>
-      </w:pPr>
-      <w:rPr>
-        <w:rFonts w:ascii="Courier New" w:hAnsi="Courier New" w:cs="Courier New" w:hint="default"/>
-      </w:rPr>
-    </w:lvl>
-    <w:lvl w:ilvl="2" w:tplc="0809001B" w:tentative="1">
-      <w:start w:val="1"/>
-      <w:numFmt w:val="lowerRoman"/>
-      <w:lvlText w:val="%3."/>
-      <w:lvlJc w:val="right"/>
-      <w:pPr>
-        <w:ind w:left="2160" w:hanging="180"/>
-      </w:pPr>
-    </w:lvl>
-    <w:lvl w:ilvl="3" w:tplc="0809000F" w:tentative="1">
-      <w:start w:val="1"/>
-      <w:numFmt w:val="decimal"/>
-      <w:lvlText w:val="%4."/>
-      <w:lvlJc w:val="left"/>
-      <w:pPr>
-        <w:ind w:left="2880" w:hanging="360"/>
-      </w:pPr>
-    </w:lvl>
-    <w:lvl w:ilvl="4" w:tplc="08090019" w:tentative="1">
-      <w:start w:val="1"/>
-      <w:numFmt w:val="lowerLetter"/>
-      <w:lvlText w:val="%5."/>
-      <w:lvlJc w:val="left"/>
-      <w:pPr>
-        <w:ind w:left="3600" w:hanging="360"/>
-      </w:pPr>
-    </w:lvl>
-    <w:lvl w:ilvl="5" w:tplc="0809001B" w:tentative="1">
-      <w:start w:val="1"/>
-      <w:numFmt w:val="lowerRoman"/>
-      <w:lvlText w:val="%6."/>
-      <w:lvlJc w:val="right"/>
-      <w:pPr>
-        <w:ind w:left="4320" w:hanging="180"/>
-      </w:pPr>
-    </w:lvl>
-    <w:lvl w:ilvl="6" w:tplc="0809000F" w:tentative="1">
-      <w:start w:val="1"/>
-      <w:numFmt w:val="decimal"/>
-      <w:lvlText w:val="%7."/>
-      <w:lvlJc w:val="left"/>
-      <w:pPr>
-        <w:ind w:left="5040" w:hanging="360"/>
-      </w:pPr>
-    </w:lvl>
-    <w:lvl w:ilvl="7" w:tplc="08090019" w:tentative="1">
-      <w:start w:val="1"/>
-      <w:numFmt w:val="lowerLetter"/>
-      <w:lvlText w:val="%8."/>
-      <w:lvlJc w:val="left"/>
-      <w:pPr>
-        <w:ind w:left="5760" w:hanging="360"/>
-      </w:pPr>
-    </w:lvl>
-    <w:lvl w:ilvl="8" w:tplc="0809001B" w:tentative="1">
-      <w:start w:val="1"/>
-      <w:numFmt w:val="lowerRoman"/>
-      <w:lvlText w:val="%9."/>
-      <w:lvlJc w:val="right"/>
-      <w:pPr>
-        <w:ind w:left="6480" w:hanging="180"/>
-      </w:pPr>
-    </w:lvl>
-  </w:abstractNum>
-  <w:abstractNum w:abstractNumId="39" w15:restartNumberingAfterBreak="0">
-    <w:nsid w:val="6362677C"/>
-    <w:multiLevelType w:val="hybridMultilevel"/>
-    <w:tmpl w:val="ECD2B698"/>
-    <w:lvl w:ilvl="0" w:tplc="08090001">
-      <w:start w:val="1"/>
-      <w:numFmt w:val="bullet"/>
-      <w:lvlText w:val=""/>
-      <w:lvlJc w:val="left"/>
-      <w:pPr>
-        <w:ind w:left="720" w:hanging="360"/>
-      </w:pPr>
-      <w:rPr>
-        <w:rFonts w:ascii="Symbol" w:hAnsi="Symbol" w:hint="default"/>
-      </w:rPr>
-    </w:lvl>
-    <w:lvl w:ilvl="1" w:tplc="08090003" w:tentative="1">
-      <w:start w:val="1"/>
-      <w:numFmt w:val="bullet"/>
-      <w:lvlText w:val="o"/>
-      <w:lvlJc w:val="left"/>
-      <w:pPr>
-        <w:ind w:left="1440" w:hanging="360"/>
-      </w:pPr>
-      <w:rPr>
-        <w:rFonts w:ascii="Courier New" w:hAnsi="Courier New" w:cs="Courier New" w:hint="default"/>
-      </w:rPr>
-    </w:lvl>
-    <w:lvl w:ilvl="2" w:tplc="08090005" w:tentative="1">
-      <w:start w:val="1"/>
-      <w:numFmt w:val="bullet"/>
-      <w:lvlText w:val=""/>
-      <w:lvlJc w:val="left"/>
-      <w:pPr>
-        <w:ind w:left="2160" w:hanging="360"/>
-      </w:pPr>
-      <w:rPr>
-        <w:rFonts w:ascii="Wingdings" w:hAnsi="Wingdings" w:hint="default"/>
-      </w:rPr>
-    </w:lvl>
-    <w:lvl w:ilvl="3" w:tplc="08090001" w:tentative="1">
-      <w:start w:val="1"/>
-      <w:numFmt w:val="bullet"/>
-      <w:lvlText w:val=""/>
-      <w:lvlJc w:val="left"/>
-      <w:pPr>
-        <w:ind w:left="2880" w:hanging="360"/>
-      </w:pPr>
-      <w:rPr>
-        <w:rFonts w:ascii="Symbol" w:hAnsi="Symbol" w:hint="default"/>
-      </w:rPr>
-    </w:lvl>
-    <w:lvl w:ilvl="4" w:tplc="08090003" w:tentative="1">
-      <w:start w:val="1"/>
-      <w:numFmt w:val="bullet"/>
-      <w:lvlText w:val="o"/>
-      <w:lvlJc w:val="left"/>
-      <w:pPr>
-        <w:ind w:left="3600" w:hanging="360"/>
-      </w:pPr>
-      <w:rPr>
-        <w:rFonts w:ascii="Courier New" w:hAnsi="Courier New" w:cs="Courier New" w:hint="default"/>
-      </w:rPr>
-    </w:lvl>
-    <w:lvl w:ilvl="5" w:tplc="08090005" w:tentative="1">
-      <w:start w:val="1"/>
-      <w:numFmt w:val="bullet"/>
-      <w:lvlText w:val=""/>
-      <w:lvlJc w:val="left"/>
-      <w:pPr>
-        <w:ind w:left="4320" w:hanging="360"/>
-      </w:pPr>
-      <w:rPr>
-        <w:rFonts w:ascii="Wingdings" w:hAnsi="Wingdings" w:hint="default"/>
-      </w:rPr>
-    </w:lvl>
-    <w:lvl w:ilvl="6" w:tplc="08090001" w:tentative="1">
-      <w:start w:val="1"/>
-      <w:numFmt w:val="bullet"/>
-      <w:lvlText w:val=""/>
-      <w:lvlJc w:val="left"/>
-      <w:pPr>
-        <w:ind w:left="5040" w:hanging="360"/>
-      </w:pPr>
-      <w:rPr>
-        <w:rFonts w:ascii="Symbol" w:hAnsi="Symbol" w:hint="default"/>
-      </w:rPr>
-    </w:lvl>
-    <w:lvl w:ilvl="7" w:tplc="08090003" w:tentative="1">
-      <w:start w:val="1"/>
-      <w:numFmt w:val="bullet"/>
-      <w:lvlText w:val="o"/>
-      <w:lvlJc w:val="left"/>
-      <w:pPr>
-        <w:ind w:left="5760" w:hanging="360"/>
-      </w:pPr>
-      <w:rPr>
-        <w:rFonts w:ascii="Courier New" w:hAnsi="Courier New" w:cs="Courier New" w:hint="default"/>
-      </w:rPr>
-    </w:lvl>
-    <w:lvl w:ilvl="8" w:tplc="08090005" w:tentative="1">
-      <w:start w:val="1"/>
-      <w:numFmt w:val="bullet"/>
-      <w:lvlText w:val=""/>
-      <w:lvlJc w:val="left"/>
-      <w:pPr>
-        <w:ind w:left="6480" w:hanging="360"/>
-      </w:pPr>
-      <w:rPr>
-        <w:rFonts w:ascii="Wingdings" w:hAnsi="Wingdings" w:hint="default"/>
-      </w:rPr>
-    </w:lvl>
-  </w:abstractNum>
-  <w:abstractNum w:abstractNumId="40" w15:restartNumberingAfterBreak="0">
-    <w:nsid w:val="63BD02FA"/>
-    <w:multiLevelType w:val="multilevel"/>
-    <w:tmpl w:val="E2D0C1A6"/>
-    <w:lvl w:ilvl="0">
-      <w:start w:val="1"/>
-      <w:numFmt w:val="bullet"/>
-      <w:lvlText w:val="o"/>
-      <w:lvlJc w:val="left"/>
-      <w:pPr>
-        <w:tabs>
-          <w:tab w:val="num" w:pos="720"/>
-        </w:tabs>
-        <w:ind w:left="720" w:hanging="360"/>
-      </w:pPr>
-      <w:rPr>
-        <w:rFonts w:ascii="Courier New" w:hAnsi="Courier New" w:hint="default"/>
-        <w:sz w:val="20"/>
-      </w:rPr>
-    </w:lvl>
-    <w:lvl w:ilvl="1" w:tentative="1">
-      <w:start w:val="1"/>
-      <w:numFmt w:val="bullet"/>
-      <w:lvlText w:val="o"/>
-      <w:lvlJc w:val="left"/>
-      <w:pPr>
-        <w:tabs>
-          <w:tab w:val="num" w:pos="1440"/>
-        </w:tabs>
-        <w:ind w:left="1440" w:hanging="360"/>
-      </w:pPr>
-      <w:rPr>
-        <w:rFonts w:ascii="Courier New" w:hAnsi="Courier New" w:hint="default"/>
-        <w:sz w:val="20"/>
-      </w:rPr>
-    </w:lvl>
-    <w:lvl w:ilvl="2" w:tentative="1">
-      <w:start w:val="1"/>
-      <w:numFmt w:val="bullet"/>
-      <w:lvlText w:val="o"/>
-      <w:lvlJc w:val="left"/>
-      <w:pPr>
-        <w:tabs>
-          <w:tab w:val="num" w:pos="2160"/>
-        </w:tabs>
-        <w:ind w:left="2160" w:hanging="360"/>
-      </w:pPr>
-      <w:rPr>
-        <w:rFonts w:ascii="Courier New" w:hAnsi="Courier New" w:hint="default"/>
-        <w:sz w:val="20"/>
-      </w:rPr>
-    </w:lvl>
-    <w:lvl w:ilvl="3" w:tentative="1">
-      <w:start w:val="1"/>
-      <w:numFmt w:val="bullet"/>
-      <w:lvlText w:val="o"/>
-      <w:lvlJc w:val="left"/>
-      <w:pPr>
-        <w:tabs>
-          <w:tab w:val="num" w:pos="2880"/>
-        </w:tabs>
-        <w:ind w:left="2880" w:hanging="360"/>
-      </w:pPr>
-      <w:rPr>
-        <w:rFonts w:ascii="Courier New" w:hAnsi="Courier New" w:hint="default"/>
-        <w:sz w:val="20"/>
-      </w:rPr>
-    </w:lvl>
-    <w:lvl w:ilvl="4" w:tentative="1">
-      <w:start w:val="1"/>
-      <w:numFmt w:val="bullet"/>
-      <w:lvlText w:val="o"/>
-      <w:lvlJc w:val="left"/>
-      <w:pPr>
-        <w:tabs>
-          <w:tab w:val="num" w:pos="3600"/>
-        </w:tabs>
-        <w:ind w:left="3600" w:hanging="360"/>
-      </w:pPr>
-      <w:rPr>
-        <w:rFonts w:ascii="Courier New" w:hAnsi="Courier New" w:hint="default"/>
-        <w:sz w:val="20"/>
-      </w:rPr>
-    </w:lvl>
-    <w:lvl w:ilvl="5" w:tentative="1">
-      <w:start w:val="1"/>
-      <w:numFmt w:val="bullet"/>
-      <w:lvlText w:val="o"/>
-      <w:lvlJc w:val="left"/>
-      <w:pPr>
-        <w:tabs>
-          <w:tab w:val="num" w:pos="4320"/>
-        </w:tabs>
-        <w:ind w:left="4320" w:hanging="360"/>
-      </w:pPr>
-      <w:rPr>
-        <w:rFonts w:ascii="Courier New" w:hAnsi="Courier New" w:hint="default"/>
-        <w:sz w:val="20"/>
-      </w:rPr>
-    </w:lvl>
-    <w:lvl w:ilvl="6" w:tentative="1">
-      <w:start w:val="1"/>
-      <w:numFmt w:val="bullet"/>
-      <w:lvlText w:val="o"/>
-      <w:lvlJc w:val="left"/>
-      <w:pPr>
-        <w:tabs>
-          <w:tab w:val="num" w:pos="5040"/>
-        </w:tabs>
-        <w:ind w:left="5040" w:hanging="360"/>
-      </w:pPr>
-      <w:rPr>
-        <w:rFonts w:ascii="Courier New" w:hAnsi="Courier New" w:hint="default"/>
-        <w:sz w:val="20"/>
-      </w:rPr>
-    </w:lvl>
-    <w:lvl w:ilvl="7" w:tentative="1">
-      <w:start w:val="1"/>
-      <w:numFmt w:val="bullet"/>
-      <w:lvlText w:val="o"/>
-      <w:lvlJc w:val="left"/>
-      <w:pPr>
-        <w:tabs>
-          <w:tab w:val="num" w:pos="5760"/>
-        </w:tabs>
-        <w:ind w:left="5760" w:hanging="360"/>
-      </w:pPr>
-      <w:rPr>
-        <w:rFonts w:ascii="Courier New" w:hAnsi="Courier New" w:hint="default"/>
-        <w:sz w:val="20"/>
-      </w:rPr>
-    </w:lvl>
-    <w:lvl w:ilvl="8" w:tentative="1">
-      <w:start w:val="1"/>
-      <w:numFmt w:val="bullet"/>
-      <w:lvlText w:val="o"/>
-      <w:lvlJc w:val="left"/>
-      <w:pPr>
-        <w:tabs>
-          <w:tab w:val="num" w:pos="6480"/>
-        </w:tabs>
-        <w:ind w:left="6480" w:hanging="360"/>
-      </w:pPr>
-      <w:rPr>
-        <w:rFonts w:ascii="Courier New" w:hAnsi="Courier New" w:hint="default"/>
-        <w:sz w:val="20"/>
-      </w:rPr>
-    </w:lvl>
-  </w:abstractNum>
-  <w:abstractNum w:abstractNumId="41" w15:restartNumberingAfterBreak="0">
-    <w:nsid w:val="646E1F6E"/>
-    <w:multiLevelType w:val="multilevel"/>
-    <w:tmpl w:val="DF6A7BEE"/>
-    <w:lvl w:ilvl="0">
-      <w:start w:val="1"/>
-      <w:numFmt w:val="bullet"/>
-      <w:lvlText w:val="o"/>
-      <w:lvlJc w:val="left"/>
-      <w:pPr>
-        <w:tabs>
-          <w:tab w:val="num" w:pos="720"/>
-        </w:tabs>
-        <w:ind w:left="720" w:hanging="360"/>
-      </w:pPr>
-      <w:rPr>
-        <w:rFonts w:ascii="Courier New" w:hAnsi="Courier New" w:hint="default"/>
-        <w:sz w:val="20"/>
-      </w:rPr>
-    </w:lvl>
-    <w:lvl w:ilvl="1" w:tentative="1">
-      <w:start w:val="1"/>
-      <w:numFmt w:val="bullet"/>
-      <w:lvlText w:val="o"/>
-      <w:lvlJc w:val="left"/>
-      <w:pPr>
-        <w:tabs>
-          <w:tab w:val="num" w:pos="1440"/>
-        </w:tabs>
-        <w:ind w:left="1440" w:hanging="360"/>
-      </w:pPr>
-      <w:rPr>
-        <w:rFonts w:ascii="Courier New" w:hAnsi="Courier New" w:hint="default"/>
-        <w:sz w:val="20"/>
-      </w:rPr>
-    </w:lvl>
-    <w:lvl w:ilvl="2" w:tentative="1">
-      <w:start w:val="1"/>
-      <w:numFmt w:val="bullet"/>
-      <w:lvlText w:val="o"/>
-      <w:lvlJc w:val="left"/>
-      <w:pPr>
-        <w:tabs>
-          <w:tab w:val="num" w:pos="2160"/>
-        </w:tabs>
-        <w:ind w:left="2160" w:hanging="360"/>
-      </w:pPr>
-      <w:rPr>
-        <w:rFonts w:ascii="Courier New" w:hAnsi="Courier New" w:hint="default"/>
-        <w:sz w:val="20"/>
-      </w:rPr>
-    </w:lvl>
-    <w:lvl w:ilvl="3" w:tentative="1">
-      <w:start w:val="1"/>
-      <w:numFmt w:val="bullet"/>
-      <w:lvlText w:val="o"/>
-      <w:lvlJc w:val="left"/>
-      <w:pPr>
-        <w:tabs>
-          <w:tab w:val="num" w:pos="2880"/>
-        </w:tabs>
-        <w:ind w:left="2880" w:hanging="360"/>
-      </w:pPr>
-      <w:rPr>
-        <w:rFonts w:ascii="Courier New" w:hAnsi="Courier New" w:hint="default"/>
-        <w:sz w:val="20"/>
-      </w:rPr>
-    </w:lvl>
-    <w:lvl w:ilvl="4" w:tentative="1">
-      <w:start w:val="1"/>
-      <w:numFmt w:val="bullet"/>
-      <w:lvlText w:val="o"/>
-      <w:lvlJc w:val="left"/>
-      <w:pPr>
-        <w:tabs>
-          <w:tab w:val="num" w:pos="3600"/>
-        </w:tabs>
-        <w:ind w:left="3600" w:hanging="360"/>
-      </w:pPr>
-      <w:rPr>
-        <w:rFonts w:ascii="Courier New" w:hAnsi="Courier New" w:hint="default"/>
-        <w:sz w:val="20"/>
-      </w:rPr>
-    </w:lvl>
-    <w:lvl w:ilvl="5" w:tentative="1">
-      <w:start w:val="1"/>
-      <w:numFmt w:val="bullet"/>
-      <w:lvlText w:val="o"/>
-      <w:lvlJc w:val="left"/>
-      <w:pPr>
-        <w:tabs>
-          <w:tab w:val="num" w:pos="4320"/>
-        </w:tabs>
-        <w:ind w:left="4320" w:hanging="360"/>
-      </w:pPr>
-      <w:rPr>
-        <w:rFonts w:ascii="Courier New" w:hAnsi="Courier New" w:hint="default"/>
-        <w:sz w:val="20"/>
-      </w:rPr>
-    </w:lvl>
-    <w:lvl w:ilvl="6" w:tentative="1">
-      <w:start w:val="1"/>
-      <w:numFmt w:val="bullet"/>
-      <w:lvlText w:val="o"/>
-      <w:lvlJc w:val="left"/>
-      <w:pPr>
-        <w:tabs>
-          <w:tab w:val="num" w:pos="5040"/>
-        </w:tabs>
-        <w:ind w:left="5040" w:hanging="360"/>
-      </w:pPr>
-      <w:rPr>
-        <w:rFonts w:ascii="Courier New" w:hAnsi="Courier New" w:hint="default"/>
-        <w:sz w:val="20"/>
-      </w:rPr>
-    </w:lvl>
-    <w:lvl w:ilvl="7" w:tentative="1">
-      <w:start w:val="1"/>
-      <w:numFmt w:val="bullet"/>
-      <w:lvlText w:val="o"/>
-      <w:lvlJc w:val="left"/>
-      <w:pPr>
-        <w:tabs>
-          <w:tab w:val="num" w:pos="5760"/>
-        </w:tabs>
-        <w:ind w:left="5760" w:hanging="360"/>
-      </w:pPr>
-      <w:rPr>
-        <w:rFonts w:ascii="Courier New" w:hAnsi="Courier New" w:hint="default"/>
-        <w:sz w:val="20"/>
-      </w:rPr>
-    </w:lvl>
-    <w:lvl w:ilvl="8" w:tentative="1">
-      <w:start w:val="1"/>
-      <w:numFmt w:val="bullet"/>
-      <w:lvlText w:val="o"/>
-      <w:lvlJc w:val="left"/>
-      <w:pPr>
-        <w:tabs>
-          <w:tab w:val="num" w:pos="6480"/>
-        </w:tabs>
-        <w:ind w:left="6480" w:hanging="360"/>
-      </w:pPr>
-      <w:rPr>
-        <w:rFonts w:ascii="Courier New" w:hAnsi="Courier New" w:hint="default"/>
-        <w:sz w:val="20"/>
-      </w:rPr>
-    </w:lvl>
-  </w:abstractNum>
-  <w:abstractNum w:abstractNumId="42" w15:restartNumberingAfterBreak="0">
-    <w:nsid w:val="69287C08"/>
-    <w:multiLevelType w:val="hybridMultilevel"/>
-    <w:tmpl w:val="36A4C108"/>
-    <w:lvl w:ilvl="0" w:tplc="08090001">
-      <w:start w:val="1"/>
-      <w:numFmt w:val="bullet"/>
-      <w:lvlText w:val=""/>
-      <w:lvlJc w:val="left"/>
-      <w:pPr>
-        <w:ind w:left="720" w:hanging="360"/>
-      </w:pPr>
-      <w:rPr>
-        <w:rFonts w:ascii="Symbol" w:hAnsi="Symbol" w:hint="default"/>
-      </w:rPr>
-    </w:lvl>
-    <w:lvl w:ilvl="1" w:tplc="08090003" w:tentative="1">
-      <w:start w:val="1"/>
-      <w:numFmt w:val="bullet"/>
-      <w:lvlText w:val="o"/>
-      <w:lvlJc w:val="left"/>
-      <w:pPr>
-        <w:ind w:left="1440" w:hanging="360"/>
-      </w:pPr>
-      <w:rPr>
-        <w:rFonts w:ascii="Courier New" w:hAnsi="Courier New" w:cs="Courier New" w:hint="default"/>
-      </w:rPr>
-    </w:lvl>
-    <w:lvl w:ilvl="2" w:tplc="08090005" w:tentative="1">
-      <w:start w:val="1"/>
-      <w:numFmt w:val="bullet"/>
-      <w:lvlText w:val=""/>
-      <w:lvlJc w:val="left"/>
-      <w:pPr>
-        <w:ind w:left="2160" w:hanging="360"/>
-      </w:pPr>
-      <w:rPr>
-        <w:rFonts w:ascii="Wingdings" w:hAnsi="Wingdings" w:hint="default"/>
-      </w:rPr>
-    </w:lvl>
-    <w:lvl w:ilvl="3" w:tplc="08090001" w:tentative="1">
-      <w:start w:val="1"/>
-      <w:numFmt w:val="bullet"/>
-      <w:lvlText w:val=""/>
-      <w:lvlJc w:val="left"/>
-      <w:pPr>
-        <w:ind w:left="2880" w:hanging="360"/>
-      </w:pPr>
-      <w:rPr>
-        <w:rFonts w:ascii="Symbol" w:hAnsi="Symbol" w:hint="default"/>
-      </w:rPr>
-    </w:lvl>
-    <w:lvl w:ilvl="4" w:tplc="08090003" w:tentative="1">
-      <w:start w:val="1"/>
-      <w:numFmt w:val="bullet"/>
-      <w:lvlText w:val="o"/>
-      <w:lvlJc w:val="left"/>
-      <w:pPr>
-        <w:ind w:left="3600" w:hanging="360"/>
-      </w:pPr>
-      <w:rPr>
-        <w:rFonts w:ascii="Courier New" w:hAnsi="Courier New" w:cs="Courier New" w:hint="default"/>
-      </w:rPr>
-    </w:lvl>
-    <w:lvl w:ilvl="5" w:tplc="08090005" w:tentative="1">
-      <w:start w:val="1"/>
-      <w:numFmt w:val="bullet"/>
-      <w:lvlText w:val=""/>
-      <w:lvlJc w:val="left"/>
-      <w:pPr>
-        <w:ind w:left="4320" w:hanging="360"/>
-      </w:pPr>
-      <w:rPr>
-        <w:rFonts w:ascii="Wingdings" w:hAnsi="Wingdings" w:hint="default"/>
-      </w:rPr>
-    </w:lvl>
-    <w:lvl w:ilvl="6" w:tplc="08090001" w:tentative="1">
-      <w:start w:val="1"/>
-      <w:numFmt w:val="bullet"/>
-      <w:lvlText w:val=""/>
-      <w:lvlJc w:val="left"/>
-      <w:pPr>
-        <w:ind w:left="5040" w:hanging="360"/>
-      </w:pPr>
-      <w:rPr>
-        <w:rFonts w:ascii="Symbol" w:hAnsi="Symbol" w:hint="default"/>
-      </w:rPr>
-    </w:lvl>
-    <w:lvl w:ilvl="7" w:tplc="08090003" w:tentative="1">
-      <w:start w:val="1"/>
-      <w:numFmt w:val="bullet"/>
-      <w:lvlText w:val="o"/>
-      <w:lvlJc w:val="left"/>
-      <w:pPr>
-        <w:ind w:left="5760" w:hanging="360"/>
-      </w:pPr>
-      <w:rPr>
-        <w:rFonts w:ascii="Courier New" w:hAnsi="Courier New" w:cs="Courier New" w:hint="default"/>
-      </w:rPr>
-    </w:lvl>
-    <w:lvl w:ilvl="8" w:tplc="08090005" w:tentative="1">
-      <w:start w:val="1"/>
-      <w:numFmt w:val="bullet"/>
-      <w:lvlText w:val=""/>
-      <w:lvlJc w:val="left"/>
-      <w:pPr>
-        <w:ind w:left="6480" w:hanging="360"/>
-      </w:pPr>
-      <w:rPr>
-        <w:rFonts w:ascii="Wingdings" w:hAnsi="Wingdings" w:hint="default"/>
-      </w:rPr>
-    </w:lvl>
-  </w:abstractNum>
-  <w:abstractNum w:abstractNumId="43" w15:restartNumberingAfterBreak="0">
+  <w:abstractNum w:abstractNumId="3" w15:restartNumberingAfterBreak="0">
     <w:nsid w:val="6BF73663"/>
     <w:multiLevelType w:val="hybridMultilevel"/>
     <w:tmpl w:val="89DC5F80"/>
@@ -16395,1015 +11748,19 @@
       </w:pPr>
     </w:lvl>
   </w:abstractNum>
-  <w:abstractNum w:abstractNumId="44" w15:restartNumberingAfterBreak="0">
-    <w:nsid w:val="6CC7625C"/>
-    <w:multiLevelType w:val="multilevel"/>
-    <w:tmpl w:val="62FCC894"/>
-    <w:lvl w:ilvl="0">
-      <w:start w:val="1"/>
-      <w:numFmt w:val="bullet"/>
-      <w:lvlText w:val=""/>
-      <w:lvlJc w:val="left"/>
-      <w:pPr>
-        <w:tabs>
-          <w:tab w:val="num" w:pos="720"/>
-        </w:tabs>
-        <w:ind w:left="720" w:hanging="360"/>
-      </w:pPr>
-      <w:rPr>
-        <w:rFonts w:ascii="Symbol" w:hAnsi="Symbol" w:hint="default"/>
-        <w:sz w:val="20"/>
-      </w:rPr>
-    </w:lvl>
-    <w:lvl w:ilvl="1" w:tentative="1">
-      <w:start w:val="1"/>
-      <w:numFmt w:val="bullet"/>
-      <w:lvlText w:val=""/>
-      <w:lvlJc w:val="left"/>
-      <w:pPr>
-        <w:tabs>
-          <w:tab w:val="num" w:pos="1440"/>
-        </w:tabs>
-        <w:ind w:left="1440" w:hanging="360"/>
-      </w:pPr>
-      <w:rPr>
-        <w:rFonts w:ascii="Symbol" w:hAnsi="Symbol" w:hint="default"/>
-        <w:sz w:val="20"/>
-      </w:rPr>
-    </w:lvl>
-    <w:lvl w:ilvl="2" w:tentative="1">
-      <w:start w:val="1"/>
-      <w:numFmt w:val="bullet"/>
-      <w:lvlText w:val=""/>
-      <w:lvlJc w:val="left"/>
-      <w:pPr>
-        <w:tabs>
-          <w:tab w:val="num" w:pos="2160"/>
-        </w:tabs>
-        <w:ind w:left="2160" w:hanging="360"/>
-      </w:pPr>
-      <w:rPr>
-        <w:rFonts w:ascii="Symbol" w:hAnsi="Symbol" w:hint="default"/>
-        <w:sz w:val="20"/>
-      </w:rPr>
-    </w:lvl>
-    <w:lvl w:ilvl="3" w:tentative="1">
-      <w:start w:val="1"/>
-      <w:numFmt w:val="bullet"/>
-      <w:lvlText w:val=""/>
-      <w:lvlJc w:val="left"/>
-      <w:pPr>
-        <w:tabs>
-          <w:tab w:val="num" w:pos="2880"/>
-        </w:tabs>
-        <w:ind w:left="2880" w:hanging="360"/>
-      </w:pPr>
-      <w:rPr>
-        <w:rFonts w:ascii="Symbol" w:hAnsi="Symbol" w:hint="default"/>
-        <w:sz w:val="20"/>
-      </w:rPr>
-    </w:lvl>
-    <w:lvl w:ilvl="4" w:tentative="1">
-      <w:start w:val="1"/>
-      <w:numFmt w:val="bullet"/>
-      <w:lvlText w:val=""/>
-      <w:lvlJc w:val="left"/>
-      <w:pPr>
-        <w:tabs>
-          <w:tab w:val="num" w:pos="3600"/>
-        </w:tabs>
-        <w:ind w:left="3600" w:hanging="360"/>
-      </w:pPr>
-      <w:rPr>
-        <w:rFonts w:ascii="Symbol" w:hAnsi="Symbol" w:hint="default"/>
-        <w:sz w:val="20"/>
-      </w:rPr>
-    </w:lvl>
-    <w:lvl w:ilvl="5" w:tentative="1">
-      <w:start w:val="1"/>
-      <w:numFmt w:val="bullet"/>
-      <w:lvlText w:val=""/>
-      <w:lvlJc w:val="left"/>
-      <w:pPr>
-        <w:tabs>
-          <w:tab w:val="num" w:pos="4320"/>
-        </w:tabs>
-        <w:ind w:left="4320" w:hanging="360"/>
-      </w:pPr>
-      <w:rPr>
-        <w:rFonts w:ascii="Symbol" w:hAnsi="Symbol" w:hint="default"/>
-        <w:sz w:val="20"/>
-      </w:rPr>
-    </w:lvl>
-    <w:lvl w:ilvl="6" w:tentative="1">
-      <w:start w:val="1"/>
-      <w:numFmt w:val="bullet"/>
-      <w:lvlText w:val=""/>
-      <w:lvlJc w:val="left"/>
-      <w:pPr>
-        <w:tabs>
-          <w:tab w:val="num" w:pos="5040"/>
-        </w:tabs>
-        <w:ind w:left="5040" w:hanging="360"/>
-      </w:pPr>
-      <w:rPr>
-        <w:rFonts w:ascii="Symbol" w:hAnsi="Symbol" w:hint="default"/>
-        <w:sz w:val="20"/>
-      </w:rPr>
-    </w:lvl>
-    <w:lvl w:ilvl="7" w:tentative="1">
-      <w:start w:val="1"/>
-      <w:numFmt w:val="bullet"/>
-      <w:lvlText w:val=""/>
-      <w:lvlJc w:val="left"/>
-      <w:pPr>
-        <w:tabs>
-          <w:tab w:val="num" w:pos="5760"/>
-        </w:tabs>
-        <w:ind w:left="5760" w:hanging="360"/>
-      </w:pPr>
-      <w:rPr>
-        <w:rFonts w:ascii="Symbol" w:hAnsi="Symbol" w:hint="default"/>
-        <w:sz w:val="20"/>
-      </w:rPr>
-    </w:lvl>
-    <w:lvl w:ilvl="8" w:tentative="1">
-      <w:start w:val="1"/>
-      <w:numFmt w:val="bullet"/>
-      <w:lvlText w:val=""/>
-      <w:lvlJc w:val="left"/>
-      <w:pPr>
-        <w:tabs>
-          <w:tab w:val="num" w:pos="6480"/>
-        </w:tabs>
-        <w:ind w:left="6480" w:hanging="360"/>
-      </w:pPr>
-      <w:rPr>
-        <w:rFonts w:ascii="Symbol" w:hAnsi="Symbol" w:hint="default"/>
-        <w:sz w:val="20"/>
-      </w:rPr>
-    </w:lvl>
-  </w:abstractNum>
-  <w:abstractNum w:abstractNumId="45" w15:restartNumberingAfterBreak="0">
-    <w:nsid w:val="6EFD26AA"/>
-    <w:multiLevelType w:val="multilevel"/>
-    <w:tmpl w:val="EE12E63A"/>
-    <w:lvl w:ilvl="0">
-      <w:start w:val="1"/>
-      <w:numFmt w:val="bullet"/>
-      <w:lvlText w:val="o"/>
-      <w:lvlJc w:val="left"/>
-      <w:pPr>
-        <w:tabs>
-          <w:tab w:val="num" w:pos="720"/>
-        </w:tabs>
-        <w:ind w:left="720" w:hanging="360"/>
-      </w:pPr>
-      <w:rPr>
-        <w:rFonts w:ascii="Courier New" w:hAnsi="Courier New" w:hint="default"/>
-        <w:sz w:val="20"/>
-      </w:rPr>
-    </w:lvl>
-    <w:lvl w:ilvl="1" w:tentative="1">
-      <w:start w:val="1"/>
-      <w:numFmt w:val="bullet"/>
-      <w:lvlText w:val="o"/>
-      <w:lvlJc w:val="left"/>
-      <w:pPr>
-        <w:tabs>
-          <w:tab w:val="num" w:pos="1440"/>
-        </w:tabs>
-        <w:ind w:left="1440" w:hanging="360"/>
-      </w:pPr>
-      <w:rPr>
-        <w:rFonts w:ascii="Courier New" w:hAnsi="Courier New" w:hint="default"/>
-        <w:sz w:val="20"/>
-      </w:rPr>
-    </w:lvl>
-    <w:lvl w:ilvl="2" w:tentative="1">
-      <w:start w:val="1"/>
-      <w:numFmt w:val="bullet"/>
-      <w:lvlText w:val="o"/>
-      <w:lvlJc w:val="left"/>
-      <w:pPr>
-        <w:tabs>
-          <w:tab w:val="num" w:pos="2160"/>
-        </w:tabs>
-        <w:ind w:left="2160" w:hanging="360"/>
-      </w:pPr>
-      <w:rPr>
-        <w:rFonts w:ascii="Courier New" w:hAnsi="Courier New" w:hint="default"/>
-        <w:sz w:val="20"/>
-      </w:rPr>
-    </w:lvl>
-    <w:lvl w:ilvl="3" w:tentative="1">
-      <w:start w:val="1"/>
-      <w:numFmt w:val="bullet"/>
-      <w:lvlText w:val="o"/>
-      <w:lvlJc w:val="left"/>
-      <w:pPr>
-        <w:tabs>
-          <w:tab w:val="num" w:pos="2880"/>
-        </w:tabs>
-        <w:ind w:left="2880" w:hanging="360"/>
-      </w:pPr>
-      <w:rPr>
-        <w:rFonts w:ascii="Courier New" w:hAnsi="Courier New" w:hint="default"/>
-        <w:sz w:val="20"/>
-      </w:rPr>
-    </w:lvl>
-    <w:lvl w:ilvl="4" w:tentative="1">
-      <w:start w:val="1"/>
-      <w:numFmt w:val="bullet"/>
-      <w:lvlText w:val="o"/>
-      <w:lvlJc w:val="left"/>
-      <w:pPr>
-        <w:tabs>
-          <w:tab w:val="num" w:pos="3600"/>
-        </w:tabs>
-        <w:ind w:left="3600" w:hanging="360"/>
-      </w:pPr>
-      <w:rPr>
-        <w:rFonts w:ascii="Courier New" w:hAnsi="Courier New" w:hint="default"/>
-        <w:sz w:val="20"/>
-      </w:rPr>
-    </w:lvl>
-    <w:lvl w:ilvl="5" w:tentative="1">
-      <w:start w:val="1"/>
-      <w:numFmt w:val="bullet"/>
-      <w:lvlText w:val="o"/>
-      <w:lvlJc w:val="left"/>
-      <w:pPr>
-        <w:tabs>
-          <w:tab w:val="num" w:pos="4320"/>
-        </w:tabs>
-        <w:ind w:left="4320" w:hanging="360"/>
-      </w:pPr>
-      <w:rPr>
-        <w:rFonts w:ascii="Courier New" w:hAnsi="Courier New" w:hint="default"/>
-        <w:sz w:val="20"/>
-      </w:rPr>
-    </w:lvl>
-    <w:lvl w:ilvl="6" w:tentative="1">
-      <w:start w:val="1"/>
-      <w:numFmt w:val="bullet"/>
-      <w:lvlText w:val="o"/>
-      <w:lvlJc w:val="left"/>
-      <w:pPr>
-        <w:tabs>
-          <w:tab w:val="num" w:pos="5040"/>
-        </w:tabs>
-        <w:ind w:left="5040" w:hanging="360"/>
-      </w:pPr>
-      <w:rPr>
-        <w:rFonts w:ascii="Courier New" w:hAnsi="Courier New" w:hint="default"/>
-        <w:sz w:val="20"/>
-      </w:rPr>
-    </w:lvl>
-    <w:lvl w:ilvl="7" w:tentative="1">
-      <w:start w:val="1"/>
-      <w:numFmt w:val="bullet"/>
-      <w:lvlText w:val="o"/>
-      <w:lvlJc w:val="left"/>
-      <w:pPr>
-        <w:tabs>
-          <w:tab w:val="num" w:pos="5760"/>
-        </w:tabs>
-        <w:ind w:left="5760" w:hanging="360"/>
-      </w:pPr>
-      <w:rPr>
-        <w:rFonts w:ascii="Courier New" w:hAnsi="Courier New" w:hint="default"/>
-        <w:sz w:val="20"/>
-      </w:rPr>
-    </w:lvl>
-    <w:lvl w:ilvl="8" w:tentative="1">
-      <w:start w:val="1"/>
-      <w:numFmt w:val="bullet"/>
-      <w:lvlText w:val="o"/>
-      <w:lvlJc w:val="left"/>
-      <w:pPr>
-        <w:tabs>
-          <w:tab w:val="num" w:pos="6480"/>
-        </w:tabs>
-        <w:ind w:left="6480" w:hanging="360"/>
-      </w:pPr>
-      <w:rPr>
-        <w:rFonts w:ascii="Courier New" w:hAnsi="Courier New" w:hint="default"/>
-        <w:sz w:val="20"/>
-      </w:rPr>
-    </w:lvl>
-  </w:abstractNum>
-  <w:abstractNum w:abstractNumId="46" w15:restartNumberingAfterBreak="0">
-    <w:nsid w:val="6FA72673"/>
-    <w:multiLevelType w:val="multilevel"/>
-    <w:tmpl w:val="613E0F02"/>
-    <w:lvl w:ilvl="0">
-      <w:start w:val="1"/>
-      <w:numFmt w:val="bullet"/>
-      <w:lvlText w:val=""/>
-      <w:lvlJc w:val="left"/>
-      <w:pPr>
-        <w:tabs>
-          <w:tab w:val="num" w:pos="720"/>
-        </w:tabs>
-        <w:ind w:left="720" w:hanging="360"/>
-      </w:pPr>
-      <w:rPr>
-        <w:rFonts w:ascii="Symbol" w:hAnsi="Symbol" w:hint="default"/>
-        <w:sz w:val="20"/>
-      </w:rPr>
-    </w:lvl>
-    <w:lvl w:ilvl="1" w:tentative="1">
-      <w:start w:val="1"/>
-      <w:numFmt w:val="bullet"/>
-      <w:lvlText w:val=""/>
-      <w:lvlJc w:val="left"/>
-      <w:pPr>
-        <w:tabs>
-          <w:tab w:val="num" w:pos="1440"/>
-        </w:tabs>
-        <w:ind w:left="1440" w:hanging="360"/>
-      </w:pPr>
-      <w:rPr>
-        <w:rFonts w:ascii="Symbol" w:hAnsi="Symbol" w:hint="default"/>
-        <w:sz w:val="20"/>
-      </w:rPr>
-    </w:lvl>
-    <w:lvl w:ilvl="2" w:tentative="1">
-      <w:start w:val="1"/>
-      <w:numFmt w:val="bullet"/>
-      <w:lvlText w:val=""/>
-      <w:lvlJc w:val="left"/>
-      <w:pPr>
-        <w:tabs>
-          <w:tab w:val="num" w:pos="2160"/>
-        </w:tabs>
-        <w:ind w:left="2160" w:hanging="360"/>
-      </w:pPr>
-      <w:rPr>
-        <w:rFonts w:ascii="Symbol" w:hAnsi="Symbol" w:hint="default"/>
-        <w:sz w:val="20"/>
-      </w:rPr>
-    </w:lvl>
-    <w:lvl w:ilvl="3" w:tentative="1">
-      <w:start w:val="1"/>
-      <w:numFmt w:val="bullet"/>
-      <w:lvlText w:val=""/>
-      <w:lvlJc w:val="left"/>
-      <w:pPr>
-        <w:tabs>
-          <w:tab w:val="num" w:pos="2880"/>
-        </w:tabs>
-        <w:ind w:left="2880" w:hanging="360"/>
-      </w:pPr>
-      <w:rPr>
-        <w:rFonts w:ascii="Symbol" w:hAnsi="Symbol" w:hint="default"/>
-        <w:sz w:val="20"/>
-      </w:rPr>
-    </w:lvl>
-    <w:lvl w:ilvl="4" w:tentative="1">
-      <w:start w:val="1"/>
-      <w:numFmt w:val="bullet"/>
-      <w:lvlText w:val=""/>
-      <w:lvlJc w:val="left"/>
-      <w:pPr>
-        <w:tabs>
-          <w:tab w:val="num" w:pos="3600"/>
-        </w:tabs>
-        <w:ind w:left="3600" w:hanging="360"/>
-      </w:pPr>
-      <w:rPr>
-        <w:rFonts w:ascii="Symbol" w:hAnsi="Symbol" w:hint="default"/>
-        <w:sz w:val="20"/>
-      </w:rPr>
-    </w:lvl>
-    <w:lvl w:ilvl="5" w:tentative="1">
-      <w:start w:val="1"/>
-      <w:numFmt w:val="bullet"/>
-      <w:lvlText w:val=""/>
-      <w:lvlJc w:val="left"/>
-      <w:pPr>
-        <w:tabs>
-          <w:tab w:val="num" w:pos="4320"/>
-        </w:tabs>
-        <w:ind w:left="4320" w:hanging="360"/>
-      </w:pPr>
-      <w:rPr>
-        <w:rFonts w:ascii="Symbol" w:hAnsi="Symbol" w:hint="default"/>
-        <w:sz w:val="20"/>
-      </w:rPr>
-    </w:lvl>
-    <w:lvl w:ilvl="6" w:tentative="1">
-      <w:start w:val="1"/>
-      <w:numFmt w:val="bullet"/>
-      <w:lvlText w:val=""/>
-      <w:lvlJc w:val="left"/>
-      <w:pPr>
-        <w:tabs>
-          <w:tab w:val="num" w:pos="5040"/>
-        </w:tabs>
-        <w:ind w:left="5040" w:hanging="360"/>
-      </w:pPr>
-      <w:rPr>
-        <w:rFonts w:ascii="Symbol" w:hAnsi="Symbol" w:hint="default"/>
-        <w:sz w:val="20"/>
-      </w:rPr>
-    </w:lvl>
-    <w:lvl w:ilvl="7" w:tentative="1">
-      <w:start w:val="1"/>
-      <w:numFmt w:val="bullet"/>
-      <w:lvlText w:val=""/>
-      <w:lvlJc w:val="left"/>
-      <w:pPr>
-        <w:tabs>
-          <w:tab w:val="num" w:pos="5760"/>
-        </w:tabs>
-        <w:ind w:left="5760" w:hanging="360"/>
-      </w:pPr>
-      <w:rPr>
-        <w:rFonts w:ascii="Symbol" w:hAnsi="Symbol" w:hint="default"/>
-        <w:sz w:val="20"/>
-      </w:rPr>
-    </w:lvl>
-    <w:lvl w:ilvl="8" w:tentative="1">
-      <w:start w:val="1"/>
-      <w:numFmt w:val="bullet"/>
-      <w:lvlText w:val=""/>
-      <w:lvlJc w:val="left"/>
-      <w:pPr>
-        <w:tabs>
-          <w:tab w:val="num" w:pos="6480"/>
-        </w:tabs>
-        <w:ind w:left="6480" w:hanging="360"/>
-      </w:pPr>
-      <w:rPr>
-        <w:rFonts w:ascii="Symbol" w:hAnsi="Symbol" w:hint="default"/>
-        <w:sz w:val="20"/>
-      </w:rPr>
-    </w:lvl>
-  </w:abstractNum>
-  <w:abstractNum w:abstractNumId="47" w15:restartNumberingAfterBreak="0">
-    <w:nsid w:val="701C212D"/>
-    <w:multiLevelType w:val="multilevel"/>
-    <w:tmpl w:val="02D4D142"/>
-    <w:lvl w:ilvl="0">
-      <w:start w:val="1"/>
-      <w:numFmt w:val="bullet"/>
-      <w:lvlText w:val=""/>
-      <w:lvlJc w:val="left"/>
-      <w:pPr>
-        <w:tabs>
-          <w:tab w:val="num" w:pos="720"/>
-        </w:tabs>
-        <w:ind w:left="720" w:hanging="360"/>
-      </w:pPr>
-      <w:rPr>
-        <w:rFonts w:ascii="Symbol" w:hAnsi="Symbol" w:hint="default"/>
-        <w:sz w:val="20"/>
-      </w:rPr>
-    </w:lvl>
-    <w:lvl w:ilvl="1" w:tentative="1">
-      <w:start w:val="1"/>
-      <w:numFmt w:val="bullet"/>
-      <w:lvlText w:val=""/>
-      <w:lvlJc w:val="left"/>
-      <w:pPr>
-        <w:tabs>
-          <w:tab w:val="num" w:pos="1440"/>
-        </w:tabs>
-        <w:ind w:left="1440" w:hanging="360"/>
-      </w:pPr>
-      <w:rPr>
-        <w:rFonts w:ascii="Symbol" w:hAnsi="Symbol" w:hint="default"/>
-        <w:sz w:val="20"/>
-      </w:rPr>
-    </w:lvl>
-    <w:lvl w:ilvl="2" w:tentative="1">
-      <w:start w:val="1"/>
-      <w:numFmt w:val="bullet"/>
-      <w:lvlText w:val=""/>
-      <w:lvlJc w:val="left"/>
-      <w:pPr>
-        <w:tabs>
-          <w:tab w:val="num" w:pos="2160"/>
-        </w:tabs>
-        <w:ind w:left="2160" w:hanging="360"/>
-      </w:pPr>
-      <w:rPr>
-        <w:rFonts w:ascii="Symbol" w:hAnsi="Symbol" w:hint="default"/>
-        <w:sz w:val="20"/>
-      </w:rPr>
-    </w:lvl>
-    <w:lvl w:ilvl="3" w:tentative="1">
-      <w:start w:val="1"/>
-      <w:numFmt w:val="bullet"/>
-      <w:lvlText w:val=""/>
-      <w:lvlJc w:val="left"/>
-      <w:pPr>
-        <w:tabs>
-          <w:tab w:val="num" w:pos="2880"/>
-        </w:tabs>
-        <w:ind w:left="2880" w:hanging="360"/>
-      </w:pPr>
-      <w:rPr>
-        <w:rFonts w:ascii="Symbol" w:hAnsi="Symbol" w:hint="default"/>
-        <w:sz w:val="20"/>
-      </w:rPr>
-    </w:lvl>
-    <w:lvl w:ilvl="4" w:tentative="1">
-      <w:start w:val="1"/>
-      <w:numFmt w:val="bullet"/>
-      <w:lvlText w:val=""/>
-      <w:lvlJc w:val="left"/>
-      <w:pPr>
-        <w:tabs>
-          <w:tab w:val="num" w:pos="3600"/>
-        </w:tabs>
-        <w:ind w:left="3600" w:hanging="360"/>
-      </w:pPr>
-      <w:rPr>
-        <w:rFonts w:ascii="Symbol" w:hAnsi="Symbol" w:hint="default"/>
-        <w:sz w:val="20"/>
-      </w:rPr>
-    </w:lvl>
-    <w:lvl w:ilvl="5" w:tentative="1">
-      <w:start w:val="1"/>
-      <w:numFmt w:val="bullet"/>
-      <w:lvlText w:val=""/>
-      <w:lvlJc w:val="left"/>
-      <w:pPr>
-        <w:tabs>
-          <w:tab w:val="num" w:pos="4320"/>
-        </w:tabs>
-        <w:ind w:left="4320" w:hanging="360"/>
-      </w:pPr>
-      <w:rPr>
-        <w:rFonts w:ascii="Symbol" w:hAnsi="Symbol" w:hint="default"/>
-        <w:sz w:val="20"/>
-      </w:rPr>
-    </w:lvl>
-    <w:lvl w:ilvl="6" w:tentative="1">
-      <w:start w:val="1"/>
-      <w:numFmt w:val="bullet"/>
-      <w:lvlText w:val=""/>
-      <w:lvlJc w:val="left"/>
-      <w:pPr>
-        <w:tabs>
-          <w:tab w:val="num" w:pos="5040"/>
-        </w:tabs>
-        <w:ind w:left="5040" w:hanging="360"/>
-      </w:pPr>
-      <w:rPr>
-        <w:rFonts w:ascii="Symbol" w:hAnsi="Symbol" w:hint="default"/>
-        <w:sz w:val="20"/>
-      </w:rPr>
-    </w:lvl>
-    <w:lvl w:ilvl="7" w:tentative="1">
-      <w:start w:val="1"/>
-      <w:numFmt w:val="bullet"/>
-      <w:lvlText w:val=""/>
-      <w:lvlJc w:val="left"/>
-      <w:pPr>
-        <w:tabs>
-          <w:tab w:val="num" w:pos="5760"/>
-        </w:tabs>
-        <w:ind w:left="5760" w:hanging="360"/>
-      </w:pPr>
-      <w:rPr>
-        <w:rFonts w:ascii="Symbol" w:hAnsi="Symbol" w:hint="default"/>
-        <w:sz w:val="20"/>
-      </w:rPr>
-    </w:lvl>
-    <w:lvl w:ilvl="8" w:tentative="1">
-      <w:start w:val="1"/>
-      <w:numFmt w:val="bullet"/>
-      <w:lvlText w:val=""/>
-      <w:lvlJc w:val="left"/>
-      <w:pPr>
-        <w:tabs>
-          <w:tab w:val="num" w:pos="6480"/>
-        </w:tabs>
-        <w:ind w:left="6480" w:hanging="360"/>
-      </w:pPr>
-      <w:rPr>
-        <w:rFonts w:ascii="Symbol" w:hAnsi="Symbol" w:hint="default"/>
-        <w:sz w:val="20"/>
-      </w:rPr>
-    </w:lvl>
-  </w:abstractNum>
-  <w:abstractNum w:abstractNumId="48" w15:restartNumberingAfterBreak="0">
-    <w:nsid w:val="70D15A92"/>
-    <w:multiLevelType w:val="hybridMultilevel"/>
-    <w:tmpl w:val="D8EEA084"/>
-    <w:lvl w:ilvl="0" w:tplc="08090001">
-      <w:start w:val="1"/>
-      <w:numFmt w:val="bullet"/>
-      <w:lvlText w:val=""/>
-      <w:lvlJc w:val="left"/>
-      <w:pPr>
-        <w:ind w:left="720" w:hanging="360"/>
-      </w:pPr>
-      <w:rPr>
-        <w:rFonts w:ascii="Symbol" w:hAnsi="Symbol" w:hint="default"/>
-      </w:rPr>
-    </w:lvl>
-    <w:lvl w:ilvl="1" w:tplc="08090003" w:tentative="1">
-      <w:start w:val="1"/>
-      <w:numFmt w:val="bullet"/>
-      <w:lvlText w:val="o"/>
-      <w:lvlJc w:val="left"/>
-      <w:pPr>
-        <w:ind w:left="1440" w:hanging="360"/>
-      </w:pPr>
-      <w:rPr>
-        <w:rFonts w:ascii="Courier New" w:hAnsi="Courier New" w:cs="Courier New" w:hint="default"/>
-      </w:rPr>
-    </w:lvl>
-    <w:lvl w:ilvl="2" w:tplc="08090005" w:tentative="1">
-      <w:start w:val="1"/>
-      <w:numFmt w:val="bullet"/>
-      <w:lvlText w:val=""/>
-      <w:lvlJc w:val="left"/>
-      <w:pPr>
-        <w:ind w:left="2160" w:hanging="360"/>
-      </w:pPr>
-      <w:rPr>
-        <w:rFonts w:ascii="Wingdings" w:hAnsi="Wingdings" w:hint="default"/>
-      </w:rPr>
-    </w:lvl>
-    <w:lvl w:ilvl="3" w:tplc="08090001" w:tentative="1">
-      <w:start w:val="1"/>
-      <w:numFmt w:val="bullet"/>
-      <w:lvlText w:val=""/>
-      <w:lvlJc w:val="left"/>
-      <w:pPr>
-        <w:ind w:left="2880" w:hanging="360"/>
-      </w:pPr>
-      <w:rPr>
-        <w:rFonts w:ascii="Symbol" w:hAnsi="Symbol" w:hint="default"/>
-      </w:rPr>
-    </w:lvl>
-    <w:lvl w:ilvl="4" w:tplc="08090003" w:tentative="1">
-      <w:start w:val="1"/>
-      <w:numFmt w:val="bullet"/>
-      <w:lvlText w:val="o"/>
-      <w:lvlJc w:val="left"/>
-      <w:pPr>
-        <w:ind w:left="3600" w:hanging="360"/>
-      </w:pPr>
-      <w:rPr>
-        <w:rFonts w:ascii="Courier New" w:hAnsi="Courier New" w:cs="Courier New" w:hint="default"/>
-      </w:rPr>
-    </w:lvl>
-    <w:lvl w:ilvl="5" w:tplc="08090005" w:tentative="1">
-      <w:start w:val="1"/>
-      <w:numFmt w:val="bullet"/>
-      <w:lvlText w:val=""/>
-      <w:lvlJc w:val="left"/>
-      <w:pPr>
-        <w:ind w:left="4320" w:hanging="360"/>
-      </w:pPr>
-      <w:rPr>
-        <w:rFonts w:ascii="Wingdings" w:hAnsi="Wingdings" w:hint="default"/>
-      </w:rPr>
-    </w:lvl>
-    <w:lvl w:ilvl="6" w:tplc="08090001" w:tentative="1">
-      <w:start w:val="1"/>
-      <w:numFmt w:val="bullet"/>
-      <w:lvlText w:val=""/>
-      <w:lvlJc w:val="left"/>
-      <w:pPr>
-        <w:ind w:left="5040" w:hanging="360"/>
-      </w:pPr>
-      <w:rPr>
-        <w:rFonts w:ascii="Symbol" w:hAnsi="Symbol" w:hint="default"/>
-      </w:rPr>
-    </w:lvl>
-    <w:lvl w:ilvl="7" w:tplc="08090003" w:tentative="1">
-      <w:start w:val="1"/>
-      <w:numFmt w:val="bullet"/>
-      <w:lvlText w:val="o"/>
-      <w:lvlJc w:val="left"/>
-      <w:pPr>
-        <w:ind w:left="5760" w:hanging="360"/>
-      </w:pPr>
-      <w:rPr>
-        <w:rFonts w:ascii="Courier New" w:hAnsi="Courier New" w:cs="Courier New" w:hint="default"/>
-      </w:rPr>
-    </w:lvl>
-    <w:lvl w:ilvl="8" w:tplc="08090005" w:tentative="1">
-      <w:start w:val="1"/>
-      <w:numFmt w:val="bullet"/>
-      <w:lvlText w:val=""/>
-      <w:lvlJc w:val="left"/>
-      <w:pPr>
-        <w:ind w:left="6480" w:hanging="360"/>
-      </w:pPr>
-      <w:rPr>
-        <w:rFonts w:ascii="Wingdings" w:hAnsi="Wingdings" w:hint="default"/>
-      </w:rPr>
-    </w:lvl>
-  </w:abstractNum>
-  <w:abstractNum w:abstractNumId="49" w15:restartNumberingAfterBreak="0">
-    <w:nsid w:val="7AAC5D0E"/>
-    <w:multiLevelType w:val="multilevel"/>
-    <w:tmpl w:val="3ECC853E"/>
-    <w:lvl w:ilvl="0">
-      <w:start w:val="1"/>
-      <w:numFmt w:val="bullet"/>
-      <w:lvlText w:val=""/>
-      <w:lvlJc w:val="left"/>
-      <w:pPr>
-        <w:tabs>
-          <w:tab w:val="num" w:pos="720"/>
-        </w:tabs>
-        <w:ind w:left="720" w:hanging="360"/>
-      </w:pPr>
-      <w:rPr>
-        <w:rFonts w:ascii="Symbol" w:hAnsi="Symbol" w:hint="default"/>
-        <w:sz w:val="20"/>
-      </w:rPr>
-    </w:lvl>
-    <w:lvl w:ilvl="1" w:tentative="1">
-      <w:start w:val="1"/>
-      <w:numFmt w:val="bullet"/>
-      <w:lvlText w:val=""/>
-      <w:lvlJc w:val="left"/>
-      <w:pPr>
-        <w:tabs>
-          <w:tab w:val="num" w:pos="1440"/>
-        </w:tabs>
-        <w:ind w:left="1440" w:hanging="360"/>
-      </w:pPr>
-      <w:rPr>
-        <w:rFonts w:ascii="Symbol" w:hAnsi="Symbol" w:hint="default"/>
-        <w:sz w:val="20"/>
-      </w:rPr>
-    </w:lvl>
-    <w:lvl w:ilvl="2" w:tentative="1">
-      <w:start w:val="1"/>
-      <w:numFmt w:val="bullet"/>
-      <w:lvlText w:val=""/>
-      <w:lvlJc w:val="left"/>
-      <w:pPr>
-        <w:tabs>
-          <w:tab w:val="num" w:pos="2160"/>
-        </w:tabs>
-        <w:ind w:left="2160" w:hanging="360"/>
-      </w:pPr>
-      <w:rPr>
-        <w:rFonts w:ascii="Symbol" w:hAnsi="Symbol" w:hint="default"/>
-        <w:sz w:val="20"/>
-      </w:rPr>
-    </w:lvl>
-    <w:lvl w:ilvl="3" w:tentative="1">
-      <w:start w:val="1"/>
-      <w:numFmt w:val="bullet"/>
-      <w:lvlText w:val=""/>
-      <w:lvlJc w:val="left"/>
-      <w:pPr>
-        <w:tabs>
-          <w:tab w:val="num" w:pos="2880"/>
-        </w:tabs>
-        <w:ind w:left="2880" w:hanging="360"/>
-      </w:pPr>
-      <w:rPr>
-        <w:rFonts w:ascii="Symbol" w:hAnsi="Symbol" w:hint="default"/>
-        <w:sz w:val="20"/>
-      </w:rPr>
-    </w:lvl>
-    <w:lvl w:ilvl="4" w:tentative="1">
-      <w:start w:val="1"/>
-      <w:numFmt w:val="bullet"/>
-      <w:lvlText w:val=""/>
-      <w:lvlJc w:val="left"/>
-      <w:pPr>
-        <w:tabs>
-          <w:tab w:val="num" w:pos="3600"/>
-        </w:tabs>
-        <w:ind w:left="3600" w:hanging="360"/>
-      </w:pPr>
-      <w:rPr>
-        <w:rFonts w:ascii="Symbol" w:hAnsi="Symbol" w:hint="default"/>
-        <w:sz w:val="20"/>
-      </w:rPr>
-    </w:lvl>
-    <w:lvl w:ilvl="5" w:tentative="1">
-      <w:start w:val="1"/>
-      <w:numFmt w:val="bullet"/>
-      <w:lvlText w:val=""/>
-      <w:lvlJc w:val="left"/>
-      <w:pPr>
-        <w:tabs>
-          <w:tab w:val="num" w:pos="4320"/>
-        </w:tabs>
-        <w:ind w:left="4320" w:hanging="360"/>
-      </w:pPr>
-      <w:rPr>
-        <w:rFonts w:ascii="Symbol" w:hAnsi="Symbol" w:hint="default"/>
-        <w:sz w:val="20"/>
-      </w:rPr>
-    </w:lvl>
-    <w:lvl w:ilvl="6" w:tentative="1">
-      <w:start w:val="1"/>
-      <w:numFmt w:val="bullet"/>
-      <w:lvlText w:val=""/>
-      <w:lvlJc w:val="left"/>
-      <w:pPr>
-        <w:tabs>
-          <w:tab w:val="num" w:pos="5040"/>
-        </w:tabs>
-        <w:ind w:left="5040" w:hanging="360"/>
-      </w:pPr>
-      <w:rPr>
-        <w:rFonts w:ascii="Symbol" w:hAnsi="Symbol" w:hint="default"/>
-        <w:sz w:val="20"/>
-      </w:rPr>
-    </w:lvl>
-    <w:lvl w:ilvl="7" w:tentative="1">
-      <w:start w:val="1"/>
-      <w:numFmt w:val="bullet"/>
-      <w:lvlText w:val=""/>
-      <w:lvlJc w:val="left"/>
-      <w:pPr>
-        <w:tabs>
-          <w:tab w:val="num" w:pos="5760"/>
-        </w:tabs>
-        <w:ind w:left="5760" w:hanging="360"/>
-      </w:pPr>
-      <w:rPr>
-        <w:rFonts w:ascii="Symbol" w:hAnsi="Symbol" w:hint="default"/>
-        <w:sz w:val="20"/>
-      </w:rPr>
-    </w:lvl>
-    <w:lvl w:ilvl="8" w:tentative="1">
-      <w:start w:val="1"/>
-      <w:numFmt w:val="bullet"/>
-      <w:lvlText w:val=""/>
-      <w:lvlJc w:val="left"/>
-      <w:pPr>
-        <w:tabs>
-          <w:tab w:val="num" w:pos="6480"/>
-        </w:tabs>
-        <w:ind w:left="6480" w:hanging="360"/>
-      </w:pPr>
-      <w:rPr>
-        <w:rFonts w:ascii="Symbol" w:hAnsi="Symbol" w:hint="default"/>
-        <w:sz w:val="20"/>
-      </w:rPr>
-    </w:lvl>
-  </w:abstractNum>
-  <w:num w:numId="1" w16cid:durableId="1372224778">
-    <w:abstractNumId w:val="32"/>
+  <w:num w:numId="1" w16cid:durableId="760874054">
+    <w:abstractNumId w:val="2"/>
   </w:num>
-  <w:num w:numId="2" w16cid:durableId="1802921687">
+  <w:num w:numId="2" w16cid:durableId="1970479368">
+    <w:abstractNumId w:val="3"/>
+  </w:num>
+  <w:num w:numId="3" w16cid:durableId="37434908">
     <w:abstractNumId w:val="1"/>
   </w:num>
-  <w:num w:numId="3" w16cid:durableId="760874054">
-    <w:abstractNumId w:val="10"/>
-  </w:num>
-  <w:num w:numId="4" w16cid:durableId="464785224">
-    <w:abstractNumId w:val="6"/>
-  </w:num>
-  <w:num w:numId="5" w16cid:durableId="568659057">
-    <w:abstractNumId w:val="39"/>
-  </w:num>
-  <w:num w:numId="6" w16cid:durableId="1729380257">
-    <w:abstractNumId w:val="7"/>
-  </w:num>
-  <w:num w:numId="7" w16cid:durableId="1445149084">
-    <w:abstractNumId w:val="38"/>
-  </w:num>
-  <w:num w:numId="8" w16cid:durableId="1573540082">
-    <w:abstractNumId w:val="2"/>
-  </w:num>
-  <w:num w:numId="9" w16cid:durableId="500048222">
-    <w:abstractNumId w:val="19"/>
-  </w:num>
-  <w:num w:numId="10" w16cid:durableId="1079139782">
-    <w:abstractNumId w:val="28"/>
-  </w:num>
-  <w:num w:numId="11" w16cid:durableId="153686783">
+  <w:num w:numId="4" w16cid:durableId="918055279">
     <w:abstractNumId w:val="0"/>
   </w:num>
-  <w:num w:numId="12" w16cid:durableId="71240149">
-    <w:abstractNumId w:val="48"/>
-  </w:num>
-  <w:num w:numId="13" w16cid:durableId="1367367070">
-    <w:abstractNumId w:val="42"/>
-  </w:num>
-  <w:num w:numId="14" w16cid:durableId="509948956">
-    <w:abstractNumId w:val="16"/>
-  </w:num>
-  <w:num w:numId="15" w16cid:durableId="1139806009">
-    <w:abstractNumId w:val="18"/>
-  </w:num>
-  <w:num w:numId="16" w16cid:durableId="799808763">
-    <w:abstractNumId w:val="26"/>
-  </w:num>
-  <w:num w:numId="17" w16cid:durableId="1640306976">
-    <w:abstractNumId w:val="4"/>
-  </w:num>
-  <w:num w:numId="18" w16cid:durableId="1155489276">
-    <w:abstractNumId w:val="34"/>
-  </w:num>
-  <w:num w:numId="19" w16cid:durableId="1928343103">
-    <w:abstractNumId w:val="31"/>
-  </w:num>
-  <w:num w:numId="20" w16cid:durableId="1253784720">
-    <w:abstractNumId w:val="37"/>
-  </w:num>
-  <w:num w:numId="21" w16cid:durableId="918516739">
-    <w:abstractNumId w:val="29"/>
-  </w:num>
-  <w:num w:numId="22" w16cid:durableId="1340813744">
-    <w:abstractNumId w:val="33"/>
-  </w:num>
-  <w:num w:numId="23" w16cid:durableId="977219865">
-    <w:abstractNumId w:val="20"/>
-  </w:num>
-  <w:num w:numId="24" w16cid:durableId="1069303527">
-    <w:abstractNumId w:val="47"/>
-  </w:num>
-  <w:num w:numId="25" w16cid:durableId="1402217717">
-    <w:abstractNumId w:val="14"/>
-  </w:num>
-  <w:num w:numId="26" w16cid:durableId="1191800060">
-    <w:abstractNumId w:val="44"/>
-  </w:num>
-  <w:num w:numId="27" w16cid:durableId="287393151">
-    <w:abstractNumId w:val="17"/>
-  </w:num>
-  <w:num w:numId="28" w16cid:durableId="1382483979">
-    <w:abstractNumId w:val="35"/>
-  </w:num>
-  <w:num w:numId="29" w16cid:durableId="223293916">
-    <w:abstractNumId w:val="12"/>
-  </w:num>
-  <w:num w:numId="30" w16cid:durableId="1251427300">
-    <w:abstractNumId w:val="5"/>
-  </w:num>
-  <w:num w:numId="31" w16cid:durableId="398752634">
-    <w:abstractNumId w:val="46"/>
-  </w:num>
-  <w:num w:numId="32" w16cid:durableId="151988380">
-    <w:abstractNumId w:val="8"/>
-  </w:num>
-  <w:num w:numId="33" w16cid:durableId="524753375">
-    <w:abstractNumId w:val="49"/>
-  </w:num>
-  <w:num w:numId="34" w16cid:durableId="1208177216">
-    <w:abstractNumId w:val="25"/>
-  </w:num>
-  <w:num w:numId="35" w16cid:durableId="1747724924">
-    <w:abstractNumId w:val="3"/>
-  </w:num>
-  <w:num w:numId="36" w16cid:durableId="1857423074">
-    <w:abstractNumId w:val="45"/>
-  </w:num>
-  <w:num w:numId="37" w16cid:durableId="1497260397">
-    <w:abstractNumId w:val="11"/>
-  </w:num>
-  <w:num w:numId="38" w16cid:durableId="1444422264">
-    <w:abstractNumId w:val="40"/>
-  </w:num>
-  <w:num w:numId="39" w16cid:durableId="162474813">
-    <w:abstractNumId w:val="24"/>
-  </w:num>
-  <w:num w:numId="40" w16cid:durableId="891892072">
-    <w:abstractNumId w:val="30"/>
-  </w:num>
-  <w:num w:numId="41" w16cid:durableId="562451868">
-    <w:abstractNumId w:val="22"/>
-  </w:num>
-  <w:num w:numId="42" w16cid:durableId="545146566">
-    <w:abstractNumId w:val="13"/>
-  </w:num>
-  <w:num w:numId="43" w16cid:durableId="1781298272">
-    <w:abstractNumId w:val="15"/>
-  </w:num>
-  <w:num w:numId="44" w16cid:durableId="1737049374">
-    <w:abstractNumId w:val="27"/>
-  </w:num>
-  <w:num w:numId="45" w16cid:durableId="1618099909">
-    <w:abstractNumId w:val="41"/>
-  </w:num>
-  <w:num w:numId="46" w16cid:durableId="40130637">
-    <w:abstractNumId w:val="23"/>
-  </w:num>
-  <w:num w:numId="47" w16cid:durableId="837188568">
-    <w:abstractNumId w:val="21"/>
-  </w:num>
-  <w:num w:numId="48" w16cid:durableId="2003700825">
-    <w:abstractNumId w:val="36"/>
-  </w:num>
-  <w:num w:numId="49" w16cid:durableId="1970479368">
-    <w:abstractNumId w:val="43"/>
-  </w:num>
-  <w:num w:numId="50" w16cid:durableId="37434908">
-    <w:abstractNumId w:val="9"/>
-  </w:num>
-  <w:numIdMacAtCleanup w:val="16"/>
+  <w:numIdMacAtCleanup w:val="4"/>
 </w:numbering>
 </file>
 
@@ -17883,7 +12240,6 @@
   <w:style w:type="character" w:default="1" w:styleId="DefaultParagraphFont">
     <w:name w:val="Default Paragraph Font"/>
     <w:uiPriority w:val="1"/>
-    <w:semiHidden/>
     <w:unhideWhenUsed/>
   </w:style>
   <w:style w:type="table" w:default="1" w:styleId="TableNormal">
@@ -18797,6 +13153,10 @@
 </file>
 
 <file path=customXml/item1.xml><?xml version="1.0" encoding="utf-8"?>
+<b:Sources xmlns:b="http://schemas.openxmlformats.org/officeDocument/2006/bibliography" xmlns="http://schemas.openxmlformats.org/officeDocument/2006/bibliography" SelectedStyle="\APASixthEditionOfficeOnline.xsl" StyleName="APA" Version="6"/>
+</file>
+
+<file path=customXml/item2.xml><?xml version="1.0" encoding="utf-8"?>
 <?mso-contentType ?>
 <FormTemplates xmlns="http://schemas.microsoft.com/sharepoint/v3/contenttype/forms">
   <Display>DocumentLibraryForm</Display>
@@ -18805,11 +13165,47 @@
 </FormTemplates>
 </file>
 
-<file path=customXml/item2.xml><?xml version="1.0" encoding="utf-8"?>
-<b:Sources xmlns:b="http://schemas.openxmlformats.org/officeDocument/2006/bibliography" xmlns="http://schemas.openxmlformats.org/officeDocument/2006/bibliography" SelectedStyle="\APASixthEditionOfficeOnline.xsl" StyleName="APA" Version="6"/>
+<file path=customXml/item3.xml><?xml version="1.0" encoding="utf-8"?>
+<p:properties xmlns:p="http://schemas.microsoft.com/office/2006/metadata/properties" xmlns:xsi="http://www.w3.org/2001/XMLSchema-instance" xmlns:pc="http://schemas.microsoft.com/office/infopath/2007/PartnerControls">
+  <documentManagement>
+    <_ip_UnifiedCompliancePolicyUIAction xmlns="http://schemas.microsoft.com/sharepoint/v3" xsi:nil="true"/>
+    <_ip_UnifiedCompliancePolicyProperties xmlns="http://schemas.microsoft.com/sharepoint/v3" xsi:nil="true"/>
+    <lcf76f155ced4ddcb4097134ff3c332f xmlns="bc555557-3e8b-4e67-83dc-4a843c87bf48">
+      <Terms xmlns="http://schemas.microsoft.com/office/infopath/2007/PartnerControls"/>
+    </lcf76f155ced4ddcb4097134ff3c332f>
+    <TaxCatchAll xmlns="13e5e634-19bb-4da3-8eb1-d732f895062a" xsi:nil="true"/>
+    <SharedWithUsers xmlns="13e5e634-19bb-4da3-8eb1-d732f895062a">
+      <UserInfo>
+        <DisplayName>James Dell</DisplayName>
+        <AccountId>10</AccountId>
+        <AccountType/>
+      </UserInfo>
+      <UserInfo>
+        <DisplayName>Luke Finch</DisplayName>
+        <AccountId>44</AccountId>
+        <AccountType/>
+      </UserInfo>
+      <UserInfo>
+        <DisplayName>Sam Wray</DisplayName>
+        <AccountId>39</AccountId>
+        <AccountType/>
+      </UserInfo>
+      <UserInfo>
+        <DisplayName>Nick Johns</DisplayName>
+        <AccountId>18</AccountId>
+        <AccountType/>
+      </UserInfo>
+      <UserInfo>
+        <DisplayName>Justin Towle</DisplayName>
+        <AccountId>70</AccountId>
+        <AccountType/>
+      </UserInfo>
+    </SharedWithUsers>
+  </documentManagement>
+</p:properties>
 </file>
 
-<file path=customXml/item3.xml><?xml version="1.0" encoding="utf-8"?>
+<file path=customXml/item4.xml><?xml version="1.0" encoding="utf-8"?>
 <ct:contentTypeSchema xmlns:ct="http://schemas.microsoft.com/office/2006/metadata/contentType" xmlns:ma="http://schemas.microsoft.com/office/2006/metadata/properties/metaAttributes" ct:_="" ma:_="" ma:contentTypeName="Document" ma:contentTypeID="0x01010035785702D987474A98E5EB52BEDD3AA6" ma:contentTypeVersion="19" ma:contentTypeDescription="Create a new document." ma:contentTypeScope="" ma:versionID="7475e8a14b23e3b44613142ca3702c71">
   <xsd:schema xmlns:xsd="http://www.w3.org/2001/XMLSchema" xmlns:xs="http://www.w3.org/2001/XMLSchema" xmlns:p="http://schemas.microsoft.com/office/2006/metadata/properties" xmlns:ns1="http://schemas.microsoft.com/sharepoint/v3" xmlns:ns2="bc555557-3e8b-4e67-83dc-4a843c87bf48" xmlns:ns3="13e5e634-19bb-4da3-8eb1-d732f895062a" targetNamespace="http://schemas.microsoft.com/office/2006/metadata/properties" ma:root="true" ma:fieldsID="a0e591cb8f16aef1e2d445ad70521c76" ns1:_="" ns2:_="" ns3:_="">
     <xsd:import namespace="http://schemas.microsoft.com/sharepoint/v3"/>
@@ -19067,47 +13463,15 @@
 </ct:contentTypeSchema>
 </file>
 
-<file path=customXml/item4.xml><?xml version="1.0" encoding="utf-8"?>
-<p:properties xmlns:p="http://schemas.microsoft.com/office/2006/metadata/properties" xmlns:xsi="http://www.w3.org/2001/XMLSchema-instance" xmlns:pc="http://schemas.microsoft.com/office/infopath/2007/PartnerControls">
-  <documentManagement>
-    <_ip_UnifiedCompliancePolicyUIAction xmlns="http://schemas.microsoft.com/sharepoint/v3" xsi:nil="true"/>
-    <_ip_UnifiedCompliancePolicyProperties xmlns="http://schemas.microsoft.com/sharepoint/v3" xsi:nil="true"/>
-    <lcf76f155ced4ddcb4097134ff3c332f xmlns="bc555557-3e8b-4e67-83dc-4a843c87bf48">
-      <Terms xmlns="http://schemas.microsoft.com/office/infopath/2007/PartnerControls"/>
-    </lcf76f155ced4ddcb4097134ff3c332f>
-    <TaxCatchAll xmlns="13e5e634-19bb-4da3-8eb1-d732f895062a" xsi:nil="true"/>
-    <SharedWithUsers xmlns="13e5e634-19bb-4da3-8eb1-d732f895062a">
-      <UserInfo>
-        <DisplayName>James Dell</DisplayName>
-        <AccountId>10</AccountId>
-        <AccountType/>
-      </UserInfo>
-      <UserInfo>
-        <DisplayName>Luke Finch</DisplayName>
-        <AccountId>44</AccountId>
-        <AccountType/>
-      </UserInfo>
-      <UserInfo>
-        <DisplayName>Sam Wray</DisplayName>
-        <AccountId>39</AccountId>
-        <AccountType/>
-      </UserInfo>
-      <UserInfo>
-        <DisplayName>Nick Johns</DisplayName>
-        <AccountId>18</AccountId>
-        <AccountType/>
-      </UserInfo>
-      <UserInfo>
-        <DisplayName>Justin Towle</DisplayName>
-        <AccountId>70</AccountId>
-        <AccountType/>
-      </UserInfo>
-    </SharedWithUsers>
-  </documentManagement>
-</p:properties>
+<file path=customXml/itemProps1.xml><?xml version="1.0" encoding="utf-8"?>
+<ds:datastoreItem xmlns:ds="http://schemas.openxmlformats.org/officeDocument/2006/customXml" ds:itemID="{41B34B53-803B-4600-951E-8C7B6ABDE6A5}">
+  <ds:schemaRefs>
+    <ds:schemaRef ds:uri="http://schemas.openxmlformats.org/officeDocument/2006/bibliography"/>
+  </ds:schemaRefs>
+</ds:datastoreItem>
 </file>
 
-<file path=customXml/itemProps1.xml><?xml version="1.0" encoding="utf-8"?>
+<file path=customXml/itemProps2.xml><?xml version="1.0" encoding="utf-8"?>
 <ds:datastoreItem xmlns:ds="http://schemas.openxmlformats.org/officeDocument/2006/customXml" ds:itemID="{02C30E68-946A-4504-B925-FF5230B8A4C3}">
   <ds:schemaRefs>
     <ds:schemaRef ds:uri="http://schemas.microsoft.com/sharepoint/v3/contenttype/forms"/>
@@ -19115,15 +13479,19 @@
 </ds:datastoreItem>
 </file>
 
-<file path=customXml/itemProps2.xml><?xml version="1.0" encoding="utf-8"?>
-<ds:datastoreItem xmlns:ds="http://schemas.openxmlformats.org/officeDocument/2006/customXml" ds:itemID="{41B34B53-803B-4600-951E-8C7B6ABDE6A5}">
+<file path=customXml/itemProps3.xml><?xml version="1.0" encoding="utf-8"?>
+<ds:datastoreItem xmlns:ds="http://schemas.openxmlformats.org/officeDocument/2006/customXml" ds:itemID="{EDF12601-A8A7-4B7A-9481-1111248E774A}">
   <ds:schemaRefs>
-    <ds:schemaRef ds:uri="http://schemas.openxmlformats.org/officeDocument/2006/bibliography"/>
+    <ds:schemaRef ds:uri="http://schemas.microsoft.com/office/2006/metadata/properties"/>
+    <ds:schemaRef ds:uri="http://schemas.microsoft.com/office/infopath/2007/PartnerControls"/>
+    <ds:schemaRef ds:uri="http://schemas.microsoft.com/sharepoint/v3"/>
+    <ds:schemaRef ds:uri="bc555557-3e8b-4e67-83dc-4a843c87bf48"/>
+    <ds:schemaRef ds:uri="13e5e634-19bb-4da3-8eb1-d732f895062a"/>
   </ds:schemaRefs>
 </ds:datastoreItem>
 </file>
 
-<file path=customXml/itemProps3.xml><?xml version="1.0" encoding="utf-8"?>
+<file path=customXml/itemProps4.xml><?xml version="1.0" encoding="utf-8"?>
 <ds:datastoreItem xmlns:ds="http://schemas.openxmlformats.org/officeDocument/2006/customXml" ds:itemID="{7F9D1B01-7FEE-4553-9877-3B31209422E5}">
   <ds:schemaRefs>
     <ds:schemaRef ds:uri="http://schemas.microsoft.com/office/2006/metadata/contentType"/>
@@ -19141,16 +13509,4 @@
     <ds:schemaRef ds:uri="http://schemas.microsoft.com/internal/obd"/>
   </ds:schemaRefs>
 </ds:datastoreItem>
-</file>
-
-<file path=customXml/itemProps4.xml><?xml version="1.0" encoding="utf-8"?>
-<ds:datastoreItem xmlns:ds="http://schemas.openxmlformats.org/officeDocument/2006/customXml" ds:itemID="{EDF12601-A8A7-4B7A-9481-1111248E774A}">
-  <ds:schemaRefs>
-    <ds:schemaRef ds:uri="http://schemas.microsoft.com/office/2006/metadata/properties"/>
-    <ds:schemaRef ds:uri="http://schemas.microsoft.com/office/infopath/2007/PartnerControls"/>
-    <ds:schemaRef ds:uri="http://schemas.microsoft.com/sharepoint/v3"/>
-    <ds:schemaRef ds:uri="bc555557-3e8b-4e67-83dc-4a843c87bf48"/>
-    <ds:schemaRef ds:uri="13e5e634-19bb-4da3-8eb1-d732f895062a"/>
-  </ds:schemaRefs>
-</ds:datastoreItem>
 </file>
--- a/planet_it_vciso_template.docx
+++ b/planet_it_vciso_template.docx
@@ -1428,7 +1428,7 @@
         </w:trPr>
         <w:tc>
           <w:tcPr>
-            <w:tcW w:w="1842" w:type="pct"/>
+            <w:tcW w:w="1823" w:type="pct"/>
             <w:tcBorders>
               <w:top w:val="single" w:sz="8" w:space="0" w:color="44546A"/>
               <w:left w:val="single" w:sz="8" w:space="0" w:color="44546A"/>
@@ -1466,7 +1466,7 @@
         </w:tc>
         <w:tc>
           <w:tcPr>
-            <w:tcW w:w="3158" w:type="pct"/>
+            <w:tcW w:w="3125" w:type="pct"/>
             <w:tcBorders>
               <w:top w:val="single" w:sz="8" w:space="0" w:color="44546A"/>
               <w:left w:val="nil"/>
@@ -1778,6 +1778,67 @@
           <w:p>
             <w:r>
               <w:t>{{ cloud_env }}</w:t>
+            </w:r>
+          </w:p>
+        </w:tc>
+      </w:tr>
+      <w:tr>
+        <w:trPr>
+          <w:tblCellSpacing w:w="15" w:type="dxa"/>
+        </w:trPr>
+        <w:tc>
+          <w:tcPr>
+            <w:tcW w:w="0" w:type="auto"/>
+            <w:tcBorders>
+              <w:top w:val="nil"/>
+              <w:left w:val="single" w:sz="8" w:space="0" w:color="44546A"/>
+              <w:bottom w:val="single" w:sz="8" w:space="0" w:color="44546A"/>
+              <w:right w:val="single" w:sz="8" w:space="0" w:color="44546A"/>
+            </w:tcBorders>
+            <w:tcMar>
+              <w:top w:w="50" w:type="dxa"/>
+              <w:left w:w="50" w:type="dxa"/>
+              <w:bottom w:w="50" w:type="dxa"/>
+              <w:right w:w="50" w:type="dxa"/>
+            </w:tcMar>
+            <w:vAlign w:val="center"/>
+          </w:tcPr>
+          <w:p>
+            <w:pPr>
+              <w:rPr>
+                <w:b/>
+                <w:bCs/>
+              </w:rPr>
+            </w:pPr>
+            <w:r>
+              <w:rPr>
+                <w:b/>
+                <w:bCs/>
+              </w:rPr>
+              <w:t>Microsoft Licensing</w:t>
+            </w:r>
+          </w:p>
+        </w:tc>
+        <w:tc>
+          <w:tcPr>
+            <w:tcW w:w="0" w:type="auto"/>
+            <w:tcBorders>
+              <w:top w:val="nil"/>
+              <w:left w:val="nil"/>
+              <w:bottom w:val="single" w:sz="8" w:space="0" w:color="44546A"/>
+              <w:right w:val="single" w:sz="8" w:space="0" w:color="44546A"/>
+            </w:tcBorders>
+            <w:tcMar>
+              <w:top w:w="50" w:type="dxa"/>
+              <w:left w:w="50" w:type="dxa"/>
+              <w:bottom w:w="50" w:type="dxa"/>
+              <w:right w:w="50" w:type="dxa"/>
+            </w:tcMar>
+            <w:vAlign w:val="center"/>
+          </w:tcPr>
+          <w:p>
+            <w:r>
+              <w:t>{{ m365_license }}</w:t>
             </w:r>
           </w:p>
         </w:tc>
@@ -1995,7 +2056,7 @@
         </w:trPr>
         <w:tc>
           <w:tcPr>
-            <w:tcW w:w="1842" w:type="pct"/>
+            <w:tcW w:w="1823" w:type="pct"/>
             <w:tcBorders>
               <w:top w:val="single" w:sz="8" w:space="0" w:color="44546A"/>
               <w:left w:val="single" w:sz="8" w:space="0" w:color="44546A"/>
@@ -2033,7 +2094,7 @@
         </w:tc>
         <w:tc>
           <w:tcPr>
-            <w:tcW w:w="3158" w:type="pct"/>
+            <w:tcW w:w="3125" w:type="pct"/>
             <w:tcBorders>
               <w:top w:val="single" w:sz="8" w:space="0" w:color="44546A"/>
               <w:left w:val="nil"/>
@@ -2198,6 +2259,67 @@
               <w:right w:w="50" w:type="dxa"/>
             </w:tcMar>
             <w:vAlign w:val="center"/>
+          </w:tcPr>
+          <w:p>
+            <w:pPr>
+              <w:rPr>
+                <w:b/>
+                <w:bCs/>
+              </w:rPr>
+            </w:pPr>
+            <w:r>
+              <w:rPr>
+                <w:b/>
+                <w:bCs/>
+              </w:rPr>
+              <w:t>Endpoint Technology</w:t>
+            </w:r>
+          </w:p>
+        </w:tc>
+        <w:tc>
+          <w:tcPr>
+            <w:tcW w:w="0" w:type="auto"/>
+            <w:tcBorders>
+              <w:top w:val="nil"/>
+              <w:left w:val="nil"/>
+              <w:bottom w:val="single" w:sz="8" w:space="0" w:color="44546A"/>
+              <w:right w:val="single" w:sz="8" w:space="0" w:color="44546A"/>
+            </w:tcBorders>
+            <w:tcMar>
+              <w:top w:w="50" w:type="dxa"/>
+              <w:left w:w="50" w:type="dxa"/>
+              <w:bottom w:w="50" w:type="dxa"/>
+              <w:right w:w="50" w:type="dxa"/>
+            </w:tcMar>
+            <w:vAlign w:val="center"/>
+          </w:tcPr>
+          <w:p>
+            <w:r>
+              <w:t>{{ endpoint_posture }}</w:t>
+            </w:r>
+          </w:p>
+        </w:tc>
+      </w:tr>
+      <w:tr>
+        <w:trPr>
+          <w:tblCellSpacing w:w="15" w:type="dxa"/>
+        </w:trPr>
+        <w:tc>
+          <w:tcPr>
+            <w:tcW w:w="0" w:type="auto"/>
+            <w:tcBorders>
+              <w:top w:val="nil"/>
+              <w:left w:val="single" w:sz="8" w:space="0" w:color="44546A"/>
+              <w:bottom w:val="single" w:sz="8" w:space="0" w:color="44546A"/>
+              <w:right w:val="single" w:sz="8" w:space="0" w:color="44546A"/>
+            </w:tcBorders>
+            <w:tcMar>
+              <w:top w:w="50" w:type="dxa"/>
+              <w:left w:w="50" w:type="dxa"/>
+              <w:bottom w:w="50" w:type="dxa"/>
+              <w:right w:w="50" w:type="dxa"/>
+            </w:tcMar>
+            <w:vAlign w:val="center"/>
             <w:hideMark/>
           </w:tcPr>
           <w:p>
@@ -2580,6 +2702,555 @@
     </w:tbl>
     <w:p/>
     <w:p/>
+    <w:tbl>
+      <w:tblPr>
+        <w:tblW w:w="4750" w:type="pct"/>
+        <w:tblCellSpacing w:w="15" w:type="dxa"/>
+        <w:tblInd w:w="50" w:type="dxa"/>
+        <w:tblCellMar>
+          <w:top w:w="15" w:type="dxa"/>
+          <w:left w:w="15" w:type="dxa"/>
+          <w:bottom w:w="15" w:type="dxa"/>
+          <w:right w:w="15" w:type="dxa"/>
+        </w:tblCellMar>
+        <w:tblLook w:val="04A0" w:firstRow="1" w:lastRow="0" w:firstColumn="1" w:lastColumn="0" w:noHBand="0" w:noVBand="1"/>
+      </w:tblPr>
+      <w:tblGrid>
+        <w:gridCol w:w="3162"/>
+        <w:gridCol w:w="5388"/>
+      </w:tblGrid>
+      <w:tr>
+        <w:trPr>
+          <w:tblCellSpacing w:w="15" w:type="dxa"/>
+        </w:trPr>
+        <w:tc>
+          <w:tcPr>
+            <w:tcW w:w="1823" w:type="pct"/>
+            <w:tcBorders>
+              <w:top w:val="single" w:sz="8" w:space="0" w:color="44546A"/>
+              <w:left w:val="single" w:sz="8" w:space="0" w:color="44546A"/>
+              <w:bottom w:val="single" w:sz="8" w:space="0" w:color="44546A"/>
+              <w:right w:val="single" w:sz="8" w:space="0" w:color="FFFFFF"/>
+            </w:tcBorders>
+            <w:shd w:val="clear" w:color="auto" w:fill="03546E"/>
+            <w:tcMar>
+              <w:top w:w="0" w:type="dxa"/>
+              <w:left w:w="50" w:type="dxa"/>
+              <w:bottom w:w="0" w:type="dxa"/>
+              <w:right w:w="50" w:type="dxa"/>
+            </w:tcMar>
+            <w:vAlign w:val="center"/>
+            <w:hideMark/>
+          </w:tcPr>
+          <w:p>
+            <w:pPr>
+              <w:rPr>
+                <w:szCs w:val="20"/>
+                <w:lang w:eastAsia="en-GB"/>
+              </w:rPr>
+            </w:pPr>
+            <w:r>
+              <w:rPr>
+                <w:b/>
+                <w:bCs/>
+                <w:color w:val="FFFFFF"/>
+                <w:sz w:val="22"/>
+                <w:szCs w:val="22"/>
+              </w:rPr>
+              <w:t>Risk, Compliance and Posture</w:t>
+            </w:r>
+          </w:p>
+        </w:tc>
+        <w:tc>
+          <w:tcPr>
+            <w:tcW w:w="3125" w:type="pct"/>
+            <w:tcBorders>
+              <w:top w:val="single" w:sz="8" w:space="0" w:color="44546A"/>
+              <w:left w:val="nil"/>
+              <w:bottom w:val="single" w:sz="8" w:space="0" w:color="44546A"/>
+              <w:right w:val="single" w:sz="8" w:space="0" w:color="44546A"/>
+            </w:tcBorders>
+            <w:shd w:val="clear" w:color="auto" w:fill="03546E"/>
+            <w:tcMar>
+              <w:top w:w="0" w:type="dxa"/>
+              <w:left w:w="50" w:type="dxa"/>
+              <w:bottom w:w="0" w:type="dxa"/>
+              <w:right w:w="50" w:type="dxa"/>
+            </w:tcMar>
+            <w:vAlign w:val="center"/>
+            <w:hideMark/>
+          </w:tcPr>
+          <w:p>
+            <w:r>
+              <w:rPr>
+                <w:b/>
+                <w:bCs/>
+                <w:color w:val="FFFFFF"/>
+                <w:sz w:val="22"/>
+                <w:szCs w:val="22"/>
+              </w:rPr>
+              <w:t>Details</w:t>
+            </w:r>
+          </w:p>
+        </w:tc>
+      </w:tr>
+      <w:tr>
+        <w:trPr>
+          <w:tblCellSpacing w:w="15" w:type="dxa"/>
+        </w:trPr>
+        <w:tc>
+          <w:tcPr>
+            <w:tcW w:w="0" w:type="auto"/>
+            <w:tcBorders>
+              <w:top w:val="nil"/>
+              <w:left w:val="single" w:sz="8" w:space="0" w:color="44546A"/>
+              <w:bottom w:val="single" w:sz="8" w:space="0" w:color="44546A"/>
+              <w:right w:val="single" w:sz="8" w:space="0" w:color="44546A"/>
+            </w:tcBorders>
+            <w:tcMar>
+              <w:top w:w="50" w:type="dxa"/>
+              <w:left w:w="50" w:type="dxa"/>
+              <w:bottom w:w="50" w:type="dxa"/>
+              <w:right w:w="50" w:type="dxa"/>
+            </w:tcMar>
+            <w:vAlign w:val="center"/>
+            <w:hideMark/>
+          </w:tcPr>
+          <w:p>
+            <w:r>
+              <w:rPr>
+                <w:b/>
+                <w:bCs/>
+              </w:rPr>
+              <w:t>Backups Structure</w:t>
+            </w:r>
+          </w:p>
+        </w:tc>
+        <w:tc>
+          <w:tcPr>
+            <w:tcW w:w="0" w:type="auto"/>
+            <w:tcBorders>
+              <w:top w:val="nil"/>
+              <w:left w:val="nil"/>
+              <w:bottom w:val="single" w:sz="8" w:space="0" w:color="44546A"/>
+              <w:right w:val="single" w:sz="8" w:space="0" w:color="44546A"/>
+            </w:tcBorders>
+            <w:tcMar>
+              <w:top w:w="50" w:type="dxa"/>
+              <w:left w:w="50" w:type="dxa"/>
+              <w:bottom w:w="50" w:type="dxa"/>
+              <w:right w:w="50" w:type="dxa"/>
+            </w:tcMar>
+            <w:vAlign w:val="center"/>
+            <w:hideMark/>
+          </w:tcPr>
+          <w:p>
+            <w:r>
+              <w:t>{{ backups }}</w:t>
+            </w:r>
+          </w:p>
+        </w:tc>
+      </w:tr>
+      <w:tr>
+        <w:trPr>
+          <w:tblCellSpacing w:w="15" w:type="dxa"/>
+        </w:trPr>
+        <w:tc>
+          <w:tcPr>
+            <w:tcW w:w="0" w:type="auto"/>
+            <w:tcBorders>
+              <w:top w:val="nil"/>
+              <w:left w:val="single" w:sz="8" w:space="0" w:color="44546A"/>
+              <w:bottom w:val="single" w:sz="8" w:space="0" w:color="44546A"/>
+              <w:right w:val="single" w:sz="8" w:space="0" w:color="44546A"/>
+            </w:tcBorders>
+            <w:tcMar>
+              <w:top w:w="50" w:type="dxa"/>
+              <w:left w:w="50" w:type="dxa"/>
+              <w:bottom w:w="50" w:type="dxa"/>
+              <w:right w:w="50" w:type="dxa"/>
+            </w:tcMar>
+            <w:vAlign w:val="center"/>
+            <w:hideMark/>
+          </w:tcPr>
+          <w:p>
+            <w:r>
+              <w:rPr>
+                <w:b/>
+                <w:bCs/>
+              </w:rPr>
+              <w:t>SaaS Backups</w:t>
+            </w:r>
+          </w:p>
+        </w:tc>
+        <w:tc>
+          <w:tcPr>
+            <w:tcW w:w="0" w:type="auto"/>
+            <w:tcBorders>
+              <w:top w:val="nil"/>
+              <w:left w:val="nil"/>
+              <w:bottom w:val="single" w:sz="8" w:space="0" w:color="44546A"/>
+              <w:right w:val="single" w:sz="8" w:space="0" w:color="44546A"/>
+            </w:tcBorders>
+            <w:tcMar>
+              <w:top w:w="50" w:type="dxa"/>
+              <w:left w:w="50" w:type="dxa"/>
+              <w:bottom w:w="50" w:type="dxa"/>
+              <w:right w:w="50" w:type="dxa"/>
+            </w:tcMar>
+            <w:vAlign w:val="center"/>
+            <w:hideMark/>
+          </w:tcPr>
+          <w:p>
+            <w:r>
+              <w:t>{{ saas_backup }}</w:t>
+            </w:r>
+          </w:p>
+        </w:tc>
+      </w:tr>
+      <w:tr>
+        <w:trPr>
+          <w:tblCellSpacing w:w="15" w:type="dxa"/>
+        </w:trPr>
+        <w:tc>
+          <w:tcPr>
+            <w:tcW w:w="0" w:type="auto"/>
+            <w:tcBorders>
+              <w:top w:val="nil"/>
+              <w:left w:val="single" w:sz="8" w:space="0" w:color="44546A"/>
+              <w:bottom w:val="single" w:sz="8" w:space="0" w:color="44546A"/>
+              <w:right w:val="single" w:sz="8" w:space="0" w:color="44546A"/>
+            </w:tcBorders>
+            <w:tcMar>
+              <w:top w:w="50" w:type="dxa"/>
+              <w:left w:w="50" w:type="dxa"/>
+              <w:bottom w:w="50" w:type="dxa"/>
+              <w:right w:w="50" w:type="dxa"/>
+            </w:tcMar>
+            <w:vAlign w:val="center"/>
+            <w:hideMark/>
+          </w:tcPr>
+          <w:p>
+            <w:r>
+              <w:rPr>
+                <w:b/>
+                <w:bCs/>
+              </w:rPr>
+              <w:t>Remote Access Strategy</w:t>
+            </w:r>
+          </w:p>
+        </w:tc>
+        <w:tc>
+          <w:tcPr>
+            <w:tcW w:w="0" w:type="auto"/>
+            <w:tcBorders>
+              <w:top w:val="nil"/>
+              <w:left w:val="nil"/>
+              <w:bottom w:val="single" w:sz="8" w:space="0" w:color="44546A"/>
+              <w:right w:val="single" w:sz="8" w:space="0" w:color="44546A"/>
+            </w:tcBorders>
+            <w:tcMar>
+              <w:top w:w="50" w:type="dxa"/>
+              <w:left w:w="50" w:type="dxa"/>
+              <w:bottom w:w="50" w:type="dxa"/>
+              <w:right w:w="50" w:type="dxa"/>
+            </w:tcMar>
+            <w:vAlign w:val="center"/>
+            <w:hideMark/>
+          </w:tcPr>
+          <w:p>
+            <w:r>
+              <w:t>{{ remote_access }}</w:t>
+            </w:r>
+          </w:p>
+        </w:tc>
+      </w:tr>
+      <w:tr>
+        <w:trPr>
+          <w:tblCellSpacing w:w="15" w:type="dxa"/>
+        </w:trPr>
+        <w:tc>
+          <w:tcPr>
+            <w:tcW w:w="0" w:type="auto"/>
+            <w:tcBorders>
+              <w:top w:val="nil"/>
+              <w:left w:val="single" w:sz="8" w:space="0" w:color="44546A"/>
+              <w:bottom w:val="single" w:sz="8" w:space="0" w:color="44546A"/>
+              <w:right w:val="single" w:sz="8" w:space="0" w:color="44546A"/>
+            </w:tcBorders>
+            <w:tcMar>
+              <w:top w:w="50" w:type="dxa"/>
+              <w:left w:w="50" w:type="dxa"/>
+              <w:bottom w:w="50" w:type="dxa"/>
+              <w:right w:w="50" w:type="dxa"/>
+            </w:tcMar>
+            <w:vAlign w:val="center"/>
+            <w:hideMark/>
+          </w:tcPr>
+          <w:p>
+            <w:r>
+              <w:rPr>
+                <w:b/>
+                <w:bCs/>
+              </w:rPr>
+              <w:t>Incident Response Readiness</w:t>
+            </w:r>
+          </w:p>
+        </w:tc>
+        <w:tc>
+          <w:tcPr>
+            <w:tcW w:w="0" w:type="auto"/>
+            <w:tcBorders>
+              <w:top w:val="nil"/>
+              <w:left w:val="nil"/>
+              <w:bottom w:val="single" w:sz="8" w:space="0" w:color="44546A"/>
+              <w:right w:val="single" w:sz="8" w:space="0" w:color="44546A"/>
+            </w:tcBorders>
+            <w:tcMar>
+              <w:top w:w="50" w:type="dxa"/>
+              <w:left w:w="50" w:type="dxa"/>
+              <w:bottom w:w="50" w:type="dxa"/>
+              <w:right w:w="50" w:type="dxa"/>
+            </w:tcMar>
+            <w:vAlign w:val="center"/>
+            <w:hideMark/>
+          </w:tcPr>
+          <w:p>
+            <w:r>
+              <w:t>{{ ir_readiness }}</w:t>
+            </w:r>
+          </w:p>
+        </w:tc>
+      </w:tr>
+      <w:tr>
+        <w:trPr>
+          <w:tblCellSpacing w:w="15" w:type="dxa"/>
+        </w:trPr>
+        <w:tc>
+          <w:tcPr>
+            <w:tcW w:w="0" w:type="auto"/>
+            <w:tcBorders>
+              <w:top w:val="nil"/>
+              <w:left w:val="single" w:sz="8" w:space="0" w:color="44546A"/>
+              <w:bottom w:val="single" w:sz="8" w:space="0" w:color="44546A"/>
+              <w:right w:val="single" w:sz="8" w:space="0" w:color="44546A"/>
+            </w:tcBorders>
+            <w:tcMar>
+              <w:top w:w="50" w:type="dxa"/>
+              <w:left w:w="50" w:type="dxa"/>
+              <w:bottom w:w="50" w:type="dxa"/>
+              <w:right w:w="50" w:type="dxa"/>
+            </w:tcMar>
+            <w:vAlign w:val="center"/>
+            <w:hideMark/>
+          </w:tcPr>
+          <w:p>
+            <w:r>
+              <w:rPr>
+                <w:b/>
+                <w:bCs/>
+              </w:rPr>
+              <w:t>MFA Status</w:t>
+            </w:r>
+          </w:p>
+        </w:tc>
+        <w:tc>
+          <w:tcPr>
+            <w:tcW w:w="0" w:type="auto"/>
+            <w:tcBorders>
+              <w:top w:val="nil"/>
+              <w:left w:val="nil"/>
+              <w:bottom w:val="single" w:sz="8" w:space="0" w:color="44546A"/>
+              <w:right w:val="single" w:sz="8" w:space="0" w:color="44546A"/>
+            </w:tcBorders>
+            <w:tcMar>
+              <w:top w:w="50" w:type="dxa"/>
+              <w:left w:w="50" w:type="dxa"/>
+              <w:bottom w:w="50" w:type="dxa"/>
+              <w:right w:w="50" w:type="dxa"/>
+            </w:tcMar>
+            <w:vAlign w:val="center"/>
+            <w:hideMark/>
+          </w:tcPr>
+          <w:p>
+            <w:r>
+              <w:t>{{ mfa_status }}</w:t>
+            </w:r>
+          </w:p>
+        </w:tc>
+      </w:tr>
+      <w:tr>
+        <w:trPr>
+          <w:tblCellSpacing w:w="15" w:type="dxa"/>
+        </w:trPr>
+        <w:tc>
+          <w:tcPr>
+            <w:tcW w:w="0" w:type="auto"/>
+            <w:tcBorders>
+              <w:top w:val="nil"/>
+              <w:left w:val="single" w:sz="8" w:space="0" w:color="44546A"/>
+              <w:bottom w:val="single" w:sz="8" w:space="0" w:color="44546A"/>
+              <w:right w:val="single" w:sz="8" w:space="0" w:color="44546A"/>
+            </w:tcBorders>
+            <w:tcMar>
+              <w:top w:w="50" w:type="dxa"/>
+              <w:left w:w="50" w:type="dxa"/>
+              <w:bottom w:w="50" w:type="dxa"/>
+              <w:right w:w="50" w:type="dxa"/>
+            </w:tcMar>
+            <w:vAlign w:val="center"/>
+            <w:hideMark/>
+          </w:tcPr>
+          <w:p>
+            <w:r>
+              <w:rPr>
+                <w:b/>
+                <w:bCs/>
+              </w:rPr>
+              <w:t>Patching Strategy</w:t>
+            </w:r>
+          </w:p>
+        </w:tc>
+        <w:tc>
+          <w:tcPr>
+            <w:tcW w:w="0" w:type="auto"/>
+            <w:tcBorders>
+              <w:top w:val="nil"/>
+              <w:left w:val="nil"/>
+              <w:bottom w:val="single" w:sz="8" w:space="0" w:color="44546A"/>
+              <w:right w:val="single" w:sz="8" w:space="0" w:color="44546A"/>
+            </w:tcBorders>
+            <w:tcMar>
+              <w:top w:w="50" w:type="dxa"/>
+              <w:left w:w="50" w:type="dxa"/>
+              <w:bottom w:w="50" w:type="dxa"/>
+              <w:right w:w="50" w:type="dxa"/>
+            </w:tcMar>
+            <w:vAlign w:val="center"/>
+            <w:hideMark/>
+          </w:tcPr>
+          <w:p>
+            <w:r>
+              <w:t>{{ patching }}</w:t>
+            </w:r>
+          </w:p>
+        </w:tc>
+      </w:tr>
+      <w:tr>
+        <w:trPr>
+          <w:tblCellSpacing w:w="15" w:type="dxa"/>
+        </w:trPr>
+        <w:tc>
+          <w:tcPr>
+            <w:tcW w:w="0" w:type="auto"/>
+            <w:tcBorders>
+              <w:top w:val="nil"/>
+              <w:left w:val="single" w:sz="8" w:space="0" w:color="44546A"/>
+              <w:bottom w:val="single" w:sz="8" w:space="0" w:color="44546A"/>
+              <w:right w:val="single" w:sz="8" w:space="0" w:color="44546A"/>
+            </w:tcBorders>
+            <w:tcMar>
+              <w:top w:w="50" w:type="dxa"/>
+              <w:left w:w="50" w:type="dxa"/>
+              <w:bottom w:w="50" w:type="dxa"/>
+              <w:right w:w="50" w:type="dxa"/>
+            </w:tcMar>
+            <w:vAlign w:val="center"/>
+            <w:hideMark/>
+          </w:tcPr>
+          <w:p>
+            <w:r>
+              <w:rPr>
+                <w:b/>
+                <w:bCs/>
+              </w:rPr>
+              <w:t>Cyber Insurance Status</w:t>
+            </w:r>
+          </w:p>
+        </w:tc>
+        <w:tc>
+          <w:tcPr>
+            <w:tcW w:w="0" w:type="auto"/>
+            <w:tcBorders>
+              <w:top w:val="nil"/>
+              <w:left w:val="nil"/>
+              <w:bottom w:val="single" w:sz="8" w:space="0" w:color="44546A"/>
+              <w:right w:val="single" w:sz="8" w:space="0" w:color="44546A"/>
+            </w:tcBorders>
+            <w:tcMar>
+              <w:top w:w="50" w:type="dxa"/>
+              <w:left w:w="50" w:type="dxa"/>
+              <w:bottom w:w="50" w:type="dxa"/>
+              <w:right w:w="50" w:type="dxa"/>
+            </w:tcMar>
+            <w:vAlign w:val="center"/>
+            <w:hideMark/>
+          </w:tcPr>
+          <w:p>
+            <w:r>
+              <w:t>{{ insurance }}</w:t>
+            </w:r>
+          </w:p>
+        </w:tc>
+      </w:tr>
+      <w:tr>
+        <w:trPr>
+          <w:tblCellSpacing w:w="15" w:type="dxa"/>
+        </w:trPr>
+        <w:tc>
+          <w:tcPr>
+            <w:tcW w:w="0" w:type="auto"/>
+            <w:tcBorders>
+              <w:top w:val="nil"/>
+              <w:left w:val="single" w:sz="8" w:space="0" w:color="44546A"/>
+              <w:bottom w:val="single" w:sz="8" w:space="0" w:color="44546A"/>
+              <w:right w:val="single" w:sz="8" w:space="0" w:color="44546A"/>
+            </w:tcBorders>
+            <w:tcMar>
+              <w:top w:w="50" w:type="dxa"/>
+              <w:left w:w="50" w:type="dxa"/>
+              <w:bottom w:w="50" w:type="dxa"/>
+              <w:right w:w="50" w:type="dxa"/>
+            </w:tcMar>
+            <w:vAlign w:val="center"/>
+            <w:hideMark/>
+          </w:tcPr>
+          <w:p>
+            <w:r>
+              <w:rPr>
+                <w:b/>
+                <w:bCs/>
+              </w:rPr>
+              <w:t>Outage Tolerence</w:t>
+            </w:r>
+          </w:p>
+        </w:tc>
+        <w:tc>
+          <w:tcPr>
+            <w:tcW w:w="0" w:type="auto"/>
+            <w:tcBorders>
+              <w:top w:val="nil"/>
+              <w:left w:val="nil"/>
+              <w:bottom w:val="single" w:sz="8" w:space="0" w:color="44546A"/>
+              <w:right w:val="single" w:sz="8" w:space="0" w:color="44546A"/>
+            </w:tcBorders>
+            <w:tcMar>
+              <w:top w:w="50" w:type="dxa"/>
+              <w:left w:w="50" w:type="dxa"/>
+              <w:bottom w:w="50" w:type="dxa"/>
+              <w:right w:w="50" w:type="dxa"/>
+            </w:tcMar>
+            <w:vAlign w:val="center"/>
+            <w:hideMark/>
+          </w:tcPr>
+          <w:p>
+            <w:r>
+              <w:t>{{ rto }}</w:t>
+            </w:r>
+          </w:p>
+        </w:tc>
+      </w:tr>
+    </w:tbl>
     <w:p/>
     <w:p/>
     <w:p>
@@ -2594,6 +3265,7 @@
         <w:rPr>
           <w:bdr w:val="none" w:sz="0" w:space="0" w:color="auto" w:frame="1"/>
         </w:rPr>
+        <w:lastRenderedPageBreak/>
         <w:t>Detailed Assessment</w:t>
       </w:r>
     </w:p>
@@ -3012,7 +3684,6 @@
                 <w:b/>
                 <w:bCs/>
               </w:rPr>
-              <w:lastRenderedPageBreak/>
               <w:t>Zero-Cost Quick Wins</w:t>
             </w:r>
           </w:p>
@@ -3160,6 +3831,67 @@
           <w:p>
             <w:r>
               <w:t>{{ d.remediation_rationale }}</w:t>
+            </w:r>
+          </w:p>
+        </w:tc>
+      </w:tr>
+      <w:tr>
+        <w:trPr>
+          <w:tblCellSpacing w:w="15" w:type="dxa"/>
+        </w:trPr>
+        <w:tc>
+          <w:tcPr>
+            <w:tcW w:w="0" w:type="auto"/>
+            <w:tcBorders>
+              <w:top w:val="single" w:sz="8" w:space="0" w:color="03546E"/>
+              <w:left w:val="single" w:sz="8" w:space="0" w:color="03546E"/>
+              <w:bottom w:val="single" w:sz="8" w:space="0" w:color="03546E"/>
+              <w:right w:val="single" w:sz="8" w:space="0" w:color="03546E"/>
+            </w:tcBorders>
+            <w:tcMar>
+              <w:top w:w="80" w:type="dxa"/>
+              <w:left w:w="80" w:type="dxa"/>
+              <w:bottom w:w="80" w:type="dxa"/>
+              <w:right w:w="80" w:type="dxa"/>
+            </w:tcMar>
+            <w:vAlign w:val="center"/>
+          </w:tcPr>
+          <w:p>
+            <w:pPr>
+              <w:rPr>
+                <w:b/>
+                <w:bCs/>
+              </w:rPr>
+            </w:pPr>
+            <w:r>
+              <w:rPr>
+                <w:b/>
+                <w:bCs/>
+              </w:rPr>
+              <w:t>Partnership Recommendations</w:t>
+            </w:r>
+          </w:p>
+        </w:tc>
+        <w:tc>
+          <w:tcPr>
+            <w:tcW w:w="0" w:type="auto"/>
+            <w:tcBorders>
+              <w:top w:val="single" w:sz="8" w:space="0" w:color="03546E"/>
+              <w:left w:val="single" w:sz="8" w:space="0" w:color="03546E"/>
+              <w:bottom w:val="single" w:sz="8" w:space="0" w:color="03546E"/>
+              <w:right w:val="single" w:sz="8" w:space="0" w:color="03546E"/>
+            </w:tcBorders>
+            <w:tcMar>
+              <w:top w:w="80" w:type="dxa"/>
+              <w:left w:w="80" w:type="dxa"/>
+              <w:bottom w:w="80" w:type="dxa"/>
+              <w:right w:w="80" w:type="dxa"/>
+            </w:tcMar>
+            <w:vAlign w:val="center"/>
+          </w:tcPr>
+          <w:p>
+            <w:r>
+              <w:t>{ domain.shared_responsibility }}</w:t>
             </w:r>
           </w:p>
         </w:tc>
@@ -3474,6 +4206,7 @@
                 <w:b/>
                 <w:bCs/>
               </w:rPr>
+              <w:lastRenderedPageBreak/>
               <w:t>Phase 2: Active Managed Defence</w:t>
             </w:r>
             <w:r>
@@ -3782,7 +4515,6 @@
                 <w:b/>
                 <w:bCs/>
               </w:rPr>
-              <w:lastRenderedPageBreak/>
               <w:t>Phase &amp; Timeline</w:t>
             </w:r>
           </w:p>
@@ -4267,7 +4999,6 @@
           <w:sz w:val="20"/>
           <w:szCs w:val="24"/>
         </w:rPr>
-        <w:lastRenderedPageBreak/>
         <w:t xml:space="preserve">Our </w:t>
       </w:r>
       <w:r>
@@ -4642,7 +5373,6 @@
     <w:p/>
     <w:p>
       <w:r>
-        <w:lastRenderedPageBreak/>
         <w:t xml:space="preserve">Since the beginning, we have built our business on first-class customer service and employing the best people available. We continue that ethos today, constantly building and maintaining our </w:t>
       </w:r>
     </w:p>
@@ -13157,55 +13887,6 @@
 </file>
 
 <file path=customXml/item2.xml><?xml version="1.0" encoding="utf-8"?>
-<?mso-contentType ?>
-<FormTemplates xmlns="http://schemas.microsoft.com/sharepoint/v3/contenttype/forms">
-  <Display>DocumentLibraryForm</Display>
-  <Edit>DocumentLibraryForm</Edit>
-  <New>DocumentLibraryForm</New>
-</FormTemplates>
-</file>
-
-<file path=customXml/item3.xml><?xml version="1.0" encoding="utf-8"?>
-<p:properties xmlns:p="http://schemas.microsoft.com/office/2006/metadata/properties" xmlns:xsi="http://www.w3.org/2001/XMLSchema-instance" xmlns:pc="http://schemas.microsoft.com/office/infopath/2007/PartnerControls">
-  <documentManagement>
-    <_ip_UnifiedCompliancePolicyUIAction xmlns="http://schemas.microsoft.com/sharepoint/v3" xsi:nil="true"/>
-    <_ip_UnifiedCompliancePolicyProperties xmlns="http://schemas.microsoft.com/sharepoint/v3" xsi:nil="true"/>
-    <lcf76f155ced4ddcb4097134ff3c332f xmlns="bc555557-3e8b-4e67-83dc-4a843c87bf48">
-      <Terms xmlns="http://schemas.microsoft.com/office/infopath/2007/PartnerControls"/>
-    </lcf76f155ced4ddcb4097134ff3c332f>
-    <TaxCatchAll xmlns="13e5e634-19bb-4da3-8eb1-d732f895062a" xsi:nil="true"/>
-    <SharedWithUsers xmlns="13e5e634-19bb-4da3-8eb1-d732f895062a">
-      <UserInfo>
-        <DisplayName>James Dell</DisplayName>
-        <AccountId>10</AccountId>
-        <AccountType/>
-      </UserInfo>
-      <UserInfo>
-        <DisplayName>Luke Finch</DisplayName>
-        <AccountId>44</AccountId>
-        <AccountType/>
-      </UserInfo>
-      <UserInfo>
-        <DisplayName>Sam Wray</DisplayName>
-        <AccountId>39</AccountId>
-        <AccountType/>
-      </UserInfo>
-      <UserInfo>
-        <DisplayName>Nick Johns</DisplayName>
-        <AccountId>18</AccountId>
-        <AccountType/>
-      </UserInfo>
-      <UserInfo>
-        <DisplayName>Justin Towle</DisplayName>
-        <AccountId>70</AccountId>
-        <AccountType/>
-      </UserInfo>
-    </SharedWithUsers>
-  </documentManagement>
-</p:properties>
-</file>
-
-<file path=customXml/item4.xml><?xml version="1.0" encoding="utf-8"?>
 <ct:contentTypeSchema xmlns:ct="http://schemas.microsoft.com/office/2006/metadata/contentType" xmlns:ma="http://schemas.microsoft.com/office/2006/metadata/properties/metaAttributes" ct:_="" ma:_="" ma:contentTypeName="Document" ma:contentTypeID="0x01010035785702D987474A98E5EB52BEDD3AA6" ma:contentTypeVersion="19" ma:contentTypeDescription="Create a new document." ma:contentTypeScope="" ma:versionID="7475e8a14b23e3b44613142ca3702c71">
   <xsd:schema xmlns:xsd="http://www.w3.org/2001/XMLSchema" xmlns:xs="http://www.w3.org/2001/XMLSchema" xmlns:p="http://schemas.microsoft.com/office/2006/metadata/properties" xmlns:ns1="http://schemas.microsoft.com/sharepoint/v3" xmlns:ns2="bc555557-3e8b-4e67-83dc-4a843c87bf48" xmlns:ns3="13e5e634-19bb-4da3-8eb1-d732f895062a" targetNamespace="http://schemas.microsoft.com/office/2006/metadata/properties" ma:root="true" ma:fieldsID="a0e591cb8f16aef1e2d445ad70521c76" ns1:_="" ns2:_="" ns3:_="">
     <xsd:import namespace="http://schemas.microsoft.com/sharepoint/v3"/>
@@ -13463,6 +14144,55 @@
 </ct:contentTypeSchema>
 </file>
 
+<file path=customXml/item3.xml><?xml version="1.0" encoding="utf-8"?>
+<p:properties xmlns:p="http://schemas.microsoft.com/office/2006/metadata/properties" xmlns:xsi="http://www.w3.org/2001/XMLSchema-instance" xmlns:pc="http://schemas.microsoft.com/office/infopath/2007/PartnerControls">
+  <documentManagement>
+    <_ip_UnifiedCompliancePolicyUIAction xmlns="http://schemas.microsoft.com/sharepoint/v3" xsi:nil="true"/>
+    <_ip_UnifiedCompliancePolicyProperties xmlns="http://schemas.microsoft.com/sharepoint/v3" xsi:nil="true"/>
+    <lcf76f155ced4ddcb4097134ff3c332f xmlns="bc555557-3e8b-4e67-83dc-4a843c87bf48">
+      <Terms xmlns="http://schemas.microsoft.com/office/infopath/2007/PartnerControls"/>
+    </lcf76f155ced4ddcb4097134ff3c332f>
+    <TaxCatchAll xmlns="13e5e634-19bb-4da3-8eb1-d732f895062a" xsi:nil="true"/>
+    <SharedWithUsers xmlns="13e5e634-19bb-4da3-8eb1-d732f895062a">
+      <UserInfo>
+        <DisplayName>James Dell</DisplayName>
+        <AccountId>10</AccountId>
+        <AccountType/>
+      </UserInfo>
+      <UserInfo>
+        <DisplayName>Luke Finch</DisplayName>
+        <AccountId>44</AccountId>
+        <AccountType/>
+      </UserInfo>
+      <UserInfo>
+        <DisplayName>Sam Wray</DisplayName>
+        <AccountId>39</AccountId>
+        <AccountType/>
+      </UserInfo>
+      <UserInfo>
+        <DisplayName>Nick Johns</DisplayName>
+        <AccountId>18</AccountId>
+        <AccountType/>
+      </UserInfo>
+      <UserInfo>
+        <DisplayName>Justin Towle</DisplayName>
+        <AccountId>70</AccountId>
+        <AccountType/>
+      </UserInfo>
+    </SharedWithUsers>
+  </documentManagement>
+</p:properties>
+</file>
+
+<file path=customXml/item4.xml><?xml version="1.0" encoding="utf-8"?>
+<?mso-contentType ?>
+<FormTemplates xmlns="http://schemas.microsoft.com/sharepoint/v3/contenttype/forms">
+  <Display>DocumentLibraryForm</Display>
+  <Edit>DocumentLibraryForm</Edit>
+  <New>DocumentLibraryForm</New>
+</FormTemplates>
+</file>
+
 <file path=customXml/itemProps1.xml><?xml version="1.0" encoding="utf-8"?>
 <ds:datastoreItem xmlns:ds="http://schemas.openxmlformats.org/officeDocument/2006/customXml" ds:itemID="{41B34B53-803B-4600-951E-8C7B6ABDE6A5}">
   <ds:schemaRefs>
@@ -13472,9 +14202,21 @@
 </file>
 
 <file path=customXml/itemProps2.xml><?xml version="1.0" encoding="utf-8"?>
-<ds:datastoreItem xmlns:ds="http://schemas.openxmlformats.org/officeDocument/2006/customXml" ds:itemID="{02C30E68-946A-4504-B925-FF5230B8A4C3}">
+<ds:datastoreItem xmlns:ds="http://schemas.openxmlformats.org/officeDocument/2006/customXml" ds:itemID="{7F9D1B01-7FEE-4553-9877-3B31209422E5}">
   <ds:schemaRefs>
-    <ds:schemaRef ds:uri="http://schemas.microsoft.com/sharepoint/v3/contenttype/forms"/>
+    <ds:schemaRef ds:uri="http://schemas.microsoft.com/office/2006/metadata/contentType"/>
+    <ds:schemaRef ds:uri="http://schemas.microsoft.com/office/2006/metadata/properties/metaAttributes"/>
+    <ds:schemaRef ds:uri="http://www.w3.org/2001/XMLSchema"/>
+    <ds:schemaRef ds:uri="http://schemas.microsoft.com/office/2006/metadata/properties"/>
+    <ds:schemaRef ds:uri="http://schemas.microsoft.com/sharepoint/v3"/>
+    <ds:schemaRef ds:uri="bc555557-3e8b-4e67-83dc-4a843c87bf48"/>
+    <ds:schemaRef ds:uri="13e5e634-19bb-4da3-8eb1-d732f895062a"/>
+    <ds:schemaRef ds:uri="http://schemas.microsoft.com/office/2006/documentManagement/types"/>
+    <ds:schemaRef ds:uri="http://schemas.microsoft.com/office/infopath/2007/PartnerControls"/>
+    <ds:schemaRef ds:uri="http://schemas.openxmlformats.org/package/2006/metadata/core-properties"/>
+    <ds:schemaRef ds:uri="http://purl.org/dc/elements/1.1/"/>
+    <ds:schemaRef ds:uri="http://purl.org/dc/terms/"/>
+    <ds:schemaRef ds:uri="http://schemas.microsoft.com/internal/obd"/>
   </ds:schemaRefs>
 </ds:datastoreItem>
 </file>
@@ -13492,21 +14234,9 @@
 </file>
 
 <file path=customXml/itemProps4.xml><?xml version="1.0" encoding="utf-8"?>
-<ds:datastoreItem xmlns:ds="http://schemas.openxmlformats.org/officeDocument/2006/customXml" ds:itemID="{7F9D1B01-7FEE-4553-9877-3B31209422E5}">
+<ds:datastoreItem xmlns:ds="http://schemas.openxmlformats.org/officeDocument/2006/customXml" ds:itemID="{02C30E68-946A-4504-B925-FF5230B8A4C3}">
   <ds:schemaRefs>
-    <ds:schemaRef ds:uri="http://schemas.microsoft.com/office/2006/metadata/contentType"/>
-    <ds:schemaRef ds:uri="http://schemas.microsoft.com/office/2006/metadata/properties/metaAttributes"/>
-    <ds:schemaRef ds:uri="http://www.w3.org/2001/XMLSchema"/>
-    <ds:schemaRef ds:uri="http://schemas.microsoft.com/office/2006/metadata/properties"/>
-    <ds:schemaRef ds:uri="http://schemas.microsoft.com/sharepoint/v3"/>
-    <ds:schemaRef ds:uri="bc555557-3e8b-4e67-83dc-4a843c87bf48"/>
-    <ds:schemaRef ds:uri="13e5e634-19bb-4da3-8eb1-d732f895062a"/>
-    <ds:schemaRef ds:uri="http://schemas.microsoft.com/office/2006/documentManagement/types"/>
-    <ds:schemaRef ds:uri="http://schemas.microsoft.com/office/infopath/2007/PartnerControls"/>
-    <ds:schemaRef ds:uri="http://schemas.openxmlformats.org/package/2006/metadata/core-properties"/>
-    <ds:schemaRef ds:uri="http://purl.org/dc/elements/1.1/"/>
-    <ds:schemaRef ds:uri="http://purl.org/dc/terms/"/>
-    <ds:schemaRef ds:uri="http://schemas.microsoft.com/internal/obd"/>
+    <ds:schemaRef ds:uri="http://schemas.microsoft.com/sharepoint/v3/contenttype/forms"/>
   </ds:schemaRefs>
 </ds:datastoreItem>
 </file>
--- a/planet_it_vciso_template.docx
+++ b/planet_it_vciso_template.docx
@@ -3891,7 +3891,7 @@
           </w:tcPr>
           <w:p>
             <w:r>
-              <w:t>{ domain.shared_responsibility }}</w:t>
+              <w:t>{{ d.shared_responsibility }}</w:t>
             </w:r>
           </w:p>
         </w:tc>

--- a/planet_it_vciso_template.docx
+++ b/planet_it_vciso_template.docx
@@ -4515,7 +4515,7 @@
                 <w:b/>
                 <w:bCs/>
               </w:rPr>
-              <w:t>Phase &amp; Timeline</w:t>
+              <w:t>Phase</w:t>
             </w:r>
           </w:p>
         </w:tc>
@@ -4542,7 +4542,88 @@
               <w:rPr>
                 <w:rFonts w:cs="Courier New"/>
               </w:rPr>
-              <w:t>{{ r.phase_name }}</w:t>
+              <w:t>{{ r.phase_</w:t>
+            </w:r>
+            <w:r>
+              <w:rPr>
+                <w:rFonts w:cs="Courier New"/>
+              </w:rPr>
+              <w:t>title</w:t>
+            </w:r>
+            <w:r>
+              <w:rPr>
+                <w:rFonts w:cs="Courier New"/>
+              </w:rPr>
+              <w:t xml:space="preserve"> }}</w:t>
+            </w:r>
+          </w:p>
+        </w:tc>
+      </w:tr>
+      <w:tr>
+        <w:trPr>
+          <w:tblCellSpacing w:w="15" w:type="dxa"/>
+        </w:trPr>
+        <w:tc>
+          <w:tcPr>
+            <w:tcW w:w="0" w:type="auto"/>
+            <w:tcBorders>
+              <w:top w:val="single" w:sz="8" w:space="0" w:color="03546E"/>
+              <w:left w:val="single" w:sz="8" w:space="0" w:color="03546E"/>
+              <w:bottom w:val="single" w:sz="8" w:space="0" w:color="03546E"/>
+              <w:right w:val="single" w:sz="8" w:space="0" w:color="03546E"/>
+            </w:tcBorders>
+            <w:tcMar>
+              <w:top w:w="80" w:type="dxa"/>
+              <w:left w:w="80" w:type="dxa"/>
+              <w:bottom w:w="80" w:type="dxa"/>
+              <w:right w:w="80" w:type="dxa"/>
+            </w:tcMar>
+            <w:vAlign w:val="center"/>
+          </w:tcPr>
+          <w:p>
+            <w:pPr>
+              <w:rPr>
+                <w:b/>
+                <w:bCs/>
+              </w:rPr>
+            </w:pPr>
+            <w:r>
+              <w:rPr>
+                <w:b/>
+                <w:bCs/>
+              </w:rPr>
+              <w:t>Timeline</w:t>
+            </w:r>
+          </w:p>
+        </w:tc>
+        <w:tc>
+          <w:tcPr>
+            <w:tcW w:w="0" w:type="auto"/>
+            <w:tcBorders>
+              <w:top w:val="single" w:sz="8" w:space="0" w:color="03546E"/>
+              <w:left w:val="single" w:sz="8" w:space="0" w:color="03546E"/>
+              <w:bottom w:val="single" w:sz="8" w:space="0" w:color="03546E"/>
+              <w:right w:val="single" w:sz="8" w:space="0" w:color="03546E"/>
+            </w:tcBorders>
+            <w:tcMar>
+              <w:top w:w="80" w:type="dxa"/>
+              <w:left w:w="80" w:type="dxa"/>
+              <w:bottom w:w="80" w:type="dxa"/>
+              <w:right w:w="80" w:type="dxa"/>
+            </w:tcMar>
+            <w:vAlign w:val="center"/>
+          </w:tcPr>
+          <w:p>
+            <w:pPr>
+              <w:rPr>
+                <w:rFonts w:cs="Courier New"/>
+              </w:rPr>
+            </w:pPr>
+            <w:r>
+              <w:rPr>
+                <w:rFonts w:cs="Courier New"/>
+              </w:rPr>
+              <w:t>{{ r.timeline }}</w:t>
             </w:r>
           </w:p>
         </w:tc>
@@ -4603,6 +4684,75 @@
                 <w:rFonts w:cs="Courier New"/>
               </w:rPr>
               <w:t>{{ r.primary_objective }}</w:t>
+            </w:r>
+          </w:p>
+        </w:tc>
+      </w:tr>
+      <w:tr>
+        <w:trPr>
+          <w:tblCellSpacing w:w="15" w:type="dxa"/>
+        </w:trPr>
+        <w:tc>
+          <w:tcPr>
+            <w:tcW w:w="0" w:type="auto"/>
+            <w:tcBorders>
+              <w:top w:val="single" w:sz="8" w:space="0" w:color="03546E"/>
+              <w:left w:val="single" w:sz="8" w:space="0" w:color="03546E"/>
+              <w:bottom w:val="single" w:sz="8" w:space="0" w:color="03546E"/>
+              <w:right w:val="single" w:sz="8" w:space="0" w:color="03546E"/>
+            </w:tcBorders>
+            <w:tcMar>
+              <w:top w:w="80" w:type="dxa"/>
+              <w:left w:w="80" w:type="dxa"/>
+              <w:bottom w:w="80" w:type="dxa"/>
+              <w:right w:w="80" w:type="dxa"/>
+            </w:tcMar>
+            <w:vAlign w:val="center"/>
+          </w:tcPr>
+          <w:p>
+            <w:pPr>
+              <w:rPr>
+                <w:b/>
+                <w:bCs/>
+              </w:rPr>
+            </w:pPr>
+            <w:r>
+              <w:rPr>
+                <w:b/>
+                <w:bCs/>
+              </w:rPr>
+              <w:t>Key Deliverables</w:t>
+            </w:r>
+          </w:p>
+        </w:tc>
+        <w:tc>
+          <w:tcPr>
+            <w:tcW w:w="0" w:type="auto"/>
+            <w:tcBorders>
+              <w:top w:val="single" w:sz="8" w:space="0" w:color="03546E"/>
+              <w:left w:val="single" w:sz="8" w:space="0" w:color="03546E"/>
+              <w:bottom w:val="single" w:sz="8" w:space="0" w:color="03546E"/>
+              <w:right w:val="single" w:sz="8" w:space="0" w:color="03546E"/>
+            </w:tcBorders>
+            <w:tcMar>
+              <w:top w:w="80" w:type="dxa"/>
+              <w:left w:w="80" w:type="dxa"/>
+              <w:bottom w:w="80" w:type="dxa"/>
+              <w:right w:w="80" w:type="dxa"/>
+            </w:tcMar>
+            <w:vAlign w:val="center"/>
+          </w:tcPr>
+          <w:p>
+            <w:pPr>
+              <w:rPr>
+                <w:rFonts w:cs="Courier New"/>
+              </w:rPr>
+            </w:pPr>
+            <w:r>
+              <w:rPr>
+                <w:rFonts w:cs="Courier New"/>
+              </w:rPr>
+              <w:t>{{ r.key_deliverables }}</w:t>
             </w:r>
           </w:p>
         </w:tc>
@@ -12970,6 +13120,7 @@
   <w:style w:type="character" w:default="1" w:styleId="DefaultParagraphFont">
     <w:name w:val="Default Paragraph Font"/>
     <w:uiPriority w:val="1"/>
+    <w:semiHidden/>
     <w:unhideWhenUsed/>
   </w:style>
   <w:style w:type="table" w:default="1" w:styleId="TableNormal">
@@ -13883,10 +14034,6 @@
 </file>
 
 <file path=customXml/item1.xml><?xml version="1.0" encoding="utf-8"?>
-<b:Sources xmlns:b="http://schemas.openxmlformats.org/officeDocument/2006/bibliography" xmlns="http://schemas.openxmlformats.org/officeDocument/2006/bibliography" SelectedStyle="\APASixthEditionOfficeOnline.xsl" StyleName="APA" Version="6"/>
-</file>
-
-<file path=customXml/item2.xml><?xml version="1.0" encoding="utf-8"?>
 <ct:contentTypeSchema xmlns:ct="http://schemas.microsoft.com/office/2006/metadata/contentType" xmlns:ma="http://schemas.microsoft.com/office/2006/metadata/properties/metaAttributes" ct:_="" ma:_="" ma:contentTypeName="Document" ma:contentTypeID="0x01010035785702D987474A98E5EB52BEDD3AA6" ma:contentTypeVersion="19" ma:contentTypeDescription="Create a new document." ma:contentTypeScope="" ma:versionID="7475e8a14b23e3b44613142ca3702c71">
   <xsd:schema xmlns:xsd="http://www.w3.org/2001/XMLSchema" xmlns:xs="http://www.w3.org/2001/XMLSchema" xmlns:p="http://schemas.microsoft.com/office/2006/metadata/properties" xmlns:ns1="http://schemas.microsoft.com/sharepoint/v3" xmlns:ns2="bc555557-3e8b-4e67-83dc-4a843c87bf48" xmlns:ns3="13e5e634-19bb-4da3-8eb1-d732f895062a" targetNamespace="http://schemas.microsoft.com/office/2006/metadata/properties" ma:root="true" ma:fieldsID="a0e591cb8f16aef1e2d445ad70521c76" ns1:_="" ns2:_="" ns3:_="">
     <xsd:import namespace="http://schemas.microsoft.com/sharepoint/v3"/>
@@ -14144,7 +14291,20 @@
 </ct:contentTypeSchema>
 </file>
 
+<file path=customXml/item2.xml><?xml version="1.0" encoding="utf-8"?>
+<b:Sources xmlns:b="http://schemas.openxmlformats.org/officeDocument/2006/bibliography" xmlns="http://schemas.openxmlformats.org/officeDocument/2006/bibliography" SelectedStyle="\APASixthEditionOfficeOnline.xsl" StyleName="APA" Version="6"/>
+</file>
+
 <file path=customXml/item3.xml><?xml version="1.0" encoding="utf-8"?>
+<?mso-contentType ?>
+<FormTemplates xmlns="http://schemas.microsoft.com/sharepoint/v3/contenttype/forms">
+  <Display>DocumentLibraryForm</Display>
+  <Edit>DocumentLibraryForm</Edit>
+  <New>DocumentLibraryForm</New>
+</FormTemplates>
+</file>
+
+<file path=customXml/item4.xml><?xml version="1.0" encoding="utf-8"?>
 <p:properties xmlns:p="http://schemas.microsoft.com/office/2006/metadata/properties" xmlns:xsi="http://www.w3.org/2001/XMLSchema-instance" xmlns:pc="http://schemas.microsoft.com/office/infopath/2007/PartnerControls">
   <documentManagement>
     <_ip_UnifiedCompliancePolicyUIAction xmlns="http://schemas.microsoft.com/sharepoint/v3" xsi:nil="true"/>
@@ -14184,24 +14344,7 @@
 </p:properties>
 </file>
 
-<file path=customXml/item4.xml><?xml version="1.0" encoding="utf-8"?>
-<?mso-contentType ?>
-<FormTemplates xmlns="http://schemas.microsoft.com/sharepoint/v3/contenttype/forms">
-  <Display>DocumentLibraryForm</Display>
-  <Edit>DocumentLibraryForm</Edit>
-  <New>DocumentLibraryForm</New>
-</FormTemplates>
-</file>
-
 <file path=customXml/itemProps1.xml><?xml version="1.0" encoding="utf-8"?>
-<ds:datastoreItem xmlns:ds="http://schemas.openxmlformats.org/officeDocument/2006/customXml" ds:itemID="{41B34B53-803B-4600-951E-8C7B6ABDE6A5}">
-  <ds:schemaRefs>
-    <ds:schemaRef ds:uri="http://schemas.openxmlformats.org/officeDocument/2006/bibliography"/>
-  </ds:schemaRefs>
-</ds:datastoreItem>
-</file>
-
-<file path=customXml/itemProps2.xml><?xml version="1.0" encoding="utf-8"?>
 <ds:datastoreItem xmlns:ds="http://schemas.openxmlformats.org/officeDocument/2006/customXml" ds:itemID="{7F9D1B01-7FEE-4553-9877-3B31209422E5}">
   <ds:schemaRefs>
     <ds:schemaRef ds:uri="http://schemas.microsoft.com/office/2006/metadata/contentType"/>
@@ -14221,7 +14364,23 @@
 </ds:datastoreItem>
 </file>
 
+<file path=customXml/itemProps2.xml><?xml version="1.0" encoding="utf-8"?>
+<ds:datastoreItem xmlns:ds="http://schemas.openxmlformats.org/officeDocument/2006/customXml" ds:itemID="{41B34B53-803B-4600-951E-8C7B6ABDE6A5}">
+  <ds:schemaRefs>
+    <ds:schemaRef ds:uri="http://schemas.openxmlformats.org/officeDocument/2006/bibliography"/>
+  </ds:schemaRefs>
+</ds:datastoreItem>
+</file>
+
 <file path=customXml/itemProps3.xml><?xml version="1.0" encoding="utf-8"?>
+<ds:datastoreItem xmlns:ds="http://schemas.openxmlformats.org/officeDocument/2006/customXml" ds:itemID="{02C30E68-946A-4504-B925-FF5230B8A4C3}">
+  <ds:schemaRefs>
+    <ds:schemaRef ds:uri="http://schemas.microsoft.com/sharepoint/v3/contenttype/forms"/>
+  </ds:schemaRefs>
+</ds:datastoreItem>
+</file>
+
+<file path=customXml/itemProps4.xml><?xml version="1.0" encoding="utf-8"?>
 <ds:datastoreItem xmlns:ds="http://schemas.openxmlformats.org/officeDocument/2006/customXml" ds:itemID="{EDF12601-A8A7-4B7A-9481-1111248E774A}">
   <ds:schemaRefs>
     <ds:schemaRef ds:uri="http://schemas.microsoft.com/office/2006/metadata/properties"/>
@@ -14231,12 +14390,4 @@
     <ds:schemaRef ds:uri="13e5e634-19bb-4da3-8eb1-d732f895062a"/>
   </ds:schemaRefs>
 </ds:datastoreItem>
-</file>
-
-<file path=customXml/itemProps4.xml><?xml version="1.0" encoding="utf-8"?>
-<ds:datastoreItem xmlns:ds="http://schemas.openxmlformats.org/officeDocument/2006/customXml" ds:itemID="{02C30E68-946A-4504-B925-FF5230B8A4C3}">
-  <ds:schemaRefs>
-    <ds:schemaRef ds:uri="http://schemas.microsoft.com/sharepoint/v3/contenttype/forms"/>
-  </ds:schemaRefs>
-</ds:datastoreItem>
 </file>
--- a/planet_it_vciso_template.docx
+++ b/planet_it_vciso_template.docx
@@ -1,6 +1,6 @@
 
 <file path=word/document.xml><?xml version="1.0" encoding="utf-8"?>
-<w:document xmlns:wpc="http://schemas.microsoft.com/office/word/2010/wordprocessingCanvas" xmlns:cx="http://schemas.microsoft.com/office/drawing/2014/chartex" xmlns:cx1="http://schemas.microsoft.com/office/drawing/2015/9/8/chartex" xmlns:cx2="http://schemas.microsoft.com/office/drawing/2015/10/21/chartex" xmlns:cx3="http://schemas.microsoft.com/office/drawing/2016/5/9/chartex" xmlns:cx4="http://schemas.microsoft.com/office/drawing/2016/5/10/chartex" xmlns:cx5="http://schemas.microsoft.com/office/drawing/2016/5/11/chartex" xmlns:cx6="http://schemas.microsoft.com/office/drawing/2016/5/12/chartex" xmlns:cx7="http://schemas.microsoft.com/office/drawing/2016/5/13/chartex" xmlns:cx8="http://schemas.microsoft.com/office/drawing/2016/5/14/chartex" xmlns:mc="http://schemas.openxmlformats.org/markup-compatibility/2006" xmlns:aink="http://schemas.microsoft.com/office/drawing/2016/ink" xmlns:am3d="http://schemas.microsoft.com/office/drawing/2017/model3d" xmlns:o="urn:schemas-microsoft-com:office:office" xmlns:oel="http://schemas.microsoft.com/office/2019/extlst" xmlns:r="http://schemas.openxmlformats.org/officeDocument/2006/relationships" xmlns:m="http://schemas.openxmlformats.org/officeDocument/2006/math" xmlns:v="urn:schemas-microsoft-com:vml" xmlns:wp14="http://schemas.microsoft.com/office/word/2010/wordprocessingDrawing" xmlns:wp="http://schemas.openxmlformats.org/drawingml/2006/wordprocessingDrawing" xmlns:w10="urn:schemas-microsoft-com:office:word" xmlns:w="http://schemas.openxmlformats.org/wordprocessingml/2006/main" xmlns:w14="http://schemas.microsoft.com/office/word/2010/wordml" xmlns:w15="http://schemas.microsoft.com/office/word/2012/wordml" xmlns:w16cex="http://schemas.microsoft.com/office/word/2018/wordml/cex" xmlns:w16cid="http://schemas.microsoft.com/office/word/2016/wordml/cid" xmlns:w16="http://schemas.microsoft.com/office/word/2018/wordml" xmlns:w16du="http://schemas.microsoft.com/office/word/2023/wordml/word16du" xmlns:w16sdtdh="http://schemas.microsoft.com/office/word/2020/wordml/sdtdatahash" xmlns:w16sdtfl="http://schemas.microsoft.com/office/word/2024/wordml/sdtformatlock" xmlns:w16se="http://schemas.microsoft.com/office/word/2015/wordml/symex" xmlns:wpg="http://schemas.microsoft.com/office/word/2010/wordprocessingGroup" xmlns:wpi="http://schemas.microsoft.com/office/word/2010/wordprocessingInk" xmlns:wne="http://schemas.microsoft.com/office/word/2006/wordml" xmlns:wps="http://schemas.microsoft.com/office/word/2010/wordprocessingShape" mc:Ignorable="w14 w15 w16se w16cid w16 w16cex w16sdtdh w16sdtfl w16du wp14">
+<w:document xmlns:wpc="http://schemas.microsoft.com/office/word/2010/wordprocessingCanvas" xmlns:cx="http://schemas.microsoft.com/office/drawing/2014/chartex" xmlns:cx1="http://schemas.microsoft.com/office/drawing/2015/9/8/chartex" xmlns:cx2="http://schemas.microsoft.com/office/drawing/2015/10/21/chartex" xmlns:cx3="http://schemas.microsoft.com/office/drawing/2016/5/9/chartex" xmlns:cx4="http://schemas.microsoft.com/office/drawing/2016/5/10/chartex" xmlns:cx5="http://schemas.microsoft.com/office/drawing/2016/5/11/chartex" xmlns:cx6="http://schemas.microsoft.com/office/drawing/2016/5/12/chartex" xmlns:cx7="http://schemas.microsoft.com/office/drawing/2016/5/13/chartex" xmlns:cx8="http://schemas.microsoft.com/office/drawing/2016/5/14/chartex" xmlns:mc="http://schemas.openxmlformats.org/markup-compatibility/2006" xmlns:m="http://schemas.openxmlformats.org/officeDocument/2006/math" xmlns:aink="http://schemas.microsoft.com/office/drawing/2016/ink" xmlns:am3d="http://schemas.microsoft.com/office/drawing/2017/model3d" xmlns:oel="http://schemas.microsoft.com/office/2019/extlst" xmlns:r="http://schemas.openxmlformats.org/officeDocument/2006/relationships" xmlns:wp14="http://schemas.microsoft.com/office/word/2010/wordprocessingDrawing" xmlns:wp="http://schemas.openxmlformats.org/drawingml/2006/wordprocessingDrawing" xmlns:wpg="http://schemas.microsoft.com/office/word/2010/wordprocessingGroup" xmlns:wpi="http://schemas.microsoft.com/office/word/2010/wordprocessingInk" xmlns:wps="http://schemas.microsoft.com/office/word/2010/wordprocessingShape" xmlns:o="urn:schemas-microsoft-com:office:office" xmlns:v="urn:schemas-microsoft-com:vml" xmlns:w10="urn:schemas-microsoft-com:office:word" xmlns:w="http://schemas.openxmlformats.org/wordprocessingml/2006/main" xmlns:w14="http://schemas.microsoft.com/office/word/2010/wordml" xmlns:w15="http://schemas.microsoft.com/office/word/2012/wordml" xmlns:w16cex="http://schemas.microsoft.com/office/word/2018/wordml/cex" xmlns:w16cid="http://schemas.microsoft.com/office/word/2016/wordml/cid" xmlns:w16="http://schemas.microsoft.com/office/word/2018/wordml" xmlns:w16sdtdh="http://schemas.microsoft.com/office/word/2020/wordml/sdtdatahash" xmlns:w16sdtfl="http://schemas.microsoft.com/office/word/2024/wordml/sdtformatlock" xmlns:w16se="http://schemas.microsoft.com/office/word/2015/wordml/symex" xmlns:w16du="http://schemas.microsoft.com/office/word/2023/wordml/word16du" xmlns:wne="http://schemas.microsoft.com/office/word/2006/wordml" mc:Ignorable="w14 w15 w16se w16cid w16 w16cex w16sdtdh w16sdtfl w16du wp14">
   <w:body>
     <w:bookmarkStart w:id="0" w:name="_Toc530485983"/>
     <w:bookmarkStart w:id="1" w:name="_Toc530486035"/>
@@ -744,6 +744,68 @@
     <w:p/>
     <w:p>
       <w:pPr>
+        <w:rPr>
+          <w:b/>
+          <w:bCs/>
+          <w:color w:val="EE0000"/>
+        </w:rPr>
+      </w:pPr>
+      <w:r>
+        <w:rPr>
+          <w:b/>
+          <w:bCs/>
+          <w:color w:val="EE0000"/>
+        </w:rPr>
+        <w:t>I</w:t>
+      </w:r>
+      <w:r>
+        <w:rPr>
+          <w:b/>
+          <w:bCs/>
+          <w:color w:val="EE0000"/>
+        </w:rPr>
+        <w:t>nternal Discovery Guide (Consultant Only - Remove Before Sending):</w:t>
+      </w:r>
+    </w:p>
+    <w:p>
+      <w:pPr>
+        <w:rPr>
+          <w:b/>
+          <w:bCs/>
+          <w:color w:val="EE0000"/>
+        </w:rPr>
+      </w:pPr>
+      <w:r>
+        <w:rPr>
+          <w:b/>
+          <w:bCs/>
+          <w:color w:val="EE0000"/>
+        </w:rPr>
+        <w:t>{% for guide in consultant_discovery_guide %}• {{ guide }}</w:t>
+      </w:r>
+    </w:p>
+    <w:p>
+      <w:pPr>
+        <w:rPr>
+          <w:b/>
+          <w:bCs/>
+          <w:color w:val="EE0000"/>
+        </w:rPr>
+      </w:pPr>
+      <w:r>
+        <w:rPr>
+          <w:b/>
+          <w:bCs/>
+          <w:color w:val="EE0000"/>
+        </w:rPr>
+        <w:t>{% endfor %}</w:t>
+      </w:r>
+    </w:p>
+    <w:p/>
+    <w:p/>
+    <w:p/>
+    <w:p>
+      <w:pPr>
         <w:pStyle w:val="Heading1"/>
         <w:spacing w:after="240"/>
       </w:pPr>
@@ -3274,6 +3336,29 @@
         <w:t>{% for d in domains %}</w:t>
       </w:r>
     </w:p>
+    <w:p>
+      <w:pPr>
+        <w:pStyle w:val="Heading1"/>
+      </w:pPr>
+      <w:r>
+        <w:rPr>
+          <w:b/>
+          <w:bCs/>
+        </w:rPr>
+        <w:t>Domain</w:t>
+      </w:r>
+      <w:r>
+        <w:rPr>
+          <w:b/>
+          <w:bCs/>
+        </w:rPr>
+        <w:t xml:space="preserve">: </w:t>
+      </w:r>
+      <w:r>
+        <w:t>{{ d.domain_name }}</w:t>
+      </w:r>
+    </w:p>
+    <w:p/>
     <w:tbl>
       <w:tblPr>
         <w:tblW w:w="5000" w:type="pct"/>
@@ -3363,63 +3448,6 @@
                 <w:color w:val="FFFFFF"/>
               </w:rPr>
               <w:t>Details</w:t>
-            </w:r>
-          </w:p>
-        </w:tc>
-      </w:tr>
-      <w:tr>
-        <w:trPr>
-          <w:tblCellSpacing w:w="15" w:type="dxa"/>
-        </w:trPr>
-        <w:tc>
-          <w:tcPr>
-            <w:tcW w:w="0" w:type="auto"/>
-            <w:tcBorders>
-              <w:top w:val="single" w:sz="8" w:space="0" w:color="03546E"/>
-              <w:left w:val="single" w:sz="8" w:space="0" w:color="03546E"/>
-              <w:bottom w:val="single" w:sz="8" w:space="0" w:color="03546E"/>
-              <w:right w:val="single" w:sz="8" w:space="0" w:color="03546E"/>
-            </w:tcBorders>
-            <w:tcMar>
-              <w:top w:w="80" w:type="dxa"/>
-              <w:left w:w="80" w:type="dxa"/>
-              <w:bottom w:w="80" w:type="dxa"/>
-              <w:right w:w="80" w:type="dxa"/>
-            </w:tcMar>
-            <w:vAlign w:val="center"/>
-            <w:hideMark/>
-          </w:tcPr>
-          <w:p>
-            <w:r>
-              <w:rPr>
-                <w:b/>
-                <w:bCs/>
-              </w:rPr>
-              <w:t>Domain</w:t>
-            </w:r>
-          </w:p>
-        </w:tc>
-        <w:tc>
-          <w:tcPr>
-            <w:tcW w:w="0" w:type="auto"/>
-            <w:tcBorders>
-              <w:top w:val="single" w:sz="8" w:space="0" w:color="03546E"/>
-              <w:left w:val="single" w:sz="8" w:space="0" w:color="03546E"/>
-              <w:bottom w:val="single" w:sz="8" w:space="0" w:color="03546E"/>
-              <w:right w:val="single" w:sz="8" w:space="0" w:color="03546E"/>
-            </w:tcBorders>
-            <w:tcMar>
-              <w:top w:w="80" w:type="dxa"/>
-              <w:left w:w="80" w:type="dxa"/>
-              <w:bottom w:w="80" w:type="dxa"/>
-              <w:right w:w="80" w:type="dxa"/>
-            </w:tcMar>
-            <w:vAlign w:val="center"/>
-            <w:hideMark/>
-          </w:tcPr>
-          <w:p>
-            <w:r>
-              <w:t>{{ d.domain_name }}</w:t>
             </w:r>
           </w:p>
         </w:tc>
@@ -4354,8 +4382,9 @@
       <w:pPr>
         <w:pStyle w:val="NormalWeb"/>
         <w:rPr>
-          <w:rStyle w:val="HTMLCode"/>
           <w:rFonts w:ascii="Roboto" w:hAnsi="Roboto"/>
+          <w:sz w:val="20"/>
+          <w:szCs w:val="20"/>
         </w:rPr>
       </w:pPr>
       <w:r>
@@ -4380,6 +4409,53 @@
           <w:szCs w:val="20"/>
         </w:rPr>
         <w:t>:</w:t>
+      </w:r>
+    </w:p>
+    <w:p>
+      <w:pPr>
+        <w:pStyle w:val="Heading1"/>
+      </w:pPr>
+      <w:r>
+        <w:t>Partnership &amp; Success Criteria</w:t>
+      </w:r>
+    </w:p>
+    <w:p/>
+    <w:p>
+      <w:r>
+        <w:t>12-Month Success Metrics:</w:t>
+      </w:r>
+    </w:p>
+    <w:p>
+      <w:r>
+        <w:t>{% for metric in success_metrics %}• {{ metric }}</w:t>
+      </w:r>
+    </w:p>
+    <w:p>
+      <w:r>
+        <w:t>{% endfor %}</w:t>
+      </w:r>
+    </w:p>
+    <w:p/>
+    <w:p>
+      <w:r>
+        <w:t>Ongoing Engagement Cadence:</w:t>
+      </w:r>
+    </w:p>
+    <w:p>
+      <w:r>
+        <w:t>{% for cadence in engagement_cadence %}• {{ cadence }}</w:t>
+      </w:r>
+    </w:p>
+    <w:p>
+      <w:pPr>
+        <w:rPr>
+          <w:rStyle w:val="HTMLCode"/>
+          <w:rFonts w:ascii="Roboto" w:eastAsiaTheme="minorHAnsi" w:hAnsi="Roboto" w:cstheme="minorBidi"/>
+          <w:szCs w:val="24"/>
+        </w:rPr>
+      </w:pPr>
+      <w:r>
+        <w:t>{% endfor %}</w:t>
       </w:r>
     </w:p>
     <w:p>
@@ -5034,83 +5110,8 @@
     </w:p>
     <w:p/>
     <w:p/>
-    <w:p>
-      <w:pPr>
-        <w:pStyle w:val="Heading1"/>
-      </w:pPr>
-      <w:r>
-        <w:t>Partnership &amp; Success Criteria</w:t>
-      </w:r>
-    </w:p>
     <w:p/>
     <w:p>
-      <w:r>
-        <w:t>12-Month Success Metrics:</w:t>
-      </w:r>
-    </w:p>
-    <w:p>
-      <w:r>
-        <w:t>{% for metric in success_metrics %}• {{ metric }}</w:t>
-      </w:r>
-    </w:p>
-    <w:p>
-      <w:r>
-        <w:t>{% endfor %}</w:t>
-      </w:r>
-    </w:p>
-    <w:p/>
-    <w:p>
-      <w:r>
-        <w:t>Ongoing Engagement Cadence:</w:t>
-      </w:r>
-    </w:p>
-    <w:p>
-      <w:r>
-        <w:t>{% for cadence in engagement_cadence %}• {{ cadence }}</w:t>
-      </w:r>
-    </w:p>
-    <w:p>
-      <w:r>
-        <w:t>{% endfor %}</w:t>
-      </w:r>
-    </w:p>
-    <w:p/>
-    <w:p>
-      <w:r>
-        <w:t>Internal Discovery Guide (Consultant Only - Remove Before Sending):</w:t>
-      </w:r>
-    </w:p>
-    <w:p>
-      <w:r>
-        <w:t>{% for guide in consultant_discovery_guide %}• {{ guide }}</w:t>
-      </w:r>
-    </w:p>
-    <w:p>
-      <w:r>
-        <w:t>{% endfor %}</w:t>
-      </w:r>
-    </w:p>
-    <w:p/>
-    <w:p/>
-    <w:p/>
-    <w:p/>
-    <w:p/>
-    <w:p/>
-    <w:p/>
-    <w:p/>
-    <w:p/>
-    <w:p/>
-    <w:p/>
-    <w:p/>
-    <w:p/>
-    <w:p/>
-    <w:p>
-      <w:pPr>
-        <w:pStyle w:val="Heading1"/>
-        <w:rPr>
-          <w:rFonts w:ascii="Roboto" w:hAnsi="Roboto"/>
-        </w:rPr>
-      </w:pPr>
       <w:r>
         <w:t>Why Planet IT</w:t>
       </w:r>
@@ -5503,6 +5504,7 @@
         <w:spacing w:after="240"/>
       </w:pPr>
       <w:r>
+        <w:lastRenderedPageBreak/>
         <w:t>Our Pedigree</w:t>
       </w:r>
     </w:p>
@@ -11843,7 +11845,7 @@
 </file>
 
 <file path=word/comments.xml><?xml version="1.0" encoding="utf-8"?>
-<w:comments xmlns:wpc="http://schemas.microsoft.com/office/word/2010/wordprocessingCanvas" xmlns:cx="http://schemas.microsoft.com/office/drawing/2014/chartex" xmlns:cx1="http://schemas.microsoft.com/office/drawing/2015/9/8/chartex" xmlns:cx2="http://schemas.microsoft.com/office/drawing/2015/10/21/chartex" xmlns:cx3="http://schemas.microsoft.com/office/drawing/2016/5/9/chartex" xmlns:cx4="http://schemas.microsoft.com/office/drawing/2016/5/10/chartex" xmlns:cx5="http://schemas.microsoft.com/office/drawing/2016/5/11/chartex" xmlns:cx6="http://schemas.microsoft.com/office/drawing/2016/5/12/chartex" xmlns:cx7="http://schemas.microsoft.com/office/drawing/2016/5/13/chartex" xmlns:cx8="http://schemas.microsoft.com/office/drawing/2016/5/14/chartex" xmlns:mc="http://schemas.openxmlformats.org/markup-compatibility/2006" xmlns:aink="http://schemas.microsoft.com/office/drawing/2016/ink" xmlns:am3d="http://schemas.microsoft.com/office/drawing/2017/model3d" xmlns:o="urn:schemas-microsoft-com:office:office" xmlns:oel="http://schemas.microsoft.com/office/2019/extlst" xmlns:r="http://schemas.openxmlformats.org/officeDocument/2006/relationships" xmlns:m="http://schemas.openxmlformats.org/officeDocument/2006/math" xmlns:v="urn:schemas-microsoft-com:vml" xmlns:wp14="http://schemas.microsoft.com/office/word/2010/wordprocessingDrawing" xmlns:wp="http://schemas.openxmlformats.org/drawingml/2006/wordprocessingDrawing" xmlns:w10="urn:schemas-microsoft-com:office:word" xmlns:w="http://schemas.openxmlformats.org/wordprocessingml/2006/main" xmlns:w14="http://schemas.microsoft.com/office/word/2010/wordml" xmlns:w15="http://schemas.microsoft.com/office/word/2012/wordml" xmlns:w16cex="http://schemas.microsoft.com/office/word/2018/wordml/cex" xmlns:w16cid="http://schemas.microsoft.com/office/word/2016/wordml/cid" xmlns:w16="http://schemas.microsoft.com/office/word/2018/wordml" xmlns:w16du="http://schemas.microsoft.com/office/word/2023/wordml/word16du" xmlns:w16sdtdh="http://schemas.microsoft.com/office/word/2020/wordml/sdtdatahash" xmlns:w16sdtfl="http://schemas.microsoft.com/office/word/2024/wordml/sdtformatlock" xmlns:w16se="http://schemas.microsoft.com/office/word/2015/wordml/symex" xmlns:wpg="http://schemas.microsoft.com/office/word/2010/wordprocessingGroup" xmlns:wpi="http://schemas.microsoft.com/office/word/2010/wordprocessingInk" xmlns:wne="http://schemas.microsoft.com/office/word/2006/wordml" xmlns:wps="http://schemas.microsoft.com/office/word/2010/wordprocessingShape" mc:Ignorable="w14 w15 w16se w16cid w16 w16cex w16sdtdh w16sdtfl w16du wp14">
+<w:comments xmlns:wpc="http://schemas.microsoft.com/office/word/2010/wordprocessingCanvas" xmlns:cx="http://schemas.microsoft.com/office/drawing/2014/chartex" xmlns:cx1="http://schemas.microsoft.com/office/drawing/2015/9/8/chartex" xmlns:cx2="http://schemas.microsoft.com/office/drawing/2015/10/21/chartex" xmlns:cx3="http://schemas.microsoft.com/office/drawing/2016/5/9/chartex" xmlns:cx4="http://schemas.microsoft.com/office/drawing/2016/5/10/chartex" xmlns:cx5="http://schemas.microsoft.com/office/drawing/2016/5/11/chartex" xmlns:cx6="http://schemas.microsoft.com/office/drawing/2016/5/12/chartex" xmlns:cx7="http://schemas.microsoft.com/office/drawing/2016/5/13/chartex" xmlns:cx8="http://schemas.microsoft.com/office/drawing/2016/5/14/chartex" xmlns:mc="http://schemas.openxmlformats.org/markup-compatibility/2006" xmlns:m="http://schemas.openxmlformats.org/officeDocument/2006/math" xmlns:aink="http://schemas.microsoft.com/office/drawing/2016/ink" xmlns:am3d="http://schemas.microsoft.com/office/drawing/2017/model3d" xmlns:oel="http://schemas.microsoft.com/office/2019/extlst" xmlns:r="http://schemas.openxmlformats.org/officeDocument/2006/relationships" xmlns:wp14="http://schemas.microsoft.com/office/word/2010/wordprocessingDrawing" xmlns:wp="http://schemas.openxmlformats.org/drawingml/2006/wordprocessingDrawing" xmlns:wpg="http://schemas.microsoft.com/office/word/2010/wordprocessingGroup" xmlns:wpi="http://schemas.microsoft.com/office/word/2010/wordprocessingInk" xmlns:wps="http://schemas.microsoft.com/office/word/2010/wordprocessingShape" xmlns:o="urn:schemas-microsoft-com:office:office" xmlns:v="urn:schemas-microsoft-com:vml" xmlns:w10="urn:schemas-microsoft-com:office:word" xmlns:w="http://schemas.openxmlformats.org/wordprocessingml/2006/main" xmlns:w14="http://schemas.microsoft.com/office/word/2010/wordml" xmlns:w15="http://schemas.microsoft.com/office/word/2012/wordml" xmlns:w16cex="http://schemas.microsoft.com/office/word/2018/wordml/cex" xmlns:w16cid="http://schemas.microsoft.com/office/word/2016/wordml/cid" xmlns:w16="http://schemas.microsoft.com/office/word/2018/wordml" xmlns:w16sdtdh="http://schemas.microsoft.com/office/word/2020/wordml/sdtdatahash" xmlns:w16sdtfl="http://schemas.microsoft.com/office/word/2024/wordml/sdtformatlock" xmlns:w16se="http://schemas.microsoft.com/office/word/2015/wordml/symex" xmlns:w16du="http://schemas.microsoft.com/office/word/2023/wordml/word16du" xmlns:wne="http://schemas.microsoft.com/office/word/2006/wordml" mc:Ignorable="w14 w15 w16se w16cid w16 w16cex w16sdtdh w16sdtfl w16du wp14">
   <w:comment w:id="3" w:author="James Dell" w:date="2025-03-31T14:25:00Z" w:initials="JD">
     <w:p>
       <w:r>
@@ -11979,7 +11981,7 @@
 </file>
 
 <file path=word/commentsExtended.xml><?xml version="1.0" encoding="utf-8"?>
-<w15:commentsEx xmlns:wpc="http://schemas.microsoft.com/office/word/2010/wordprocessingCanvas" xmlns:cx="http://schemas.microsoft.com/office/drawing/2014/chartex" xmlns:cx1="http://schemas.microsoft.com/office/drawing/2015/9/8/chartex" xmlns:cx2="http://schemas.microsoft.com/office/drawing/2015/10/21/chartex" xmlns:cx3="http://schemas.microsoft.com/office/drawing/2016/5/9/chartex" xmlns:cx4="http://schemas.microsoft.com/office/drawing/2016/5/10/chartex" xmlns:cx5="http://schemas.microsoft.com/office/drawing/2016/5/11/chartex" xmlns:cx6="http://schemas.microsoft.com/office/drawing/2016/5/12/chartex" xmlns:cx7="http://schemas.microsoft.com/office/drawing/2016/5/13/chartex" xmlns:cx8="http://schemas.microsoft.com/office/drawing/2016/5/14/chartex" xmlns:mc="http://schemas.openxmlformats.org/markup-compatibility/2006" xmlns:aink="http://schemas.microsoft.com/office/drawing/2016/ink" xmlns:am3d="http://schemas.microsoft.com/office/drawing/2017/model3d" xmlns:o="urn:schemas-microsoft-com:office:office" xmlns:oel="http://schemas.microsoft.com/office/2019/extlst" xmlns:r="http://schemas.openxmlformats.org/officeDocument/2006/relationships" xmlns:m="http://schemas.openxmlformats.org/officeDocument/2006/math" xmlns:v="urn:schemas-microsoft-com:vml" xmlns:wp14="http://schemas.microsoft.com/office/word/2010/wordprocessingDrawing" xmlns:wp="http://schemas.openxmlformats.org/drawingml/2006/wordprocessingDrawing" xmlns:w10="urn:schemas-microsoft-com:office:word" xmlns:w="http://schemas.openxmlformats.org/wordprocessingml/2006/main" xmlns:w14="http://schemas.microsoft.com/office/word/2010/wordml" xmlns:w15="http://schemas.microsoft.com/office/word/2012/wordml" xmlns:w16cex="http://schemas.microsoft.com/office/word/2018/wordml/cex" xmlns:w16cid="http://schemas.microsoft.com/office/word/2016/wordml/cid" xmlns:w16="http://schemas.microsoft.com/office/word/2018/wordml" xmlns:w16du="http://schemas.microsoft.com/office/word/2023/wordml/word16du" xmlns:w16sdtdh="http://schemas.microsoft.com/office/word/2020/wordml/sdtdatahash" xmlns:w16sdtfl="http://schemas.microsoft.com/office/word/2024/wordml/sdtformatlock" xmlns:w16se="http://schemas.microsoft.com/office/word/2015/wordml/symex" xmlns:wpg="http://schemas.microsoft.com/office/word/2010/wordprocessingGroup" xmlns:wpi="http://schemas.microsoft.com/office/word/2010/wordprocessingInk" xmlns:wne="http://schemas.microsoft.com/office/word/2006/wordml" xmlns:wps="http://schemas.microsoft.com/office/word/2010/wordprocessingShape" mc:Ignorable="w14 w15 w16se w16cid w16 w16cex w16sdtdh w16sdtfl w16du wp14">
+<w15:commentsEx xmlns:wpc="http://schemas.microsoft.com/office/word/2010/wordprocessingCanvas" xmlns:cx="http://schemas.microsoft.com/office/drawing/2014/chartex" xmlns:cx1="http://schemas.microsoft.com/office/drawing/2015/9/8/chartex" xmlns:cx2="http://schemas.microsoft.com/office/drawing/2015/10/21/chartex" xmlns:cx3="http://schemas.microsoft.com/office/drawing/2016/5/9/chartex" xmlns:cx4="http://schemas.microsoft.com/office/drawing/2016/5/10/chartex" xmlns:cx5="http://schemas.microsoft.com/office/drawing/2016/5/11/chartex" xmlns:cx6="http://schemas.microsoft.com/office/drawing/2016/5/12/chartex" xmlns:cx7="http://schemas.microsoft.com/office/drawing/2016/5/13/chartex" xmlns:cx8="http://schemas.microsoft.com/office/drawing/2016/5/14/chartex" xmlns:mc="http://schemas.openxmlformats.org/markup-compatibility/2006" xmlns:m="http://schemas.openxmlformats.org/officeDocument/2006/math" xmlns:aink="http://schemas.microsoft.com/office/drawing/2016/ink" xmlns:am3d="http://schemas.microsoft.com/office/drawing/2017/model3d" xmlns:oel="http://schemas.microsoft.com/office/2019/extlst" xmlns:r="http://schemas.openxmlformats.org/officeDocument/2006/relationships" xmlns:wp14="http://schemas.microsoft.com/office/word/2010/wordprocessingDrawing" xmlns:wp="http://schemas.openxmlformats.org/drawingml/2006/wordprocessingDrawing" xmlns:wpg="http://schemas.microsoft.com/office/word/2010/wordprocessingGroup" xmlns:wpi="http://schemas.microsoft.com/office/word/2010/wordprocessingInk" xmlns:wps="http://schemas.microsoft.com/office/word/2010/wordprocessingShape" xmlns:o="urn:schemas-microsoft-com:office:office" xmlns:v="urn:schemas-microsoft-com:vml" xmlns:w10="urn:schemas-microsoft-com:office:word" xmlns:w="http://schemas.openxmlformats.org/wordprocessingml/2006/main" xmlns:w14="http://schemas.microsoft.com/office/word/2010/wordml" xmlns:w15="http://schemas.microsoft.com/office/word/2012/wordml" xmlns:w16cex="http://schemas.microsoft.com/office/word/2018/wordml/cex" xmlns:w16cid="http://schemas.microsoft.com/office/word/2016/wordml/cid" xmlns:w16="http://schemas.microsoft.com/office/word/2018/wordml" xmlns:w16sdtdh="http://schemas.microsoft.com/office/word/2020/wordml/sdtdatahash" xmlns:w16sdtfl="http://schemas.microsoft.com/office/word/2024/wordml/sdtformatlock" xmlns:w16se="http://schemas.microsoft.com/office/word/2015/wordml/symex" xmlns:w16du="http://schemas.microsoft.com/office/word/2023/wordml/word16du" xmlns:wne="http://schemas.microsoft.com/office/word/2006/wordml" mc:Ignorable="w14 w15 w16se w16cid w16 w16cex w16sdtdh w16sdtfl w16du wp14">
   <w15:commentEx w15:paraId="51F97860" w15:done="0"/>
   <w15:commentEx w15:paraId="55A6ECFB" w15:done="0"/>
   <w15:commentEx w15:paraId="4FBA6D35" w15:paraIdParent="55A6ECFB" w15:done="0"/>
@@ -11987,7 +11989,7 @@
 </file>
 
 <file path=word/commentsExtensible.xml><?xml version="1.0" encoding="utf-8"?>
-<w16cex:commentsExtensible xmlns:wpc="http://schemas.microsoft.com/office/word/2010/wordprocessingCanvas" xmlns:cx="http://schemas.microsoft.com/office/drawing/2014/chartex" xmlns:cx1="http://schemas.microsoft.com/office/drawing/2015/9/8/chartex" xmlns:cx2="http://schemas.microsoft.com/office/drawing/2015/10/21/chartex" xmlns:cx3="http://schemas.microsoft.com/office/drawing/2016/5/9/chartex" xmlns:cx4="http://schemas.microsoft.com/office/drawing/2016/5/10/chartex" xmlns:cx5="http://schemas.microsoft.com/office/drawing/2016/5/11/chartex" xmlns:cx6="http://schemas.microsoft.com/office/drawing/2016/5/12/chartex" xmlns:cx7="http://schemas.microsoft.com/office/drawing/2016/5/13/chartex" xmlns:cx8="http://schemas.microsoft.com/office/drawing/2016/5/14/chartex" xmlns:cr="http://schemas.microsoft.com/office/comments/2020/reactions" xmlns:mc="http://schemas.openxmlformats.org/markup-compatibility/2006" xmlns:aink="http://schemas.microsoft.com/office/drawing/2016/ink" xmlns:am3d="http://schemas.microsoft.com/office/drawing/2017/model3d" xmlns:o="urn:schemas-microsoft-com:office:office" xmlns:oel="http://schemas.microsoft.com/office/2019/extlst" xmlns:r="http://schemas.openxmlformats.org/officeDocument/2006/relationships" xmlns:m="http://schemas.openxmlformats.org/officeDocument/2006/math" xmlns:v="urn:schemas-microsoft-com:vml" xmlns:wp14="http://schemas.microsoft.com/office/word/2010/wordprocessingDrawing" xmlns:wp="http://schemas.openxmlformats.org/drawingml/2006/wordprocessingDrawing" xmlns:w10="urn:schemas-microsoft-com:office:word" xmlns:w="http://schemas.openxmlformats.org/wordprocessingml/2006/main" xmlns:w14="http://schemas.microsoft.com/office/word/2010/wordml" xmlns:w15="http://schemas.microsoft.com/office/word/2012/wordml" xmlns:w16cex="http://schemas.microsoft.com/office/word/2018/wordml/cex" xmlns:w16cid="http://schemas.microsoft.com/office/word/2016/wordml/cid" xmlns:w16="http://schemas.microsoft.com/office/word/2018/wordml" xmlns:w16du="http://schemas.microsoft.com/office/word/2023/wordml/word16du" xmlns:w16sdtdh="http://schemas.microsoft.com/office/word/2020/wordml/sdtdatahash" xmlns:w16sdtfl="http://schemas.microsoft.com/office/word/2024/wordml/sdtformatlock" xmlns:w16se="http://schemas.microsoft.com/office/word/2015/wordml/symex" xmlns:wpg="http://schemas.microsoft.com/office/word/2010/wordprocessingGroup" xmlns:wpi="http://schemas.microsoft.com/office/word/2010/wordprocessingInk" xmlns:wne="http://schemas.microsoft.com/office/word/2006/wordml" xmlns:wps="http://schemas.microsoft.com/office/word/2010/wordprocessingShape" mc:Ignorable="w14 w15 w16se w16cid w16 w16cex w16sdtdh w16sdtfl cr w16du wp14">
+<w16cex:commentsExtensible xmlns:wpc="http://schemas.microsoft.com/office/word/2010/wordprocessingCanvas" xmlns:cx="http://schemas.microsoft.com/office/drawing/2014/chartex" xmlns:cx1="http://schemas.microsoft.com/office/drawing/2015/9/8/chartex" xmlns:cx2="http://schemas.microsoft.com/office/drawing/2015/10/21/chartex" xmlns:cx3="http://schemas.microsoft.com/office/drawing/2016/5/9/chartex" xmlns:cx4="http://schemas.microsoft.com/office/drawing/2016/5/10/chartex" xmlns:cx5="http://schemas.microsoft.com/office/drawing/2016/5/11/chartex" xmlns:cx6="http://schemas.microsoft.com/office/drawing/2016/5/12/chartex" xmlns:cx7="http://schemas.microsoft.com/office/drawing/2016/5/13/chartex" xmlns:cx8="http://schemas.microsoft.com/office/drawing/2016/5/14/chartex" xmlns:cr="http://schemas.microsoft.com/office/comments/2020/reactions" xmlns:mc="http://schemas.openxmlformats.org/markup-compatibility/2006" xmlns:m="http://schemas.openxmlformats.org/officeDocument/2006/math" xmlns:aink="http://schemas.microsoft.com/office/drawing/2016/ink" xmlns:am3d="http://schemas.microsoft.com/office/drawing/2017/model3d" xmlns:oel="http://schemas.microsoft.com/office/2019/extlst" xmlns:r="http://schemas.openxmlformats.org/officeDocument/2006/relationships" xmlns:wp14="http://schemas.microsoft.com/office/word/2010/wordprocessingDrawing" xmlns:wp="http://schemas.openxmlformats.org/drawingml/2006/wordprocessingDrawing" xmlns:wpg="http://schemas.microsoft.com/office/word/2010/wordprocessingGroup" xmlns:wpi="http://schemas.microsoft.com/office/word/2010/wordprocessingInk" xmlns:wps="http://schemas.microsoft.com/office/word/2010/wordprocessingShape" xmlns:o="urn:schemas-microsoft-com:office:office" xmlns:v="urn:schemas-microsoft-com:vml" xmlns:w10="urn:schemas-microsoft-com:office:word" xmlns:w="http://schemas.openxmlformats.org/wordprocessingml/2006/main" xmlns:w14="http://schemas.microsoft.com/office/word/2010/wordml" xmlns:w15="http://schemas.microsoft.com/office/word/2012/wordml" xmlns:w16cex="http://schemas.microsoft.com/office/word/2018/wordml/cex" xmlns:w16cid="http://schemas.microsoft.com/office/word/2016/wordml/cid" xmlns:w16="http://schemas.microsoft.com/office/word/2018/wordml" xmlns:w16sdtdh="http://schemas.microsoft.com/office/word/2020/wordml/sdtdatahash" xmlns:w16sdtfl="http://schemas.microsoft.com/office/word/2024/wordml/sdtformatlock" xmlns:w16se="http://schemas.microsoft.com/office/word/2015/wordml/symex" xmlns:w16du="http://schemas.microsoft.com/office/word/2023/wordml/word16du" xmlns:wne="http://schemas.microsoft.com/office/word/2006/wordml" mc:Ignorable="w14 w15 w16se w16cid w16 w16cex w16sdtdh w16sdtfl cr w16du wp14">
   <w16cex:commentExtensible w16cex:durableId="0CF9A057" w16cex:dateUtc="2025-03-31T13:25:00Z"/>
   <w16cex:commentExtensible w16cex:durableId="5B0D66D0" w16cex:dateUtc="2025-03-31T13:25:00Z"/>
   <w16cex:commentExtensible w16cex:durableId="0E38F10B" w16cex:dateUtc="2025-03-31T13:29:00Z"/>
@@ -11995,7 +11997,7 @@
 </file>
 
 <file path=word/commentsIds.xml><?xml version="1.0" encoding="utf-8"?>
-<w16cid:commentsIds xmlns:wpc="http://schemas.microsoft.com/office/word/2010/wordprocessingCanvas" xmlns:cx="http://schemas.microsoft.com/office/drawing/2014/chartex" xmlns:cx1="http://schemas.microsoft.com/office/drawing/2015/9/8/chartex" xmlns:cx2="http://schemas.microsoft.com/office/drawing/2015/10/21/chartex" xmlns:cx3="http://schemas.microsoft.com/office/drawing/2016/5/9/chartex" xmlns:cx4="http://schemas.microsoft.com/office/drawing/2016/5/10/chartex" xmlns:cx5="http://schemas.microsoft.com/office/drawing/2016/5/11/chartex" xmlns:cx6="http://schemas.microsoft.com/office/drawing/2016/5/12/chartex" xmlns:cx7="http://schemas.microsoft.com/office/drawing/2016/5/13/chartex" xmlns:cx8="http://schemas.microsoft.com/office/drawing/2016/5/14/chartex" xmlns:mc="http://schemas.openxmlformats.org/markup-compatibility/2006" xmlns:aink="http://schemas.microsoft.com/office/drawing/2016/ink" xmlns:am3d="http://schemas.microsoft.com/office/drawing/2017/model3d" xmlns:o="urn:schemas-microsoft-com:office:office" xmlns:oel="http://schemas.microsoft.com/office/2019/extlst" xmlns:r="http://schemas.openxmlformats.org/officeDocument/2006/relationships" xmlns:m="http://schemas.openxmlformats.org/officeDocument/2006/math" xmlns:v="urn:schemas-microsoft-com:vml" xmlns:wp14="http://schemas.microsoft.com/office/word/2010/wordprocessingDrawing" xmlns:wp="http://schemas.openxmlformats.org/drawingml/2006/wordprocessingDrawing" xmlns:w10="urn:schemas-microsoft-com:office:word" xmlns:w="http://schemas.openxmlformats.org/wordprocessingml/2006/main" xmlns:w14="http://schemas.microsoft.com/office/word/2010/wordml" xmlns:w15="http://schemas.microsoft.com/office/word/2012/wordml" xmlns:w16cex="http://schemas.microsoft.com/office/word/2018/wordml/cex" xmlns:w16cid="http://schemas.microsoft.com/office/word/2016/wordml/cid" xmlns:w16="http://schemas.microsoft.com/office/word/2018/wordml" xmlns:w16du="http://schemas.microsoft.com/office/word/2023/wordml/word16du" xmlns:w16sdtdh="http://schemas.microsoft.com/office/word/2020/wordml/sdtdatahash" xmlns:w16sdtfl="http://schemas.microsoft.com/office/word/2024/wordml/sdtformatlock" xmlns:w16se="http://schemas.microsoft.com/office/word/2015/wordml/symex" xmlns:wpg="http://schemas.microsoft.com/office/word/2010/wordprocessingGroup" xmlns:wpi="http://schemas.microsoft.com/office/word/2010/wordprocessingInk" xmlns:wne="http://schemas.microsoft.com/office/word/2006/wordml" xmlns:wps="http://schemas.microsoft.com/office/word/2010/wordprocessingShape" mc:Ignorable="w14 w15 w16se w16cid w16 w16cex w16sdtdh w16sdtfl w16du wp14">
+<w16cid:commentsIds xmlns:wpc="http://schemas.microsoft.com/office/word/2010/wordprocessingCanvas" xmlns:cx="http://schemas.microsoft.com/office/drawing/2014/chartex" xmlns:cx1="http://schemas.microsoft.com/office/drawing/2015/9/8/chartex" xmlns:cx2="http://schemas.microsoft.com/office/drawing/2015/10/21/chartex" xmlns:cx3="http://schemas.microsoft.com/office/drawing/2016/5/9/chartex" xmlns:cx4="http://schemas.microsoft.com/office/drawing/2016/5/10/chartex" xmlns:cx5="http://schemas.microsoft.com/office/drawing/2016/5/11/chartex" xmlns:cx6="http://schemas.microsoft.com/office/drawing/2016/5/12/chartex" xmlns:cx7="http://schemas.microsoft.com/office/drawing/2016/5/13/chartex" xmlns:cx8="http://schemas.microsoft.com/office/drawing/2016/5/14/chartex" xmlns:mc="http://schemas.openxmlformats.org/markup-compatibility/2006" xmlns:m="http://schemas.openxmlformats.org/officeDocument/2006/math" xmlns:aink="http://schemas.microsoft.com/office/drawing/2016/ink" xmlns:am3d="http://schemas.microsoft.com/office/drawing/2017/model3d" xmlns:oel="http://schemas.microsoft.com/office/2019/extlst" xmlns:r="http://schemas.openxmlformats.org/officeDocument/2006/relationships" xmlns:wp14="http://schemas.microsoft.com/office/word/2010/wordprocessingDrawing" xmlns:wp="http://schemas.openxmlformats.org/drawingml/2006/wordprocessingDrawing" xmlns:wpg="http://schemas.microsoft.com/office/word/2010/wordprocessingGroup" xmlns:wpi="http://schemas.microsoft.com/office/word/2010/wordprocessingInk" xmlns:wps="http://schemas.microsoft.com/office/word/2010/wordprocessingShape" xmlns:o="urn:schemas-microsoft-com:office:office" xmlns:v="urn:schemas-microsoft-com:vml" xmlns:w10="urn:schemas-microsoft-com:office:word" xmlns:w="http://schemas.openxmlformats.org/wordprocessingml/2006/main" xmlns:w14="http://schemas.microsoft.com/office/word/2010/wordml" xmlns:w15="http://schemas.microsoft.com/office/word/2012/wordml" xmlns:w16cex="http://schemas.microsoft.com/office/word/2018/wordml/cex" xmlns:w16cid="http://schemas.microsoft.com/office/word/2016/wordml/cid" xmlns:w16="http://schemas.microsoft.com/office/word/2018/wordml" xmlns:w16sdtdh="http://schemas.microsoft.com/office/word/2020/wordml/sdtdatahash" xmlns:w16sdtfl="http://schemas.microsoft.com/office/word/2024/wordml/sdtformatlock" xmlns:w16se="http://schemas.microsoft.com/office/word/2015/wordml/symex" xmlns:w16du="http://schemas.microsoft.com/office/word/2023/wordml/word16du" xmlns:wne="http://schemas.microsoft.com/office/word/2006/wordml" mc:Ignorable="w14 w15 w16se w16cid w16 w16cex w16sdtdh w16sdtfl w16du wp14">
   <w16cid:commentId w16cid:paraId="51F97860" w16cid:durableId="0CF9A057"/>
   <w16cid:commentId w16cid:paraId="55A6ECFB" w16cid:durableId="5B0D66D0"/>
   <w16cid:commentId w16cid:paraId="4FBA6D35" w16cid:durableId="0E38F10B"/>
@@ -12003,7 +12005,7 @@
 </file>
 
 <file path=word/endnotes.xml><?xml version="1.0" encoding="utf-8"?>
-<w:endnotes xmlns:wpc="http://schemas.microsoft.com/office/word/2010/wordprocessingCanvas" xmlns:cx="http://schemas.microsoft.com/office/drawing/2014/chartex" xmlns:cx1="http://schemas.microsoft.com/office/drawing/2015/9/8/chartex" xmlns:cx2="http://schemas.microsoft.com/office/drawing/2015/10/21/chartex" xmlns:cx3="http://schemas.microsoft.com/office/drawing/2016/5/9/chartex" xmlns:cx4="http://schemas.microsoft.com/office/drawing/2016/5/10/chartex" xmlns:cx5="http://schemas.microsoft.com/office/drawing/2016/5/11/chartex" xmlns:cx6="http://schemas.microsoft.com/office/drawing/2016/5/12/chartex" xmlns:cx7="http://schemas.microsoft.com/office/drawing/2016/5/13/chartex" xmlns:cx8="http://schemas.microsoft.com/office/drawing/2016/5/14/chartex" xmlns:mc="http://schemas.openxmlformats.org/markup-compatibility/2006" xmlns:aink="http://schemas.microsoft.com/office/drawing/2016/ink" xmlns:am3d="http://schemas.microsoft.com/office/drawing/2017/model3d" xmlns:o="urn:schemas-microsoft-com:office:office" xmlns:oel="http://schemas.microsoft.com/office/2019/extlst" xmlns:r="http://schemas.openxmlformats.org/officeDocument/2006/relationships" xmlns:m="http://schemas.openxmlformats.org/officeDocument/2006/math" xmlns:v="urn:schemas-microsoft-com:vml" xmlns:wp14="http://schemas.microsoft.com/office/word/2010/wordprocessingDrawing" xmlns:wp="http://schemas.openxmlformats.org/drawingml/2006/wordprocessingDrawing" xmlns:w10="urn:schemas-microsoft-com:office:word" xmlns:w="http://schemas.openxmlformats.org/wordprocessingml/2006/main" xmlns:w14="http://schemas.microsoft.com/office/word/2010/wordml" xmlns:w15="http://schemas.microsoft.com/office/word/2012/wordml" xmlns:w16cex="http://schemas.microsoft.com/office/word/2018/wordml/cex" xmlns:w16cid="http://schemas.microsoft.com/office/word/2016/wordml/cid" xmlns:w16="http://schemas.microsoft.com/office/word/2018/wordml" xmlns:w16du="http://schemas.microsoft.com/office/word/2023/wordml/word16du" xmlns:w16sdtdh="http://schemas.microsoft.com/office/word/2020/wordml/sdtdatahash" xmlns:w16sdtfl="http://schemas.microsoft.com/office/word/2024/wordml/sdtformatlock" xmlns:w16se="http://schemas.microsoft.com/office/word/2015/wordml/symex" xmlns:wpg="http://schemas.microsoft.com/office/word/2010/wordprocessingGroup" xmlns:wpi="http://schemas.microsoft.com/office/word/2010/wordprocessingInk" xmlns:wne="http://schemas.microsoft.com/office/word/2006/wordml" xmlns:wps="http://schemas.microsoft.com/office/word/2010/wordprocessingShape" mc:Ignorable="w14 w15 w16se w16cid w16 w16cex w16sdtdh w16sdtfl w16du wp14">
+<w:endnotes xmlns:wpc="http://schemas.microsoft.com/office/word/2010/wordprocessingCanvas" xmlns:cx="http://schemas.microsoft.com/office/drawing/2014/chartex" xmlns:cx1="http://schemas.microsoft.com/office/drawing/2015/9/8/chartex" xmlns:cx2="http://schemas.microsoft.com/office/drawing/2015/10/21/chartex" xmlns:cx3="http://schemas.microsoft.com/office/drawing/2016/5/9/chartex" xmlns:cx4="http://schemas.microsoft.com/office/drawing/2016/5/10/chartex" xmlns:cx5="http://schemas.microsoft.com/office/drawing/2016/5/11/chartex" xmlns:cx6="http://schemas.microsoft.com/office/drawing/2016/5/12/chartex" xmlns:cx7="http://schemas.microsoft.com/office/drawing/2016/5/13/chartex" xmlns:cx8="http://schemas.microsoft.com/office/drawing/2016/5/14/chartex" xmlns:mc="http://schemas.openxmlformats.org/markup-compatibility/2006" xmlns:m="http://schemas.openxmlformats.org/officeDocument/2006/math" xmlns:aink="http://schemas.microsoft.com/office/drawing/2016/ink" xmlns:am3d="http://schemas.microsoft.com/office/drawing/2017/model3d" xmlns:oel="http://schemas.microsoft.com/office/2019/extlst" xmlns:r="http://schemas.openxmlformats.org/officeDocument/2006/relationships" xmlns:wp14="http://schemas.microsoft.com/office/word/2010/wordprocessingDrawing" xmlns:wp="http://schemas.openxmlformats.org/drawingml/2006/wordprocessingDrawing" xmlns:wpg="http://schemas.microsoft.com/office/word/2010/wordprocessingGroup" xmlns:wpi="http://schemas.microsoft.com/office/word/2010/wordprocessingInk" xmlns:wps="http://schemas.microsoft.com/office/word/2010/wordprocessingShape" xmlns:o="urn:schemas-microsoft-com:office:office" xmlns:v="urn:schemas-microsoft-com:vml" xmlns:w10="urn:schemas-microsoft-com:office:word" xmlns:w="http://schemas.openxmlformats.org/wordprocessingml/2006/main" xmlns:w14="http://schemas.microsoft.com/office/word/2010/wordml" xmlns:w15="http://schemas.microsoft.com/office/word/2012/wordml" xmlns:w16cex="http://schemas.microsoft.com/office/word/2018/wordml/cex" xmlns:w16cid="http://schemas.microsoft.com/office/word/2016/wordml/cid" xmlns:w16="http://schemas.microsoft.com/office/word/2018/wordml" xmlns:w16sdtdh="http://schemas.microsoft.com/office/word/2020/wordml/sdtdatahash" xmlns:w16sdtfl="http://schemas.microsoft.com/office/word/2024/wordml/sdtformatlock" xmlns:w16se="http://schemas.microsoft.com/office/word/2015/wordml/symex" xmlns:w16du="http://schemas.microsoft.com/office/word/2023/wordml/word16du" xmlns:wne="http://schemas.microsoft.com/office/word/2006/wordml" mc:Ignorable="w14 w15 w16se w16cid w16 w16cex w16sdtdh w16sdtfl w16du wp14">
   <w:endnote w:type="separator" w:id="-1">
     <w:p>
       <w:r>
@@ -12025,7 +12027,7 @@
 </file>
 
 <file path=word/footnotes.xml><?xml version="1.0" encoding="utf-8"?>
-<w:footnotes xmlns:wpc="http://schemas.microsoft.com/office/word/2010/wordprocessingCanvas" xmlns:cx="http://schemas.microsoft.com/office/drawing/2014/chartex" xmlns:cx1="http://schemas.microsoft.com/office/drawing/2015/9/8/chartex" xmlns:cx2="http://schemas.microsoft.com/office/drawing/2015/10/21/chartex" xmlns:cx3="http://schemas.microsoft.com/office/drawing/2016/5/9/chartex" xmlns:cx4="http://schemas.microsoft.com/office/drawing/2016/5/10/chartex" xmlns:cx5="http://schemas.microsoft.com/office/drawing/2016/5/11/chartex" xmlns:cx6="http://schemas.microsoft.com/office/drawing/2016/5/12/chartex" xmlns:cx7="http://schemas.microsoft.com/office/drawing/2016/5/13/chartex" xmlns:cx8="http://schemas.microsoft.com/office/drawing/2016/5/14/chartex" xmlns:mc="http://schemas.openxmlformats.org/markup-compatibility/2006" xmlns:aink="http://schemas.microsoft.com/office/drawing/2016/ink" xmlns:am3d="http://schemas.microsoft.com/office/drawing/2017/model3d" xmlns:o="urn:schemas-microsoft-com:office:office" xmlns:oel="http://schemas.microsoft.com/office/2019/extlst" xmlns:r="http://schemas.openxmlformats.org/officeDocument/2006/relationships" xmlns:m="http://schemas.openxmlformats.org/officeDocument/2006/math" xmlns:v="urn:schemas-microsoft-com:vml" xmlns:wp14="http://schemas.microsoft.com/office/word/2010/wordprocessingDrawing" xmlns:wp="http://schemas.openxmlformats.org/drawingml/2006/wordprocessingDrawing" xmlns:w10="urn:schemas-microsoft-com:office:word" xmlns:w="http://schemas.openxmlformats.org/wordprocessingml/2006/main" xmlns:w14="http://schemas.microsoft.com/office/word/2010/wordml" xmlns:w15="http://schemas.microsoft.com/office/word/2012/wordml" xmlns:w16cex="http://schemas.microsoft.com/office/word/2018/wordml/cex" xmlns:w16cid="http://schemas.microsoft.com/office/word/2016/wordml/cid" xmlns:w16="http://schemas.microsoft.com/office/word/2018/wordml" xmlns:w16du="http://schemas.microsoft.com/office/word/2023/wordml/word16du" xmlns:w16sdtdh="http://schemas.microsoft.com/office/word/2020/wordml/sdtdatahash" xmlns:w16sdtfl="http://schemas.microsoft.com/office/word/2024/wordml/sdtformatlock" xmlns:w16se="http://schemas.microsoft.com/office/word/2015/wordml/symex" xmlns:wpg="http://schemas.microsoft.com/office/word/2010/wordprocessingGroup" xmlns:wpi="http://schemas.microsoft.com/office/word/2010/wordprocessingInk" xmlns:wne="http://schemas.microsoft.com/office/word/2006/wordml" xmlns:wps="http://schemas.microsoft.com/office/word/2010/wordprocessingShape" mc:Ignorable="w14 w15 w16se w16cid w16 w16cex w16sdtdh w16sdtfl w16du wp14">
+<w:footnotes xmlns:wpc="http://schemas.microsoft.com/office/word/2010/wordprocessingCanvas" xmlns:cx="http://schemas.microsoft.com/office/drawing/2014/chartex" xmlns:cx1="http://schemas.microsoft.com/office/drawing/2015/9/8/chartex" xmlns:cx2="http://schemas.microsoft.com/office/drawing/2015/10/21/chartex" xmlns:cx3="http://schemas.microsoft.com/office/drawing/2016/5/9/chartex" xmlns:cx4="http://schemas.microsoft.com/office/drawing/2016/5/10/chartex" xmlns:cx5="http://schemas.microsoft.com/office/drawing/2016/5/11/chartex" xmlns:cx6="http://schemas.microsoft.com/office/drawing/2016/5/12/chartex" xmlns:cx7="http://schemas.microsoft.com/office/drawing/2016/5/13/chartex" xmlns:cx8="http://schemas.microsoft.com/office/drawing/2016/5/14/chartex" xmlns:mc="http://schemas.openxmlformats.org/markup-compatibility/2006" xmlns:m="http://schemas.openxmlformats.org/officeDocument/2006/math" xmlns:aink="http://schemas.microsoft.com/office/drawing/2016/ink" xmlns:am3d="http://schemas.microsoft.com/office/drawing/2017/model3d" xmlns:oel="http://schemas.microsoft.com/office/2019/extlst" xmlns:r="http://schemas.openxmlformats.org/officeDocument/2006/relationships" xmlns:wp14="http://schemas.microsoft.com/office/word/2010/wordprocessingDrawing" xmlns:wp="http://schemas.openxmlformats.org/drawingml/2006/wordprocessingDrawing" xmlns:wpg="http://schemas.microsoft.com/office/word/2010/wordprocessingGroup" xmlns:wpi="http://schemas.microsoft.com/office/word/2010/wordprocessingInk" xmlns:wps="http://schemas.microsoft.com/office/word/2010/wordprocessingShape" xmlns:o="urn:schemas-microsoft-com:office:office" xmlns:v="urn:schemas-microsoft-com:vml" xmlns:w10="urn:schemas-microsoft-com:office:word" xmlns:w="http://schemas.openxmlformats.org/wordprocessingml/2006/main" xmlns:w14="http://schemas.microsoft.com/office/word/2010/wordml" xmlns:w15="http://schemas.microsoft.com/office/word/2012/wordml" xmlns:w16cex="http://schemas.microsoft.com/office/word/2018/wordml/cex" xmlns:w16cid="http://schemas.microsoft.com/office/word/2016/wordml/cid" xmlns:w16="http://schemas.microsoft.com/office/word/2018/wordml" xmlns:w16sdtdh="http://schemas.microsoft.com/office/word/2020/wordml/sdtdatahash" xmlns:w16sdtfl="http://schemas.microsoft.com/office/word/2024/wordml/sdtformatlock" xmlns:w16se="http://schemas.microsoft.com/office/word/2015/wordml/symex" xmlns:w16du="http://schemas.microsoft.com/office/word/2023/wordml/word16du" xmlns:wne="http://schemas.microsoft.com/office/word/2006/wordml" mc:Ignorable="w14 w15 w16se w16cid w16 w16cex w16sdtdh w16sdtfl w16du wp14">
   <w:footnote w:type="separator" w:id="-1">
     <w:p>
       <w:r>
@@ -12047,7 +12049,7 @@
 </file>
 
 <file path=word/header1.xml><?xml version="1.0" encoding="utf-8"?>
-<w:hdr xmlns:wpc="http://schemas.microsoft.com/office/word/2010/wordprocessingCanvas" xmlns:cx="http://schemas.microsoft.com/office/drawing/2014/chartex" xmlns:cx1="http://schemas.microsoft.com/office/drawing/2015/9/8/chartex" xmlns:cx2="http://schemas.microsoft.com/office/drawing/2015/10/21/chartex" xmlns:cx3="http://schemas.microsoft.com/office/drawing/2016/5/9/chartex" xmlns:cx4="http://schemas.microsoft.com/office/drawing/2016/5/10/chartex" xmlns:cx5="http://schemas.microsoft.com/office/drawing/2016/5/11/chartex" xmlns:cx6="http://schemas.microsoft.com/office/drawing/2016/5/12/chartex" xmlns:cx7="http://schemas.microsoft.com/office/drawing/2016/5/13/chartex" xmlns:cx8="http://schemas.microsoft.com/office/drawing/2016/5/14/chartex" xmlns:mc="http://schemas.openxmlformats.org/markup-compatibility/2006" xmlns:aink="http://schemas.microsoft.com/office/drawing/2016/ink" xmlns:am3d="http://schemas.microsoft.com/office/drawing/2017/model3d" xmlns:o="urn:schemas-microsoft-com:office:office" xmlns:oel="http://schemas.microsoft.com/office/2019/extlst" xmlns:r="http://schemas.openxmlformats.org/officeDocument/2006/relationships" xmlns:m="http://schemas.openxmlformats.org/officeDocument/2006/math" xmlns:v="urn:schemas-microsoft-com:vml" xmlns:wp14="http://schemas.microsoft.com/office/word/2010/wordprocessingDrawing" xmlns:wp="http://schemas.openxmlformats.org/drawingml/2006/wordprocessingDrawing" xmlns:w10="urn:schemas-microsoft-com:office:word" xmlns:w="http://schemas.openxmlformats.org/wordprocessingml/2006/main" xmlns:w14="http://schemas.microsoft.com/office/word/2010/wordml" xmlns:w15="http://schemas.microsoft.com/office/word/2012/wordml" xmlns:w16cex="http://schemas.microsoft.com/office/word/2018/wordml/cex" xmlns:w16cid="http://schemas.microsoft.com/office/word/2016/wordml/cid" xmlns:w16="http://schemas.microsoft.com/office/word/2018/wordml" xmlns:w16du="http://schemas.microsoft.com/office/word/2023/wordml/word16du" xmlns:w16sdtdh="http://schemas.microsoft.com/office/word/2020/wordml/sdtdatahash" xmlns:w16sdtfl="http://schemas.microsoft.com/office/word/2024/wordml/sdtformatlock" xmlns:w16se="http://schemas.microsoft.com/office/word/2015/wordml/symex" xmlns:wpg="http://schemas.microsoft.com/office/word/2010/wordprocessingGroup" xmlns:wpi="http://schemas.microsoft.com/office/word/2010/wordprocessingInk" xmlns:wne="http://schemas.microsoft.com/office/word/2006/wordml" xmlns:wps="http://schemas.microsoft.com/office/word/2010/wordprocessingShape" mc:Ignorable="w14 w15 w16se w16cid w16 w16cex w16sdtdh w16sdtfl w16du wp14">
+<w:hdr xmlns:wpc="http://schemas.microsoft.com/office/word/2010/wordprocessingCanvas" xmlns:cx="http://schemas.microsoft.com/office/drawing/2014/chartex" xmlns:cx1="http://schemas.microsoft.com/office/drawing/2015/9/8/chartex" xmlns:cx2="http://schemas.microsoft.com/office/drawing/2015/10/21/chartex" xmlns:cx3="http://schemas.microsoft.com/office/drawing/2016/5/9/chartex" xmlns:cx4="http://schemas.microsoft.com/office/drawing/2016/5/10/chartex" xmlns:cx5="http://schemas.microsoft.com/office/drawing/2016/5/11/chartex" xmlns:cx6="http://schemas.microsoft.com/office/drawing/2016/5/12/chartex" xmlns:cx7="http://schemas.microsoft.com/office/drawing/2016/5/13/chartex" xmlns:cx8="http://schemas.microsoft.com/office/drawing/2016/5/14/chartex" xmlns:mc="http://schemas.openxmlformats.org/markup-compatibility/2006" xmlns:m="http://schemas.openxmlformats.org/officeDocument/2006/math" xmlns:aink="http://schemas.microsoft.com/office/drawing/2016/ink" xmlns:am3d="http://schemas.microsoft.com/office/drawing/2017/model3d" xmlns:oel="http://schemas.microsoft.com/office/2019/extlst" xmlns:r="http://schemas.openxmlformats.org/officeDocument/2006/relationships" xmlns:wp14="http://schemas.microsoft.com/office/word/2010/wordprocessingDrawing" xmlns:wp="http://schemas.openxmlformats.org/drawingml/2006/wordprocessingDrawing" xmlns:wpg="http://schemas.microsoft.com/office/word/2010/wordprocessingGroup" xmlns:wpi="http://schemas.microsoft.com/office/word/2010/wordprocessingInk" xmlns:wps="http://schemas.microsoft.com/office/word/2010/wordprocessingShape" xmlns:o="urn:schemas-microsoft-com:office:office" xmlns:v="urn:schemas-microsoft-com:vml" xmlns:w10="urn:schemas-microsoft-com:office:word" xmlns:w="http://schemas.openxmlformats.org/wordprocessingml/2006/main" xmlns:w14="http://schemas.microsoft.com/office/word/2010/wordml" xmlns:w15="http://schemas.microsoft.com/office/word/2012/wordml" xmlns:w16cex="http://schemas.microsoft.com/office/word/2018/wordml/cex" xmlns:w16cid="http://schemas.microsoft.com/office/word/2016/wordml/cid" xmlns:w16="http://schemas.microsoft.com/office/word/2018/wordml" xmlns:w16sdtdh="http://schemas.microsoft.com/office/word/2020/wordml/sdtdatahash" xmlns:w16sdtfl="http://schemas.microsoft.com/office/word/2024/wordml/sdtformatlock" xmlns:w16se="http://schemas.microsoft.com/office/word/2015/wordml/symex" xmlns:w16du="http://schemas.microsoft.com/office/word/2023/wordml/word16du" xmlns:wne="http://schemas.microsoft.com/office/word/2006/wordml" mc:Ignorable="w14 w15 w16se w16cid w16 w16cex w16sdtdh w16sdtfl w16du wp14">
   <w:p>
     <w:pPr>
       <w:pStyle w:val="Header"/>
@@ -12117,7 +12119,7 @@
 </file>
 
 <file path=word/header2.xml><?xml version="1.0" encoding="utf-8"?>
-<w:hdr xmlns:wpc="http://schemas.microsoft.com/office/word/2010/wordprocessingCanvas" xmlns:cx="http://schemas.microsoft.com/office/drawing/2014/chartex" xmlns:cx1="http://schemas.microsoft.com/office/drawing/2015/9/8/chartex" xmlns:cx2="http://schemas.microsoft.com/office/drawing/2015/10/21/chartex" xmlns:cx3="http://schemas.microsoft.com/office/drawing/2016/5/9/chartex" xmlns:cx4="http://schemas.microsoft.com/office/drawing/2016/5/10/chartex" xmlns:cx5="http://schemas.microsoft.com/office/drawing/2016/5/11/chartex" xmlns:cx6="http://schemas.microsoft.com/office/drawing/2016/5/12/chartex" xmlns:cx7="http://schemas.microsoft.com/office/drawing/2016/5/13/chartex" xmlns:cx8="http://schemas.microsoft.com/office/drawing/2016/5/14/chartex" xmlns:mc="http://schemas.openxmlformats.org/markup-compatibility/2006" xmlns:aink="http://schemas.microsoft.com/office/drawing/2016/ink" xmlns:am3d="http://schemas.microsoft.com/office/drawing/2017/model3d" xmlns:o="urn:schemas-microsoft-com:office:office" xmlns:oel="http://schemas.microsoft.com/office/2019/extlst" xmlns:r="http://schemas.openxmlformats.org/officeDocument/2006/relationships" xmlns:m="http://schemas.openxmlformats.org/officeDocument/2006/math" xmlns:v="urn:schemas-microsoft-com:vml" xmlns:wp14="http://schemas.microsoft.com/office/word/2010/wordprocessingDrawing" xmlns:wp="http://schemas.openxmlformats.org/drawingml/2006/wordprocessingDrawing" xmlns:w10="urn:schemas-microsoft-com:office:word" xmlns:w="http://schemas.openxmlformats.org/wordprocessingml/2006/main" xmlns:w14="http://schemas.microsoft.com/office/word/2010/wordml" xmlns:w15="http://schemas.microsoft.com/office/word/2012/wordml" xmlns:w16cex="http://schemas.microsoft.com/office/word/2018/wordml/cex" xmlns:w16cid="http://schemas.microsoft.com/office/word/2016/wordml/cid" xmlns:w16="http://schemas.microsoft.com/office/word/2018/wordml" xmlns:w16du="http://schemas.microsoft.com/office/word/2023/wordml/word16du" xmlns:w16sdtdh="http://schemas.microsoft.com/office/word/2020/wordml/sdtdatahash" xmlns:w16sdtfl="http://schemas.microsoft.com/office/word/2024/wordml/sdtformatlock" xmlns:w16se="http://schemas.microsoft.com/office/word/2015/wordml/symex" xmlns:wpg="http://schemas.microsoft.com/office/word/2010/wordprocessingGroup" xmlns:wpi="http://schemas.microsoft.com/office/word/2010/wordprocessingInk" xmlns:wne="http://schemas.microsoft.com/office/word/2006/wordml" xmlns:wps="http://schemas.microsoft.com/office/word/2010/wordprocessingShape" mc:Ignorable="w14 w15 w16se w16cid w16 w16cex w16sdtdh w16sdtfl w16du wp14">
+<w:hdr xmlns:wpc="http://schemas.microsoft.com/office/word/2010/wordprocessingCanvas" xmlns:cx="http://schemas.microsoft.com/office/drawing/2014/chartex" xmlns:cx1="http://schemas.microsoft.com/office/drawing/2015/9/8/chartex" xmlns:cx2="http://schemas.microsoft.com/office/drawing/2015/10/21/chartex" xmlns:cx3="http://schemas.microsoft.com/office/drawing/2016/5/9/chartex" xmlns:cx4="http://schemas.microsoft.com/office/drawing/2016/5/10/chartex" xmlns:cx5="http://schemas.microsoft.com/office/drawing/2016/5/11/chartex" xmlns:cx6="http://schemas.microsoft.com/office/drawing/2016/5/12/chartex" xmlns:cx7="http://schemas.microsoft.com/office/drawing/2016/5/13/chartex" xmlns:cx8="http://schemas.microsoft.com/office/drawing/2016/5/14/chartex" xmlns:mc="http://schemas.openxmlformats.org/markup-compatibility/2006" xmlns:m="http://schemas.openxmlformats.org/officeDocument/2006/math" xmlns:aink="http://schemas.microsoft.com/office/drawing/2016/ink" xmlns:am3d="http://schemas.microsoft.com/office/drawing/2017/model3d" xmlns:oel="http://schemas.microsoft.com/office/2019/extlst" xmlns:r="http://schemas.openxmlformats.org/officeDocument/2006/relationships" xmlns:wp14="http://schemas.microsoft.com/office/word/2010/wordprocessingDrawing" xmlns:wp="http://schemas.openxmlformats.org/drawingml/2006/wordprocessingDrawing" xmlns:wpg="http://schemas.microsoft.com/office/word/2010/wordprocessingGroup" xmlns:wpi="http://schemas.microsoft.com/office/word/2010/wordprocessingInk" xmlns:wps="http://schemas.microsoft.com/office/word/2010/wordprocessingShape" xmlns:o="urn:schemas-microsoft-com:office:office" xmlns:v="urn:schemas-microsoft-com:vml" xmlns:w10="urn:schemas-microsoft-com:office:word" xmlns:w="http://schemas.openxmlformats.org/wordprocessingml/2006/main" xmlns:w14="http://schemas.microsoft.com/office/word/2010/wordml" xmlns:w15="http://schemas.microsoft.com/office/word/2012/wordml" xmlns:w16cex="http://schemas.microsoft.com/office/word/2018/wordml/cex" xmlns:w16cid="http://schemas.microsoft.com/office/word/2016/wordml/cid" xmlns:w16="http://schemas.microsoft.com/office/word/2018/wordml" xmlns:w16sdtdh="http://schemas.microsoft.com/office/word/2020/wordml/sdtdatahash" xmlns:w16sdtfl="http://schemas.microsoft.com/office/word/2024/wordml/sdtformatlock" xmlns:w16se="http://schemas.microsoft.com/office/word/2015/wordml/symex" xmlns:w16du="http://schemas.microsoft.com/office/word/2023/wordml/word16du" xmlns:wne="http://schemas.microsoft.com/office/word/2006/wordml" mc:Ignorable="w14 w15 w16se w16cid w16 w16cex w16sdtdh w16sdtfl w16du wp14">
   <w:p>
     <w:pPr>
       <w:pStyle w:val="Header"/>
@@ -12202,7 +12204,7 @@
 </file>
 
 <file path=word/numbering.xml><?xml version="1.0" encoding="utf-8"?>
-<w:numbering xmlns:wpc="http://schemas.microsoft.com/office/word/2010/wordprocessingCanvas" xmlns:cx="http://schemas.microsoft.com/office/drawing/2014/chartex" xmlns:cx1="http://schemas.microsoft.com/office/drawing/2015/9/8/chartex" xmlns:cx2="http://schemas.microsoft.com/office/drawing/2015/10/21/chartex" xmlns:cx3="http://schemas.microsoft.com/office/drawing/2016/5/9/chartex" xmlns:cx4="http://schemas.microsoft.com/office/drawing/2016/5/10/chartex" xmlns:cx5="http://schemas.microsoft.com/office/drawing/2016/5/11/chartex" xmlns:cx6="http://schemas.microsoft.com/office/drawing/2016/5/12/chartex" xmlns:cx7="http://schemas.microsoft.com/office/drawing/2016/5/13/chartex" xmlns:cx8="http://schemas.microsoft.com/office/drawing/2016/5/14/chartex" xmlns:mc="http://schemas.openxmlformats.org/markup-compatibility/2006" xmlns:aink="http://schemas.microsoft.com/office/drawing/2016/ink" xmlns:am3d="http://schemas.microsoft.com/office/drawing/2017/model3d" xmlns:o="urn:schemas-microsoft-com:office:office" xmlns:oel="http://schemas.microsoft.com/office/2019/extlst" xmlns:r="http://schemas.openxmlformats.org/officeDocument/2006/relationships" xmlns:m="http://schemas.openxmlformats.org/officeDocument/2006/math" xmlns:v="urn:schemas-microsoft-com:vml" xmlns:wp14="http://schemas.microsoft.com/office/word/2010/wordprocessingDrawing" xmlns:wp="http://schemas.openxmlformats.org/drawingml/2006/wordprocessingDrawing" xmlns:w10="urn:schemas-microsoft-com:office:word" xmlns:w="http://schemas.openxmlformats.org/wordprocessingml/2006/main" xmlns:w14="http://schemas.microsoft.com/office/word/2010/wordml" xmlns:w15="http://schemas.microsoft.com/office/word/2012/wordml" xmlns:w16cex="http://schemas.microsoft.com/office/word/2018/wordml/cex" xmlns:w16cid="http://schemas.microsoft.com/office/word/2016/wordml/cid" xmlns:w16="http://schemas.microsoft.com/office/word/2018/wordml" xmlns:w16du="http://schemas.microsoft.com/office/word/2023/wordml/word16du" xmlns:w16sdtdh="http://schemas.microsoft.com/office/word/2020/wordml/sdtdatahash" xmlns:w16sdtfl="http://schemas.microsoft.com/office/word/2024/wordml/sdtformatlock" xmlns:w16se="http://schemas.microsoft.com/office/word/2015/wordml/symex" xmlns:wpg="http://schemas.microsoft.com/office/word/2010/wordprocessingGroup" xmlns:wpi="http://schemas.microsoft.com/office/word/2010/wordprocessingInk" xmlns:wne="http://schemas.microsoft.com/office/word/2006/wordml" xmlns:wps="http://schemas.microsoft.com/office/word/2010/wordprocessingShape" mc:Ignorable="w14 w15 w16se w16cid w16 w16cex w16sdtdh w16sdtfl w16du wp14">
+<w:numbering xmlns:wpc="http://schemas.microsoft.com/office/word/2010/wordprocessingCanvas" xmlns:cx="http://schemas.microsoft.com/office/drawing/2014/chartex" xmlns:cx1="http://schemas.microsoft.com/office/drawing/2015/9/8/chartex" xmlns:cx2="http://schemas.microsoft.com/office/drawing/2015/10/21/chartex" xmlns:cx3="http://schemas.microsoft.com/office/drawing/2016/5/9/chartex" xmlns:cx4="http://schemas.microsoft.com/office/drawing/2016/5/10/chartex" xmlns:cx5="http://schemas.microsoft.com/office/drawing/2016/5/11/chartex" xmlns:cx6="http://schemas.microsoft.com/office/drawing/2016/5/12/chartex" xmlns:cx7="http://schemas.microsoft.com/office/drawing/2016/5/13/chartex" xmlns:cx8="http://schemas.microsoft.com/office/drawing/2016/5/14/chartex" xmlns:mc="http://schemas.openxmlformats.org/markup-compatibility/2006" xmlns:m="http://schemas.openxmlformats.org/officeDocument/2006/math" xmlns:aink="http://schemas.microsoft.com/office/drawing/2016/ink" xmlns:am3d="http://schemas.microsoft.com/office/drawing/2017/model3d" xmlns:oel="http://schemas.microsoft.com/office/2019/extlst" xmlns:r="http://schemas.openxmlformats.org/officeDocument/2006/relationships" xmlns:wp14="http://schemas.microsoft.com/office/word/2010/wordprocessingDrawing" xmlns:wp="http://schemas.openxmlformats.org/drawingml/2006/wordprocessingDrawing" xmlns:wpg="http://schemas.microsoft.com/office/word/2010/wordprocessingGroup" xmlns:wpi="http://schemas.microsoft.com/office/word/2010/wordprocessingInk" xmlns:wps="http://schemas.microsoft.com/office/word/2010/wordprocessingShape" xmlns:o="urn:schemas-microsoft-com:office:office" xmlns:v="urn:schemas-microsoft-com:vml" xmlns:w10="urn:schemas-microsoft-com:office:word" xmlns:w="http://schemas.openxmlformats.org/wordprocessingml/2006/main" xmlns:w14="http://schemas.microsoft.com/office/word/2010/wordml" xmlns:w15="http://schemas.microsoft.com/office/word/2012/wordml" xmlns:w16cex="http://schemas.microsoft.com/office/word/2018/wordml/cex" xmlns:w16cid="http://schemas.microsoft.com/office/word/2016/wordml/cid" xmlns:w16="http://schemas.microsoft.com/office/word/2018/wordml" xmlns:w16sdtdh="http://schemas.microsoft.com/office/word/2020/wordml/sdtdatahash" xmlns:w16sdtfl="http://schemas.microsoft.com/office/word/2024/wordml/sdtformatlock" xmlns:w16se="http://schemas.microsoft.com/office/word/2015/wordml/symex" xmlns:w16du="http://schemas.microsoft.com/office/word/2023/wordml/word16du" xmlns:wne="http://schemas.microsoft.com/office/word/2006/wordml" mc:Ignorable="w14 w15 w16se w16cid w16 w16cex w16sdtdh w16sdtfl w16du wp14">
   <w:abstractNum w:abstractNumId="0" w15:restartNumberingAfterBreak="0">
     <w:nsid w:val="15145751"/>
     <w:multiLevelType w:val="hybridMultilevel"/>
@@ -12645,7 +12647,7 @@
 </file>
 
 <file path=word/people.xml><?xml version="1.0" encoding="utf-8"?>
-<w15:people xmlns:wpc="http://schemas.microsoft.com/office/word/2010/wordprocessingCanvas" xmlns:cx="http://schemas.microsoft.com/office/drawing/2014/chartex" xmlns:cx1="http://schemas.microsoft.com/office/drawing/2015/9/8/chartex" xmlns:cx2="http://schemas.microsoft.com/office/drawing/2015/10/21/chartex" xmlns:cx3="http://schemas.microsoft.com/office/drawing/2016/5/9/chartex" xmlns:cx4="http://schemas.microsoft.com/office/drawing/2016/5/10/chartex" xmlns:cx5="http://schemas.microsoft.com/office/drawing/2016/5/11/chartex" xmlns:cx6="http://schemas.microsoft.com/office/drawing/2016/5/12/chartex" xmlns:cx7="http://schemas.microsoft.com/office/drawing/2016/5/13/chartex" xmlns:cx8="http://schemas.microsoft.com/office/drawing/2016/5/14/chartex" xmlns:mc="http://schemas.openxmlformats.org/markup-compatibility/2006" xmlns:aink="http://schemas.microsoft.com/office/drawing/2016/ink" xmlns:am3d="http://schemas.microsoft.com/office/drawing/2017/model3d" xmlns:o="urn:schemas-microsoft-com:office:office" xmlns:oel="http://schemas.microsoft.com/office/2019/extlst" xmlns:r="http://schemas.openxmlformats.org/officeDocument/2006/relationships" xmlns:m="http://schemas.openxmlformats.org/officeDocument/2006/math" xmlns:v="urn:schemas-microsoft-com:vml" xmlns:wp14="http://schemas.microsoft.com/office/word/2010/wordprocessingDrawing" xmlns:wp="http://schemas.openxmlformats.org/drawingml/2006/wordprocessingDrawing" xmlns:w10="urn:schemas-microsoft-com:office:word" xmlns:w="http://schemas.openxmlformats.org/wordprocessingml/2006/main" xmlns:w14="http://schemas.microsoft.com/office/word/2010/wordml" xmlns:w15="http://schemas.microsoft.com/office/word/2012/wordml" xmlns:w16cex="http://schemas.microsoft.com/office/word/2018/wordml/cex" xmlns:w16cid="http://schemas.microsoft.com/office/word/2016/wordml/cid" xmlns:w16="http://schemas.microsoft.com/office/word/2018/wordml" xmlns:w16du="http://schemas.microsoft.com/office/word/2023/wordml/word16du" xmlns:w16sdtdh="http://schemas.microsoft.com/office/word/2020/wordml/sdtdatahash" xmlns:w16sdtfl="http://schemas.microsoft.com/office/word/2024/wordml/sdtformatlock" xmlns:w16se="http://schemas.microsoft.com/office/word/2015/wordml/symex" xmlns:wpg="http://schemas.microsoft.com/office/word/2010/wordprocessingGroup" xmlns:wpi="http://schemas.microsoft.com/office/word/2010/wordprocessingInk" xmlns:wne="http://schemas.microsoft.com/office/word/2006/wordml" xmlns:wps="http://schemas.microsoft.com/office/word/2010/wordprocessingShape" mc:Ignorable="w14 w15 w16se w16cid w16 w16cex w16sdtdh w16sdtfl w16du wp14">
+<w15:people xmlns:wpc="http://schemas.microsoft.com/office/word/2010/wordprocessingCanvas" xmlns:cx="http://schemas.microsoft.com/office/drawing/2014/chartex" xmlns:cx1="http://schemas.microsoft.com/office/drawing/2015/9/8/chartex" xmlns:cx2="http://schemas.microsoft.com/office/drawing/2015/10/21/chartex" xmlns:cx3="http://schemas.microsoft.com/office/drawing/2016/5/9/chartex" xmlns:cx4="http://schemas.microsoft.com/office/drawing/2016/5/10/chartex" xmlns:cx5="http://schemas.microsoft.com/office/drawing/2016/5/11/chartex" xmlns:cx6="http://schemas.microsoft.com/office/drawing/2016/5/12/chartex" xmlns:cx7="http://schemas.microsoft.com/office/drawing/2016/5/13/chartex" xmlns:cx8="http://schemas.microsoft.com/office/drawing/2016/5/14/chartex" xmlns:mc="http://schemas.openxmlformats.org/markup-compatibility/2006" xmlns:m="http://schemas.openxmlformats.org/officeDocument/2006/math" xmlns:aink="http://schemas.microsoft.com/office/drawing/2016/ink" xmlns:am3d="http://schemas.microsoft.com/office/drawing/2017/model3d" xmlns:oel="http://schemas.microsoft.com/office/2019/extlst" xmlns:r="http://schemas.openxmlformats.org/officeDocument/2006/relationships" xmlns:wp14="http://schemas.microsoft.com/office/word/2010/wordprocessingDrawing" xmlns:wp="http://schemas.openxmlformats.org/drawingml/2006/wordprocessingDrawing" xmlns:wpg="http://schemas.microsoft.com/office/word/2010/wordprocessingGroup" xmlns:wpi="http://schemas.microsoft.com/office/word/2010/wordprocessingInk" xmlns:wps="http://schemas.microsoft.com/office/word/2010/wordprocessingShape" xmlns:o="urn:schemas-microsoft-com:office:office" xmlns:v="urn:schemas-microsoft-com:vml" xmlns:w10="urn:schemas-microsoft-com:office:word" xmlns:w="http://schemas.openxmlformats.org/wordprocessingml/2006/main" xmlns:w14="http://schemas.microsoft.com/office/word/2010/wordml" xmlns:w15="http://schemas.microsoft.com/office/word/2012/wordml" xmlns:w16cex="http://schemas.microsoft.com/office/word/2018/wordml/cex" xmlns:w16cid="http://schemas.microsoft.com/office/word/2016/wordml/cid" xmlns:w16="http://schemas.microsoft.com/office/word/2018/wordml" xmlns:w16sdtdh="http://schemas.microsoft.com/office/word/2020/wordml/sdtdatahash" xmlns:w16sdtfl="http://schemas.microsoft.com/office/word/2024/wordml/sdtformatlock" xmlns:w16se="http://schemas.microsoft.com/office/word/2015/wordml/symex" xmlns:w16du="http://schemas.microsoft.com/office/word/2023/wordml/word16du" xmlns:wne="http://schemas.microsoft.com/office/word/2006/wordml" mc:Ignorable="w14 w15 w16se w16cid w16 w16cex w16sdtdh w16sdtfl w16du wp14">
   <w15:person w15:author="James Dell">
     <w15:presenceInfo w15:providerId="AD" w15:userId="S::James.Dell@planet-it.net::473c7a0d-619f-4459-a135-45d1413fbe4c"/>
   </w15:person>
@@ -12656,7 +12658,7 @@
 </file>
 
 <file path=word/styles.xml><?xml version="1.0" encoding="utf-8"?>
-<w:styles xmlns:mc="http://schemas.openxmlformats.org/markup-compatibility/2006" xmlns:r="http://schemas.openxmlformats.org/officeDocument/2006/relationships" xmlns:w="http://schemas.openxmlformats.org/wordprocessingml/2006/main" xmlns:w14="http://schemas.microsoft.com/office/word/2010/wordml" xmlns:w15="http://schemas.microsoft.com/office/word/2012/wordml" xmlns:w16cex="http://schemas.microsoft.com/office/word/2018/wordml/cex" xmlns:w16cid="http://schemas.microsoft.com/office/word/2016/wordml/cid" xmlns:w16="http://schemas.microsoft.com/office/word/2018/wordml" xmlns:w16du="http://schemas.microsoft.com/office/word/2023/wordml/word16du" xmlns:w16sdtdh="http://schemas.microsoft.com/office/word/2020/wordml/sdtdatahash" xmlns:w16sdtfl="http://schemas.microsoft.com/office/word/2024/wordml/sdtformatlock" xmlns:w16se="http://schemas.microsoft.com/office/word/2015/wordml/symex" mc:Ignorable="w14 w15 w16se w16cid w16 w16cex w16sdtdh w16sdtfl w16du">
+<w:styles xmlns:mc="http://schemas.openxmlformats.org/markup-compatibility/2006" xmlns:r="http://schemas.openxmlformats.org/officeDocument/2006/relationships" xmlns:w="http://schemas.openxmlformats.org/wordprocessingml/2006/main" xmlns:w14="http://schemas.microsoft.com/office/word/2010/wordml" xmlns:w15="http://schemas.microsoft.com/office/word/2012/wordml" xmlns:w16cex="http://schemas.microsoft.com/office/word/2018/wordml/cex" xmlns:w16cid="http://schemas.microsoft.com/office/word/2016/wordml/cid" xmlns:w16="http://schemas.microsoft.com/office/word/2018/wordml" xmlns:w16sdtdh="http://schemas.microsoft.com/office/word/2020/wordml/sdtdatahash" xmlns:w16sdtfl="http://schemas.microsoft.com/office/word/2024/wordml/sdtformatlock" xmlns:w16se="http://schemas.microsoft.com/office/word/2015/wordml/symex" xmlns:w16du="http://schemas.microsoft.com/office/word/2023/wordml/word16du" mc:Ignorable="w14 w15 w16se w16cid w16 w16cex w16sdtdh w16sdtfl w16du">
   <w:docDefaults>
     <w:rPrDefault>
       <w:rPr>
@@ -14034,6 +14036,10 @@
 </file>
 
 <file path=customXml/item1.xml><?xml version="1.0" encoding="utf-8"?>
+<b:Sources xmlns:b="http://schemas.openxmlformats.org/officeDocument/2006/bibliography" xmlns="http://schemas.openxmlformats.org/officeDocument/2006/bibliography" SelectedStyle="\APASixthEditionOfficeOnline.xsl" StyleName="APA" Version="6"/>
+</file>
+
+<file path=customXml/item2.xml><?xml version="1.0" encoding="utf-8"?>
 <ct:contentTypeSchema xmlns:ct="http://schemas.microsoft.com/office/2006/metadata/contentType" xmlns:ma="http://schemas.microsoft.com/office/2006/metadata/properties/metaAttributes" ct:_="" ma:_="" ma:contentTypeName="Document" ma:contentTypeID="0x01010035785702D987474A98E5EB52BEDD3AA6" ma:contentTypeVersion="19" ma:contentTypeDescription="Create a new document." ma:contentTypeScope="" ma:versionID="7475e8a14b23e3b44613142ca3702c71">
   <xsd:schema xmlns:xsd="http://www.w3.org/2001/XMLSchema" xmlns:xs="http://www.w3.org/2001/XMLSchema" xmlns:p="http://schemas.microsoft.com/office/2006/metadata/properties" xmlns:ns1="http://schemas.microsoft.com/sharepoint/v3" xmlns:ns2="bc555557-3e8b-4e67-83dc-4a843c87bf48" xmlns:ns3="13e5e634-19bb-4da3-8eb1-d732f895062a" targetNamespace="http://schemas.microsoft.com/office/2006/metadata/properties" ma:root="true" ma:fieldsID="a0e591cb8f16aef1e2d445ad70521c76" ns1:_="" ns2:_="" ns3:_="">
     <xsd:import namespace="http://schemas.microsoft.com/sharepoint/v3"/>
@@ -14291,20 +14297,7 @@
 </ct:contentTypeSchema>
 </file>
 
-<file path=customXml/item2.xml><?xml version="1.0" encoding="utf-8"?>
-<b:Sources xmlns:b="http://schemas.openxmlformats.org/officeDocument/2006/bibliography" xmlns="http://schemas.openxmlformats.org/officeDocument/2006/bibliography" SelectedStyle="\APASixthEditionOfficeOnline.xsl" StyleName="APA" Version="6"/>
-</file>
-
 <file path=customXml/item3.xml><?xml version="1.0" encoding="utf-8"?>
-<?mso-contentType ?>
-<FormTemplates xmlns="http://schemas.microsoft.com/sharepoint/v3/contenttype/forms">
-  <Display>DocumentLibraryForm</Display>
-  <Edit>DocumentLibraryForm</Edit>
-  <New>DocumentLibraryForm</New>
-</FormTemplates>
-</file>
-
-<file path=customXml/item4.xml><?xml version="1.0" encoding="utf-8"?>
 <p:properties xmlns:p="http://schemas.microsoft.com/office/2006/metadata/properties" xmlns:xsi="http://www.w3.org/2001/XMLSchema-instance" xmlns:pc="http://schemas.microsoft.com/office/infopath/2007/PartnerControls">
   <documentManagement>
     <_ip_UnifiedCompliancePolicyUIAction xmlns="http://schemas.microsoft.com/sharepoint/v3" xsi:nil="true"/>
@@ -14344,7 +14337,24 @@
 </p:properties>
 </file>
 
+<file path=customXml/item4.xml><?xml version="1.0" encoding="utf-8"?>
+<?mso-contentType ?>
+<FormTemplates xmlns="http://schemas.microsoft.com/sharepoint/v3/contenttype/forms">
+  <Display>DocumentLibraryForm</Display>
+  <Edit>DocumentLibraryForm</Edit>
+  <New>DocumentLibraryForm</New>
+</FormTemplates>
+</file>
+
 <file path=customXml/itemProps1.xml><?xml version="1.0" encoding="utf-8"?>
+<ds:datastoreItem xmlns:ds="http://schemas.openxmlformats.org/officeDocument/2006/customXml" ds:itemID="{41B34B53-803B-4600-951E-8C7B6ABDE6A5}">
+  <ds:schemaRefs>
+    <ds:schemaRef ds:uri="http://schemas.openxmlformats.org/officeDocument/2006/bibliography"/>
+  </ds:schemaRefs>
+</ds:datastoreItem>
+</file>
+
+<file path=customXml/itemProps2.xml><?xml version="1.0" encoding="utf-8"?>
 <ds:datastoreItem xmlns:ds="http://schemas.openxmlformats.org/officeDocument/2006/customXml" ds:itemID="{7F9D1B01-7FEE-4553-9877-3B31209422E5}">
   <ds:schemaRefs>
     <ds:schemaRef ds:uri="http://schemas.microsoft.com/office/2006/metadata/contentType"/>
@@ -14364,23 +14374,7 @@
 </ds:datastoreItem>
 </file>
 
-<file path=customXml/itemProps2.xml><?xml version="1.0" encoding="utf-8"?>
-<ds:datastoreItem xmlns:ds="http://schemas.openxmlformats.org/officeDocument/2006/customXml" ds:itemID="{41B34B53-803B-4600-951E-8C7B6ABDE6A5}">
-  <ds:schemaRefs>
-    <ds:schemaRef ds:uri="http://schemas.openxmlformats.org/officeDocument/2006/bibliography"/>
-  </ds:schemaRefs>
-</ds:datastoreItem>
-</file>
-
 <file path=customXml/itemProps3.xml><?xml version="1.0" encoding="utf-8"?>
-<ds:datastoreItem xmlns:ds="http://schemas.openxmlformats.org/officeDocument/2006/customXml" ds:itemID="{02C30E68-946A-4504-B925-FF5230B8A4C3}">
-  <ds:schemaRefs>
-    <ds:schemaRef ds:uri="http://schemas.microsoft.com/sharepoint/v3/contenttype/forms"/>
-  </ds:schemaRefs>
-</ds:datastoreItem>
-</file>
-
-<file path=customXml/itemProps4.xml><?xml version="1.0" encoding="utf-8"?>
 <ds:datastoreItem xmlns:ds="http://schemas.openxmlformats.org/officeDocument/2006/customXml" ds:itemID="{EDF12601-A8A7-4B7A-9481-1111248E774A}">
   <ds:schemaRefs>
     <ds:schemaRef ds:uri="http://schemas.microsoft.com/office/2006/metadata/properties"/>
@@ -14390,4 +14384,12 @@
     <ds:schemaRef ds:uri="13e5e634-19bb-4da3-8eb1-d732f895062a"/>
   </ds:schemaRefs>
 </ds:datastoreItem>
+</file>
+
+<file path=customXml/itemProps4.xml><?xml version="1.0" encoding="utf-8"?>
+<ds:datastoreItem xmlns:ds="http://schemas.openxmlformats.org/officeDocument/2006/customXml" ds:itemID="{02C30E68-946A-4504-B925-FF5230B8A4C3}">
+  <ds:schemaRefs>
+    <ds:schemaRef ds:uri="http://schemas.microsoft.com/sharepoint/v3/contenttype/forms"/>
+  </ds:schemaRefs>
+</ds:datastoreItem>
 </file>
--- a/planet_it_vciso_template.docx
+++ b/planet_it_vciso_template.docx
@@ -2,9 +2,70 @@
 <file path=word/document.xml><?xml version="1.0" encoding="utf-8"?>
 <w:document xmlns:wpc="http://schemas.microsoft.com/office/word/2010/wordprocessingCanvas" xmlns:cx="http://schemas.microsoft.com/office/drawing/2014/chartex" xmlns:cx1="http://schemas.microsoft.com/office/drawing/2015/9/8/chartex" xmlns:cx2="http://schemas.microsoft.com/office/drawing/2015/10/21/chartex" xmlns:cx3="http://schemas.microsoft.com/office/drawing/2016/5/9/chartex" xmlns:cx4="http://schemas.microsoft.com/office/drawing/2016/5/10/chartex" xmlns:cx5="http://schemas.microsoft.com/office/drawing/2016/5/11/chartex" xmlns:cx6="http://schemas.microsoft.com/office/drawing/2016/5/12/chartex" xmlns:cx7="http://schemas.microsoft.com/office/drawing/2016/5/13/chartex" xmlns:cx8="http://schemas.microsoft.com/office/drawing/2016/5/14/chartex" xmlns:mc="http://schemas.openxmlformats.org/markup-compatibility/2006" xmlns:m="http://schemas.openxmlformats.org/officeDocument/2006/math" xmlns:aink="http://schemas.microsoft.com/office/drawing/2016/ink" xmlns:am3d="http://schemas.microsoft.com/office/drawing/2017/model3d" xmlns:oel="http://schemas.microsoft.com/office/2019/extlst" xmlns:r="http://schemas.openxmlformats.org/officeDocument/2006/relationships" xmlns:wp14="http://schemas.microsoft.com/office/word/2010/wordprocessingDrawing" xmlns:wp="http://schemas.openxmlformats.org/drawingml/2006/wordprocessingDrawing" xmlns:wpg="http://schemas.microsoft.com/office/word/2010/wordprocessingGroup" xmlns:wpi="http://schemas.microsoft.com/office/word/2010/wordprocessingInk" xmlns:wps="http://schemas.microsoft.com/office/word/2010/wordprocessingShape" xmlns:o="urn:schemas-microsoft-com:office:office" xmlns:v="urn:schemas-microsoft-com:vml" xmlns:w10="urn:schemas-microsoft-com:office:word" xmlns:w="http://schemas.openxmlformats.org/wordprocessingml/2006/main" xmlns:w14="http://schemas.microsoft.com/office/word/2010/wordml" xmlns:w15="http://schemas.microsoft.com/office/word/2012/wordml" xmlns:w16cex="http://schemas.microsoft.com/office/word/2018/wordml/cex" xmlns:w16cid="http://schemas.microsoft.com/office/word/2016/wordml/cid" xmlns:w16="http://schemas.microsoft.com/office/word/2018/wordml" xmlns:w16sdtdh="http://schemas.microsoft.com/office/word/2020/wordml/sdtdatahash" xmlns:w16sdtfl="http://schemas.microsoft.com/office/word/2024/wordml/sdtformatlock" xmlns:w16se="http://schemas.microsoft.com/office/word/2015/wordml/symex" xmlns:w16du="http://schemas.microsoft.com/office/word/2023/wordml/word16du" xmlns:wne="http://schemas.microsoft.com/office/word/2006/wordml" mc:Ignorable="w14 w15 w16se w16cid w16 w16cex w16sdtdh w16sdtfl w16du wp14">
   <w:body>
-    <w:bookmarkStart w:id="0" w:name="_Toc530485983"/>
-    <w:bookmarkStart w:id="1" w:name="_Toc530486035"/>
     <w:p>
+      <w:bookmarkStart w:id="0" w:name="_Toc530485983"/>
+      <w:bookmarkStart w:id="1" w:name="_Toc530486035"/>
+      <w:r>
+        <w:rPr>
+          <w:bCs/>
+          <w:noProof/>
+        </w:rPr>
+        <w:drawing>
+          <wp:anchor distT="0" distB="0" distL="114300" distR="114300" simplePos="0" relativeHeight="251657218" behindDoc="0" locked="0" layoutInCell="1" allowOverlap="1" wp14:anchorId="52E05962" wp14:editId="1F7E8E59">
+            <wp:simplePos x="0" y="0"/>
+            <wp:positionH relativeFrom="column">
+              <wp:posOffset>-99695</wp:posOffset>
+            </wp:positionH>
+            <wp:positionV relativeFrom="paragraph">
+              <wp:posOffset>-234315</wp:posOffset>
+            </wp:positionV>
+            <wp:extent cx="4363720" cy="532765"/>
+            <wp:effectExtent l="0" t="0" r="5080" b="635"/>
+            <wp:wrapNone/>
+            <wp:docPr id="9" name="Picture 9"/>
+            <wp:cNvGraphicFramePr>
+              <a:graphicFrameLocks xmlns:a="http://schemas.openxmlformats.org/drawingml/2006/main" noChangeAspect="1"/>
+            </wp:cNvGraphicFramePr>
+            <a:graphic xmlns:a="http://schemas.openxmlformats.org/drawingml/2006/main">
+              <a:graphicData uri="http://schemas.openxmlformats.org/drawingml/2006/picture">
+                <pic:pic xmlns:pic="http://schemas.openxmlformats.org/drawingml/2006/picture">
+                  <pic:nvPicPr>
+                    <pic:cNvPr id="9" name="Picture 9"/>
+                    <pic:cNvPicPr/>
+                  </pic:nvPicPr>
+                  <pic:blipFill>
+                    <a:blip r:embed="rId11">
+                      <a:extLst>
+                        <a:ext uri="{28A0092B-C50C-407E-A947-70E740481C1C}">
+                          <a14:useLocalDpi xmlns:a14="http://schemas.microsoft.com/office/drawing/2010/main" val="0"/>
+                        </a:ext>
+                      </a:extLst>
+                    </a:blip>
+                    <a:stretch>
+                      <a:fillRect/>
+                    </a:stretch>
+                  </pic:blipFill>
+                  <pic:spPr>
+                    <a:xfrm>
+                      <a:off x="0" y="0"/>
+                      <a:ext cx="4363720" cy="532765"/>
+                    </a:xfrm>
+                    <a:prstGeom prst="rect">
+                      <a:avLst/>
+                    </a:prstGeom>
+                  </pic:spPr>
+                </pic:pic>
+              </a:graphicData>
+            </a:graphic>
+            <wp14:sizeRelH relativeFrom="page">
+              <wp14:pctWidth>0</wp14:pctWidth>
+            </wp14:sizeRelH>
+            <wp14:sizeRelV relativeFrom="page">
+              <wp14:pctHeight>0</wp14:pctHeight>
+            </wp14:sizeRelV>
+          </wp:anchor>
+        </w:drawing>
+      </w:r>
       <w:r>
         <w:rPr>
           <w:bCs/>
@@ -13,7 +74,7 @@
         <mc:AlternateContent>
           <mc:Choice Requires="wps">
             <w:drawing>
-              <wp:anchor distT="0" distB="0" distL="114300" distR="114300" simplePos="0" relativeHeight="251657217" behindDoc="0" locked="0" layoutInCell="1" allowOverlap="1" wp14:anchorId="315D2796" wp14:editId="350DEDD9">
+              <wp:anchor distT="0" distB="0" distL="114300" distR="114300" simplePos="0" relativeHeight="251657217" behindDoc="0" locked="0" layoutInCell="1" allowOverlap="1" wp14:anchorId="315D2796" wp14:editId="1CB24A56">
                 <wp:simplePos x="0" y="0"/>
                 <wp:positionH relativeFrom="page">
                   <wp:posOffset>-53431</wp:posOffset>
@@ -115,67 +176,6 @@
           <w:noProof/>
         </w:rPr>
         <w:drawing>
-          <wp:anchor distT="0" distB="0" distL="114300" distR="114300" simplePos="0" relativeHeight="251657218" behindDoc="0" locked="0" layoutInCell="1" allowOverlap="1" wp14:anchorId="52E05962" wp14:editId="726A62C3">
-            <wp:simplePos x="0" y="0"/>
-            <wp:positionH relativeFrom="column">
-              <wp:posOffset>-95885</wp:posOffset>
-            </wp:positionH>
-            <wp:positionV relativeFrom="paragraph">
-              <wp:posOffset>-312601</wp:posOffset>
-            </wp:positionV>
-            <wp:extent cx="4363720" cy="685800"/>
-            <wp:effectExtent l="0" t="0" r="5080" b="0"/>
-            <wp:wrapNone/>
-            <wp:docPr id="9" name="Picture 9"/>
-            <wp:cNvGraphicFramePr>
-              <a:graphicFrameLocks xmlns:a="http://schemas.openxmlformats.org/drawingml/2006/main" noChangeAspect="1"/>
-            </wp:cNvGraphicFramePr>
-            <a:graphic xmlns:a="http://schemas.openxmlformats.org/drawingml/2006/main">
-              <a:graphicData uri="http://schemas.openxmlformats.org/drawingml/2006/picture">
-                <pic:pic xmlns:pic="http://schemas.openxmlformats.org/drawingml/2006/picture">
-                  <pic:nvPicPr>
-                    <pic:cNvPr id="9" name="Picture 9"/>
-                    <pic:cNvPicPr/>
-                  </pic:nvPicPr>
-                  <pic:blipFill>
-                    <a:blip r:embed="rId11">
-                      <a:extLst>
-                        <a:ext uri="{28A0092B-C50C-407E-A947-70E740481C1C}">
-                          <a14:useLocalDpi xmlns:a14="http://schemas.microsoft.com/office/drawing/2010/main"/>
-                        </a:ext>
-                      </a:extLst>
-                    </a:blip>
-                    <a:stretch>
-                      <a:fillRect/>
-                    </a:stretch>
-                  </pic:blipFill>
-                  <pic:spPr>
-                    <a:xfrm>
-                      <a:off x="0" y="0"/>
-                      <a:ext cx="4363720" cy="685800"/>
-                    </a:xfrm>
-                    <a:prstGeom prst="rect">
-                      <a:avLst/>
-                    </a:prstGeom>
-                  </pic:spPr>
-                </pic:pic>
-              </a:graphicData>
-            </a:graphic>
-            <wp14:sizeRelH relativeFrom="page">
-              <wp14:pctWidth>0</wp14:pctWidth>
-            </wp14:sizeRelH>
-            <wp14:sizeRelV relativeFrom="page">
-              <wp14:pctHeight>0</wp14:pctHeight>
-            </wp14:sizeRelV>
-          </wp:anchor>
-        </w:drawing>
-      </w:r>
-      <w:r>
-        <w:rPr>
-          <w:bCs/>
-          <w:noProof/>
-        </w:rPr>
-        <w:drawing>
           <wp:anchor distT="0" distB="0" distL="114300" distR="114300" simplePos="0" relativeHeight="251657216" behindDoc="0" locked="0" layoutInCell="1" allowOverlap="1" wp14:anchorId="4F2D5C5B" wp14:editId="3335E138">
             <wp:simplePos x="0" y="0"/>
             <wp:positionH relativeFrom="column">
@@ -272,9 +272,385 @@
           <w:noProof/>
         </w:rPr>
         <mc:AlternateContent>
+          <mc:Choice Requires="wpg">
+            <w:drawing>
+              <wp:anchor distT="0" distB="0" distL="114300" distR="114300" simplePos="0" relativeHeight="251665426" behindDoc="0" locked="0" layoutInCell="1" allowOverlap="1" wp14:anchorId="22C5FDD6" wp14:editId="0C0034BE">
+                <wp:simplePos x="0" y="0"/>
+                <wp:positionH relativeFrom="column">
+                  <wp:posOffset>-660437</wp:posOffset>
+                </wp:positionH>
+                <wp:positionV relativeFrom="paragraph">
+                  <wp:posOffset>7277861</wp:posOffset>
+                </wp:positionV>
+                <wp:extent cx="7049389" cy="1580234"/>
+                <wp:effectExtent l="0" t="0" r="0" b="0"/>
+                <wp:wrapNone/>
+                <wp:docPr id="1744176636" name="Group 12"/>
+                <wp:cNvGraphicFramePr/>
+                <a:graphic xmlns:a="http://schemas.openxmlformats.org/drawingml/2006/main">
+                  <a:graphicData uri="http://schemas.microsoft.com/office/word/2010/wordprocessingGroup">
+                    <wpg:wgp>
+                      <wpg:cNvGrpSpPr/>
+                      <wpg:grpSpPr>
+                        <a:xfrm>
+                          <a:off x="0" y="0"/>
+                          <a:ext cx="7049389" cy="1580234"/>
+                          <a:chOff x="0" y="0"/>
+                          <a:chExt cx="9642454" cy="2162123"/>
+                        </a:xfrm>
+                      </wpg:grpSpPr>
+                      <pic:pic xmlns:pic="http://schemas.openxmlformats.org/drawingml/2006/picture">
+                        <pic:nvPicPr>
+                          <pic:cNvPr id="763493374" name="Picture 2" descr="A picture containing logo&#10;&#10;Description automatically generated">
+                            <a:extLst>
+                              <a:ext uri="{FF2B5EF4-FFF2-40B4-BE49-F238E27FC236}">
+                                <a16:creationId xmlns:a16="http://schemas.microsoft.com/office/drawing/2014/main" id="{07C214CF-87DF-74E6-BA42-DBDC6E46CEF1}"/>
+                              </a:ext>
+                            </a:extLst>
+                          </pic:cNvPr>
+                          <pic:cNvPicPr>
+                            <a:picLocks noChangeAspect="1"/>
+                          </pic:cNvPicPr>
+                        </pic:nvPicPr>
+                        <pic:blipFill>
+                          <a:blip r:embed="rId14" cstate="screen">
+                            <a:extLst>
+                              <a:ext uri="{28A0092B-C50C-407E-A947-70E740481C1C}">
+                                <a14:useLocalDpi xmlns:a14="http://schemas.microsoft.com/office/drawing/2010/main"/>
+                              </a:ext>
+                            </a:extLst>
+                          </a:blip>
+                          <a:stretch>
+                            <a:fillRect/>
+                          </a:stretch>
+                        </pic:blipFill>
+                        <pic:spPr>
+                          <a:xfrm>
+                            <a:off x="5396459" y="1439056"/>
+                            <a:ext cx="1477010" cy="663575"/>
+                          </a:xfrm>
+                          <a:prstGeom prst="rect">
+                            <a:avLst/>
+                          </a:prstGeom>
+                        </pic:spPr>
+                      </pic:pic>
+                      <pic:pic xmlns:pic="http://schemas.openxmlformats.org/drawingml/2006/picture">
+                        <pic:nvPicPr>
+                          <pic:cNvPr id="1345910386" name="Picture 3" descr="A picture containing drawing&#10;&#10;Description automatically generated">
+                            <a:extLst>
+                              <a:ext uri="{FF2B5EF4-FFF2-40B4-BE49-F238E27FC236}">
+                                <a16:creationId xmlns:a16="http://schemas.microsoft.com/office/drawing/2014/main" id="{69E2D973-22CA-AA8E-E26B-7B78A35FA172}"/>
+                              </a:ext>
+                            </a:extLst>
+                          </pic:cNvPr>
+                          <pic:cNvPicPr>
+                            <a:picLocks noChangeAspect="1"/>
+                          </pic:cNvPicPr>
+                        </pic:nvPicPr>
+                        <pic:blipFill>
+                          <a:blip r:embed="rId15" cstate="screen">
+                            <a:extLst>
+                              <a:ext uri="{28A0092B-C50C-407E-A947-70E740481C1C}">
+                                <a14:useLocalDpi xmlns:a14="http://schemas.microsoft.com/office/drawing/2010/main"/>
+                              </a:ext>
+                            </a:extLst>
+                          </a:blip>
+                          <a:stretch>
+                            <a:fillRect/>
+                          </a:stretch>
+                        </pic:blipFill>
+                        <pic:spPr>
+                          <a:xfrm>
+                            <a:off x="0" y="1543987"/>
+                            <a:ext cx="1858010" cy="591185"/>
+                          </a:xfrm>
+                          <a:prstGeom prst="rect">
+                            <a:avLst/>
+                          </a:prstGeom>
+                        </pic:spPr>
+                      </pic:pic>
+                      <pic:pic xmlns:pic="http://schemas.openxmlformats.org/drawingml/2006/picture">
+                        <pic:nvPicPr>
+                          <pic:cNvPr id="281666725" name="Picture 6" descr="A blue and green logo&#10;&#10;AI-generated content may be incorrect.">
+                            <a:extLst>
+                              <a:ext uri="{FF2B5EF4-FFF2-40B4-BE49-F238E27FC236}">
+                                <a16:creationId xmlns:a16="http://schemas.microsoft.com/office/drawing/2014/main" id="{7583C96B-B785-E707-261F-6EB8A421DCB1}"/>
+                              </a:ext>
+                            </a:extLst>
+                          </pic:cNvPr>
+                          <pic:cNvPicPr>
+                            <a:picLocks noChangeAspect="1"/>
+                          </pic:cNvPicPr>
+                        </pic:nvPicPr>
+                        <pic:blipFill>
+                          <a:blip r:embed="rId16" cstate="screen">
+                            <a:extLst>
+                              <a:ext uri="{28A0092B-C50C-407E-A947-70E740481C1C}">
+                                <a14:useLocalDpi xmlns:a14="http://schemas.microsoft.com/office/drawing/2010/main"/>
+                              </a:ext>
+                            </a:extLst>
+                          </a:blip>
+                          <a:stretch>
+                            <a:fillRect/>
+                          </a:stretch>
+                        </pic:blipFill>
+                        <pic:spPr>
+                          <a:xfrm>
+                            <a:off x="2188564" y="1184223"/>
+                            <a:ext cx="815975" cy="977900"/>
+                          </a:xfrm>
+                          <a:prstGeom prst="rect">
+                            <a:avLst/>
+                          </a:prstGeom>
+                        </pic:spPr>
+                      </pic:pic>
+                      <pic:pic xmlns:pic="http://schemas.openxmlformats.org/drawingml/2006/picture">
+                        <pic:nvPicPr>
+                          <pic:cNvPr id="1982592625" name="Picture 7" descr="A close-up of a logo&#10;&#10;AI-generated content may be incorrect.">
+                            <a:extLst>
+                              <a:ext uri="{FF2B5EF4-FFF2-40B4-BE49-F238E27FC236}">
+                                <a16:creationId xmlns:a16="http://schemas.microsoft.com/office/drawing/2014/main" id="{8DF08FE6-675D-D8E0-94DE-B7E2355D2660}"/>
+                              </a:ext>
+                            </a:extLst>
+                          </pic:cNvPr>
+                          <pic:cNvPicPr>
+                            <a:picLocks noChangeAspect="1"/>
+                          </pic:cNvPicPr>
+                        </pic:nvPicPr>
+                        <pic:blipFill>
+                          <a:blip r:embed="rId17" cstate="screen">
+                            <a:extLst>
+                              <a:ext uri="{28A0092B-C50C-407E-A947-70E740481C1C}">
+                                <a14:useLocalDpi xmlns:a14="http://schemas.microsoft.com/office/drawing/2010/main"/>
+                              </a:ext>
+                            </a:extLst>
+                          </a:blip>
+                          <a:stretch>
+                            <a:fillRect/>
+                          </a:stretch>
+                        </pic:blipFill>
+                        <pic:spPr>
+                          <a:xfrm>
+                            <a:off x="3492708" y="719528"/>
+                            <a:ext cx="1268730" cy="663575"/>
+                          </a:xfrm>
+                          <a:prstGeom prst="rect">
+                            <a:avLst/>
+                          </a:prstGeom>
+                        </pic:spPr>
+                      </pic:pic>
+                      <pic:pic xmlns:pic="http://schemas.openxmlformats.org/drawingml/2006/picture">
+                        <pic:nvPicPr>
+                          <pic:cNvPr id="2101309964" name="Picture 9" descr="A close-up of a logo&#10;&#10;AI-generated content may be incorrect.">
+                            <a:extLst>
+                              <a:ext uri="{FF2B5EF4-FFF2-40B4-BE49-F238E27FC236}">
+                                <a16:creationId xmlns:a16="http://schemas.microsoft.com/office/drawing/2014/main" id="{AAA4F421-708A-AF24-73EF-708FD619CEB3}"/>
+                              </a:ext>
+                            </a:extLst>
+                          </pic:cNvPr>
+                          <pic:cNvPicPr>
+                            <a:picLocks noChangeAspect="1"/>
+                          </pic:cNvPicPr>
+                        </pic:nvPicPr>
+                        <pic:blipFill>
+                          <a:blip r:embed="rId18" cstate="screen">
+                            <a:extLst>
+                              <a:ext uri="{28A0092B-C50C-407E-A947-70E740481C1C}">
+                                <a14:useLocalDpi xmlns:a14="http://schemas.microsoft.com/office/drawing/2010/main"/>
+                              </a:ext>
+                            </a:extLst>
+                          </a:blip>
+                          <a:stretch>
+                            <a:fillRect/>
+                          </a:stretch>
+                        </pic:blipFill>
+                        <pic:spPr>
+                          <a:xfrm>
+                            <a:off x="3492708" y="0"/>
+                            <a:ext cx="1269365" cy="663575"/>
+                          </a:xfrm>
+                          <a:prstGeom prst="rect">
+                            <a:avLst/>
+                          </a:prstGeom>
+                        </pic:spPr>
+                      </pic:pic>
+                      <pic:pic xmlns:pic="http://schemas.openxmlformats.org/drawingml/2006/picture">
+                        <pic:nvPicPr>
+                          <pic:cNvPr id="1796106400" name="Picture 10" descr="A close-up of a logo&#10;&#10;AI-generated content may be incorrect.">
+                            <a:extLst>
+                              <a:ext uri="{FF2B5EF4-FFF2-40B4-BE49-F238E27FC236}">
+                                <a16:creationId xmlns:a16="http://schemas.microsoft.com/office/drawing/2014/main" id="{23C7266A-68C3-7DB5-30CC-6C442C7AA6FA}"/>
+                              </a:ext>
+                            </a:extLst>
+                          </pic:cNvPr>
+                          <pic:cNvPicPr>
+                            <a:picLocks noChangeAspect="1"/>
+                          </pic:cNvPicPr>
+                        </pic:nvPicPr>
+                        <pic:blipFill>
+                          <a:blip r:embed="rId19" cstate="screen">
+                            <a:extLst>
+                              <a:ext uri="{28A0092B-C50C-407E-A947-70E740481C1C}">
+                                <a14:useLocalDpi xmlns:a14="http://schemas.microsoft.com/office/drawing/2010/main"/>
+                              </a:ext>
+                            </a:extLst>
+                          </a:blip>
+                          <a:stretch>
+                            <a:fillRect/>
+                          </a:stretch>
+                        </pic:blipFill>
+                        <pic:spPr>
+                          <a:xfrm>
+                            <a:off x="3492708" y="1439056"/>
+                            <a:ext cx="1268730" cy="663575"/>
+                          </a:xfrm>
+                          <a:prstGeom prst="rect">
+                            <a:avLst/>
+                          </a:prstGeom>
+                        </pic:spPr>
+                      </pic:pic>
+                      <pic:pic xmlns:pic="http://schemas.openxmlformats.org/drawingml/2006/picture">
+                        <pic:nvPicPr>
+                          <pic:cNvPr id="1699008980" name="Picture 11" descr="A black and white sign with white text&#10;&#10;AI-generated content may be incorrect.">
+                            <a:extLst>
+                              <a:ext uri="{FF2B5EF4-FFF2-40B4-BE49-F238E27FC236}">
+                                <a16:creationId xmlns:a16="http://schemas.microsoft.com/office/drawing/2014/main" id="{59DDB122-4151-C282-69AC-8668934C403C}"/>
+                              </a:ext>
+                            </a:extLst>
+                          </pic:cNvPr>
+                          <pic:cNvPicPr>
+                            <a:picLocks noChangeAspect="1"/>
+                          </pic:cNvPicPr>
+                        </pic:nvPicPr>
+                        <pic:blipFill>
+                          <a:blip r:embed="rId20" cstate="screen">
+                            <a:extLst>
+                              <a:ext uri="{28A0092B-C50C-407E-A947-70E740481C1C}">
+                                <a14:useLocalDpi xmlns:a14="http://schemas.microsoft.com/office/drawing/2010/main"/>
+                              </a:ext>
+                            </a:extLst>
+                          </a:blip>
+                          <a:srcRect/>
+                          <a:stretch/>
+                        </pic:blipFill>
+                        <pic:spPr>
+                          <a:xfrm>
+                            <a:off x="5456420" y="644577"/>
+                            <a:ext cx="1415415" cy="667385"/>
+                          </a:xfrm>
+                          <a:prstGeom prst="rect">
+                            <a:avLst/>
+                          </a:prstGeom>
+                        </pic:spPr>
+                      </pic:pic>
+                      <pic:pic xmlns:pic="http://schemas.openxmlformats.org/drawingml/2006/picture">
+                        <pic:nvPicPr>
+                          <pic:cNvPr id="1003607936" name="Picture 16" descr="A group of logos on a black background&#10;&#10;AI-generated content may be incorrect.">
+                            <a:extLst>
+                              <a:ext uri="{FF2B5EF4-FFF2-40B4-BE49-F238E27FC236}">
+                                <a16:creationId xmlns:a16="http://schemas.microsoft.com/office/drawing/2014/main" id="{1A2D9C8E-17F0-7AE2-F370-FA894E35CD35}"/>
+                              </a:ext>
+                            </a:extLst>
+                          </pic:cNvPr>
+                          <pic:cNvPicPr>
+                            <a:picLocks noChangeAspect="1"/>
+                          </pic:cNvPicPr>
+                        </pic:nvPicPr>
+                        <pic:blipFill>
+                          <a:blip r:embed="rId21" cstate="screen">
+                            <a:extLst>
+                              <a:ext uri="{28A0092B-C50C-407E-A947-70E740481C1C}">
+                                <a14:useLocalDpi xmlns:a14="http://schemas.microsoft.com/office/drawing/2010/main"/>
+                              </a:ext>
+                            </a:extLst>
+                          </a:blip>
+                          <a:srcRect/>
+                          <a:stretch>
+                            <a:fillRect/>
+                          </a:stretch>
+                        </pic:blipFill>
+                        <pic:spPr>
+                          <a:xfrm>
+                            <a:off x="7240249" y="944380"/>
+                            <a:ext cx="2402205" cy="1149985"/>
+                          </a:xfrm>
+                          <a:prstGeom prst="rect">
+                            <a:avLst/>
+                          </a:prstGeom>
+                        </pic:spPr>
+                      </pic:pic>
+                    </wpg:wgp>
+                  </a:graphicData>
+                </a:graphic>
+                <wp14:sizeRelH relativeFrom="margin">
+                  <wp14:pctWidth>0</wp14:pctWidth>
+                </wp14:sizeRelH>
+                <wp14:sizeRelV relativeFrom="margin">
+                  <wp14:pctHeight>0</wp14:pctHeight>
+                </wp14:sizeRelV>
+              </wp:anchor>
+            </w:drawing>
+          </mc:Choice>
+          <mc:Fallback>
+            <w:pict>
+              <v:group w14:anchorId="1A256209" id="Group 12" o:spid="_x0000_s1026" style="position:absolute;margin-left:-52pt;margin-top:573.05pt;width:555.05pt;height:124.45pt;z-index:251665426;mso-width-relative:margin;mso-height-relative:margin" coordsize="96424,21621" o:gfxdata="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">
+                <v:shapetype id="_x0000_t75" coordsize="21600,21600" o:spt="75" o:preferrelative="t" path="m@4@5l@4@11@9@11@9@5xe" filled="f" stroked="f">
+                  <v:stroke joinstyle="miter"/>
+                  <v:formulas>
+                    <v:f eqn="if lineDrawn pixelLineWidth 0"/>
+                    <v:f eqn="sum @0 1 0"/>
+                    <v:f eqn="sum 0 0 @1"/>
+                    <v:f eqn="prod @2 1 2"/>
+                    <v:f eqn="prod @3 21600 pixelWidth"/>
+                    <v:f eqn="prod @3 21600 pixelHeight"/>
+                    <v:f eqn="sum @0 0 1"/>
+                    <v:f eqn="prod @6 1 2"/>
+                    <v:f eqn="prod @7 21600 pixelWidth"/>
+                    <v:f eqn="sum @8 21600 0"/>
+                    <v:f eqn="prod @7 21600 pixelHeight"/>
+                    <v:f eqn="sum @10 21600 0"/>
+                  </v:formulas>
+                  <v:path o:extrusionok="f" gradientshapeok="t" o:connecttype="rect"/>
+                  <o:lock v:ext="edit" aspectratio="t"/>
+                </v:shapetype>
+                <v:shape id="Picture 2" o:spid="_x0000_s1027" type="#_x0000_t75" alt="A picture containing logo&#10;&#10;Description automatically generated" style="position:absolute;left:53964;top:14390;width:14770;height:6636;visibility:visible;mso-wrap-style:square" o:gfxdata="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">
+                  <v:imagedata r:id="rId22" o:title="A picture containing logo&#10;&#10;Description automatically generated"/>
+                </v:shape>
+                <v:shape id="Picture 3" o:spid="_x0000_s1028" type="#_x0000_t75" alt="A picture containing drawing&#10;&#10;Description automatically generated" style="position:absolute;top:15439;width:18580;height:5912;visibility:visible;mso-wrap-style:square" o:gfxdata="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">
+                  <v:imagedata r:id="rId23" o:title="A picture containing drawing&#10;&#10;Description automatically generated"/>
+                </v:shape>
+                <v:shape id="Picture 6" o:spid="_x0000_s1029" type="#_x0000_t75" alt="A blue and green logo&#10;&#10;AI-generated content may be incorrect." style="position:absolute;left:21885;top:11842;width:8160;height:9779;visibility:visible;mso-wrap-style:square" o:gfxdata="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">
+                  <v:imagedata r:id="rId24" o:title="A blue and green logo&#10;&#10;AI-generated content may be incorrect"/>
+                </v:shape>
+                <v:shape id="Picture 7" o:spid="_x0000_s1030" type="#_x0000_t75" alt="A close-up of a logo&#10;&#10;AI-generated content may be incorrect." style="position:absolute;left:34927;top:7195;width:12687;height:6636;visibility:visible;mso-wrap-style:square" o:gfxdata="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">
+                  <v:imagedata r:id="rId25" o:title="A close-up of a logo&#10;&#10;AI-generated content may be incorrect"/>
+                </v:shape>
+                <v:shape id="Picture 9" o:spid="_x0000_s1031" type="#_x0000_t75" alt="A close-up of a logo&#10;&#10;AI-generated content may be incorrect." style="position:absolute;left:34927;width:12693;height:6635;visibility:visible;mso-wrap-style:square" o:gfxdata="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">
+                  <v:imagedata r:id="rId26" o:title="A close-up of a logo&#10;&#10;AI-generated content may be incorrect"/>
+                </v:shape>
+                <v:shape id="Picture 10" o:spid="_x0000_s1032" type="#_x0000_t75" alt="A close-up of a logo&#10;&#10;AI-generated content may be incorrect." style="position:absolute;left:34927;top:14390;width:12687;height:6636;visibility:visible;mso-wrap-style:square" o:gfxdata="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">
+                  <v:imagedata r:id="rId27" o:title="A close-up of a logo&#10;&#10;AI-generated content may be incorrect"/>
+                </v:shape>
+                <v:shape id="Picture 11" o:spid="_x0000_s1033" type="#_x0000_t75" alt="A black and white sign with white text&#10;&#10;AI-generated content may be incorrect." style="position:absolute;left:54564;top:6445;width:14154;height:6674;visibility:visible;mso-wrap-style:square" o:gfxdata="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">
+                  <v:imagedata r:id="rId28" o:title="A black and white sign with white text&#10;&#10;AI-generated content may be incorrect"/>
+                </v:shape>
+                <v:shape id="Picture 16" o:spid="_x0000_s1034" type="#_x0000_t75" alt="A group of logos on a black background&#10;&#10;AI-generated content may be incorrect." style="position:absolute;left:72402;top:9443;width:24022;height:11500;visibility:visible;mso-wrap-style:square" o:gfxdata="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">
+                  <v:imagedata r:id="rId29" o:title="A group of logos on a black background&#10;&#10;AI-generated content may be incorrect"/>
+                </v:shape>
+              </v:group>
+            </w:pict>
+          </mc:Fallback>
+        </mc:AlternateContent>
+      </w:r>
+      <w:r>
+        <w:rPr>
+          <w:bCs/>
+          <w:noProof/>
+        </w:rPr>
+        <mc:AlternateContent>
           <mc:Choice Requires="wps">
             <w:drawing>
-              <wp:anchor distT="0" distB="0" distL="114300" distR="114300" simplePos="0" relativeHeight="251657219" behindDoc="0" locked="0" layoutInCell="1" allowOverlap="1" wp14:anchorId="25BCA1CF" wp14:editId="765BD73C">
+              <wp:anchor distT="0" distB="0" distL="114300" distR="114300" simplePos="0" relativeHeight="251657219" behindDoc="0" locked="0" layoutInCell="1" allowOverlap="1" wp14:anchorId="25BCA1CF" wp14:editId="2984E41C">
                 <wp:simplePos x="0" y="0"/>
                 <wp:positionH relativeFrom="margin">
                   <wp:posOffset>-253497</wp:posOffset>
@@ -614,67 +990,7 @@
           <w:noProof/>
         </w:rPr>
         <w:drawing>
-          <wp:anchor distT="0" distB="0" distL="114300" distR="114300" simplePos="0" relativeHeight="251657226" behindDoc="0" locked="0" layoutInCell="1" allowOverlap="1" wp14:anchorId="54DFBD68" wp14:editId="7A8E971D">
-            <wp:simplePos x="0" y="0"/>
-            <wp:positionH relativeFrom="column">
-              <wp:posOffset>1842770</wp:posOffset>
-            </wp:positionH>
-            <wp:positionV relativeFrom="paragraph">
-              <wp:posOffset>7636963</wp:posOffset>
-            </wp:positionV>
-            <wp:extent cx="4323080" cy="991870"/>
-            <wp:effectExtent l="0" t="0" r="0" b="0"/>
-            <wp:wrapNone/>
-            <wp:docPr id="1759529464" name="Picture 74" descr="A black and white sign with a person and a tree&#10;&#10;Description automatically generated"/>
-            <wp:cNvGraphicFramePr>
-              <a:graphicFrameLocks xmlns:a="http://schemas.openxmlformats.org/drawingml/2006/main" noChangeAspect="1"/>
-            </wp:cNvGraphicFramePr>
-            <a:graphic xmlns:a="http://schemas.openxmlformats.org/drawingml/2006/main">
-              <a:graphicData uri="http://schemas.openxmlformats.org/drawingml/2006/picture">
-                <pic:pic xmlns:pic="http://schemas.openxmlformats.org/drawingml/2006/picture">
-                  <pic:nvPicPr>
-                    <pic:cNvPr id="1759529464" name="Picture 74" descr="A black and white sign with a person and a tree&#10;&#10;Description automatically generated"/>
-                    <pic:cNvPicPr/>
-                  </pic:nvPicPr>
-                  <pic:blipFill>
-                    <a:blip r:embed="rId14" cstate="print">
-                      <a:extLst>
-                        <a:ext uri="{28A0092B-C50C-407E-A947-70E740481C1C}">
-                          <a14:useLocalDpi xmlns:a14="http://schemas.microsoft.com/office/drawing/2010/main" val="0"/>
-                        </a:ext>
-                      </a:extLst>
-                    </a:blip>
-                    <a:stretch>
-                      <a:fillRect/>
-                    </a:stretch>
-                  </pic:blipFill>
-                  <pic:spPr>
-                    <a:xfrm>
-                      <a:off x="0" y="0"/>
-                      <a:ext cx="4323080" cy="991870"/>
-                    </a:xfrm>
-                    <a:prstGeom prst="rect">
-                      <a:avLst/>
-                    </a:prstGeom>
-                  </pic:spPr>
-                </pic:pic>
-              </a:graphicData>
-            </a:graphic>
-            <wp14:sizeRelH relativeFrom="page">
-              <wp14:pctWidth>0</wp14:pctWidth>
-            </wp14:sizeRelH>
-            <wp14:sizeRelV relativeFrom="page">
-              <wp14:pctHeight>0</wp14:pctHeight>
-            </wp14:sizeRelV>
-          </wp:anchor>
-        </w:drawing>
-      </w:r>
-      <w:r>
-        <w:rPr>
-          <w:noProof/>
-        </w:rPr>
-        <w:drawing>
-          <wp:inline distT="0" distB="0" distL="0" distR="0" wp14:anchorId="48375678" wp14:editId="4CFACC37">
+          <wp:inline distT="0" distB="0" distL="0" distR="0" wp14:anchorId="48375678" wp14:editId="3BF6AEBF">
             <wp:extent cx="826135" cy="1439545"/>
             <wp:effectExtent l="0" t="0" r="0" b="0"/>
             <wp:docPr id="1585102273" name="Picture 1" descr="A sign with red and white text&#10;&#10;Description automatically generated"/>
@@ -689,7 +1005,7 @@
                     <pic:cNvPicPr/>
                   </pic:nvPicPr>
                   <pic:blipFill>
-                    <a:blip r:embed="rId15">
+                    <a:blip r:embed="rId30">
                       <a:extLst>
                         <a:ext uri="{28A0092B-C50C-407E-A947-70E740481C1C}">
                           <a14:useLocalDpi xmlns:a14="http://schemas.microsoft.com/office/drawing/2010/main" val="0"/>
@@ -1342,7 +1658,7 @@
                     <pic:cNvPicPr/>
                   </pic:nvPicPr>
                   <pic:blipFill>
-                    <a:blip r:embed="rId16"/>
+                    <a:blip r:embed="rId31"/>
                     <a:stretch>
                       <a:fillRect/>
                     </a:stretch>
@@ -5285,18 +5601,18 @@
           <w:szCs w:val="24"/>
         </w:rPr>
         <w:drawing>
-          <wp:anchor distT="0" distB="0" distL="114300" distR="114300" simplePos="0" relativeHeight="251657222" behindDoc="0" locked="0" layoutInCell="1" allowOverlap="1" wp14:anchorId="39BDAF95" wp14:editId="7FE4C7ED">
+          <wp:anchor distT="0" distB="0" distL="114300" distR="114300" simplePos="0" relativeHeight="251657222" behindDoc="0" locked="0" layoutInCell="1" allowOverlap="1" wp14:anchorId="39BDAF95" wp14:editId="1CC87EA4">
             <wp:simplePos x="0" y="0"/>
             <wp:positionH relativeFrom="column">
-              <wp:posOffset>-977900</wp:posOffset>
+              <wp:posOffset>-974795</wp:posOffset>
             </wp:positionH>
             <wp:positionV relativeFrom="paragraph">
-              <wp:posOffset>234950</wp:posOffset>
+              <wp:posOffset>231894</wp:posOffset>
             </wp:positionV>
-            <wp:extent cx="7610475" cy="6804709"/>
-            <wp:effectExtent l="0" t="0" r="0" b="0"/>
+            <wp:extent cx="7604516" cy="6804709"/>
+            <wp:effectExtent l="0" t="0" r="3175" b="0"/>
             <wp:wrapNone/>
-            <wp:docPr id="875574388" name="Picture 875574388" descr="Graphical user interface&#10;&#10;Description automatically generated"/>
+            <wp:docPr id="875574388" name="Picture 875574388"/>
             <wp:cNvGraphicFramePr>
               <a:graphicFrameLocks xmlns:a="http://schemas.openxmlformats.org/drawingml/2006/main" noChangeAspect="1"/>
             </wp:cNvGraphicFramePr>
@@ -5304,14 +5620,14 @@
               <a:graphicData uri="http://schemas.openxmlformats.org/drawingml/2006/picture">
                 <pic:pic xmlns:pic="http://schemas.openxmlformats.org/drawingml/2006/picture">
                   <pic:nvPicPr>
-                    <pic:cNvPr id="32" name="Picture 32" descr="Graphical user interface&#10;&#10;Description automatically generated"/>
+                    <pic:cNvPr id="875574388" name="Picture 875574388"/>
                     <pic:cNvPicPr/>
                   </pic:nvPicPr>
                   <pic:blipFill>
-                    <a:blip r:embed="rId21" cstate="email">
+                    <a:blip r:embed="rId36">
                       <a:extLst>
                         <a:ext uri="{28A0092B-C50C-407E-A947-70E740481C1C}">
-                          <a14:useLocalDpi xmlns:a14="http://schemas.microsoft.com/office/drawing/2010/main"/>
+                          <a14:useLocalDpi xmlns:a14="http://schemas.microsoft.com/office/drawing/2010/main" val="0"/>
                         </a:ext>
                       </a:extLst>
                     </a:blip>
@@ -5322,7 +5638,7 @@
                   <pic:spPr>
                     <a:xfrm>
                       <a:off x="0" y="0"/>
-                      <a:ext cx="7610475" cy="6804709"/>
+                      <a:ext cx="7604516" cy="6804709"/>
                     </a:xfrm>
                     <a:prstGeom prst="rect">
                       <a:avLst/>
@@ -5574,7 +5890,7 @@
                           </pic:cNvPicPr>
                         </pic:nvPicPr>
                         <pic:blipFill>
-                          <a:blip r:embed="rId22">
+                          <a:blip r:embed="rId37">
                             <a:extLst>
                               <a:ext uri="{28A0092B-C50C-407E-A947-70E740481C1C}">
                                 <a14:useLocalDpi xmlns:a14="http://schemas.microsoft.com/office/drawing/2010/main" val="0"/>
@@ -5614,7 +5930,7 @@
                           </pic:cNvPicPr>
                         </pic:nvPicPr>
                         <pic:blipFill>
-                          <a:blip r:embed="rId23" cstate="print">
+                          <a:blip r:embed="rId38" cstate="print">
                             <a:extLst>
                               <a:ext uri="{28A0092B-C50C-407E-A947-70E740481C1C}">
                                 <a14:useLocalDpi xmlns:a14="http://schemas.microsoft.com/office/drawing/2010/main" val="0"/>
@@ -5649,7 +5965,7 @@
                           </pic:cNvPicPr>
                         </pic:nvPicPr>
                         <pic:blipFill>
-                          <a:blip r:embed="rId24">
+                          <a:blip r:embed="rId39">
                             <a:clrChange>
                               <a:clrFrom>
                                 <a:srgbClr val="FFFFFF"/>
@@ -5692,13 +6008,13 @@
             <w:pict>
               <v:group w14:anchorId="682D241F" id="Group 33" o:spid="_x0000_s1026" style="position:absolute;margin-left:-69.9pt;margin-top:13.3pt;width:593.1pt;height:619.5pt;z-index:251660306" coordsize="75323,78675" o:gfxdata="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">
                 <v:shape id="Picture 1423970209" o:spid="_x0000_s1027" type="#_x0000_t75" alt="Logo, company name&#10;&#10;Description automatically generated" style="position:absolute;width:75323;height:71342;visibility:visible;mso-wrap-style:square" o:gfxdata="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">
-                  <v:imagedata r:id="rId35" o:title="Logo, company name&#10;&#10;Description automatically generated"/>
+                  <v:imagedata r:id="rId40" o:title="Logo, company name&#10;&#10;Description automatically generated"/>
                 </v:shape>
                 <v:shape id="Picture 24" o:spid="_x0000_s1028" type="#_x0000_t75" alt="Logo&#10;&#10;Description automatically generated" style="position:absolute;left:50695;top:68714;width:14865;height:6655;visibility:visible;mso-wrap-style:square" o:gfxdata="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">
-                  <v:imagedata r:id="rId36" o:title="Logo&#10;&#10;Description automatically generated"/>
+                  <v:imagedata r:id="rId41" o:title="Logo&#10;&#10;Description automatically generated"/>
                 </v:shape>
                 <v:shape id="Picture 2" o:spid="_x0000_s1029" type="#_x0000_t75" alt="Hsl Compliance Ltd" style="position:absolute;left:6858;top:66966;width:21640;height:11709;visibility:visible;mso-wrap-style:square" o:gfxdata="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">
-                  <v:imagedata r:id="rId37" o:title="Hsl Compliance Ltd" chromakey="white"/>
+                  <v:imagedata r:id="rId42" o:title="Hsl Compliance Ltd" chromakey="white"/>
                 </v:shape>
               </v:group>
             </w:pict>
@@ -9819,7 +10135,7 @@
             <w:tcW w:w="2285" w:type="dxa"/>
           </w:tcPr>
           <w:p>
-            <w:hyperlink r:id="rId38" w:history="1">
+            <w:hyperlink r:id="rId43" w:history="1">
               <w:r>
                 <w:rPr>
                   <w:rStyle w:val="Hyperlink"/>
@@ -10465,7 +10781,7 @@
                     <pic:cNvPicPr/>
                   </pic:nvPicPr>
                   <pic:blipFill>
-                    <a:blip r:embed="rId39">
+                    <a:blip r:embed="rId44">
                       <a:extLst>
                         <a:ext uri="{28A0092B-C50C-407E-A947-70E740481C1C}">
                           <a14:useLocalDpi xmlns:a14="http://schemas.microsoft.com/office/drawing/2010/main" val="0"/>
@@ -10507,7 +10823,7 @@
         <mc:AlternateContent>
           <mc:Choice Requires="wpg">
             <w:drawing>
-              <wp:anchor distT="0" distB="0" distL="114300" distR="114300" simplePos="0" relativeHeight="251657228" behindDoc="0" locked="0" layoutInCell="1" allowOverlap="1" wp14:anchorId="392E5ACB" wp14:editId="2971C861">
+              <wp:anchor distT="0" distB="0" distL="114300" distR="114300" simplePos="0" relativeHeight="251657228" behindDoc="0" locked="0" layoutInCell="1" allowOverlap="1" wp14:anchorId="392E5ACB" wp14:editId="41F001EE">
                 <wp:simplePos x="0" y="0"/>
                 <wp:positionH relativeFrom="column">
                   <wp:posOffset>-786130</wp:posOffset>
@@ -10526,10 +10842,10 @@
                       <wpg:cNvGrpSpPr/>
                       <wpg:grpSpPr>
                         <a:xfrm>
-                          <a:off x="0" y="0"/>
-                          <a:ext cx="7320280" cy="4235450"/>
-                          <a:chOff x="0" y="0"/>
-                          <a:chExt cx="7320501" cy="4235506"/>
+                          <a:off x="0" y="63698"/>
+                          <a:ext cx="7320280" cy="4171752"/>
+                          <a:chOff x="0" y="63699"/>
+                          <a:chExt cx="7320501" cy="4171807"/>
                         </a:xfrm>
                       </wpg:grpSpPr>
                       <pic:pic xmlns:pic="http://schemas.openxmlformats.org/drawingml/2006/picture">
@@ -10540,21 +10856,20 @@
                           </pic:cNvPicPr>
                         </pic:nvPicPr>
                         <pic:blipFill>
-                          <a:blip r:embed="rId11">
+                          <a:blip r:embed="rId45">
                             <a:extLst>
                               <a:ext uri="{28A0092B-C50C-407E-A947-70E740481C1C}">
-                                <a14:useLocalDpi xmlns:a14="http://schemas.microsoft.com/office/drawing/2010/main"/>
+                                <a14:useLocalDpi xmlns:a14="http://schemas.microsoft.com/office/drawing/2010/main" val="0"/>
                               </a:ext>
                             </a:extLst>
                           </a:blip>
-                          <a:stretch>
-                            <a:fillRect/>
-                          </a:stretch>
+                          <a:srcRect/>
+                          <a:stretch/>
                         </pic:blipFill>
                         <pic:spPr>
                           <a:xfrm>
-                            <a:off x="1876508" y="0"/>
-                            <a:ext cx="3717925" cy="584200"/>
+                            <a:off x="1876508" y="63699"/>
+                            <a:ext cx="3717925" cy="456802"/>
                           </a:xfrm>
                           <a:prstGeom prst="rect">
                             <a:avLst/>
@@ -10796,7 +11111,7 @@
                           </pic:cNvPicPr>
                         </pic:nvPicPr>
                         <pic:blipFill>
-                          <a:blip r:embed="rId40" cstate="print">
+                          <a:blip r:embed="rId46" cstate="print">
                             <a:extLst>
                               <a:ext uri="{28A0092B-C50C-407E-A947-70E740481C1C}">
                                 <a14:useLocalDpi xmlns:a14="http://schemas.microsoft.com/office/drawing/2010/main" val="0"/>
@@ -10825,7 +11140,7 @@
                           </pic:cNvPicPr>
                         </pic:nvPicPr>
                         <pic:blipFill>
-                          <a:blip r:embed="rId41" cstate="print">
+                          <a:blip r:embed="rId47" cstate="print">
                             <a:extLst>
                               <a:ext uri="{28A0092B-C50C-407E-A947-70E740481C1C}">
                                 <a14:useLocalDpi xmlns:a14="http://schemas.microsoft.com/office/drawing/2010/main" val="0"/>
@@ -10854,7 +11169,7 @@
                           </pic:cNvPicPr>
                         </pic:nvPicPr>
                         <pic:blipFill>
-                          <a:blip r:embed="rId42" cstate="print">
+                          <a:blip r:embed="rId48" cstate="print">
                             <a:extLst>
                               <a:ext uri="{28A0092B-C50C-407E-A947-70E740481C1C}">
                                 <a14:useLocalDpi xmlns:a14="http://schemas.microsoft.com/office/drawing/2010/main" val="0"/>
@@ -10886,28 +11201,9 @@
           </mc:Choice>
           <mc:Fallback>
             <w:pict>
-              <v:group w14:anchorId="392E5ACB" id="Group 32" o:spid="_x0000_s1031" style="position:absolute;margin-left:-61.9pt;margin-top:20.9pt;width:576.4pt;height:333.5pt;z-index:251657228;mso-height-relative:margin" coordsize="73205,42355" o:gfxdata="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">
-                <v:shapetype id="_x0000_t75" coordsize="21600,21600" o:spt="75" o:preferrelative="t" path="m@4@5l@4@11@9@11@9@5xe" filled="f" stroked="f">
-                  <v:stroke joinstyle="miter"/>
-                  <v:formulas>
-                    <v:f eqn="if lineDrawn pixelLineWidth 0"/>
-                    <v:f eqn="sum @0 1 0"/>
-                    <v:f eqn="sum 0 0 @1"/>
-                    <v:f eqn="prod @2 1 2"/>
-                    <v:f eqn="prod @3 21600 pixelWidth"/>
-                    <v:f eqn="prod @3 21600 pixelHeight"/>
-                    <v:f eqn="sum @0 0 1"/>
-                    <v:f eqn="prod @6 1 2"/>
-                    <v:f eqn="prod @7 21600 pixelWidth"/>
-                    <v:f eqn="sum @8 21600 0"/>
-                    <v:f eqn="prod @7 21600 pixelHeight"/>
-                    <v:f eqn="sum @10 21600 0"/>
-                  </v:formulas>
-                  <v:path o:extrusionok="f" gradientshapeok="t" o:connecttype="rect"/>
-                  <o:lock v:ext="edit" aspectratio="t"/>
-                </v:shapetype>
-                <v:shape id="Picture 522" o:spid="_x0000_s1032" type="#_x0000_t75" style="position:absolute;left:18765;width:37179;height:5842;visibility:visible;mso-wrap-style:square" o:gfxdata="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">
-                  <v:imagedata r:id="rId43" o:title=""/>
+              <v:group w14:anchorId="392E5ACB" id="Group 32" o:spid="_x0000_s1031" style="position:absolute;margin-left:-61.9pt;margin-top:20.9pt;width:576.4pt;height:333.5pt;z-index:251657228;mso-height-relative:margin" coordorigin=",636" coordsize="73205,41718" o:gfxdata="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">
+                <v:shape id="Picture 522" o:spid="_x0000_s1032" type="#_x0000_t75" style="position:absolute;left:18765;top:636;width:37179;height:4569;visibility:visible;mso-wrap-style:square" o:gfxdata="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">
+                  <v:imagedata r:id="rId49" o:title=""/>
                 </v:shape>
                 <v:shape id="Text Box 363991275" o:spid="_x0000_s1033" type="#_x0000_t202" style="position:absolute;top:27750;width:24384;height:4064;visibility:visible;mso-wrap-style:square;v-text-anchor:top" o:gfxdata="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" filled="f" stroked="f" strokeweight=".5pt">
                   <v:textbox>
@@ -11074,13 +11370,13 @@
                   </v:textbox>
                 </v:shape>
                 <v:shape id="Picture 529" o:spid="_x0000_s1036" type="#_x0000_t75" alt="A picture containing text, clipart, tableware, light&#10;&#10;Description automatically generated" style="position:absolute;left:9859;top:22979;width:4445;height:4445;visibility:visible;mso-wrap-style:square" o:gfxdata="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">
-                  <v:imagedata r:id="rId44" o:title="A picture containing text, clipart, tableware, light&#10;&#10;Description automatically generated"/>
+                  <v:imagedata r:id="rId50" o:title="A picture containing text, clipart, tableware, light&#10;&#10;Description automatically generated"/>
                 </v:shape>
                 <v:shape id="Picture 530" o:spid="_x0000_s1037" type="#_x0000_t75" alt="Icon&#10;&#10;Description automatically generated" style="position:absolute;left:34985;top:22740;width:4445;height:4445;visibility:visible;mso-wrap-style:square" o:gfxdata="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">
-                  <v:imagedata r:id="rId45" o:title="Icon&#10;&#10;Description automatically generated"/>
+                  <v:imagedata r:id="rId51" o:title="Icon&#10;&#10;Description automatically generated"/>
                 </v:shape>
                 <v:shape id="Picture 533" o:spid="_x0000_s1038" type="#_x0000_t75" alt="Icon&#10;&#10;Description automatically generated" style="position:absolute;left:57805;top:22661;width:4445;height:4445;visibility:visible;mso-wrap-style:square" o:gfxdata="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">
-                  <v:imagedata r:id="rId46" o:title="Icon&#10;&#10;Description automatically generated"/>
+                  <v:imagedata r:id="rId52" o:title="Icon&#10;&#10;Description automatically generated"/>
                 </v:shape>
               </v:group>
             </w:pict>
@@ -11832,8 +12128,8 @@
     <w:bookmarkEnd w:id="11"/>
     <w:p/>
     <w:sectPr>
-      <w:headerReference w:type="default" r:id="rId47"/>
-      <w:headerReference w:type="first" r:id="rId48"/>
+      <w:headerReference w:type="default" r:id="rId53"/>
+      <w:headerReference w:type="first" r:id="rId54"/>
       <w:pgSz w:w="11900" w:h="16840"/>
       <w:pgMar w:top="1972" w:right="1440" w:bottom="1172" w:left="1440" w:header="708" w:footer="708" w:gutter="0"/>
       <w:cols w:space="708"/>
@@ -12059,16 +12355,16 @@
         <w:noProof/>
       </w:rPr>
       <w:drawing>
-        <wp:anchor distT="0" distB="0" distL="114300" distR="114300" simplePos="0" relativeHeight="251658240" behindDoc="1" locked="0" layoutInCell="1" allowOverlap="1" wp14:anchorId="0746F6CC" wp14:editId="0D4F3153">
+        <wp:anchor distT="0" distB="0" distL="114300" distR="114300" simplePos="0" relativeHeight="251658240" behindDoc="1" locked="0" layoutInCell="1" allowOverlap="1" wp14:anchorId="0746F6CC" wp14:editId="2ED7E41F">
           <wp:simplePos x="0" y="0"/>
           <wp:positionH relativeFrom="column">
-            <wp:posOffset>-983329</wp:posOffset>
+            <wp:posOffset>-986828</wp:posOffset>
           </wp:positionH>
           <wp:positionV relativeFrom="paragraph">
-            <wp:posOffset>-457834</wp:posOffset>
+            <wp:posOffset>-449243</wp:posOffset>
           </wp:positionV>
-          <wp:extent cx="7623016" cy="10774717"/>
-          <wp:effectExtent l="0" t="0" r="0" b="0"/>
+          <wp:extent cx="7623016" cy="10755936"/>
+          <wp:effectExtent l="0" t="0" r="0" b="1270"/>
           <wp:wrapNone/>
           <wp:docPr id="7" name="Picture 7"/>
           <wp:cNvGraphicFramePr>
@@ -12078,7 +12374,7 @@
             <a:graphicData uri="http://schemas.openxmlformats.org/drawingml/2006/picture">
               <pic:pic xmlns:pic="http://schemas.openxmlformats.org/drawingml/2006/picture">
                 <pic:nvPicPr>
-                  <pic:cNvPr id="1" name="Planet_Letterhead_vFINAL.pdf"/>
+                  <pic:cNvPr id="7" name="Picture 7"/>
                   <pic:cNvPicPr/>
                 </pic:nvPicPr>
                 <pic:blipFill>
@@ -12096,7 +12392,7 @@
                 <pic:spPr>
                   <a:xfrm>
                     <a:off x="0" y="0"/>
-                    <a:ext cx="7623016" cy="10774717"/>
+                    <a:ext cx="7623016" cy="10755936"/>
                   </a:xfrm>
                   <a:prstGeom prst="rect">
                     <a:avLst/>

--- a/planet_it_vciso_template.docx
+++ b/planet_it_vciso_template.docx
@@ -1072,15 +1072,7 @@
           <w:bCs/>
           <w:color w:val="EE0000"/>
         </w:rPr>
-        <w:t>I</w:t>
-      </w:r>
-      <w:r>
-        <w:rPr>
-          <w:b/>
-          <w:bCs/>
-          <w:color w:val="EE0000"/>
-        </w:rPr>
-        <w:t>nternal Discovery Guide (Consultant Only - Remove Before Sending):</w:t>
+        <w:t>Internal Discovery Guide (Consultant Only - Remove Before Sending):</w:t>
       </w:r>
     </w:p>
     <w:p>
@@ -3661,14 +3653,7 @@
           <w:b/>
           <w:bCs/>
         </w:rPr>
-        <w:t>Domain</w:t>
-      </w:r>
-      <w:r>
-        <w:rPr>
-          <w:b/>
-          <w:bCs/>
-        </w:rPr>
-        <w:t xml:space="preserve">: </w:t>
+        <w:t xml:space="preserve">Domain: </w:t>
       </w:r>
       <w:r>
         <w:t>{{ d.domain_name }}</w:t>
@@ -5428,10 +5413,14 @@
     <w:p/>
     <w:p/>
     <w:p>
+      <w:pPr>
+        <w:pStyle w:val="Heading1"/>
+      </w:pPr>
       <w:r>
         <w:t>Why Planet IT</w:t>
       </w:r>
     </w:p>
+    <w:p/>
     <w:p>
       <w:r>
         <w:t xml:space="preserve">Planet IT is a leading IT company offering complete outsourced IT solutions to organisations across the UK and Europe. Based </w:t>
@@ -10842,7 +10831,7 @@
                       <wpg:cNvGrpSpPr/>
                       <wpg:grpSpPr>
                         <a:xfrm>
-                          <a:off x="0" y="63698"/>
+                          <a:off x="0" y="0"/>
                           <a:ext cx="7320280" cy="4171752"/>
                           <a:chOff x="0" y="63699"/>
                           <a:chExt cx="7320501" cy="4171807"/>
@@ -14332,10 +14321,6 @@
 </file>
 
 <file path=customXml/item1.xml><?xml version="1.0" encoding="utf-8"?>
-<b:Sources xmlns:b="http://schemas.openxmlformats.org/officeDocument/2006/bibliography" xmlns="http://schemas.openxmlformats.org/officeDocument/2006/bibliography" SelectedStyle="\APASixthEditionOfficeOnline.xsl" StyleName="APA" Version="6"/>
-</file>
-
-<file path=customXml/item2.xml><?xml version="1.0" encoding="utf-8"?>
 <ct:contentTypeSchema xmlns:ct="http://schemas.microsoft.com/office/2006/metadata/contentType" xmlns:ma="http://schemas.microsoft.com/office/2006/metadata/properties/metaAttributes" ct:_="" ma:_="" ma:contentTypeName="Document" ma:contentTypeID="0x01010035785702D987474A98E5EB52BEDD3AA6" ma:contentTypeVersion="19" ma:contentTypeDescription="Create a new document." ma:contentTypeScope="" ma:versionID="7475e8a14b23e3b44613142ca3702c71">
   <xsd:schema xmlns:xsd="http://www.w3.org/2001/XMLSchema" xmlns:xs="http://www.w3.org/2001/XMLSchema" xmlns:p="http://schemas.microsoft.com/office/2006/metadata/properties" xmlns:ns1="http://schemas.microsoft.com/sharepoint/v3" xmlns:ns2="bc555557-3e8b-4e67-83dc-4a843c87bf48" xmlns:ns3="13e5e634-19bb-4da3-8eb1-d732f895062a" targetNamespace="http://schemas.microsoft.com/office/2006/metadata/properties" ma:root="true" ma:fieldsID="a0e591cb8f16aef1e2d445ad70521c76" ns1:_="" ns2:_="" ns3:_="">
     <xsd:import namespace="http://schemas.microsoft.com/sharepoint/v3"/>
@@ -14593,6 +14578,15 @@
 </ct:contentTypeSchema>
 </file>
 
+<file path=customXml/item2.xml><?xml version="1.0" encoding="utf-8"?>
+<?mso-contentType ?>
+<FormTemplates xmlns="http://schemas.microsoft.com/sharepoint/v3/contenttype/forms">
+  <Display>DocumentLibraryForm</Display>
+  <Edit>DocumentLibraryForm</Edit>
+  <New>DocumentLibraryForm</New>
+</FormTemplates>
+</file>
+
 <file path=customXml/item3.xml><?xml version="1.0" encoding="utf-8"?>
 <p:properties xmlns:p="http://schemas.microsoft.com/office/2006/metadata/properties" xmlns:xsi="http://www.w3.org/2001/XMLSchema-instance" xmlns:pc="http://schemas.microsoft.com/office/infopath/2007/PartnerControls">
   <documentManagement>
@@ -14634,23 +14628,10 @@
 </file>
 
 <file path=customXml/item4.xml><?xml version="1.0" encoding="utf-8"?>
-<?mso-contentType ?>
-<FormTemplates xmlns="http://schemas.microsoft.com/sharepoint/v3/contenttype/forms">
-  <Display>DocumentLibraryForm</Display>
-  <Edit>DocumentLibraryForm</Edit>
-  <New>DocumentLibraryForm</New>
-</FormTemplates>
+<b:Sources xmlns:b="http://schemas.openxmlformats.org/officeDocument/2006/bibliography" xmlns="http://schemas.openxmlformats.org/officeDocument/2006/bibliography" SelectedStyle="\APASixthEditionOfficeOnline.xsl" StyleName="APA" Version="6"/>
 </file>
 
 <file path=customXml/itemProps1.xml><?xml version="1.0" encoding="utf-8"?>
-<ds:datastoreItem xmlns:ds="http://schemas.openxmlformats.org/officeDocument/2006/customXml" ds:itemID="{41B34B53-803B-4600-951E-8C7B6ABDE6A5}">
-  <ds:schemaRefs>
-    <ds:schemaRef ds:uri="http://schemas.openxmlformats.org/officeDocument/2006/bibliography"/>
-  </ds:schemaRefs>
-</ds:datastoreItem>
-</file>
-
-<file path=customXml/itemProps2.xml><?xml version="1.0" encoding="utf-8"?>
 <ds:datastoreItem xmlns:ds="http://schemas.openxmlformats.org/officeDocument/2006/customXml" ds:itemID="{7F9D1B01-7FEE-4553-9877-3B31209422E5}">
   <ds:schemaRefs>
     <ds:schemaRef ds:uri="http://schemas.microsoft.com/office/2006/metadata/contentType"/>
@@ -14670,6 +14651,14 @@
 </ds:datastoreItem>
 </file>
 
+<file path=customXml/itemProps2.xml><?xml version="1.0" encoding="utf-8"?>
+<ds:datastoreItem xmlns:ds="http://schemas.openxmlformats.org/officeDocument/2006/customXml" ds:itemID="{02C30E68-946A-4504-B925-FF5230B8A4C3}">
+  <ds:schemaRefs>
+    <ds:schemaRef ds:uri="http://schemas.microsoft.com/sharepoint/v3/contenttype/forms"/>
+  </ds:schemaRefs>
+</ds:datastoreItem>
+</file>
+
 <file path=customXml/itemProps3.xml><?xml version="1.0" encoding="utf-8"?>
 <ds:datastoreItem xmlns:ds="http://schemas.openxmlformats.org/officeDocument/2006/customXml" ds:itemID="{EDF12601-A8A7-4B7A-9481-1111248E774A}">
   <ds:schemaRefs>
@@ -14683,9 +14672,9 @@
 </file>
 
 <file path=customXml/itemProps4.xml><?xml version="1.0" encoding="utf-8"?>
-<ds:datastoreItem xmlns:ds="http://schemas.openxmlformats.org/officeDocument/2006/customXml" ds:itemID="{02C30E68-946A-4504-B925-FF5230B8A4C3}">
+<ds:datastoreItem xmlns:ds="http://schemas.openxmlformats.org/officeDocument/2006/customXml" ds:itemID="{41B34B53-803B-4600-951E-8C7B6ABDE6A5}">
   <ds:schemaRefs>
-    <ds:schemaRef ds:uri="http://schemas.microsoft.com/sharepoint/v3/contenttype/forms"/>
+    <ds:schemaRef ds:uri="http://schemas.openxmlformats.org/officeDocument/2006/bibliography"/>
   </ds:schemaRefs>
 </ds:datastoreItem>
 </file>
--- a/planet_it_vciso_template.docx
+++ b/planet_it_vciso_template.docx
@@ -1686,13 +1686,46 @@
       </w:r>
     </w:p>
     <w:p>
+      <w:r>
+        <w:t>{% for comp in compliance_alignment %} Standard: {{ comp.standard }} {% if comp.gaps %} Gaps: {% for gap in comp.gaps %}</w:t>
+      </w:r>
+    </w:p>
+    <w:p/>
+    <w:p>
+      <w:r>
+        <w:t>- {{ gap }} {% endfor %} {% endif %} {% if comp.fill_plan %} Remediation Plans: {% for gp in comp.fill_plan %}</w:t>
+      </w:r>
+    </w:p>
+    <w:p/>
+    <w:p>
+      <w:r>
+        <w:t>- Gap: {{ gp.gap_description }}</w:t>
+      </w:r>
+    </w:p>
+    <w:p/>
+    <w:p>
+      <w:r>
+        <w:t xml:space="preserve">  - Actions: {% for action in gp.recommended_actions %}</w:t>
+      </w:r>
+    </w:p>
+    <w:p>
+      <w:r>
+        <w:t xml:space="preserve">    - {{ action }} {% endfor %}</w:t>
+      </w:r>
+    </w:p>
+    <w:p>
+      <w:r>
+        <w:t xml:space="preserve">  - Owner: {{ gp.owner }}</w:t>
+      </w:r>
+    </w:p>
+    <w:p>
       <w:pPr>
         <w:rPr>
           <w:rStyle w:val="Heading2Char"/>
         </w:rPr>
       </w:pPr>
       <w:r>
-        <w:t>{{ compliance_alignment }}</w:t>
+        <w:t xml:space="preserve">  - Due By: {{ gp.due_by }} {% endfor %} {% endif %} {% endfor %}</w:t>
       </w:r>
     </w:p>
     <w:p>
@@ -1718,6 +1751,23 @@
         <w:t>{{ cost_of_inaction }}</w:t>
       </w:r>
     </w:p>
+    <w:p/>
+    <w:p>
+      <w:r>
+        <w:t>{</w:t>
+      </w:r>
+      <w:r>
+        <w:t>{ cost_of_inaction_summary }}</w:t>
+      </w:r>
+    </w:p>
+    <w:p/>
+    <w:p>
+      <w:r>
+        <w:t>{{ threat_intelligence_context }}</w:t>
+      </w:r>
+    </w:p>
+    <w:p/>
+    <w:p/>
     <w:p/>
     <w:p/>
     <w:p/>
@@ -4260,11 +4310,18 @@
         <w:pStyle w:val="ListParagraph"/>
         <w:numPr>
           <w:ilvl w:val="0"/>
-          <w:numId w:val="4"/>
+          <w:numId w:val="3"/>
         </w:numPr>
       </w:pPr>
       <w:r>
-        <w:t>Foundational Hygeine</w:t>
+        <w:rPr>
+          <w:b/>
+          <w:bCs/>
+        </w:rPr>
+        <w:t>Foundational Hygiene:</w:t>
+      </w:r>
+      <w:r>
+        <w:t xml:space="preserve"> Establishes the essential technical controls and baseline configuration practices required to eliminate common vulnerabilities and protect core corporate assets from opportunistic cyber threats.</w:t>
       </w:r>
     </w:p>
     <w:p>
@@ -4272,11 +4329,18 @@
         <w:pStyle w:val="ListParagraph"/>
         <w:numPr>
           <w:ilvl w:val="0"/>
-          <w:numId w:val="4"/>
+          <w:numId w:val="3"/>
         </w:numPr>
       </w:pPr>
       <w:r>
-        <w:t>Active Managed Defence</w:t>
+        <w:rPr>
+          <w:b/>
+          <w:bCs/>
+        </w:rPr>
+        <w:t>Active Managed Defence:</w:t>
+      </w:r>
+      <w:r>
+        <w:t xml:space="preserve"> Implements continuous security monitoring, real-time threat detection, and proactive incident response workflows to actively contest, isolate, and mitigate live attacks.</w:t>
       </w:r>
     </w:p>
     <w:p>
@@ -4284,11 +4348,18 @@
         <w:pStyle w:val="ListParagraph"/>
         <w:numPr>
           <w:ilvl w:val="0"/>
-          <w:numId w:val="4"/>
+          <w:numId w:val="3"/>
         </w:numPr>
       </w:pPr>
       <w:r>
-        <w:t>Adaptive Governance</w:t>
+        <w:rPr>
+          <w:b/>
+          <w:bCs/>
+        </w:rPr>
+        <w:t>Adaptive Governance:</w:t>
+      </w:r>
+      <w:r>
+        <w:t xml:space="preserve"> Integrates dynamic risk management, regulatory compliance, and continuous policy evolution to align security strategy with shifting business goals and the broader threat landscape.</w:t>
       </w:r>
     </w:p>
     <w:p/>
@@ -4450,6 +4521,7 @@
                 <w:b/>
                 <w:bCs/>
               </w:rPr>
+              <w:lastRenderedPageBreak/>
               <w:t>Phase 1: Foundational Hygiene</w:t>
             </w:r>
             <w:r>
@@ -4535,7 +4607,6 @@
                 <w:b/>
                 <w:bCs/>
               </w:rPr>
-              <w:lastRenderedPageBreak/>
               <w:t>Phase 2: Active Managed Defence</w:t>
             </w:r>
             <w:r>
@@ -4723,40 +4794,13 @@
     <w:p/>
     <w:p>
       <w:r>
-        <w:t>12-Month Success Metrics:</w:t>
-      </w:r>
-    </w:p>
-    <w:p>
-      <w:r>
-        <w:t>{% for metric in success_metrics %}• {{ metric }}</w:t>
-      </w:r>
-    </w:p>
-    <w:p>
-      <w:r>
-        <w:t>{% endfor %}</w:t>
-      </w:r>
-    </w:p>
-    <w:p/>
-    <w:p>
-      <w:r>
-        <w:t>Ongoing Engagement Cadence:</w:t>
-      </w:r>
-    </w:p>
-    <w:p>
-      <w:r>
-        <w:t>{% for cadence in engagement_cadence %}• {{ cadence }}</w:t>
-      </w:r>
-    </w:p>
-    <w:p>
-      <w:pPr>
-        <w:rPr>
-          <w:rStyle w:val="HTMLCode"/>
-          <w:rFonts w:ascii="Roboto" w:eastAsiaTheme="minorHAnsi" w:hAnsi="Roboto" w:cstheme="minorBidi"/>
-          <w:szCs w:val="24"/>
-        </w:rPr>
-      </w:pPr>
-      <w:r>
-        <w:t>{% endfor %}</w:t>
+        <w:t>{{</w:t>
+      </w:r>
+      <w:r>
+        <w:t xml:space="preserve"> partnership_details</w:t>
+      </w:r>
+      <w:r>
+        <w:t xml:space="preserve"> }}</w:t>
       </w:r>
     </w:p>
     <w:p>
@@ -12915,6 +12959,119 @@
       </w:pPr>
     </w:lvl>
   </w:abstractNum>
+  <w:abstractNum w:abstractNumId="4" w15:restartNumberingAfterBreak="0">
+    <w:nsid w:val="7AF31535"/>
+    <w:multiLevelType w:val="hybridMultilevel"/>
+    <w:tmpl w:val="A5FA0B4E"/>
+    <w:lvl w:ilvl="0" w:tplc="08090001">
+      <w:start w:val="1"/>
+      <w:numFmt w:val="bullet"/>
+      <w:lvlText w:val=""/>
+      <w:lvlJc w:val="left"/>
+      <w:pPr>
+        <w:ind w:left="720" w:hanging="360"/>
+      </w:pPr>
+      <w:rPr>
+        <w:rFonts w:ascii="Symbol" w:hAnsi="Symbol" w:hint="default"/>
+      </w:rPr>
+    </w:lvl>
+    <w:lvl w:ilvl="1" w:tplc="08090003" w:tentative="1">
+      <w:start w:val="1"/>
+      <w:numFmt w:val="bullet"/>
+      <w:lvlText w:val="o"/>
+      <w:lvlJc w:val="left"/>
+      <w:pPr>
+        <w:ind w:left="1440" w:hanging="360"/>
+      </w:pPr>
+      <w:rPr>
+        <w:rFonts w:ascii="Courier New" w:hAnsi="Courier New" w:cs="Courier New" w:hint="default"/>
+      </w:rPr>
+    </w:lvl>
+    <w:lvl w:ilvl="2" w:tplc="08090005" w:tentative="1">
+      <w:start w:val="1"/>
+      <w:numFmt w:val="bullet"/>
+      <w:lvlText w:val=""/>
+      <w:lvlJc w:val="left"/>
+      <w:pPr>
+        <w:ind w:left="2160" w:hanging="360"/>
+      </w:pPr>
+      <w:rPr>
+        <w:rFonts w:ascii="Wingdings" w:hAnsi="Wingdings" w:hint="default"/>
+      </w:rPr>
+    </w:lvl>
+    <w:lvl w:ilvl="3" w:tplc="08090001" w:tentative="1">
+      <w:start w:val="1"/>
+      <w:numFmt w:val="bullet"/>
+      <w:lvlText w:val=""/>
+      <w:lvlJc w:val="left"/>
+      <w:pPr>
+        <w:ind w:left="2880" w:hanging="360"/>
+      </w:pPr>
+      <w:rPr>
+        <w:rFonts w:ascii="Symbol" w:hAnsi="Symbol" w:hint="default"/>
+      </w:rPr>
+    </w:lvl>
+    <w:lvl w:ilvl="4" w:tplc="08090003" w:tentative="1">
+      <w:start w:val="1"/>
+      <w:numFmt w:val="bullet"/>
+      <w:lvlText w:val="o"/>
+      <w:lvlJc w:val="left"/>
+      <w:pPr>
+        <w:ind w:left="3600" w:hanging="360"/>
+      </w:pPr>
+      <w:rPr>
+        <w:rFonts w:ascii="Courier New" w:hAnsi="Courier New" w:cs="Courier New" w:hint="default"/>
+      </w:rPr>
+    </w:lvl>
+    <w:lvl w:ilvl="5" w:tplc="08090005" w:tentative="1">
+      <w:start w:val="1"/>
+      <w:numFmt w:val="bullet"/>
+      <w:lvlText w:val=""/>
+      <w:lvlJc w:val="left"/>
+      <w:pPr>
+        <w:ind w:left="4320" w:hanging="360"/>
+      </w:pPr>
+      <w:rPr>
+        <w:rFonts w:ascii="Wingdings" w:hAnsi="Wingdings" w:hint="default"/>
+      </w:rPr>
+    </w:lvl>
+    <w:lvl w:ilvl="6" w:tplc="08090001" w:tentative="1">
+      <w:start w:val="1"/>
+      <w:numFmt w:val="bullet"/>
+      <w:lvlText w:val=""/>
+      <w:lvlJc w:val="left"/>
+      <w:pPr>
+        <w:ind w:left="5040" w:hanging="360"/>
+      </w:pPr>
+      <w:rPr>
+        <w:rFonts w:ascii="Symbol" w:hAnsi="Symbol" w:hint="default"/>
+      </w:rPr>
+    </w:lvl>
+    <w:lvl w:ilvl="7" w:tplc="08090003" w:tentative="1">
+      <w:start w:val="1"/>
+      <w:numFmt w:val="bullet"/>
+      <w:lvlText w:val="o"/>
+      <w:lvlJc w:val="left"/>
+      <w:pPr>
+        <w:ind w:left="5760" w:hanging="360"/>
+      </w:pPr>
+      <w:rPr>
+        <w:rFonts w:ascii="Courier New" w:hAnsi="Courier New" w:cs="Courier New" w:hint="default"/>
+      </w:rPr>
+    </w:lvl>
+    <w:lvl w:ilvl="8" w:tplc="08090005" w:tentative="1">
+      <w:start w:val="1"/>
+      <w:numFmt w:val="bullet"/>
+      <w:lvlText w:val=""/>
+      <w:lvlJc w:val="left"/>
+      <w:pPr>
+        <w:ind w:left="6480" w:hanging="360"/>
+      </w:pPr>
+      <w:rPr>
+        <w:rFonts w:ascii="Wingdings" w:hAnsi="Wingdings" w:hint="default"/>
+      </w:rPr>
+    </w:lvl>
+  </w:abstractNum>
   <w:num w:numId="1" w16cid:durableId="760874054">
     <w:abstractNumId w:val="2"/>
   </w:num>
@@ -12926,6 +13083,9 @@
   </w:num>
   <w:num w:numId="4" w16cid:durableId="918055279">
     <w:abstractNumId w:val="0"/>
+  </w:num>
+  <w:num w:numId="5" w16cid:durableId="31922767">
+    <w:abstractNumId w:val="4"/>
   </w:num>
   <w:numIdMacAtCleanup w:val="4"/>
 </w:numbering>
@@ -14321,6 +14481,50 @@
 </file>
 
 <file path=customXml/item1.xml><?xml version="1.0" encoding="utf-8"?>
+<b:Sources xmlns:b="http://schemas.openxmlformats.org/officeDocument/2006/bibliography" xmlns="http://schemas.openxmlformats.org/officeDocument/2006/bibliography" SelectedStyle="\APASixthEditionOfficeOnline.xsl" StyleName="APA" Version="6"/>
+</file>
+
+<file path=customXml/item2.xml><?xml version="1.0" encoding="utf-8"?>
+<p:properties xmlns:p="http://schemas.microsoft.com/office/2006/metadata/properties" xmlns:xsi="http://www.w3.org/2001/XMLSchema-instance" xmlns:pc="http://schemas.microsoft.com/office/infopath/2007/PartnerControls">
+  <documentManagement>
+    <_ip_UnifiedCompliancePolicyUIAction xmlns="http://schemas.microsoft.com/sharepoint/v3" xsi:nil="true"/>
+    <_ip_UnifiedCompliancePolicyProperties xmlns="http://schemas.microsoft.com/sharepoint/v3" xsi:nil="true"/>
+    <lcf76f155ced4ddcb4097134ff3c332f xmlns="bc555557-3e8b-4e67-83dc-4a843c87bf48">
+      <Terms xmlns="http://schemas.microsoft.com/office/infopath/2007/PartnerControls"/>
+    </lcf76f155ced4ddcb4097134ff3c332f>
+    <TaxCatchAll xmlns="13e5e634-19bb-4da3-8eb1-d732f895062a" xsi:nil="true"/>
+    <SharedWithUsers xmlns="13e5e634-19bb-4da3-8eb1-d732f895062a">
+      <UserInfo>
+        <DisplayName>James Dell</DisplayName>
+        <AccountId>10</AccountId>
+        <AccountType/>
+      </UserInfo>
+      <UserInfo>
+        <DisplayName>Luke Finch</DisplayName>
+        <AccountId>44</AccountId>
+        <AccountType/>
+      </UserInfo>
+      <UserInfo>
+        <DisplayName>Sam Wray</DisplayName>
+        <AccountId>39</AccountId>
+        <AccountType/>
+      </UserInfo>
+      <UserInfo>
+        <DisplayName>Nick Johns</DisplayName>
+        <AccountId>18</AccountId>
+        <AccountType/>
+      </UserInfo>
+      <UserInfo>
+        <DisplayName>Justin Towle</DisplayName>
+        <AccountId>70</AccountId>
+        <AccountType/>
+      </UserInfo>
+    </SharedWithUsers>
+  </documentManagement>
+</p:properties>
+</file>
+
+<file path=customXml/item3.xml><?xml version="1.0" encoding="utf-8"?>
 <ct:contentTypeSchema xmlns:ct="http://schemas.microsoft.com/office/2006/metadata/contentType" xmlns:ma="http://schemas.microsoft.com/office/2006/metadata/properties/metaAttributes" ct:_="" ma:_="" ma:contentTypeName="Document" ma:contentTypeID="0x01010035785702D987474A98E5EB52BEDD3AA6" ma:contentTypeVersion="19" ma:contentTypeDescription="Create a new document." ma:contentTypeScope="" ma:versionID="7475e8a14b23e3b44613142ca3702c71">
   <xsd:schema xmlns:xsd="http://www.w3.org/2001/XMLSchema" xmlns:xs="http://www.w3.org/2001/XMLSchema" xmlns:p="http://schemas.microsoft.com/office/2006/metadata/properties" xmlns:ns1="http://schemas.microsoft.com/sharepoint/v3" xmlns:ns2="bc555557-3e8b-4e67-83dc-4a843c87bf48" xmlns:ns3="13e5e634-19bb-4da3-8eb1-d732f895062a" targetNamespace="http://schemas.microsoft.com/office/2006/metadata/properties" ma:root="true" ma:fieldsID="a0e591cb8f16aef1e2d445ad70521c76" ns1:_="" ns2:_="" ns3:_="">
     <xsd:import namespace="http://schemas.microsoft.com/sharepoint/v3"/>
@@ -14578,7 +14782,7 @@
 </ct:contentTypeSchema>
 </file>
 
-<file path=customXml/item2.xml><?xml version="1.0" encoding="utf-8"?>
+<file path=customXml/item4.xml><?xml version="1.0" encoding="utf-8"?>
 <?mso-contentType ?>
 <FormTemplates xmlns="http://schemas.microsoft.com/sharepoint/v3/contenttype/forms">
   <Display>DocumentLibraryForm</Display>
@@ -14587,51 +14791,27 @@
 </FormTemplates>
 </file>
 
-<file path=customXml/item3.xml><?xml version="1.0" encoding="utf-8"?>
-<p:properties xmlns:p="http://schemas.microsoft.com/office/2006/metadata/properties" xmlns:xsi="http://www.w3.org/2001/XMLSchema-instance" xmlns:pc="http://schemas.microsoft.com/office/infopath/2007/PartnerControls">
-  <documentManagement>
-    <_ip_UnifiedCompliancePolicyUIAction xmlns="http://schemas.microsoft.com/sharepoint/v3" xsi:nil="true"/>
-    <_ip_UnifiedCompliancePolicyProperties xmlns="http://schemas.microsoft.com/sharepoint/v3" xsi:nil="true"/>
-    <lcf76f155ced4ddcb4097134ff3c332f xmlns="bc555557-3e8b-4e67-83dc-4a843c87bf48">
-      <Terms xmlns="http://schemas.microsoft.com/office/infopath/2007/PartnerControls"/>
-    </lcf76f155ced4ddcb4097134ff3c332f>
-    <TaxCatchAll xmlns="13e5e634-19bb-4da3-8eb1-d732f895062a" xsi:nil="true"/>
-    <SharedWithUsers xmlns="13e5e634-19bb-4da3-8eb1-d732f895062a">
-      <UserInfo>
-        <DisplayName>James Dell</DisplayName>
-        <AccountId>10</AccountId>
-        <AccountType/>
-      </UserInfo>
-      <UserInfo>
-        <DisplayName>Luke Finch</DisplayName>
-        <AccountId>44</AccountId>
-        <AccountType/>
-      </UserInfo>
-      <UserInfo>
-        <DisplayName>Sam Wray</DisplayName>
-        <AccountId>39</AccountId>
-        <AccountType/>
-      </UserInfo>
-      <UserInfo>
-        <DisplayName>Nick Johns</DisplayName>
-        <AccountId>18</AccountId>
-        <AccountType/>
-      </UserInfo>
-      <UserInfo>
-        <DisplayName>Justin Towle</DisplayName>
-        <AccountId>70</AccountId>
-        <AccountType/>
-      </UserInfo>
-    </SharedWithUsers>
-  </documentManagement>
-</p:properties>
+<file path=customXml/itemProps1.xml><?xml version="1.0" encoding="utf-8"?>
+<ds:datastoreItem xmlns:ds="http://schemas.openxmlformats.org/officeDocument/2006/customXml" ds:itemID="{41B34B53-803B-4600-951E-8C7B6ABDE6A5}">
+  <ds:schemaRefs>
+    <ds:schemaRef ds:uri="http://schemas.openxmlformats.org/officeDocument/2006/bibliography"/>
+  </ds:schemaRefs>
+</ds:datastoreItem>
 </file>
 
-<file path=customXml/item4.xml><?xml version="1.0" encoding="utf-8"?>
-<b:Sources xmlns:b="http://schemas.openxmlformats.org/officeDocument/2006/bibliography" xmlns="http://schemas.openxmlformats.org/officeDocument/2006/bibliography" SelectedStyle="\APASixthEditionOfficeOnline.xsl" StyleName="APA" Version="6"/>
+<file path=customXml/itemProps2.xml><?xml version="1.0" encoding="utf-8"?>
+<ds:datastoreItem xmlns:ds="http://schemas.openxmlformats.org/officeDocument/2006/customXml" ds:itemID="{EDF12601-A8A7-4B7A-9481-1111248E774A}">
+  <ds:schemaRefs>
+    <ds:schemaRef ds:uri="http://schemas.microsoft.com/office/2006/metadata/properties"/>
+    <ds:schemaRef ds:uri="http://schemas.microsoft.com/office/infopath/2007/PartnerControls"/>
+    <ds:schemaRef ds:uri="http://schemas.microsoft.com/sharepoint/v3"/>
+    <ds:schemaRef ds:uri="bc555557-3e8b-4e67-83dc-4a843c87bf48"/>
+    <ds:schemaRef ds:uri="13e5e634-19bb-4da3-8eb1-d732f895062a"/>
+  </ds:schemaRefs>
+</ds:datastoreItem>
 </file>
 
-<file path=customXml/itemProps1.xml><?xml version="1.0" encoding="utf-8"?>
+<file path=customXml/itemProps3.xml><?xml version="1.0" encoding="utf-8"?>
 <ds:datastoreItem xmlns:ds="http://schemas.openxmlformats.org/officeDocument/2006/customXml" ds:itemID="{7F9D1B01-7FEE-4553-9877-3B31209422E5}">
   <ds:schemaRefs>
     <ds:schemaRef ds:uri="http://schemas.microsoft.com/office/2006/metadata/contentType"/>
@@ -14651,30 +14831,10 @@
 </ds:datastoreItem>
 </file>
 
-<file path=customXml/itemProps2.xml><?xml version="1.0" encoding="utf-8"?>
+<file path=customXml/itemProps4.xml><?xml version="1.0" encoding="utf-8"?>
 <ds:datastoreItem xmlns:ds="http://schemas.openxmlformats.org/officeDocument/2006/customXml" ds:itemID="{02C30E68-946A-4504-B925-FF5230B8A4C3}">
   <ds:schemaRefs>
     <ds:schemaRef ds:uri="http://schemas.microsoft.com/sharepoint/v3/contenttype/forms"/>
   </ds:schemaRefs>
 </ds:datastoreItem>
-</file>
-
-<file path=customXml/itemProps3.xml><?xml version="1.0" encoding="utf-8"?>
-<ds:datastoreItem xmlns:ds="http://schemas.openxmlformats.org/officeDocument/2006/customXml" ds:itemID="{EDF12601-A8A7-4B7A-9481-1111248E774A}">
-  <ds:schemaRefs>
-    <ds:schemaRef ds:uri="http://schemas.microsoft.com/office/2006/metadata/properties"/>
-    <ds:schemaRef ds:uri="http://schemas.microsoft.com/office/infopath/2007/PartnerControls"/>
-    <ds:schemaRef ds:uri="http://schemas.microsoft.com/sharepoint/v3"/>
-    <ds:schemaRef ds:uri="bc555557-3e8b-4e67-83dc-4a843c87bf48"/>
-    <ds:schemaRef ds:uri="13e5e634-19bb-4da3-8eb1-d732f895062a"/>
-  </ds:schemaRefs>
-</ds:datastoreItem>
-</file>
-
-<file path=customXml/itemProps4.xml><?xml version="1.0" encoding="utf-8"?>
-<ds:datastoreItem xmlns:ds="http://schemas.openxmlformats.org/officeDocument/2006/customXml" ds:itemID="{41B34B53-803B-4600-951E-8C7B6ABDE6A5}">
-  <ds:schemaRefs>
-    <ds:schemaRef ds:uri="http://schemas.openxmlformats.org/officeDocument/2006/bibliography"/>
-  </ds:schemaRefs>
-</ds:datastoreItem>
 </file>